--- a/LLDD/word/BE/LLDD-BE-Data-Migration-Cutover.docx
+++ b/LLDD/word/BE/LLDD-BE-Data-Migration-Cutover.docx
@@ -437,7 +437,7 @@
                 <w:rFonts w:ascii="Arial" w:hAnsi="Arial" w:eastAsia="Arial"/>
                 <w:sz w:val="18"/>
               </w:rPr>
-              <w:t>30 ชั่วโมง</w:t>
+              <w:t>40 ชั่วโมง</w:t>
             </w:r>
           </w:p>
         </w:tc>
@@ -576,7 +576,7 @@
         <w:keepLines/>
       </w:pPr>
       <w:r>
-        <w:t>Source-to-target mapping ระดับตาราง/คอลัมน์ (ORA FCS_FRN · MSSQL CPA_FRN_FGI -&gt; 21 ตาราง)</w:t>
+        <w:t>Source-to-target mapping ระดับตาราง/คอลัมน์ (ORA FCS_FRN · MSSQL CPA_FRN_FGI -&gt; 20 ตาราง)</w:t>
       </w:r>
     </w:p>
     <w:p>
@@ -1170,7 +1170,22 @@
                 <w:rFonts w:ascii="Arial" w:hAnsi="Arial" w:eastAsia="Arial"/>
                 <w:sz w:val="18"/>
               </w:rPr>
-              <w:t>YYYY/xxxxx (พ.ศ.)</w:t>
+              <w:t>YYYY/xxxxx (</w:t>
+            </w:r>
+            <w:r>
+              <w:rPr>
+                <w:rFonts w:ascii="Arial" w:hAnsi="Arial" w:eastAsia="Arial"/>
+                <w:b/>
+                <w:sz w:val="18"/>
+              </w:rPr>
+              <w:t>ค.ศ.</w:t>
+            </w:r>
+            <w:r>
+              <w:rPr>
+                <w:rFonts w:ascii="Arial" w:hAnsi="Arial" w:eastAsia="Arial"/>
+                <w:sz w:val="18"/>
+              </w:rPr>
+              <w:t xml:space="preserve"> · มติ 2026-08-06)</w:t>
             </w:r>
           </w:p>
         </w:tc>
@@ -1220,7 +1235,7 @@
                 <w:rFonts w:ascii="Arial" w:hAnsi="Arial" w:eastAsia="Arial"/>
                 <w:sz w:val="18"/>
               </w:rPr>
-              <w:t>แปลงจาก CompDocumentID · ตั้งค่า document_running_numbers.last_running_no ต่อปีให้ตรงกับเลขสูงสุดที่ย้ายมา</w:t>
+              <w:t>แปลงจาก CompDocumentID — ถ้าของเดิมเป็น พ.ศ. ต้องแปลงเป็น ค.ศ. ตอน migrate · ตั้งค่า document_running_numbers.last_running_no ต่อปี (ค.ศ.) ให้ตรงกับเลขสูงสุดที่ย้ายมา</w:t>
             </w:r>
           </w:p>
         </w:tc>
@@ -1300,7 +1315,7 @@
                 <w:rFonts w:ascii="Arial" w:hAnsi="Arial" w:eastAsia="Arial"/>
                 <w:sz w:val="18"/>
               </w:rPr>
-              <w:t>แปลงจาก พ.ศ. ของระบบเดิม</w:t>
+              <w:t>แปลงจาก พ.ศ. ของระบบเดิมด้วย toAD()</w:t>
             </w:r>
           </w:p>
         </w:tc>
@@ -1325,7 +1340,7 @@
                 <w:rFonts w:ascii="Arial" w:hAnsi="Arial" w:eastAsia="Arial"/>
                 <w:sz w:val="18"/>
               </w:rPr>
-              <w:t>แสดงผลเป็น พ.ศ. ที่ FE เท่านั้น</w:t>
+              <w:t>FE แสดง ค.ศ. เป็นค่าเริ่มต้น</w:t>
             </w:r>
           </w:p>
         </w:tc>
@@ -2508,7 +2523,7 @@
                 <w:rFonts w:ascii="Arial" w:hAnsi="Arial" w:eastAsia="Arial"/>
                 <w:sz w:val="18"/>
               </w:rPr>
-              <w:t>PK ActionID · เติม result_category (APPROVE/REJECT/PENDING)</w:t>
+              <w:t>PK ActionID · เติม result_category (APPROVE/REJECT/CANCELLED/PENDING)</w:t>
             </w:r>
           </w:p>
         </w:tc>
@@ -2972,7 +2987,7 @@
                 <w:rFonts w:ascii="Arial" w:hAnsi="Arial" w:eastAsia="Arial"/>
                 <w:sz w:val="18"/>
               </w:rPr>
-              <w:t>FactorProfile / CompetitionProfile / DecisionProfile</w:t>
+              <w:t>FactorProfile / CompetitionProfile</w:t>
             </w:r>
           </w:p>
         </w:tc>
@@ -3022,7 +3037,7 @@
                 <w:rFonts w:ascii="Arial" w:hAnsi="Arial" w:eastAsia="Arial"/>
                 <w:sz w:val="18"/>
               </w:rPr>
-              <w:t>external_factors / competitors / decisions</w:t>
+              <w:t>external_factors / competitors</w:t>
             </w:r>
           </w:p>
         </w:tc>
@@ -3047,7 +3062,22 @@
                 <w:rFonts w:ascii="Arial" w:hAnsi="Arial" w:eastAsia="Arial"/>
                 <w:sz w:val="18"/>
               </w:rPr>
-              <w:t>เป็น seed ของโซน C (ผูกกับ DP-9)</w:t>
+              <w:t xml:space="preserve">เป็น master ที่ SBPGI เป็นเจ้าของ · </w:t>
+            </w:r>
+            <w:r>
+              <w:rPr>
+                <w:rFonts w:ascii="Arial" w:hAnsi="Arial" w:eastAsia="Arial"/>
+                <w:b/>
+                <w:sz w:val="18"/>
+              </w:rPr>
+              <w:t>DecisionProfile ไม่ย้ายมาแล้ว</w:t>
+            </w:r>
+            <w:r>
+              <w:rPr>
+                <w:rFonts w:ascii="Arial" w:hAnsi="Arial" w:eastAsia="Arial"/>
+                <w:sz w:val="18"/>
+              </w:rPr>
+              <w:t xml:space="preserve"> — มติ DP-9 (2026-08-10) ให้ seed ลง common_code ของระบบเดิม (code_type = SBPGI_DECISION) ไม่สร้างตาราง decisions</w:t>
             </w:r>
           </w:p>
         </w:tc>
@@ -3303,7 +3333,7 @@
                 <w:rFonts w:ascii="Arial" w:hAnsi="Arial" w:eastAsia="Arial"/>
                 <w:sz w:val="18"/>
               </w:rPr>
-              <w:t xml:space="preserve">เก็บ ค.ศ. ใน DB · แปลงเป็น พ.ศ. เฉพาะตอนแสดงผล · </w:t>
+              <w:t xml:space="preserve">เก็บ ค.ศ. ใน DB และ </w:t>
             </w:r>
             <w:r>
               <w:rPr>
@@ -3317,7 +3347,22 @@
                 <w:rFonts w:ascii="Arial" w:hAnsi="Arial" w:eastAsia="Arial"/>
                 <w:sz w:val="18"/>
               </w:rPr>
-              <w:t xml:space="preserve"> ยังคงเป็นปี พ.ศ. ตามรูปแบบ YYYY/xxxxx</w:t>
+              <w:t xml:space="preserve"> เป็นปี </w:t>
+            </w:r>
+            <w:r>
+              <w:rPr>
+                <w:rFonts w:ascii="Arial" w:hAnsi="Arial" w:eastAsia="Arial"/>
+                <w:b/>
+                <w:sz w:val="18"/>
+              </w:rPr>
+              <w:t>ค.ศ.</w:t>
+            </w:r>
+            <w:r>
+              <w:rPr>
+                <w:rFonts w:ascii="Arial" w:hAnsi="Arial" w:eastAsia="Arial"/>
+                <w:sz w:val="18"/>
+              </w:rPr>
+              <w:t xml:space="preserve"> ด้วย (มติ 2026-08-06) · ถ้าของเดิมเป็น พ.ศ. ต้องแปลงตอน migrate ด้วย toAD()</w:t>
             </w:r>
           </w:p>
         </w:tc>
@@ -4431,14 +4476,7 @@
                 <w:rFonts w:ascii="Arial" w:hAnsi="Arial" w:eastAsia="Arial"/>
                 <w:sz w:val="18"/>
               </w:rPr>
-              <w:t xml:space="preserve">DP-3 · </w:t>
-            </w:r>
-            <w:r>
-              <w:rPr>
-                <w:rFonts w:ascii="Courier New" w:hAnsi="Courier New" w:eastAsia="Arial"/>
-                <w:sz w:val="18"/>
-              </w:rPr>
-              <w:t>impacted_stores</w:t>
+              <w:t>DP-3 ✅ ตัดสินแล้ว = ทางเลือกที่ 3</w:t>
             </w:r>
           </w:p>
         </w:tc>
@@ -5087,7 +5125,7 @@
                 <w:rFonts w:ascii="Arial" w:hAnsi="Arial" w:eastAsia="Arial"/>
                 <w:sz w:val="18"/>
               </w:rPr>
-              <w:t>21 target tables (โซน A/B/C); workflow_transaction / workflow_approver / workflow_history (sps_store)</w:t>
+              <w:t>19 target tables (โซน A/B/C); workflow_transaction / workflow_approver / workflow_history (sps_store)</w:t>
             </w:r>
           </w:p>
         </w:tc>
@@ -6996,7 +7034,7 @@
                 <w:rFonts w:ascii="Arial" w:hAnsi="Arial" w:eastAsia="Arial"/>
                 <w:sz w:val="18"/>
               </w:rPr>
-              <w:t>21 target tables (โซน A/B/C)</w:t>
+              <w:t>19 target tables (โซน A/B/C)</w:t>
             </w:r>
           </w:p>
         </w:tc>

--- a/LLDD/word/BE/LLDD-BE-Data-Migration-Cutover.docx
+++ b/LLDD/word/BE/LLDD-BE-Data-Migration-Cutover.docx
@@ -5,7 +5,7 @@
     <w:p>
       <w:r>
         <w:rPr>
-          <w:rFonts w:ascii="Arial" w:hAnsi="Arial" w:eastAsia="Arial"/>
+          <w:rFonts w:ascii="Arial" w:hAnsi="Arial" w:eastAsia="Arial" w:cs="Tahoma"/>
           <w:b/>
           <w:color w:val="0B2545"/>
           <w:sz w:val="40"/>
@@ -58,7 +58,7 @@
             <w:r/>
             <w:r>
               <w:rPr>
-                <w:rFonts w:ascii="Arial" w:hAnsi="Arial" w:eastAsia="Arial"/>
+                <w:rFonts w:ascii="Arial" w:hAnsi="Arial" w:eastAsia="Arial" w:cs="Tahoma"/>
                 <w:b/>
                 <w:sz w:val="18"/>
               </w:rPr>
@@ -80,7 +80,7 @@
             <w:r/>
             <w:r>
               <w:rPr>
-                <w:rFonts w:ascii="Arial" w:hAnsi="Arial" w:eastAsia="Arial"/>
+                <w:rFonts w:ascii="Arial" w:hAnsi="Arial" w:eastAsia="Arial" w:cs="Tahoma"/>
                 <w:b/>
                 <w:sz w:val="18"/>
               </w:rPr>
@@ -105,13 +105,13 @@
             </w:pPr>
             <w:r>
               <w:rPr>
-                <w:rFonts w:ascii="Arial" w:hAnsi="Arial" w:eastAsia="Arial"/>
-                <w:sz w:val="18"/>
-              </w:rPr>
-            </w:r>
-            <w:r>
-              <w:rPr>
-                <w:rFonts w:ascii="Arial" w:hAnsi="Arial" w:eastAsia="Arial"/>
+                <w:rFonts w:ascii="Arial" w:hAnsi="Arial" w:eastAsia="Arial" w:cs="Tahoma"/>
+                <w:sz w:val="18"/>
+              </w:rPr>
+            </w:r>
+            <w:r>
+              <w:rPr>
+                <w:rFonts w:ascii="Arial" w:hAnsi="Arial" w:eastAsia="Arial" w:cs="Tahoma"/>
                 <w:sz w:val="18"/>
               </w:rPr>
               <w:t>วัตถุประสงค์</w:t>
@@ -130,13 +130,13 @@
             </w:pPr>
             <w:r>
               <w:rPr>
-                <w:rFonts w:ascii="Arial" w:hAnsi="Arial" w:eastAsia="Arial"/>
-                <w:sz w:val="18"/>
-              </w:rPr>
-            </w:r>
-            <w:r>
-              <w:rPr>
-                <w:rFonts w:ascii="Arial" w:hAnsi="Arial" w:eastAsia="Arial"/>
+                <w:rFonts w:ascii="Arial" w:hAnsi="Arial" w:eastAsia="Arial" w:cs="Tahoma"/>
+                <w:sz w:val="18"/>
+              </w:rPr>
+            </w:r>
+            <w:r>
+              <w:rPr>
+                <w:rFonts w:ascii="Arial" w:hAnsi="Arial" w:eastAsia="Arial" w:cs="Tahoma"/>
                 <w:sz w:val="18"/>
               </w:rPr>
               <w:t>ใช้เป็นรายละเอียดระดับพัฒนาสำหรับออกแบบ ลงมือพัฒนา ตรวจทาน และทดสอบขอบเขตที่ระบุในฉบับนี้</w:t>
@@ -160,13 +160,13 @@
             </w:pPr>
             <w:r>
               <w:rPr>
-                <w:rFonts w:ascii="Arial" w:hAnsi="Arial" w:eastAsia="Arial"/>
-                <w:sz w:val="18"/>
-              </w:rPr>
-            </w:r>
-            <w:r>
-              <w:rPr>
-                <w:rFonts w:ascii="Arial" w:hAnsi="Arial" w:eastAsia="Arial"/>
+                <w:rFonts w:ascii="Arial" w:hAnsi="Arial" w:eastAsia="Arial" w:cs="Tahoma"/>
+                <w:sz w:val="18"/>
+              </w:rPr>
+            </w:r>
+            <w:r>
+              <w:rPr>
+                <w:rFonts w:ascii="Arial" w:hAnsi="Arial" w:eastAsia="Arial" w:cs="Tahoma"/>
                 <w:sz w:val="18"/>
               </w:rPr>
               <w:t>ลำดับการอ่าน</w:t>
@@ -185,13 +185,13 @@
             </w:pPr>
             <w:r>
               <w:rPr>
-                <w:rFonts w:ascii="Arial" w:hAnsi="Arial" w:eastAsia="Arial"/>
-                <w:sz w:val="18"/>
-              </w:rPr>
-            </w:r>
-            <w:r>
-              <w:rPr>
-                <w:rFonts w:ascii="Arial" w:hAnsi="Arial" w:eastAsia="Arial"/>
+                <w:rFonts w:ascii="Arial" w:hAnsi="Arial" w:eastAsia="Arial" w:cs="Tahoma"/>
+                <w:sz w:val="18"/>
+              </w:rPr>
+            </w:r>
+            <w:r>
+              <w:rPr>
+                <w:rFonts w:ascii="Arial" w:hAnsi="Arial" w:eastAsia="Arial" w:cs="Tahoma"/>
                 <w:sz w:val="18"/>
               </w:rPr>
               <w:t>เริ่มจาก Overview และ Scope จากนั้นตรวจ Field/Validation, Implementation, Contract, Processing Flow, Acceptance Criteria และ Test Checklist ตามลำดับ</w:t>
@@ -215,13 +215,13 @@
             </w:pPr>
             <w:r>
               <w:rPr>
-                <w:rFonts w:ascii="Arial" w:hAnsi="Arial" w:eastAsia="Arial"/>
-                <w:sz w:val="18"/>
-              </w:rPr>
-            </w:r>
-            <w:r>
-              <w:rPr>
-                <w:rFonts w:ascii="Arial" w:hAnsi="Arial" w:eastAsia="Arial"/>
+                <w:rFonts w:ascii="Arial" w:hAnsi="Arial" w:eastAsia="Arial" w:cs="Tahoma"/>
+                <w:sz w:val="18"/>
+              </w:rPr>
+            </w:r>
+            <w:r>
+              <w:rPr>
+                <w:rFonts w:ascii="Arial" w:hAnsi="Arial" w:eastAsia="Arial" w:cs="Tahoma"/>
                 <w:sz w:val="18"/>
               </w:rPr>
               <w:t>ผลลัพธ์ที่คาดหวัง</w:t>
@@ -240,13 +240,13 @@
             </w:pPr>
             <w:r>
               <w:rPr>
-                <w:rFonts w:ascii="Arial" w:hAnsi="Arial" w:eastAsia="Arial"/>
-                <w:sz w:val="18"/>
-              </w:rPr>
-            </w:r>
-            <w:r>
-              <w:rPr>
-                <w:rFonts w:ascii="Arial" w:hAnsi="Arial" w:eastAsia="Arial"/>
+                <w:rFonts w:ascii="Arial" w:hAnsi="Arial" w:eastAsia="Arial" w:cs="Tahoma"/>
+                <w:sz w:val="18"/>
+              </w:rPr>
+            </w:r>
+            <w:r>
+              <w:rPr>
+                <w:rFonts w:ascii="Arial" w:hAnsi="Arial" w:eastAsia="Arial" w:cs="Tahoma"/>
                 <w:sz w:val="18"/>
               </w:rPr>
               <w:t>ผู้อ่านสามารถระบุ input, ขั้นตอนประมวลผล, output, เงื่อนไขผิดพลาด และหลักฐานการทดสอบได้จากเนื้อหาในฉบับเดียว</w:t>
@@ -301,7 +301,7 @@
             <w:r/>
             <w:r>
               <w:rPr>
-                <w:rFonts w:ascii="Arial" w:hAnsi="Arial" w:eastAsia="Arial"/>
+                <w:rFonts w:ascii="Arial" w:hAnsi="Arial" w:eastAsia="Arial" w:cs="Tahoma"/>
                 <w:b/>
                 <w:sz w:val="18"/>
               </w:rPr>
@@ -323,7 +323,7 @@
             <w:r/>
             <w:r>
               <w:rPr>
-                <w:rFonts w:ascii="Arial" w:hAnsi="Arial" w:eastAsia="Arial"/>
+                <w:rFonts w:ascii="Arial" w:hAnsi="Arial" w:eastAsia="Arial" w:cs="Tahoma"/>
                 <w:b/>
                 <w:sz w:val="18"/>
               </w:rPr>
@@ -348,13 +348,13 @@
             </w:pPr>
             <w:r>
               <w:rPr>
-                <w:rFonts w:ascii="Arial" w:hAnsi="Arial" w:eastAsia="Arial"/>
-                <w:sz w:val="18"/>
-              </w:rPr>
-            </w:r>
-            <w:r>
-              <w:rPr>
-                <w:rFonts w:ascii="Arial" w:hAnsi="Arial" w:eastAsia="Arial"/>
+                <w:rFonts w:ascii="Arial" w:hAnsi="Arial" w:eastAsia="Arial" w:cs="Tahoma"/>
+                <w:sz w:val="18"/>
+              </w:rPr>
+            </w:r>
+            <w:r>
+              <w:rPr>
+                <w:rFonts w:ascii="Arial" w:hAnsi="Arial" w:eastAsia="Arial" w:cs="Tahoma"/>
                 <w:sz w:val="18"/>
               </w:rPr>
               <w:t>Track</w:t>
@@ -373,13 +373,13 @@
             </w:pPr>
             <w:r>
               <w:rPr>
-                <w:rFonts w:ascii="Arial" w:hAnsi="Arial" w:eastAsia="Arial"/>
-                <w:sz w:val="18"/>
-              </w:rPr>
-            </w:r>
-            <w:r>
-              <w:rPr>
-                <w:rFonts w:ascii="Arial" w:hAnsi="Arial" w:eastAsia="Arial"/>
+                <w:rFonts w:ascii="Arial" w:hAnsi="Arial" w:eastAsia="Arial" w:cs="Tahoma"/>
+                <w:sz w:val="18"/>
+              </w:rPr>
+            </w:r>
+            <w:r>
+              <w:rPr>
+                <w:rFonts w:ascii="Arial" w:hAnsi="Arial" w:eastAsia="Arial" w:cs="Tahoma"/>
                 <w:sz w:val="18"/>
               </w:rPr>
               <w:t>BE</w:t>
@@ -403,13 +403,13 @@
             </w:pPr>
             <w:r>
               <w:rPr>
-                <w:rFonts w:ascii="Arial" w:hAnsi="Arial" w:eastAsia="Arial"/>
-                <w:sz w:val="18"/>
-              </w:rPr>
-            </w:r>
-            <w:r>
-              <w:rPr>
-                <w:rFonts w:ascii="Arial" w:hAnsi="Arial" w:eastAsia="Arial"/>
+                <w:rFonts w:ascii="Arial" w:hAnsi="Arial" w:eastAsia="Arial" w:cs="Tahoma"/>
+                <w:sz w:val="18"/>
+              </w:rPr>
+            </w:r>
+            <w:r>
+              <w:rPr>
+                <w:rFonts w:ascii="Arial" w:hAnsi="Arial" w:eastAsia="Arial" w:cs="Tahoma"/>
                 <w:sz w:val="18"/>
               </w:rPr>
               <w:t>Estimate</w:t>
@@ -428,16 +428,16 @@
             </w:pPr>
             <w:r>
               <w:rPr>
-                <w:rFonts w:ascii="Arial" w:hAnsi="Arial" w:eastAsia="Arial"/>
-                <w:sz w:val="18"/>
-              </w:rPr>
-            </w:r>
-            <w:r>
-              <w:rPr>
-                <w:rFonts w:ascii="Arial" w:hAnsi="Arial" w:eastAsia="Arial"/>
-                <w:sz w:val="18"/>
-              </w:rPr>
-              <w:t>40 ชั่วโมง</w:t>
+                <w:rFonts w:ascii="Arial" w:hAnsi="Arial" w:eastAsia="Arial" w:cs="Tahoma"/>
+                <w:sz w:val="18"/>
+              </w:rPr>
+            </w:r>
+            <w:r>
+              <w:rPr>
+                <w:rFonts w:ascii="Arial" w:hAnsi="Arial" w:eastAsia="Arial" w:cs="Tahoma"/>
+                <w:sz w:val="18"/>
+              </w:rPr>
+              <w:t>40 ชั่วโมง (ไม่มี unit test แยก — ดูเหตุผลใน NO_UNIT_TEST_DOCS)</w:t>
             </w:r>
           </w:p>
         </w:tc>
@@ -458,13 +458,13 @@
             </w:pPr>
             <w:r>
               <w:rPr>
-                <w:rFonts w:ascii="Arial" w:hAnsi="Arial" w:eastAsia="Arial"/>
-                <w:sz w:val="18"/>
-              </w:rPr>
-            </w:r>
-            <w:r>
-              <w:rPr>
-                <w:rFonts w:ascii="Arial" w:hAnsi="Arial" w:eastAsia="Arial"/>
+                <w:rFonts w:ascii="Arial" w:hAnsi="Arial" w:eastAsia="Arial" w:cs="Tahoma"/>
+                <w:sz w:val="18"/>
+              </w:rPr>
+            </w:r>
+            <w:r>
+              <w:rPr>
+                <w:rFonts w:ascii="Arial" w:hAnsi="Arial" w:eastAsia="Arial" w:cs="Tahoma"/>
                 <w:sz w:val="18"/>
               </w:rPr>
               <w:t>Owner</w:t>
@@ -483,13 +483,13 @@
             </w:pPr>
             <w:r>
               <w:rPr>
-                <w:rFonts w:ascii="Arial" w:hAnsi="Arial" w:eastAsia="Arial"/>
-                <w:sz w:val="18"/>
-              </w:rPr>
-            </w:r>
-            <w:r>
-              <w:rPr>
-                <w:rFonts w:ascii="Arial" w:hAnsi="Arial" w:eastAsia="Arial"/>
+                <w:rFonts w:ascii="Arial" w:hAnsi="Arial" w:eastAsia="Arial" w:cs="Tahoma"/>
+                <w:sz w:val="18"/>
+              </w:rPr>
+            </w:r>
+            <w:r>
+              <w:rPr>
+                <w:rFonts w:ascii="Arial" w:hAnsi="Arial" w:eastAsia="Arial" w:cs="Tahoma"/>
                 <w:sz w:val="18"/>
               </w:rPr>
               <w:t>Aphiwit &lt;Bank&gt; Khammoon</w:t>
@@ -513,16 +513,16 @@
             </w:pPr>
             <w:r>
               <w:rPr>
-                <w:rFonts w:ascii="Arial" w:hAnsi="Arial" w:eastAsia="Arial"/>
-                <w:sz w:val="18"/>
-              </w:rPr>
-            </w:r>
-            <w:r>
-              <w:rPr>
-                <w:rFonts w:ascii="Arial" w:hAnsi="Arial" w:eastAsia="Arial"/>
-                <w:sz w:val="18"/>
-              </w:rPr>
-              <w:t>Objective</w:t>
+                <w:rFonts w:ascii="Arial" w:hAnsi="Arial" w:eastAsia="Arial" w:cs="Tahoma"/>
+                <w:sz w:val="18"/>
+              </w:rPr>
+            </w:r>
+            <w:r>
+              <w:rPr>
+                <w:rFonts w:ascii="Arial" w:hAnsi="Arial" w:eastAsia="Arial" w:cs="Tahoma"/>
+                <w:sz w:val="18"/>
+              </w:rPr>
+              <w:t>Target repository</w:t>
             </w:r>
           </w:p>
         </w:tc>
@@ -538,13 +538,103 @@
             </w:pPr>
             <w:r>
               <w:rPr>
-                <w:rFonts w:ascii="Arial" w:hAnsi="Arial" w:eastAsia="Arial"/>
-                <w:sz w:val="18"/>
-              </w:rPr>
-            </w:r>
-            <w:r>
-              <w:rPr>
-                <w:rFonts w:ascii="Arial" w:hAnsi="Arial" w:eastAsia="Arial"/>
+                <w:rFonts w:ascii="Arial" w:hAnsi="Arial" w:eastAsia="Arial" w:cs="Tahoma"/>
+                <w:sz w:val="18"/>
+              </w:rPr>
+            </w:r>
+            <w:r>
+              <w:rPr>
+                <w:rFonts w:ascii="Courier New" w:hAnsi="Courier New" w:eastAsia="Courier New" w:cs="Tahoma"/>
+                <w:sz w:val="18"/>
+              </w:rPr>
+              <w:t>SBP/srm-sps-spsap-store-backend</w:t>
+            </w:r>
+            <w:r>
+              <w:rPr>
+                <w:rFonts w:ascii="Arial" w:hAnsi="Arial" w:eastAsia="Arial" w:cs="Tahoma"/>
+                <w:sz w:val="18"/>
+              </w:rPr>
+              <w:t xml:space="preserve"> (NestJS + TypeORM · schema </w:t>
+            </w:r>
+            <w:r>
+              <w:rPr>
+                <w:rFonts w:ascii="Courier New" w:hAnsi="Courier New" w:eastAsia="Courier New" w:cs="Tahoma"/>
+                <w:sz w:val="18"/>
+              </w:rPr>
+              <w:t>sps_store</w:t>
+            </w:r>
+            <w:r>
+              <w:rPr>
+                <w:rFonts w:ascii="Arial" w:hAnsi="Arial" w:eastAsia="Arial" w:cs="Tahoma"/>
+                <w:sz w:val="18"/>
+              </w:rPr>
+              <w:t xml:space="preserve">) + </w:t>
+            </w:r>
+            <w:r>
+              <w:rPr>
+                <w:rFonts w:ascii="Courier New" w:hAnsi="Courier New" w:eastAsia="Courier New" w:cs="Tahoma"/>
+                <w:sz w:val="18"/>
+              </w:rPr>
+              <w:t>SBP/srm-sps-spsap-sbp-bff</w:t>
+            </w:r>
+            <w:r>
+              <w:rPr>
+                <w:rFonts w:ascii="Arial" w:hAnsi="Arial" w:eastAsia="Arial" w:cs="Tahoma"/>
+                <w:sz w:val="18"/>
+              </w:rPr>
+              <w:t xml:space="preserve"> (forward ผ่าน client service · ไม่มี DB) สำหรับเส้นที่ FE เรียก</w:t>
+            </w:r>
+          </w:p>
+        </w:tc>
+      </w:tr>
+      <w:tr>
+        <w:trPr>
+          <w:cantSplit/>
+        </w:trPr>
+        <w:tc>
+          <w:tcPr>
+            <w:tcW w:type="dxa" w:w="5040"/>
+            <w:vAlign w:val="center"/>
+          </w:tcPr>
+          <w:p>
+            <w:pPr>
+              <w:keepLines/>
+              <w:spacing w:after="0"/>
+            </w:pPr>
+            <w:r>
+              <w:rPr>
+                <w:rFonts w:ascii="Arial" w:hAnsi="Arial" w:eastAsia="Arial" w:cs="Tahoma"/>
+                <w:sz w:val="18"/>
+              </w:rPr>
+            </w:r>
+            <w:r>
+              <w:rPr>
+                <w:rFonts w:ascii="Arial" w:hAnsi="Arial" w:eastAsia="Arial" w:cs="Tahoma"/>
+                <w:sz w:val="18"/>
+              </w:rPr>
+              <w:t>Objective</w:t>
+            </w:r>
+          </w:p>
+        </w:tc>
+        <w:tc>
+          <w:tcPr>
+            <w:tcW w:type="dxa" w:w="5040"/>
+            <w:vAlign w:val="center"/>
+          </w:tcPr>
+          <w:p>
+            <w:pPr>
+              <w:keepLines/>
+              <w:spacing w:after="0"/>
+            </w:pPr>
+            <w:r>
+              <w:rPr>
+                <w:rFonts w:ascii="Arial" w:hAnsi="Arial" w:eastAsia="Arial" w:cs="Tahoma"/>
+                <w:sz w:val="18"/>
+              </w:rPr>
+            </w:r>
+            <w:r>
+              <w:rPr>
+                <w:rFonts w:ascii="Arial" w:hAnsi="Arial" w:eastAsia="Arial" w:cs="Tahoma"/>
                 <w:sz w:val="18"/>
               </w:rPr>
               <w:t>ออกแบบการย้ายข้อมูลจากระบบเดิม (Oracle FCS_FRN ฝั่ง FGI/FCS + SQL Server CPA_FRN_FGI ฝั่ง K2) เข้าสู่ target schema ของ SBPGI พร้อมแผน cutover, reconcile และ rollback</w:t>
@@ -576,7 +666,7 @@
         <w:keepLines/>
       </w:pPr>
       <w:r>
-        <w:t>Source-to-target mapping ระดับตาราง/คอลัมน์ (ORA FCS_FRN · MSSQL CPA_FRN_FGI -&gt; 20 ตาราง)</w:t>
+        <w:t>Source-to-target mapping ระดับตาราง/คอลัมน์ (ORA FCS_FRN · MSSQL CPA_FRN_FGI -&gt; 19 ตาราง)</w:t>
       </w:r>
     </w:p>
     <w:p>
@@ -622,6 +712,25 @@
       </w:pPr>
       <w:r>
         <w:t>บันทึกข้อค้างตัดสินใจด้าน migration — ยังไม่ตัดสิน</w:t>
+      </w:r>
+    </w:p>
+    <w:p>
+      <w:pPr>
+        <w:pStyle w:val="Heading1"/>
+        <w:keepNext/>
+        <w:keepLines/>
+        <w:pageBreakBefore w:val="0"/>
+      </w:pPr>
+      <w:r>
+        <w:t>3. Screenshot Reference</w:t>
+      </w:r>
+    </w:p>
+    <w:p>
+      <w:pPr>
+        <w:keepNext w:val="0"/>
+      </w:pPr>
+      <w:r>
+        <w:t>ไม่มีภาพหน้าจอสำหรับหัวข้อนี้ — เป็นเอกสารฝั่ง Backend/Batch ที่ไม่มี UI (ภาพหน้าจอทั้งหมดอยู่ในเอกสารชุด FE)</w:t>
       </w:r>
     </w:p>
     <w:p>
@@ -730,7 +839,7 @@
             <w:r/>
             <w:r>
               <w:rPr>
-                <w:rFonts w:ascii="Arial" w:hAnsi="Arial" w:eastAsia="Arial"/>
+                <w:rFonts w:ascii="Arial" w:hAnsi="Arial" w:eastAsia="Arial" w:cs="Tahoma"/>
                 <w:b/>
                 <w:sz w:val="18"/>
               </w:rPr>
@@ -752,7 +861,7 @@
             <w:r/>
             <w:r>
               <w:rPr>
-                <w:rFonts w:ascii="Arial" w:hAnsi="Arial" w:eastAsia="Arial"/>
+                <w:rFonts w:ascii="Arial" w:hAnsi="Arial" w:eastAsia="Arial" w:cs="Tahoma"/>
                 <w:b/>
                 <w:sz w:val="18"/>
               </w:rPr>
@@ -774,7 +883,7 @@
             <w:r/>
             <w:r>
               <w:rPr>
-                <w:rFonts w:ascii="Arial" w:hAnsi="Arial" w:eastAsia="Arial"/>
+                <w:rFonts w:ascii="Arial" w:hAnsi="Arial" w:eastAsia="Arial" w:cs="Tahoma"/>
                 <w:b/>
                 <w:sz w:val="18"/>
               </w:rPr>
@@ -796,7 +905,7 @@
             <w:r/>
             <w:r>
               <w:rPr>
-                <w:rFonts w:ascii="Arial" w:hAnsi="Arial" w:eastAsia="Arial"/>
+                <w:rFonts w:ascii="Arial" w:hAnsi="Arial" w:eastAsia="Arial" w:cs="Tahoma"/>
                 <w:b/>
                 <w:sz w:val="18"/>
               </w:rPr>
@@ -821,13 +930,13 @@
             </w:pPr>
             <w:r>
               <w:rPr>
-                <w:rFonts w:ascii="Arial" w:hAnsi="Arial" w:eastAsia="Arial"/>
-                <w:sz w:val="18"/>
-              </w:rPr>
-            </w:r>
-            <w:r>
-              <w:rPr>
-                <w:rFonts w:ascii="Arial" w:hAnsi="Arial" w:eastAsia="Arial"/>
+                <w:rFonts w:ascii="Arial" w:hAnsi="Arial" w:eastAsia="Arial" w:cs="Tahoma"/>
+                <w:sz w:val="18"/>
+              </w:rPr>
+            </w:r>
+            <w:r>
+              <w:rPr>
+                <w:rFonts w:ascii="Arial" w:hAnsi="Arial" w:eastAsia="Arial" w:cs="Tahoma"/>
                 <w:sz w:val="18"/>
               </w:rPr>
               <w:t>source ORA</w:t>
@@ -846,13 +955,13 @@
             </w:pPr>
             <w:r>
               <w:rPr>
-                <w:rFonts w:ascii="Arial" w:hAnsi="Arial" w:eastAsia="Arial"/>
-                <w:sz w:val="18"/>
-              </w:rPr>
-            </w:r>
-            <w:r>
-              <w:rPr>
-                <w:rFonts w:ascii="Arial" w:hAnsi="Arial" w:eastAsia="Arial"/>
+                <w:rFonts w:ascii="Arial" w:hAnsi="Arial" w:eastAsia="Arial" w:cs="Tahoma"/>
+                <w:sz w:val="18"/>
+              </w:rPr>
+            </w:r>
+            <w:r>
+              <w:rPr>
+                <w:rFonts w:ascii="Arial" w:hAnsi="Arial" w:eastAsia="Arial" w:cs="Tahoma"/>
                 <w:sz w:val="18"/>
               </w:rPr>
               <w:t>Oracle FCS_FRN</w:t>
@@ -871,13 +980,13 @@
             </w:pPr>
             <w:r>
               <w:rPr>
-                <w:rFonts w:ascii="Arial" w:hAnsi="Arial" w:eastAsia="Arial"/>
-                <w:sz w:val="18"/>
-              </w:rPr>
-            </w:r>
-            <w:r>
-              <w:rPr>
-                <w:rFonts w:ascii="Arial" w:hAnsi="Arial" w:eastAsia="Arial"/>
+                <w:rFonts w:ascii="Arial" w:hAnsi="Arial" w:eastAsia="Arial" w:cs="Tahoma"/>
+                <w:sz w:val="18"/>
+              </w:rPr>
+            </w:r>
+            <w:r>
+              <w:rPr>
+                <w:rFonts w:ascii="Arial" w:hAnsi="Arial" w:eastAsia="Arial" w:cs="Tahoma"/>
                 <w:sz w:val="18"/>
               </w:rPr>
               <w:t>read-only ตอน migrate</w:t>
@@ -896,13 +1005,13 @@
             </w:pPr>
             <w:r>
               <w:rPr>
-                <w:rFonts w:ascii="Arial" w:hAnsi="Arial" w:eastAsia="Arial"/>
-                <w:sz w:val="18"/>
-              </w:rPr>
-            </w:r>
-            <w:r>
-              <w:rPr>
-                <w:rFonts w:ascii="Arial" w:hAnsi="Arial" w:eastAsia="Arial"/>
+                <w:rFonts w:ascii="Arial" w:hAnsi="Arial" w:eastAsia="Arial" w:cs="Tahoma"/>
+                <w:sz w:val="18"/>
+              </w:rPr>
+            </w:r>
+            <w:r>
+              <w:rPr>
+                <w:rFonts w:ascii="Arial" w:hAnsi="Arial" w:eastAsia="Arial" w:cs="Tahoma"/>
                 <w:sz w:val="18"/>
               </w:rPr>
               <w:t>ฝั่ง FGI/FCS pipeline (FGI_IMPACT_* · FCS_QSSI_SCORE · FGI_CONFIRM_RECEIVE_DATA)</w:t>
@@ -926,13 +1035,13 @@
             </w:pPr>
             <w:r>
               <w:rPr>
-                <w:rFonts w:ascii="Arial" w:hAnsi="Arial" w:eastAsia="Arial"/>
-                <w:sz w:val="18"/>
-              </w:rPr>
-            </w:r>
-            <w:r>
-              <w:rPr>
-                <w:rFonts w:ascii="Arial" w:hAnsi="Arial" w:eastAsia="Arial"/>
+                <w:rFonts w:ascii="Arial" w:hAnsi="Arial" w:eastAsia="Arial" w:cs="Tahoma"/>
+                <w:sz w:val="18"/>
+              </w:rPr>
+            </w:r>
+            <w:r>
+              <w:rPr>
+                <w:rFonts w:ascii="Arial" w:hAnsi="Arial" w:eastAsia="Arial" w:cs="Tahoma"/>
                 <w:sz w:val="18"/>
               </w:rPr>
               <w:t>source MSSQL</w:t>
@@ -951,13 +1060,13 @@
             </w:pPr>
             <w:r>
               <w:rPr>
-                <w:rFonts w:ascii="Arial" w:hAnsi="Arial" w:eastAsia="Arial"/>
-                <w:sz w:val="18"/>
-              </w:rPr>
-            </w:r>
-            <w:r>
-              <w:rPr>
-                <w:rFonts w:ascii="Arial" w:hAnsi="Arial" w:eastAsia="Arial"/>
+                <w:rFonts w:ascii="Arial" w:hAnsi="Arial" w:eastAsia="Arial" w:cs="Tahoma"/>
+                <w:sz w:val="18"/>
+              </w:rPr>
+            </w:r>
+            <w:r>
+              <w:rPr>
+                <w:rFonts w:ascii="Arial" w:hAnsi="Arial" w:eastAsia="Arial" w:cs="Tahoma"/>
                 <w:sz w:val="18"/>
               </w:rPr>
               <w:t>SQL Server CPA_FRN_FGI</w:t>
@@ -976,13 +1085,13 @@
             </w:pPr>
             <w:r>
               <w:rPr>
-                <w:rFonts w:ascii="Arial" w:hAnsi="Arial" w:eastAsia="Arial"/>
-                <w:sz w:val="18"/>
-              </w:rPr>
-            </w:r>
-            <w:r>
-              <w:rPr>
-                <w:rFonts w:ascii="Arial" w:hAnsi="Arial" w:eastAsia="Arial"/>
+                <w:rFonts w:ascii="Arial" w:hAnsi="Arial" w:eastAsia="Arial" w:cs="Tahoma"/>
+                <w:sz w:val="18"/>
+              </w:rPr>
+            </w:r>
+            <w:r>
+              <w:rPr>
+                <w:rFonts w:ascii="Arial" w:hAnsi="Arial" w:eastAsia="Arial" w:cs="Tahoma"/>
                 <w:sz w:val="18"/>
               </w:rPr>
               <w:t>read-only ตอน migrate</w:t>
@@ -1001,13 +1110,13 @@
             </w:pPr>
             <w:r>
               <w:rPr>
-                <w:rFonts w:ascii="Arial" w:hAnsi="Arial" w:eastAsia="Arial"/>
-                <w:sz w:val="18"/>
-              </w:rPr>
-            </w:r>
-            <w:r>
-              <w:rPr>
-                <w:rFonts w:ascii="Arial" w:hAnsi="Arial" w:eastAsia="Arial"/>
+                <w:rFonts w:ascii="Arial" w:hAnsi="Arial" w:eastAsia="Arial" w:cs="Tahoma"/>
+                <w:sz w:val="18"/>
+              </w:rPr>
+            </w:r>
+            <w:r>
+              <w:rPr>
+                <w:rFonts w:ascii="Arial" w:hAnsi="Arial" w:eastAsia="Arial" w:cs="Tahoma"/>
                 <w:sz w:val="18"/>
               </w:rPr>
               <w:t>ฝั่ง K2 document (CompensateFlow · CompensateHistory · ImpactProfile · ImpactCostDetail · RunningNumber)</w:t>
@@ -1031,13 +1140,13 @@
             </w:pPr>
             <w:r>
               <w:rPr>
-                <w:rFonts w:ascii="Arial" w:hAnsi="Arial" w:eastAsia="Arial"/>
-                <w:sz w:val="18"/>
-              </w:rPr>
-            </w:r>
-            <w:r>
-              <w:rPr>
-                <w:rFonts w:ascii="Arial" w:hAnsi="Arial" w:eastAsia="Arial"/>
+                <w:rFonts w:ascii="Arial" w:hAnsi="Arial" w:eastAsia="Arial" w:cs="Tahoma"/>
+                <w:sz w:val="18"/>
+              </w:rPr>
+            </w:r>
+            <w:r>
+              <w:rPr>
+                <w:rFonts w:ascii="Arial" w:hAnsi="Arial" w:eastAsia="Arial" w:cs="Tahoma"/>
                 <w:sz w:val="18"/>
               </w:rPr>
               <w:t>business key</w:t>
@@ -1056,13 +1165,13 @@
             </w:pPr>
             <w:r>
               <w:rPr>
-                <w:rFonts w:ascii="Arial" w:hAnsi="Arial" w:eastAsia="Arial"/>
-                <w:sz w:val="18"/>
-              </w:rPr>
-            </w:r>
-            <w:r>
-              <w:rPr>
-                <w:rFonts w:ascii="Arial" w:hAnsi="Arial" w:eastAsia="Arial"/>
+                <w:rFonts w:ascii="Arial" w:hAnsi="Arial" w:eastAsia="Arial" w:cs="Tahoma"/>
+                <w:sz w:val="18"/>
+              </w:rPr>
+            </w:r>
+            <w:r>
+              <w:rPr>
+                <w:rFonts w:ascii="Arial" w:hAnsi="Arial" w:eastAsia="Arial" w:cs="Tahoma"/>
                 <w:sz w:val="18"/>
               </w:rPr>
               <w:t>impacted_store_code + month + year</w:t>
@@ -1081,13 +1190,13 @@
             </w:pPr>
             <w:r>
               <w:rPr>
-                <w:rFonts w:ascii="Arial" w:hAnsi="Arial" w:eastAsia="Arial"/>
-                <w:sz w:val="18"/>
-              </w:rPr>
-            </w:r>
-            <w:r>
-              <w:rPr>
-                <w:rFonts w:ascii="Arial" w:hAnsi="Arial" w:eastAsia="Arial"/>
+                <w:rFonts w:ascii="Arial" w:hAnsi="Arial" w:eastAsia="Arial" w:cs="Tahoma"/>
+                <w:sz w:val="18"/>
+              </w:rPr>
+            </w:r>
+            <w:r>
+              <w:rPr>
+                <w:rFonts w:ascii="Arial" w:hAnsi="Arial" w:eastAsia="Arial" w:cs="Tahoma"/>
                 <w:sz w:val="18"/>
               </w:rPr>
               <w:t>ต้อง unique หลังแปลง</w:t>
@@ -1106,13 +1215,13 @@
             </w:pPr>
             <w:r>
               <w:rPr>
-                <w:rFonts w:ascii="Arial" w:hAnsi="Arial" w:eastAsia="Arial"/>
-                <w:sz w:val="18"/>
-              </w:rPr>
-            </w:r>
-            <w:r>
-              <w:rPr>
-                <w:rFonts w:ascii="Arial" w:hAnsi="Arial" w:eastAsia="Arial"/>
+                <w:rFonts w:ascii="Arial" w:hAnsi="Arial" w:eastAsia="Arial" w:cs="Tahoma"/>
+                <w:sz w:val="18"/>
+              </w:rPr>
+            </w:r>
+            <w:r>
+              <w:rPr>
+                <w:rFonts w:ascii="Arial" w:hAnsi="Arial" w:eastAsia="Arial" w:cs="Tahoma"/>
                 <w:sz w:val="18"/>
               </w:rPr>
               <w:t>ใช้เป็นคีย์ dedup ตอน load โซน A</w:t>
@@ -1136,13 +1245,13 @@
             </w:pPr>
             <w:r>
               <w:rPr>
-                <w:rFonts w:ascii="Arial" w:hAnsi="Arial" w:eastAsia="Arial"/>
-                <w:sz w:val="18"/>
-              </w:rPr>
-            </w:r>
-            <w:r>
-              <w:rPr>
-                <w:rFonts w:ascii="Arial" w:hAnsi="Arial" w:eastAsia="Arial"/>
+                <w:rFonts w:ascii="Arial" w:hAnsi="Arial" w:eastAsia="Arial" w:cs="Tahoma"/>
+                <w:sz w:val="18"/>
+              </w:rPr>
+            </w:r>
+            <w:r>
+              <w:rPr>
+                <w:rFonts w:ascii="Arial" w:hAnsi="Arial" w:eastAsia="Arial" w:cs="Tahoma"/>
                 <w:sz w:val="18"/>
               </w:rPr>
               <w:t>doc_no</w:t>
@@ -1161,20 +1270,20 @@
             </w:pPr>
             <w:r>
               <w:rPr>
-                <w:rFonts w:ascii="Arial" w:hAnsi="Arial" w:eastAsia="Arial"/>
-                <w:sz w:val="18"/>
-              </w:rPr>
-            </w:r>
-            <w:r>
-              <w:rPr>
-                <w:rFonts w:ascii="Arial" w:hAnsi="Arial" w:eastAsia="Arial"/>
+                <w:rFonts w:ascii="Arial" w:hAnsi="Arial" w:eastAsia="Arial" w:cs="Tahoma"/>
+                <w:sz w:val="18"/>
+              </w:rPr>
+            </w:r>
+            <w:r>
+              <w:rPr>
+                <w:rFonts w:ascii="Arial" w:hAnsi="Arial" w:eastAsia="Arial" w:cs="Tahoma"/>
                 <w:sz w:val="18"/>
               </w:rPr>
               <w:t>YYYY/xxxxx (</w:t>
             </w:r>
             <w:r>
               <w:rPr>
-                <w:rFonts w:ascii="Arial" w:hAnsi="Arial" w:eastAsia="Arial"/>
+                <w:rFonts w:ascii="Arial" w:hAnsi="Arial" w:eastAsia="Arial" w:cs="Tahoma"/>
                 <w:b/>
                 <w:sz w:val="18"/>
               </w:rPr>
@@ -1182,7 +1291,7 @@
             </w:r>
             <w:r>
               <w:rPr>
-                <w:rFonts w:ascii="Arial" w:hAnsi="Arial" w:eastAsia="Arial"/>
+                <w:rFonts w:ascii="Arial" w:hAnsi="Arial" w:eastAsia="Arial" w:cs="Tahoma"/>
                 <w:sz w:val="18"/>
               </w:rPr>
               <w:t xml:space="preserve"> · มติ 2026-08-06)</w:t>
@@ -1201,13 +1310,13 @@
             </w:pPr>
             <w:r>
               <w:rPr>
-                <w:rFonts w:ascii="Arial" w:hAnsi="Arial" w:eastAsia="Arial"/>
-                <w:sz w:val="18"/>
-              </w:rPr>
-            </w:r>
-            <w:r>
-              <w:rPr>
-                <w:rFonts w:ascii="Arial" w:hAnsi="Arial" w:eastAsia="Arial"/>
+                <w:rFonts w:ascii="Arial" w:hAnsi="Arial" w:eastAsia="Arial" w:cs="Tahoma"/>
+                <w:sz w:val="18"/>
+              </w:rPr>
+            </w:r>
+            <w:r>
+              <w:rPr>
+                <w:rFonts w:ascii="Arial" w:hAnsi="Arial" w:eastAsia="Arial" w:cs="Tahoma"/>
                 <w:sz w:val="18"/>
               </w:rPr>
               <w:t>ต้อง unique</w:t>
@@ -1226,13 +1335,13 @@
             </w:pPr>
             <w:r>
               <w:rPr>
-                <w:rFonts w:ascii="Arial" w:hAnsi="Arial" w:eastAsia="Arial"/>
-                <w:sz w:val="18"/>
-              </w:rPr>
-            </w:r>
-            <w:r>
-              <w:rPr>
-                <w:rFonts w:ascii="Arial" w:hAnsi="Arial" w:eastAsia="Arial"/>
+                <w:rFonts w:ascii="Arial" w:hAnsi="Arial" w:eastAsia="Arial" w:cs="Tahoma"/>
+                <w:sz w:val="18"/>
+              </w:rPr>
+            </w:r>
+            <w:r>
+              <w:rPr>
+                <w:rFonts w:ascii="Arial" w:hAnsi="Arial" w:eastAsia="Arial" w:cs="Tahoma"/>
                 <w:sz w:val="18"/>
               </w:rPr>
               <w:t>แปลงจาก CompDocumentID — ถ้าของเดิมเป็น พ.ศ. ต้องแปลงเป็น ค.ศ. ตอน migrate · ตั้งค่า document_running_numbers.last_running_no ต่อปี (ค.ศ.) ให้ตรงกับเลขสูงสุดที่ย้ายมา</w:t>
@@ -1256,13 +1365,13 @@
             </w:pPr>
             <w:r>
               <w:rPr>
-                <w:rFonts w:ascii="Arial" w:hAnsi="Arial" w:eastAsia="Arial"/>
-                <w:sz w:val="18"/>
-              </w:rPr>
-            </w:r>
-            <w:r>
-              <w:rPr>
-                <w:rFonts w:ascii="Arial" w:hAnsi="Arial" w:eastAsia="Arial"/>
+                <w:rFonts w:ascii="Arial" w:hAnsi="Arial" w:eastAsia="Arial" w:cs="Tahoma"/>
+                <w:sz w:val="18"/>
+              </w:rPr>
+            </w:r>
+            <w:r>
+              <w:rPr>
+                <w:rFonts w:ascii="Arial" w:hAnsi="Arial" w:eastAsia="Arial" w:cs="Tahoma"/>
                 <w:sz w:val="18"/>
               </w:rPr>
               <w:t>date</w:t>
@@ -1281,13 +1390,13 @@
             </w:pPr>
             <w:r>
               <w:rPr>
-                <w:rFonts w:ascii="Arial" w:hAnsi="Arial" w:eastAsia="Arial"/>
-                <w:sz w:val="18"/>
-              </w:rPr>
-            </w:r>
-            <w:r>
-              <w:rPr>
-                <w:rFonts w:ascii="Arial" w:hAnsi="Arial" w:eastAsia="Arial"/>
+                <w:rFonts w:ascii="Arial" w:hAnsi="Arial" w:eastAsia="Arial" w:cs="Tahoma"/>
+                <w:sz w:val="18"/>
+              </w:rPr>
+            </w:r>
+            <w:r>
+              <w:rPr>
+                <w:rFonts w:ascii="Arial" w:hAnsi="Arial" w:eastAsia="Arial" w:cs="Tahoma"/>
                 <w:sz w:val="18"/>
               </w:rPr>
               <w:t>เก็บเป็น ค.ศ. ใน DB</w:t>
@@ -1306,13 +1415,13 @@
             </w:pPr>
             <w:r>
               <w:rPr>
-                <w:rFonts w:ascii="Arial" w:hAnsi="Arial" w:eastAsia="Arial"/>
-                <w:sz w:val="18"/>
-              </w:rPr>
-            </w:r>
-            <w:r>
-              <w:rPr>
-                <w:rFonts w:ascii="Arial" w:hAnsi="Arial" w:eastAsia="Arial"/>
+                <w:rFonts w:ascii="Arial" w:hAnsi="Arial" w:eastAsia="Arial" w:cs="Tahoma"/>
+                <w:sz w:val="18"/>
+              </w:rPr>
+            </w:r>
+            <w:r>
+              <w:rPr>
+                <w:rFonts w:ascii="Arial" w:hAnsi="Arial" w:eastAsia="Arial" w:cs="Tahoma"/>
                 <w:sz w:val="18"/>
               </w:rPr>
               <w:t>แปลงจาก พ.ศ. ของระบบเดิมด้วย toAD()</w:t>
@@ -1331,13 +1440,13 @@
             </w:pPr>
             <w:r>
               <w:rPr>
-                <w:rFonts w:ascii="Arial" w:hAnsi="Arial" w:eastAsia="Arial"/>
-                <w:sz w:val="18"/>
-              </w:rPr>
-            </w:r>
-            <w:r>
-              <w:rPr>
-                <w:rFonts w:ascii="Arial" w:hAnsi="Arial" w:eastAsia="Arial"/>
+                <w:rFonts w:ascii="Arial" w:hAnsi="Arial" w:eastAsia="Arial" w:cs="Tahoma"/>
+                <w:sz w:val="18"/>
+              </w:rPr>
+            </w:r>
+            <w:r>
+              <w:rPr>
+                <w:rFonts w:ascii="Arial" w:hAnsi="Arial" w:eastAsia="Arial" w:cs="Tahoma"/>
                 <w:sz w:val="18"/>
               </w:rPr>
               <w:t>FE แสดง ค.ศ. เป็นค่าเริ่มต้น</w:t>
@@ -1361,13 +1470,13 @@
             </w:pPr>
             <w:r>
               <w:rPr>
-                <w:rFonts w:ascii="Arial" w:hAnsi="Arial" w:eastAsia="Arial"/>
-                <w:sz w:val="18"/>
-              </w:rPr>
-            </w:r>
-            <w:r>
-              <w:rPr>
-                <w:rFonts w:ascii="Arial" w:hAnsi="Arial" w:eastAsia="Arial"/>
+                <w:rFonts w:ascii="Arial" w:hAnsi="Arial" w:eastAsia="Arial" w:cs="Tahoma"/>
+                <w:sz w:val="18"/>
+              </w:rPr>
+            </w:r>
+            <w:r>
+              <w:rPr>
+                <w:rFonts w:ascii="Arial" w:hAnsi="Arial" w:eastAsia="Arial" w:cs="Tahoma"/>
                 <w:sz w:val="18"/>
               </w:rPr>
               <w:t>store_code</w:t>
@@ -1386,13 +1495,13 @@
             </w:pPr>
             <w:r>
               <w:rPr>
-                <w:rFonts w:ascii="Arial" w:hAnsi="Arial" w:eastAsia="Arial"/>
-                <w:sz w:val="18"/>
-              </w:rPr>
-            </w:r>
-            <w:r>
-              <w:rPr>
-                <w:rFonts w:ascii="Arial" w:hAnsi="Arial" w:eastAsia="Arial"/>
+                <w:rFonts w:ascii="Arial" w:hAnsi="Arial" w:eastAsia="Arial" w:cs="Tahoma"/>
+                <w:sz w:val="18"/>
+              </w:rPr>
+            </w:r>
+            <w:r>
+              <w:rPr>
+                <w:rFonts w:ascii="Arial" w:hAnsi="Arial" w:eastAsia="Arial" w:cs="Tahoma"/>
                 <w:sz w:val="18"/>
               </w:rPr>
               <w:t>VARCHAR(5)</w:t>
@@ -1411,13 +1520,13 @@
             </w:pPr>
             <w:r>
               <w:rPr>
-                <w:rFonts w:ascii="Arial" w:hAnsi="Arial" w:eastAsia="Arial"/>
-                <w:sz w:val="18"/>
-              </w:rPr>
-            </w:r>
-            <w:r>
-              <w:rPr>
-                <w:rFonts w:ascii="Arial" w:hAnsi="Arial" w:eastAsia="Arial"/>
+                <w:rFonts w:ascii="Arial" w:hAnsi="Arial" w:eastAsia="Arial" w:cs="Tahoma"/>
+                <w:sz w:val="18"/>
+              </w:rPr>
+            </w:r>
+            <w:r>
+              <w:rPr>
+                <w:rFonts w:ascii="Arial" w:hAnsi="Arial" w:eastAsia="Arial" w:cs="Tahoma"/>
                 <w:sz w:val="18"/>
               </w:rPr>
               <w:t>lpad 5 หลัก</w:t>
@@ -1436,13 +1545,13 @@
             </w:pPr>
             <w:r>
               <w:rPr>
-                <w:rFonts w:ascii="Arial" w:hAnsi="Arial" w:eastAsia="Arial"/>
-                <w:sz w:val="18"/>
-              </w:rPr>
-            </w:r>
-            <w:r>
-              <w:rPr>
-                <w:rFonts w:ascii="Arial" w:hAnsi="Arial" w:eastAsia="Arial"/>
+                <w:rFonts w:ascii="Arial" w:hAnsi="Arial" w:eastAsia="Arial" w:cs="Tahoma"/>
+                <w:sz w:val="18"/>
+              </w:rPr>
+            </w:r>
+            <w:r>
+              <w:rPr>
+                <w:rFonts w:ascii="Arial" w:hAnsi="Arial" w:eastAsia="Arial" w:cs="Tahoma"/>
                 <w:sz w:val="18"/>
               </w:rPr>
               <w:t>ระบบเดิมบางตารางเก็บเป็นตัวเลข ทำให้ leading zero หาย</w:t>
@@ -1494,7 +1603,7 @@
             <w:r/>
             <w:r>
               <w:rPr>
-                <w:rFonts w:ascii="Arial" w:hAnsi="Arial" w:eastAsia="Arial"/>
+                <w:rFonts w:ascii="Arial" w:hAnsi="Arial" w:eastAsia="Arial" w:cs="Tahoma"/>
                 <w:b/>
                 <w:sz w:val="18"/>
               </w:rPr>
@@ -1516,7 +1625,7 @@
             <w:r/>
             <w:r>
               <w:rPr>
-                <w:rFonts w:ascii="Arial" w:hAnsi="Arial" w:eastAsia="Arial"/>
+                <w:rFonts w:ascii="Arial" w:hAnsi="Arial" w:eastAsia="Arial" w:cs="Tahoma"/>
                 <w:b/>
                 <w:sz w:val="18"/>
               </w:rPr>
@@ -1538,7 +1647,7 @@
             <w:r/>
             <w:r>
               <w:rPr>
-                <w:rFonts w:ascii="Arial" w:hAnsi="Arial" w:eastAsia="Arial"/>
+                <w:rFonts w:ascii="Arial" w:hAnsi="Arial" w:eastAsia="Arial" w:cs="Tahoma"/>
                 <w:b/>
                 <w:sz w:val="18"/>
               </w:rPr>
@@ -1560,7 +1669,7 @@
             <w:r/>
             <w:r>
               <w:rPr>
-                <w:rFonts w:ascii="Arial" w:hAnsi="Arial" w:eastAsia="Arial"/>
+                <w:rFonts w:ascii="Arial" w:hAnsi="Arial" w:eastAsia="Arial" w:cs="Tahoma"/>
                 <w:b/>
                 <w:sz w:val="18"/>
               </w:rPr>
@@ -1585,13 +1694,13 @@
             </w:pPr>
             <w:r>
               <w:rPr>
-                <w:rFonts w:ascii="Arial" w:hAnsi="Arial" w:eastAsia="Arial"/>
-                <w:sz w:val="18"/>
-              </w:rPr>
-            </w:r>
-            <w:r>
-              <w:rPr>
-                <w:rFonts w:ascii="Arial" w:hAnsi="Arial" w:eastAsia="Arial"/>
+                <w:rFonts w:ascii="Arial" w:hAnsi="Arial" w:eastAsia="Arial" w:cs="Tahoma"/>
+                <w:sz w:val="18"/>
+              </w:rPr>
+            </w:r>
+            <w:r>
+              <w:rPr>
+                <w:rFonts w:ascii="Arial" w:hAnsi="Arial" w:eastAsia="Arial" w:cs="Tahoma"/>
                 <w:sz w:val="18"/>
               </w:rPr>
               <w:t>FGI_IMPACT_STORE_ON_PROCESS</w:t>
@@ -1610,13 +1719,13 @@
             </w:pPr>
             <w:r>
               <w:rPr>
-                <w:rFonts w:ascii="Arial" w:hAnsi="Arial" w:eastAsia="Arial"/>
-                <w:sz w:val="18"/>
-              </w:rPr>
-            </w:r>
-            <w:r>
-              <w:rPr>
-                <w:rFonts w:ascii="Arial" w:hAnsi="Arial" w:eastAsia="Arial"/>
+                <w:rFonts w:ascii="Arial" w:hAnsi="Arial" w:eastAsia="Arial" w:cs="Tahoma"/>
+                <w:sz w:val="18"/>
+              </w:rPr>
+            </w:r>
+            <w:r>
+              <w:rPr>
+                <w:rFonts w:ascii="Arial" w:hAnsi="Arial" w:eastAsia="Arial" w:cs="Tahoma"/>
                 <w:sz w:val="18"/>
               </w:rPr>
               <w:t>ORA FCS_FRN</w:t>
@@ -1635,13 +1744,13 @@
             </w:pPr>
             <w:r>
               <w:rPr>
-                <w:rFonts w:ascii="Arial" w:hAnsi="Arial" w:eastAsia="Arial"/>
-                <w:sz w:val="18"/>
-              </w:rPr>
-            </w:r>
-            <w:r>
-              <w:rPr>
-                <w:rFonts w:ascii="Arial" w:hAnsi="Arial" w:eastAsia="Arial"/>
+                <w:rFonts w:ascii="Arial" w:hAnsi="Arial" w:eastAsia="Arial" w:cs="Tahoma"/>
+                <w:sz w:val="18"/>
+              </w:rPr>
+            </w:r>
+            <w:r>
+              <w:rPr>
+                <w:rFonts w:ascii="Arial" w:hAnsi="Arial" w:eastAsia="Arial" w:cs="Tahoma"/>
                 <w:sz w:val="18"/>
               </w:rPr>
               <w:t>fgi_impact_processes</w:t>
@@ -1660,13 +1769,13 @@
             </w:pPr>
             <w:r>
               <w:rPr>
-                <w:rFonts w:ascii="Arial" w:hAnsi="Arial" w:eastAsia="Arial"/>
-                <w:sz w:val="18"/>
-              </w:rPr>
-            </w:r>
-            <w:r>
-              <w:rPr>
-                <w:rFonts w:ascii="Arial" w:hAnsi="Arial" w:eastAsia="Arial"/>
+                <w:rFonts w:ascii="Arial" w:hAnsi="Arial" w:eastAsia="Arial" w:cs="Tahoma"/>
+                <w:sz w:val="18"/>
+              </w:rPr>
+            </w:r>
+            <w:r>
+              <w:rPr>
+                <w:rFonts w:ascii="Arial" w:hAnsi="Arial" w:eastAsia="Arial" w:cs="Tahoma"/>
                 <w:sz w:val="18"/>
               </w:rPr>
               <w:t>PK IMPACT_PROCESS_ID (seq SEQ_FGI_IMPACT_PROCESS) เป็น hub ของทั้งโซน A</w:t>
@@ -1690,13 +1799,13 @@
             </w:pPr>
             <w:r>
               <w:rPr>
-                <w:rFonts w:ascii="Arial" w:hAnsi="Arial" w:eastAsia="Arial"/>
-                <w:sz w:val="18"/>
-              </w:rPr>
-            </w:r>
-            <w:r>
-              <w:rPr>
-                <w:rFonts w:ascii="Arial" w:hAnsi="Arial" w:eastAsia="Arial"/>
+                <w:rFonts w:ascii="Arial" w:hAnsi="Arial" w:eastAsia="Arial" w:cs="Tahoma"/>
+                <w:sz w:val="18"/>
+              </w:rPr>
+            </w:r>
+            <w:r>
+              <w:rPr>
+                <w:rFonts w:ascii="Arial" w:hAnsi="Arial" w:eastAsia="Arial" w:cs="Tahoma"/>
                 <w:sz w:val="18"/>
               </w:rPr>
               <w:t>FGI_IMPACT_STORE</w:t>
@@ -1715,13 +1824,13 @@
             </w:pPr>
             <w:r>
               <w:rPr>
-                <w:rFonts w:ascii="Arial" w:hAnsi="Arial" w:eastAsia="Arial"/>
-                <w:sz w:val="18"/>
-              </w:rPr>
-            </w:r>
-            <w:r>
-              <w:rPr>
-                <w:rFonts w:ascii="Arial" w:hAnsi="Arial" w:eastAsia="Arial"/>
+                <w:rFonts w:ascii="Arial" w:hAnsi="Arial" w:eastAsia="Arial" w:cs="Tahoma"/>
+                <w:sz w:val="18"/>
+              </w:rPr>
+            </w:r>
+            <w:r>
+              <w:rPr>
+                <w:rFonts w:ascii="Arial" w:hAnsi="Arial" w:eastAsia="Arial" w:cs="Tahoma"/>
                 <w:sz w:val="18"/>
               </w:rPr>
               <w:t>ORA FCS_FRN</w:t>
@@ -1740,13 +1849,13 @@
             </w:pPr>
             <w:r>
               <w:rPr>
-                <w:rFonts w:ascii="Arial" w:hAnsi="Arial" w:eastAsia="Arial"/>
-                <w:sz w:val="18"/>
-              </w:rPr>
-            </w:r>
-            <w:r>
-              <w:rPr>
-                <w:rFonts w:ascii="Arial" w:hAnsi="Arial" w:eastAsia="Arial"/>
+                <w:rFonts w:ascii="Arial" w:hAnsi="Arial" w:eastAsia="Arial" w:cs="Tahoma"/>
+                <w:sz w:val="18"/>
+              </w:rPr>
+            </w:r>
+            <w:r>
+              <w:rPr>
+                <w:rFonts w:ascii="Arial" w:hAnsi="Arial" w:eastAsia="Arial" w:cs="Tahoma"/>
                 <w:sz w:val="18"/>
               </w:rPr>
               <w:t>fgi_impact_stores + impacted_stores</w:t>
@@ -1765,27 +1874,27 @@
             </w:pPr>
             <w:r>
               <w:rPr>
-                <w:rFonts w:ascii="Arial" w:hAnsi="Arial" w:eastAsia="Arial"/>
-                <w:sz w:val="18"/>
-              </w:rPr>
-            </w:r>
-            <w:r>
-              <w:rPr>
-                <w:rFonts w:ascii="Arial" w:hAnsi="Arial" w:eastAsia="Arial"/>
+                <w:rFonts w:ascii="Arial" w:hAnsi="Arial" w:eastAsia="Arial" w:cs="Tahoma"/>
+                <w:sz w:val="18"/>
+              </w:rPr>
+            </w:r>
+            <w:r>
+              <w:rPr>
+                <w:rFonts w:ascii="Arial" w:hAnsi="Arial" w:eastAsia="Arial" w:cs="Tahoma"/>
                 <w:sz w:val="18"/>
               </w:rPr>
               <w:t xml:space="preserve">แถวฝั่ง </w:t>
             </w:r>
             <w:r>
               <w:rPr>
-                <w:rFonts w:ascii="Courier New" w:hAnsi="Courier New" w:eastAsia="Arial"/>
+                <w:rFonts w:ascii="Courier New" w:hAnsi="Courier New" w:eastAsia="Courier New" w:cs="Tahoma"/>
                 <w:sz w:val="18"/>
               </w:rPr>
               <w:t>_I</w:t>
             </w:r>
             <w:r>
               <w:rPr>
-                <w:rFonts w:ascii="Arial" w:hAnsi="Arial" w:eastAsia="Arial"/>
+                <w:rFonts w:ascii="Arial" w:hAnsi="Arial" w:eastAsia="Arial" w:cs="Tahoma"/>
                 <w:sz w:val="18"/>
               </w:rPr>
               <w:t xml:space="preserve"> ทำ distinct เข้า impacted_stores · ที่เหลือเป็นคู่ร้าน</w:t>
@@ -1809,13 +1918,13 @@
             </w:pPr>
             <w:r>
               <w:rPr>
-                <w:rFonts w:ascii="Arial" w:hAnsi="Arial" w:eastAsia="Arial"/>
-                <w:sz w:val="18"/>
-              </w:rPr>
-            </w:r>
-            <w:r>
-              <w:rPr>
-                <w:rFonts w:ascii="Arial" w:hAnsi="Arial" w:eastAsia="Arial"/>
+                <w:rFonts w:ascii="Arial" w:hAnsi="Arial" w:eastAsia="Arial" w:cs="Tahoma"/>
+                <w:sz w:val="18"/>
+              </w:rPr>
+            </w:r>
+            <w:r>
+              <w:rPr>
+                <w:rFonts w:ascii="Arial" w:hAnsi="Arial" w:eastAsia="Arial" w:cs="Tahoma"/>
                 <w:sz w:val="18"/>
               </w:rPr>
               <w:t>FGI_IMPACT_STORE_SALES</w:t>
@@ -1834,13 +1943,13 @@
             </w:pPr>
             <w:r>
               <w:rPr>
-                <w:rFonts w:ascii="Arial" w:hAnsi="Arial" w:eastAsia="Arial"/>
-                <w:sz w:val="18"/>
-              </w:rPr>
-            </w:r>
-            <w:r>
-              <w:rPr>
-                <w:rFonts w:ascii="Arial" w:hAnsi="Arial" w:eastAsia="Arial"/>
+                <w:rFonts w:ascii="Arial" w:hAnsi="Arial" w:eastAsia="Arial" w:cs="Tahoma"/>
+                <w:sz w:val="18"/>
+              </w:rPr>
+            </w:r>
+            <w:r>
+              <w:rPr>
+                <w:rFonts w:ascii="Arial" w:hAnsi="Arial" w:eastAsia="Arial" w:cs="Tahoma"/>
                 <w:sz w:val="18"/>
               </w:rPr>
               <w:t>ORA FCS_FRN</w:t>
@@ -1859,13 +1968,13 @@
             </w:pPr>
             <w:r>
               <w:rPr>
-                <w:rFonts w:ascii="Arial" w:hAnsi="Arial" w:eastAsia="Arial"/>
-                <w:sz w:val="18"/>
-              </w:rPr>
-            </w:r>
-            <w:r>
-              <w:rPr>
-                <w:rFonts w:ascii="Arial" w:hAnsi="Arial" w:eastAsia="Arial"/>
+                <w:rFonts w:ascii="Arial" w:hAnsi="Arial" w:eastAsia="Arial" w:cs="Tahoma"/>
+                <w:sz w:val="18"/>
+              </w:rPr>
+            </w:r>
+            <w:r>
+              <w:rPr>
+                <w:rFonts w:ascii="Arial" w:hAnsi="Arial" w:eastAsia="Arial" w:cs="Tahoma"/>
                 <w:sz w:val="18"/>
               </w:rPr>
               <w:t>fgi_impact_sales_summaries</w:t>
@@ -1884,13 +1993,13 @@
             </w:pPr>
             <w:r>
               <w:rPr>
-                <w:rFonts w:ascii="Arial" w:hAnsi="Arial" w:eastAsia="Arial"/>
-                <w:sz w:val="18"/>
-              </w:rPr>
-            </w:r>
-            <w:r>
-              <w:rPr>
-                <w:rFonts w:ascii="Arial" w:hAnsi="Arial" w:eastAsia="Arial"/>
+                <w:rFonts w:ascii="Arial" w:hAnsi="Arial" w:eastAsia="Arial" w:cs="Tahoma"/>
+                <w:sz w:val="18"/>
+              </w:rPr>
+            </w:r>
+            <w:r>
+              <w:rPr>
+                <w:rFonts w:ascii="Arial" w:hAnsi="Arial" w:eastAsia="Arial" w:cs="Tahoma"/>
                 <w:sz w:val="18"/>
               </w:rPr>
               <w:t>key STORECODE_I + MONTH + YEAR</w:t>
@@ -1914,13 +2023,13 @@
             </w:pPr>
             <w:r>
               <w:rPr>
-                <w:rFonts w:ascii="Arial" w:hAnsi="Arial" w:eastAsia="Arial"/>
-                <w:sz w:val="18"/>
-              </w:rPr>
-            </w:r>
-            <w:r>
-              <w:rPr>
-                <w:rFonts w:ascii="Arial" w:hAnsi="Arial" w:eastAsia="Arial"/>
+                <w:rFonts w:ascii="Arial" w:hAnsi="Arial" w:eastAsia="Arial" w:cs="Tahoma"/>
+                <w:sz w:val="18"/>
+              </w:rPr>
+            </w:r>
+            <w:r>
+              <w:rPr>
+                <w:rFonts w:ascii="Arial" w:hAnsi="Arial" w:eastAsia="Arial" w:cs="Tahoma"/>
                 <w:sz w:val="18"/>
               </w:rPr>
               <w:t>FGI_IMPACT_STORE_SALES_TRN</w:t>
@@ -1939,13 +2048,13 @@
             </w:pPr>
             <w:r>
               <w:rPr>
-                <w:rFonts w:ascii="Arial" w:hAnsi="Arial" w:eastAsia="Arial"/>
-                <w:sz w:val="18"/>
-              </w:rPr>
-            </w:r>
-            <w:r>
-              <w:rPr>
-                <w:rFonts w:ascii="Arial" w:hAnsi="Arial" w:eastAsia="Arial"/>
+                <w:rFonts w:ascii="Arial" w:hAnsi="Arial" w:eastAsia="Arial" w:cs="Tahoma"/>
+                <w:sz w:val="18"/>
+              </w:rPr>
+            </w:r>
+            <w:r>
+              <w:rPr>
+                <w:rFonts w:ascii="Arial" w:hAnsi="Arial" w:eastAsia="Arial" w:cs="Tahoma"/>
                 <w:sz w:val="18"/>
               </w:rPr>
               <w:t>ORA FCS_FRN</w:t>
@@ -1964,13 +2073,13 @@
             </w:pPr>
             <w:r>
               <w:rPr>
-                <w:rFonts w:ascii="Arial" w:hAnsi="Arial" w:eastAsia="Arial"/>
-                <w:sz w:val="18"/>
-              </w:rPr>
-            </w:r>
-            <w:r>
-              <w:rPr>
-                <w:rFonts w:ascii="Arial" w:hAnsi="Arial" w:eastAsia="Arial"/>
+                <w:rFonts w:ascii="Arial" w:hAnsi="Arial" w:eastAsia="Arial" w:cs="Tahoma"/>
+                <w:sz w:val="18"/>
+              </w:rPr>
+            </w:r>
+            <w:r>
+              <w:rPr>
+                <w:rFonts w:ascii="Arial" w:hAnsi="Arial" w:eastAsia="Arial" w:cs="Tahoma"/>
                 <w:sz w:val="18"/>
               </w:rPr>
               <w:t>sales_transactions</w:t>
@@ -1989,13 +2098,13 @@
             </w:pPr>
             <w:r>
               <w:rPr>
-                <w:rFonts w:ascii="Arial" w:hAnsi="Arial" w:eastAsia="Arial"/>
-                <w:sz w:val="18"/>
-              </w:rPr>
-            </w:r>
-            <w:r>
-              <w:rPr>
-                <w:rFonts w:ascii="Arial" w:hAnsi="Arial" w:eastAsia="Arial"/>
+                <w:rFonts w:ascii="Arial" w:hAnsi="Arial" w:eastAsia="Arial" w:cs="Tahoma"/>
+                <w:sz w:val="18"/>
+              </w:rPr>
+            </w:r>
+            <w:r>
+              <w:rPr>
+                <w:rFonts w:ascii="Arial" w:hAnsi="Arial" w:eastAsia="Arial" w:cs="Tahoma"/>
                 <w:sz w:val="18"/>
               </w:rPr>
               <w:t>4 หน้าต่าง × 15 วัน — ห้ามใช้ fcs_monthly_sales แทน (รายเดือน ย้อนกลับเป็นรายวันไม่ได้)</w:t>
@@ -2019,13 +2128,13 @@
             </w:pPr>
             <w:r>
               <w:rPr>
-                <w:rFonts w:ascii="Arial" w:hAnsi="Arial" w:eastAsia="Arial"/>
-                <w:sz w:val="18"/>
-              </w:rPr>
-            </w:r>
-            <w:r>
-              <w:rPr>
-                <w:rFonts w:ascii="Arial" w:hAnsi="Arial" w:eastAsia="Arial"/>
+                <w:rFonts w:ascii="Arial" w:hAnsi="Arial" w:eastAsia="Arial" w:cs="Tahoma"/>
+                <w:sz w:val="18"/>
+              </w:rPr>
+            </w:r>
+            <w:r>
+              <w:rPr>
+                <w:rFonts w:ascii="Arial" w:hAnsi="Arial" w:eastAsia="Arial" w:cs="Tahoma"/>
                 <w:sz w:val="18"/>
               </w:rPr>
               <w:t>FGI_IMPACT_COMPETITOR</w:t>
@@ -2044,13 +2153,13 @@
             </w:pPr>
             <w:r>
               <w:rPr>
-                <w:rFonts w:ascii="Arial" w:hAnsi="Arial" w:eastAsia="Arial"/>
-                <w:sz w:val="18"/>
-              </w:rPr>
-            </w:r>
-            <w:r>
-              <w:rPr>
-                <w:rFonts w:ascii="Arial" w:hAnsi="Arial" w:eastAsia="Arial"/>
+                <w:rFonts w:ascii="Arial" w:hAnsi="Arial" w:eastAsia="Arial" w:cs="Tahoma"/>
+                <w:sz w:val="18"/>
+              </w:rPr>
+            </w:r>
+            <w:r>
+              <w:rPr>
+                <w:rFonts w:ascii="Arial" w:hAnsi="Arial" w:eastAsia="Arial" w:cs="Tahoma"/>
                 <w:sz w:val="18"/>
               </w:rPr>
               <w:t>ORA FCS_FRN</w:t>
@@ -2069,13 +2178,13 @@
             </w:pPr>
             <w:r>
               <w:rPr>
-                <w:rFonts w:ascii="Arial" w:hAnsi="Arial" w:eastAsia="Arial"/>
-                <w:sz w:val="18"/>
-              </w:rPr>
-            </w:r>
-            <w:r>
-              <w:rPr>
-                <w:rFonts w:ascii="Arial" w:hAnsi="Arial" w:eastAsia="Arial"/>
+                <w:rFonts w:ascii="Arial" w:hAnsi="Arial" w:eastAsia="Arial" w:cs="Tahoma"/>
+                <w:sz w:val="18"/>
+              </w:rPr>
+            </w:r>
+            <w:r>
+              <w:rPr>
+                <w:rFonts w:ascii="Arial" w:hAnsi="Arial" w:eastAsia="Arial" w:cs="Tahoma"/>
                 <w:sz w:val="18"/>
               </w:rPr>
               <w:t>fgi_impact_competitors</w:t>
@@ -2094,13 +2203,13 @@
             </w:pPr>
             <w:r>
               <w:rPr>
-                <w:rFonts w:ascii="Arial" w:hAnsi="Arial" w:eastAsia="Arial"/>
-                <w:sz w:val="18"/>
-              </w:rPr>
-            </w:r>
-            <w:r>
-              <w:rPr>
-                <w:rFonts w:ascii="Arial" w:hAnsi="Arial" w:eastAsia="Arial"/>
+                <w:rFonts w:ascii="Arial" w:hAnsi="Arial" w:eastAsia="Arial" w:cs="Tahoma"/>
+                <w:sz w:val="18"/>
+              </w:rPr>
+            </w:r>
+            <w:r>
+              <w:rPr>
+                <w:rFonts w:ascii="Arial" w:hAnsi="Arial" w:eastAsia="Arial" w:cs="Tahoma"/>
                 <w:sz w:val="18"/>
               </w:rPr>
               <w:t>data_source = ALM</w:t>
@@ -2124,13 +2233,13 @@
             </w:pPr>
             <w:r>
               <w:rPr>
-                <w:rFonts w:ascii="Arial" w:hAnsi="Arial" w:eastAsia="Arial"/>
-                <w:sz w:val="18"/>
-              </w:rPr>
-            </w:r>
-            <w:r>
-              <w:rPr>
-                <w:rFonts w:ascii="Arial" w:hAnsi="Arial" w:eastAsia="Arial"/>
+                <w:rFonts w:ascii="Arial" w:hAnsi="Arial" w:eastAsia="Arial" w:cs="Tahoma"/>
+                <w:sz w:val="18"/>
+              </w:rPr>
+            </w:r>
+            <w:r>
+              <w:rPr>
+                <w:rFonts w:ascii="Arial" w:hAnsi="Arial" w:eastAsia="Arial" w:cs="Tahoma"/>
                 <w:sz w:val="18"/>
               </w:rPr>
               <w:t>FGI_CONFIRM_RECEIVE_DATA</w:t>
@@ -2149,13 +2258,13 @@
             </w:pPr>
             <w:r>
               <w:rPr>
-                <w:rFonts w:ascii="Arial" w:hAnsi="Arial" w:eastAsia="Arial"/>
-                <w:sz w:val="18"/>
-              </w:rPr>
-            </w:r>
-            <w:r>
-              <w:rPr>
-                <w:rFonts w:ascii="Arial" w:hAnsi="Arial" w:eastAsia="Arial"/>
+                <w:rFonts w:ascii="Arial" w:hAnsi="Arial" w:eastAsia="Arial" w:cs="Tahoma"/>
+                <w:sz w:val="18"/>
+              </w:rPr>
+            </w:r>
+            <w:r>
+              <w:rPr>
+                <w:rFonts w:ascii="Arial" w:hAnsi="Arial" w:eastAsia="Arial" w:cs="Tahoma"/>
                 <w:sz w:val="18"/>
               </w:rPr>
               <w:t>ORA FCS_FRN</w:t>
@@ -2174,13 +2283,13 @@
             </w:pPr>
             <w:r>
               <w:rPr>
-                <w:rFonts w:ascii="Arial" w:hAnsi="Arial" w:eastAsia="Arial"/>
-                <w:sz w:val="18"/>
-              </w:rPr>
-            </w:r>
-            <w:r>
-              <w:rPr>
-                <w:rFonts w:ascii="Arial" w:hAnsi="Arial" w:eastAsia="Arial"/>
+                <w:rFonts w:ascii="Arial" w:hAnsi="Arial" w:eastAsia="Arial" w:cs="Tahoma"/>
+                <w:sz w:val="18"/>
+              </w:rPr>
+            </w:r>
+            <w:r>
+              <w:rPr>
+                <w:rFonts w:ascii="Arial" w:hAnsi="Arial" w:eastAsia="Arial" w:cs="Tahoma"/>
                 <w:sz w:val="18"/>
               </w:rPr>
               <w:t>interface_transactions</w:t>
@@ -2199,13 +2308,13 @@
             </w:pPr>
             <w:r>
               <w:rPr>
-                <w:rFonts w:ascii="Arial" w:hAnsi="Arial" w:eastAsia="Arial"/>
-                <w:sz w:val="18"/>
-              </w:rPr>
-            </w:r>
-            <w:r>
-              <w:rPr>
-                <w:rFonts w:ascii="Arial" w:hAnsi="Arial" w:eastAsia="Arial"/>
+                <w:rFonts w:ascii="Arial" w:hAnsi="Arial" w:eastAsia="Arial" w:cs="Tahoma"/>
+                <w:sz w:val="18"/>
+              </w:rPr>
+            </w:r>
+            <w:r>
+              <w:rPr>
+                <w:rFonts w:ascii="Arial" w:hAnsi="Arial" w:eastAsia="Arial" w:cs="Tahoma"/>
                 <w:sz w:val="18"/>
               </w:rPr>
               <w:t>TRANSACTION_PK เป็น polymorphic — ต้องแตกตาม DATA_NAME เป็น typed FK</w:t>
@@ -2229,13 +2338,13 @@
             </w:pPr>
             <w:r>
               <w:rPr>
-                <w:rFonts w:ascii="Arial" w:hAnsi="Arial" w:eastAsia="Arial"/>
-                <w:sz w:val="18"/>
-              </w:rPr>
-            </w:r>
-            <w:r>
-              <w:rPr>
-                <w:rFonts w:ascii="Arial" w:hAnsi="Arial" w:eastAsia="Arial"/>
+                <w:rFonts w:ascii="Arial" w:hAnsi="Arial" w:eastAsia="Arial" w:cs="Tahoma"/>
+                <w:sz w:val="18"/>
+              </w:rPr>
+            </w:r>
+            <w:r>
+              <w:rPr>
+                <w:rFonts w:ascii="Arial" w:hAnsi="Arial" w:eastAsia="Arial" w:cs="Tahoma"/>
                 <w:sz w:val="18"/>
               </w:rPr>
               <w:t>FCS_QSSI_SCORE</w:t>
@@ -2254,13 +2363,13 @@
             </w:pPr>
             <w:r>
               <w:rPr>
-                <w:rFonts w:ascii="Arial" w:hAnsi="Arial" w:eastAsia="Arial"/>
-                <w:sz w:val="18"/>
-              </w:rPr>
-            </w:r>
-            <w:r>
-              <w:rPr>
-                <w:rFonts w:ascii="Arial" w:hAnsi="Arial" w:eastAsia="Arial"/>
+                <w:rFonts w:ascii="Arial" w:hAnsi="Arial" w:eastAsia="Arial" w:cs="Tahoma"/>
+                <w:sz w:val="18"/>
+              </w:rPr>
+            </w:r>
+            <w:r>
+              <w:rPr>
+                <w:rFonts w:ascii="Arial" w:hAnsi="Arial" w:eastAsia="Arial" w:cs="Tahoma"/>
                 <w:sz w:val="18"/>
               </w:rPr>
               <w:t>ORA FCS_FRN</w:t>
@@ -2279,13 +2388,13 @@
             </w:pPr>
             <w:r>
               <w:rPr>
-                <w:rFonts w:ascii="Arial" w:hAnsi="Arial" w:eastAsia="Arial"/>
-                <w:sz w:val="18"/>
-              </w:rPr>
-            </w:r>
-            <w:r>
-              <w:rPr>
-                <w:rFonts w:ascii="Arial" w:hAnsi="Arial" w:eastAsia="Arial"/>
+                <w:rFonts w:ascii="Arial" w:hAnsi="Arial" w:eastAsia="Arial" w:cs="Tahoma"/>
+                <w:sz w:val="18"/>
+              </w:rPr>
+            </w:r>
+            <w:r>
+              <w:rPr>
+                <w:rFonts w:ascii="Arial" w:hAnsi="Arial" w:eastAsia="Arial" w:cs="Tahoma"/>
                 <w:sz w:val="18"/>
               </w:rPr>
               <w:t>fcs_qssi_score (sps_store)</w:t>
@@ -2304,13 +2413,13 @@
             </w:pPr>
             <w:r>
               <w:rPr>
-                <w:rFonts w:ascii="Arial" w:hAnsi="Arial" w:eastAsia="Arial"/>
-                <w:sz w:val="18"/>
-              </w:rPr>
-            </w:r>
-            <w:r>
-              <w:rPr>
-                <w:rFonts w:ascii="Arial" w:hAnsi="Arial" w:eastAsia="Arial"/>
+                <w:rFonts w:ascii="Arial" w:hAnsi="Arial" w:eastAsia="Arial" w:cs="Tahoma"/>
+                <w:sz w:val="18"/>
+              </w:rPr>
+            </w:r>
+            <w:r>
+              <w:rPr>
+                <w:rFonts w:ascii="Arial" w:hAnsi="Arial" w:eastAsia="Arial" w:cs="Tahoma"/>
                 <w:sz w:val="18"/>
               </w:rPr>
               <w:t>ปลายทางมีข้อมูลอยู่แล้ว 23,958,780 แถว — ต้องเทียบก่อนว่าจะโหลดทับหรือไม่ (ผูกกับ DP-4)</w:t>
@@ -2334,13 +2443,13 @@
             </w:pPr>
             <w:r>
               <w:rPr>
-                <w:rFonts w:ascii="Arial" w:hAnsi="Arial" w:eastAsia="Arial"/>
-                <w:sz w:val="18"/>
-              </w:rPr>
-            </w:r>
-            <w:r>
-              <w:rPr>
-                <w:rFonts w:ascii="Arial" w:hAnsi="Arial" w:eastAsia="Arial"/>
+                <w:rFonts w:ascii="Arial" w:hAnsi="Arial" w:eastAsia="Arial" w:cs="Tahoma"/>
+                <w:sz w:val="18"/>
+              </w:rPr>
+            </w:r>
+            <w:r>
+              <w:rPr>
+                <w:rFonts w:ascii="Arial" w:hAnsi="Arial" w:eastAsia="Arial" w:cs="Tahoma"/>
                 <w:sz w:val="18"/>
               </w:rPr>
               <w:t>CompensateFlow</w:t>
@@ -2359,13 +2468,13 @@
             </w:pPr>
             <w:r>
               <w:rPr>
-                <w:rFonts w:ascii="Arial" w:hAnsi="Arial" w:eastAsia="Arial"/>
-                <w:sz w:val="18"/>
-              </w:rPr>
-            </w:r>
-            <w:r>
-              <w:rPr>
-                <w:rFonts w:ascii="Arial" w:hAnsi="Arial" w:eastAsia="Arial"/>
+                <w:rFonts w:ascii="Arial" w:hAnsi="Arial" w:eastAsia="Arial" w:cs="Tahoma"/>
+                <w:sz w:val="18"/>
+              </w:rPr>
+            </w:r>
+            <w:r>
+              <w:rPr>
+                <w:rFonts w:ascii="Arial" w:hAnsi="Arial" w:eastAsia="Arial" w:cs="Tahoma"/>
                 <w:sz w:val="18"/>
               </w:rPr>
               <w:t>MSSQL CPA_FRN_FGI</w:t>
@@ -2384,13 +2493,13 @@
             </w:pPr>
             <w:r>
               <w:rPr>
-                <w:rFonts w:ascii="Arial" w:hAnsi="Arial" w:eastAsia="Arial"/>
-                <w:sz w:val="18"/>
-              </w:rPr>
-            </w:r>
-            <w:r>
-              <w:rPr>
-                <w:rFonts w:ascii="Arial" w:hAnsi="Arial" w:eastAsia="Arial"/>
+                <w:rFonts w:ascii="Arial" w:hAnsi="Arial" w:eastAsia="Arial" w:cs="Tahoma"/>
+                <w:sz w:val="18"/>
+              </w:rPr>
+            </w:r>
+            <w:r>
+              <w:rPr>
+                <w:rFonts w:ascii="Arial" w:hAnsi="Arial" w:eastAsia="Arial" w:cs="Tahoma"/>
                 <w:sz w:val="18"/>
               </w:rPr>
               <w:t>compensation_documents</w:t>
@@ -2409,13 +2518,13 @@
             </w:pPr>
             <w:r>
               <w:rPr>
-                <w:rFonts w:ascii="Arial" w:hAnsi="Arial" w:eastAsia="Arial"/>
-                <w:sz w:val="18"/>
-              </w:rPr>
-            </w:r>
-            <w:r>
-              <w:rPr>
-                <w:rFonts w:ascii="Arial" w:hAnsi="Arial" w:eastAsia="Arial"/>
+                <w:rFonts w:ascii="Arial" w:hAnsi="Arial" w:eastAsia="Arial" w:cs="Tahoma"/>
+                <w:sz w:val="18"/>
+              </w:rPr>
+            </w:r>
+            <w:r>
+              <w:rPr>
+                <w:rFonts w:ascii="Arial" w:hAnsi="Arial" w:eastAsia="Arial" w:cs="Tahoma"/>
                 <w:sz w:val="18"/>
               </w:rPr>
               <w:t>CompDocumentID -&gt; doc_no · เก็บ round_no/loop_no/allmap_url/statement_id/approver_snapshot</w:t>
@@ -2439,13 +2548,13 @@
             </w:pPr>
             <w:r>
               <w:rPr>
-                <w:rFonts w:ascii="Arial" w:hAnsi="Arial" w:eastAsia="Arial"/>
-                <w:sz w:val="18"/>
-              </w:rPr>
-            </w:r>
-            <w:r>
-              <w:rPr>
-                <w:rFonts w:ascii="Arial" w:hAnsi="Arial" w:eastAsia="Arial"/>
+                <w:rFonts w:ascii="Arial" w:hAnsi="Arial" w:eastAsia="Arial" w:cs="Tahoma"/>
+                <w:sz w:val="18"/>
+              </w:rPr>
+            </w:r>
+            <w:r>
+              <w:rPr>
+                <w:rFonts w:ascii="Arial" w:hAnsi="Arial" w:eastAsia="Arial" w:cs="Tahoma"/>
                 <w:sz w:val="18"/>
               </w:rPr>
               <w:t>CompensateHistory</w:t>
@@ -2464,13 +2573,13 @@
             </w:pPr>
             <w:r>
               <w:rPr>
-                <w:rFonts w:ascii="Arial" w:hAnsi="Arial" w:eastAsia="Arial"/>
-                <w:sz w:val="18"/>
-              </w:rPr>
-            </w:r>
-            <w:r>
-              <w:rPr>
-                <w:rFonts w:ascii="Arial" w:hAnsi="Arial" w:eastAsia="Arial"/>
+                <w:rFonts w:ascii="Arial" w:hAnsi="Arial" w:eastAsia="Arial" w:cs="Tahoma"/>
+                <w:sz w:val="18"/>
+              </w:rPr>
+            </w:r>
+            <w:r>
+              <w:rPr>
+                <w:rFonts w:ascii="Arial" w:hAnsi="Arial" w:eastAsia="Arial" w:cs="Tahoma"/>
                 <w:sz w:val="18"/>
               </w:rPr>
               <w:t>MSSQL CPA_FRN_FGI</w:t>
@@ -2489,13 +2598,13 @@
             </w:pPr>
             <w:r>
               <w:rPr>
-                <w:rFonts w:ascii="Arial" w:hAnsi="Arial" w:eastAsia="Arial"/>
-                <w:sz w:val="18"/>
-              </w:rPr>
-            </w:r>
-            <w:r>
-              <w:rPr>
-                <w:rFonts w:ascii="Arial" w:hAnsi="Arial" w:eastAsia="Arial"/>
+                <w:rFonts w:ascii="Arial" w:hAnsi="Arial" w:eastAsia="Arial" w:cs="Tahoma"/>
+                <w:sz w:val="18"/>
+              </w:rPr>
+            </w:r>
+            <w:r>
+              <w:rPr>
+                <w:rFonts w:ascii="Arial" w:hAnsi="Arial" w:eastAsia="Arial" w:cs="Tahoma"/>
                 <w:sz w:val="18"/>
               </w:rPr>
               <w:t>consideration_logs</w:t>
@@ -2514,13 +2623,13 @@
             </w:pPr>
             <w:r>
               <w:rPr>
-                <w:rFonts w:ascii="Arial" w:hAnsi="Arial" w:eastAsia="Arial"/>
-                <w:sz w:val="18"/>
-              </w:rPr>
-            </w:r>
-            <w:r>
-              <w:rPr>
-                <w:rFonts w:ascii="Arial" w:hAnsi="Arial" w:eastAsia="Arial"/>
+                <w:rFonts w:ascii="Arial" w:hAnsi="Arial" w:eastAsia="Arial" w:cs="Tahoma"/>
+                <w:sz w:val="18"/>
+              </w:rPr>
+            </w:r>
+            <w:r>
+              <w:rPr>
+                <w:rFonts w:ascii="Arial" w:hAnsi="Arial" w:eastAsia="Arial" w:cs="Tahoma"/>
                 <w:sz w:val="18"/>
               </w:rPr>
               <w:t>PK ActionID · เติม result_category (APPROVE/REJECT/CANCELLED/PENDING)</w:t>
@@ -2544,13 +2653,13 @@
             </w:pPr>
             <w:r>
               <w:rPr>
-                <w:rFonts w:ascii="Arial" w:hAnsi="Arial" w:eastAsia="Arial"/>
-                <w:sz w:val="18"/>
-              </w:rPr>
-            </w:r>
-            <w:r>
-              <w:rPr>
-                <w:rFonts w:ascii="Arial" w:hAnsi="Arial" w:eastAsia="Arial"/>
+                <w:rFonts w:ascii="Arial" w:hAnsi="Arial" w:eastAsia="Arial" w:cs="Tahoma"/>
+                <w:sz w:val="18"/>
+              </w:rPr>
+            </w:r>
+            <w:r>
+              <w:rPr>
+                <w:rFonts w:ascii="Arial" w:hAnsi="Arial" w:eastAsia="Arial" w:cs="Tahoma"/>
                 <w:sz w:val="18"/>
               </w:rPr>
               <w:t>ImpactProfile</w:t>
@@ -2569,13 +2678,13 @@
             </w:pPr>
             <w:r>
               <w:rPr>
-                <w:rFonts w:ascii="Arial" w:hAnsi="Arial" w:eastAsia="Arial"/>
-                <w:sz w:val="18"/>
-              </w:rPr>
-            </w:r>
-            <w:r>
-              <w:rPr>
-                <w:rFonts w:ascii="Arial" w:hAnsi="Arial" w:eastAsia="Arial"/>
+                <w:rFonts w:ascii="Arial" w:hAnsi="Arial" w:eastAsia="Arial" w:cs="Tahoma"/>
+                <w:sz w:val="18"/>
+              </w:rPr>
+            </w:r>
+            <w:r>
+              <w:rPr>
+                <w:rFonts w:ascii="Arial" w:hAnsi="Arial" w:eastAsia="Arial" w:cs="Tahoma"/>
                 <w:sz w:val="18"/>
               </w:rPr>
               <w:t>MSSQL CPA_FRN_FGI</w:t>
@@ -2594,13 +2703,13 @@
             </w:pPr>
             <w:r>
               <w:rPr>
-                <w:rFonts w:ascii="Arial" w:hAnsi="Arial" w:eastAsia="Arial"/>
-                <w:sz w:val="18"/>
-              </w:rPr>
-            </w:r>
-            <w:r>
-              <w:rPr>
-                <w:rFonts w:ascii="Arial" w:hAnsi="Arial" w:eastAsia="Arial"/>
+                <w:rFonts w:ascii="Arial" w:hAnsi="Arial" w:eastAsia="Arial" w:cs="Tahoma"/>
+                <w:sz w:val="18"/>
+              </w:rPr>
+            </w:r>
+            <w:r>
+              <w:rPr>
+                <w:rFonts w:ascii="Arial" w:hAnsi="Arial" w:eastAsia="Arial" w:cs="Tahoma"/>
                 <w:sz w:val="18"/>
               </w:rPr>
               <w:t>document_new_stores</w:t>
@@ -2619,27 +2728,27 @@
             </w:pPr>
             <w:r>
               <w:rPr>
-                <w:rFonts w:ascii="Arial" w:hAnsi="Arial" w:eastAsia="Arial"/>
-                <w:sz w:val="18"/>
-              </w:rPr>
-            </w:r>
-            <w:r>
-              <w:rPr>
-                <w:rFonts w:ascii="Arial" w:hAnsi="Arial" w:eastAsia="Arial"/>
+                <w:rFonts w:ascii="Arial" w:hAnsi="Arial" w:eastAsia="Arial" w:cs="Tahoma"/>
+                <w:sz w:val="18"/>
+              </w:rPr>
+            </w:r>
+            <w:r>
+              <w:rPr>
+                <w:rFonts w:ascii="Arial" w:hAnsi="Arial" w:eastAsia="Arial" w:cs="Tahoma"/>
                 <w:sz w:val="18"/>
               </w:rPr>
               <w:t xml:space="preserve">ฝั่ง </w:t>
             </w:r>
             <w:r>
               <w:rPr>
-                <w:rFonts w:ascii="Courier New" w:hAnsi="Courier New" w:eastAsia="Arial"/>
+                <w:rFonts w:ascii="Courier New" w:hAnsi="Courier New" w:eastAsia="Courier New" w:cs="Tahoma"/>
                 <w:sz w:val="18"/>
               </w:rPr>
               <w:t>_N</w:t>
             </w:r>
             <w:r>
               <w:rPr>
-                <w:rFonts w:ascii="Arial" w:hAnsi="Arial" w:eastAsia="Arial"/>
+                <w:rFonts w:ascii="Arial" w:hAnsi="Arial" w:eastAsia="Arial" w:cs="Tahoma"/>
                 <w:sz w:val="18"/>
               </w:rPr>
               <w:t xml:space="preserve"> + %ชดเชย/ยอดต่อร้าน</w:t>
@@ -2663,13 +2772,13 @@
             </w:pPr>
             <w:r>
               <w:rPr>
-                <w:rFonts w:ascii="Arial" w:hAnsi="Arial" w:eastAsia="Arial"/>
-                <w:sz w:val="18"/>
-              </w:rPr>
-            </w:r>
-            <w:r>
-              <w:rPr>
-                <w:rFonts w:ascii="Arial" w:hAnsi="Arial" w:eastAsia="Arial"/>
+                <w:rFonts w:ascii="Arial" w:hAnsi="Arial" w:eastAsia="Arial" w:cs="Tahoma"/>
+                <w:sz w:val="18"/>
+              </w:rPr>
+            </w:r>
+            <w:r>
+              <w:rPr>
+                <w:rFonts w:ascii="Arial" w:hAnsi="Arial" w:eastAsia="Arial" w:cs="Tahoma"/>
                 <w:sz w:val="18"/>
               </w:rPr>
               <w:t>ImpactCostDetail</w:t>
@@ -2688,13 +2797,13 @@
             </w:pPr>
             <w:r>
               <w:rPr>
-                <w:rFonts w:ascii="Arial" w:hAnsi="Arial" w:eastAsia="Arial"/>
-                <w:sz w:val="18"/>
-              </w:rPr>
-            </w:r>
-            <w:r>
-              <w:rPr>
-                <w:rFonts w:ascii="Arial" w:hAnsi="Arial" w:eastAsia="Arial"/>
+                <w:rFonts w:ascii="Arial" w:hAnsi="Arial" w:eastAsia="Arial" w:cs="Tahoma"/>
+                <w:sz w:val="18"/>
+              </w:rPr>
+            </w:r>
+            <w:r>
+              <w:rPr>
+                <w:rFonts w:ascii="Arial" w:hAnsi="Arial" w:eastAsia="Arial" w:cs="Tahoma"/>
                 <w:sz w:val="18"/>
               </w:rPr>
               <w:t>MSSQL CPA_FRN_FGI</w:t>
@@ -2713,13 +2822,13 @@
             </w:pPr>
             <w:r>
               <w:rPr>
-                <w:rFonts w:ascii="Arial" w:hAnsi="Arial" w:eastAsia="Arial"/>
-                <w:sz w:val="18"/>
-              </w:rPr>
-            </w:r>
-            <w:r>
-              <w:rPr>
-                <w:rFonts w:ascii="Arial" w:hAnsi="Arial" w:eastAsia="Arial"/>
+                <w:rFonts w:ascii="Arial" w:hAnsi="Arial" w:eastAsia="Arial" w:cs="Tahoma"/>
+                <w:sz w:val="18"/>
+              </w:rPr>
+            </w:r>
+            <w:r>
+              <w:rPr>
+                <w:rFonts w:ascii="Arial" w:hAnsi="Arial" w:eastAsia="Arial" w:cs="Tahoma"/>
                 <w:sz w:val="18"/>
               </w:rPr>
               <w:t>document_cost_details</w:t>
@@ -2738,13 +2847,13 @@
             </w:pPr>
             <w:r>
               <w:rPr>
-                <w:rFonts w:ascii="Arial" w:hAnsi="Arial" w:eastAsia="Arial"/>
-                <w:sz w:val="18"/>
-              </w:rPr>
-            </w:r>
-            <w:r>
-              <w:rPr>
-                <w:rFonts w:ascii="Arial" w:hAnsi="Arial" w:eastAsia="Arial"/>
+                <w:rFonts w:ascii="Arial" w:hAnsi="Arial" w:eastAsia="Arial" w:cs="Tahoma"/>
+                <w:sz w:val="18"/>
+              </w:rPr>
+            </w:r>
+            <w:r>
+              <w:rPr>
+                <w:rFonts w:ascii="Arial" w:hAnsi="Arial" w:eastAsia="Arial" w:cs="Tahoma"/>
                 <w:sz w:val="18"/>
               </w:rPr>
               <w:t>ยอดชดเชยแยกรายเดือน/รายร้านใหม่</w:t>
@@ -2768,13 +2877,13 @@
             </w:pPr>
             <w:r>
               <w:rPr>
-                <w:rFonts w:ascii="Arial" w:hAnsi="Arial" w:eastAsia="Arial"/>
-                <w:sz w:val="18"/>
-              </w:rPr>
-            </w:r>
-            <w:r>
-              <w:rPr>
-                <w:rFonts w:ascii="Arial" w:hAnsi="Arial" w:eastAsia="Arial"/>
+                <w:rFonts w:ascii="Arial" w:hAnsi="Arial" w:eastAsia="Arial" w:cs="Tahoma"/>
+                <w:sz w:val="18"/>
+              </w:rPr>
+            </w:r>
+            <w:r>
+              <w:rPr>
+                <w:rFonts w:ascii="Arial" w:hAnsi="Arial" w:eastAsia="Arial" w:cs="Tahoma"/>
                 <w:sz w:val="18"/>
               </w:rPr>
               <w:t>RunningNumber</w:t>
@@ -2793,13 +2902,13 @@
             </w:pPr>
             <w:r>
               <w:rPr>
-                <w:rFonts w:ascii="Arial" w:hAnsi="Arial" w:eastAsia="Arial"/>
-                <w:sz w:val="18"/>
-              </w:rPr>
-            </w:r>
-            <w:r>
-              <w:rPr>
-                <w:rFonts w:ascii="Arial" w:hAnsi="Arial" w:eastAsia="Arial"/>
+                <w:rFonts w:ascii="Arial" w:hAnsi="Arial" w:eastAsia="Arial" w:cs="Tahoma"/>
+                <w:sz w:val="18"/>
+              </w:rPr>
+            </w:r>
+            <w:r>
+              <w:rPr>
+                <w:rFonts w:ascii="Arial" w:hAnsi="Arial" w:eastAsia="Arial" w:cs="Tahoma"/>
                 <w:sz w:val="18"/>
               </w:rPr>
               <w:t>MSSQL CPA_FRN_FGI</w:t>
@@ -2818,13 +2927,13 @@
             </w:pPr>
             <w:r>
               <w:rPr>
-                <w:rFonts w:ascii="Arial" w:hAnsi="Arial" w:eastAsia="Arial"/>
-                <w:sz w:val="18"/>
-              </w:rPr>
-            </w:r>
-            <w:r>
-              <w:rPr>
-                <w:rFonts w:ascii="Arial" w:hAnsi="Arial" w:eastAsia="Arial"/>
+                <w:rFonts w:ascii="Arial" w:hAnsi="Arial" w:eastAsia="Arial" w:cs="Tahoma"/>
+                <w:sz w:val="18"/>
+              </w:rPr>
+            </w:r>
+            <w:r>
+              <w:rPr>
+                <w:rFonts w:ascii="Arial" w:hAnsi="Arial" w:eastAsia="Arial" w:cs="Tahoma"/>
                 <w:sz w:val="18"/>
               </w:rPr>
               <w:t>document_running_numbers</w:t>
@@ -2843,13 +2952,13 @@
             </w:pPr>
             <w:r>
               <w:rPr>
-                <w:rFonts w:ascii="Arial" w:hAnsi="Arial" w:eastAsia="Arial"/>
-                <w:sz w:val="18"/>
-              </w:rPr>
-            </w:r>
-            <w:r>
-              <w:rPr>
-                <w:rFonts w:ascii="Arial" w:hAnsi="Arial" w:eastAsia="Arial"/>
+                <w:rFonts w:ascii="Arial" w:hAnsi="Arial" w:eastAsia="Arial" w:cs="Tahoma"/>
+                <w:sz w:val="18"/>
+              </w:rPr>
+            </w:r>
+            <w:r>
+              <w:rPr>
+                <w:rFonts w:ascii="Arial" w:hAnsi="Arial" w:eastAsia="Arial" w:cs="Tahoma"/>
                 <w:sz w:val="18"/>
               </w:rPr>
               <w:t>ตั้ง last_running_no ต่อปีให้ตรงกับเลขสูงสุดที่ย้ายมา</w:t>
@@ -2873,13 +2982,13 @@
             </w:pPr>
             <w:r>
               <w:rPr>
-                <w:rFonts w:ascii="Arial" w:hAnsi="Arial" w:eastAsia="Arial"/>
-                <w:sz w:val="18"/>
-              </w:rPr>
-            </w:r>
-            <w:r>
-              <w:rPr>
-                <w:rFonts w:ascii="Arial" w:hAnsi="Arial" w:eastAsia="Arial"/>
+                <w:rFonts w:ascii="Arial" w:hAnsi="Arial" w:eastAsia="Arial" w:cs="Tahoma"/>
+                <w:sz w:val="18"/>
+              </w:rPr>
+            </w:r>
+            <w:r>
+              <w:rPr>
+                <w:rFonts w:ascii="Arial" w:hAnsi="Arial" w:eastAsia="Arial" w:cs="Tahoma"/>
                 <w:sz w:val="18"/>
               </w:rPr>
               <w:t>CompDocAttachment / CompTempAttachment / AttachFileProfile</w:t>
@@ -2898,13 +3007,13 @@
             </w:pPr>
             <w:r>
               <w:rPr>
-                <w:rFonts w:ascii="Arial" w:hAnsi="Arial" w:eastAsia="Arial"/>
-                <w:sz w:val="18"/>
-              </w:rPr>
-            </w:r>
-            <w:r>
-              <w:rPr>
-                <w:rFonts w:ascii="Arial" w:hAnsi="Arial" w:eastAsia="Arial"/>
+                <w:rFonts w:ascii="Arial" w:hAnsi="Arial" w:eastAsia="Arial" w:cs="Tahoma"/>
+                <w:sz w:val="18"/>
+              </w:rPr>
+            </w:r>
+            <w:r>
+              <w:rPr>
+                <w:rFonts w:ascii="Arial" w:hAnsi="Arial" w:eastAsia="Arial" w:cs="Tahoma"/>
                 <w:sz w:val="18"/>
               </w:rPr>
               <w:t>MSSQL CPA_FRN_FGI</w:t>
@@ -2923,13 +3032,13 @@
             </w:pPr>
             <w:r>
               <w:rPr>
-                <w:rFonts w:ascii="Arial" w:hAnsi="Arial" w:eastAsia="Arial"/>
-                <w:sz w:val="18"/>
-              </w:rPr>
-            </w:r>
-            <w:r>
-              <w:rPr>
-                <w:rFonts w:ascii="Arial" w:hAnsi="Arial" w:eastAsia="Arial"/>
+                <w:rFonts w:ascii="Arial" w:hAnsi="Arial" w:eastAsia="Arial" w:cs="Tahoma"/>
+                <w:sz w:val="18"/>
+              </w:rPr>
+            </w:r>
+            <w:r>
+              <w:rPr>
+                <w:rFonts w:ascii="Arial" w:hAnsi="Arial" w:eastAsia="Arial" w:cs="Tahoma"/>
                 <w:sz w:val="18"/>
               </w:rPr>
               <w:t>document_attachments</w:t>
@@ -2948,13 +3057,13 @@
             </w:pPr>
             <w:r>
               <w:rPr>
-                <w:rFonts w:ascii="Arial" w:hAnsi="Arial" w:eastAsia="Arial"/>
-                <w:sz w:val="18"/>
-              </w:rPr>
-            </w:r>
-            <w:r>
-              <w:rPr>
-                <w:rFonts w:ascii="Arial" w:hAnsi="Arial" w:eastAsia="Arial"/>
+                <w:rFonts w:ascii="Arial" w:hAnsi="Arial" w:eastAsia="Arial" w:cs="Tahoma"/>
+                <w:sz w:val="18"/>
+              </w:rPr>
+            </w:r>
+            <w:r>
+              <w:rPr>
+                <w:rFonts w:ascii="Arial" w:hAnsi="Arial" w:eastAsia="Arial" w:cs="Tahoma"/>
                 <w:sz w:val="18"/>
               </w:rPr>
               <w:t>metadata เท่านั้น · ไฟล์จริงต้องย้ายขึ้น S3 ของระบบเดิม</w:t>
@@ -2978,13 +3087,13 @@
             </w:pPr>
             <w:r>
               <w:rPr>
-                <w:rFonts w:ascii="Arial" w:hAnsi="Arial" w:eastAsia="Arial"/>
-                <w:sz w:val="18"/>
-              </w:rPr>
-            </w:r>
-            <w:r>
-              <w:rPr>
-                <w:rFonts w:ascii="Arial" w:hAnsi="Arial" w:eastAsia="Arial"/>
+                <w:rFonts w:ascii="Arial" w:hAnsi="Arial" w:eastAsia="Arial" w:cs="Tahoma"/>
+                <w:sz w:val="18"/>
+              </w:rPr>
+            </w:r>
+            <w:r>
+              <w:rPr>
+                <w:rFonts w:ascii="Arial" w:hAnsi="Arial" w:eastAsia="Arial" w:cs="Tahoma"/>
                 <w:sz w:val="18"/>
               </w:rPr>
               <w:t>FactorProfile / CompetitionProfile</w:t>
@@ -3003,13 +3112,13 @@
             </w:pPr>
             <w:r>
               <w:rPr>
-                <w:rFonts w:ascii="Arial" w:hAnsi="Arial" w:eastAsia="Arial"/>
-                <w:sz w:val="18"/>
-              </w:rPr>
-            </w:r>
-            <w:r>
-              <w:rPr>
-                <w:rFonts w:ascii="Arial" w:hAnsi="Arial" w:eastAsia="Arial"/>
+                <w:rFonts w:ascii="Arial" w:hAnsi="Arial" w:eastAsia="Arial" w:cs="Tahoma"/>
+                <w:sz w:val="18"/>
+              </w:rPr>
+            </w:r>
+            <w:r>
+              <w:rPr>
+                <w:rFonts w:ascii="Arial" w:hAnsi="Arial" w:eastAsia="Arial" w:cs="Tahoma"/>
                 <w:sz w:val="18"/>
               </w:rPr>
               <w:t>MSSQL CPA_FRN_FGI</w:t>
@@ -3028,13 +3137,13 @@
             </w:pPr>
             <w:r>
               <w:rPr>
-                <w:rFonts w:ascii="Arial" w:hAnsi="Arial" w:eastAsia="Arial"/>
-                <w:sz w:val="18"/>
-              </w:rPr>
-            </w:r>
-            <w:r>
-              <w:rPr>
-                <w:rFonts w:ascii="Arial" w:hAnsi="Arial" w:eastAsia="Arial"/>
+                <w:rFonts w:ascii="Arial" w:hAnsi="Arial" w:eastAsia="Arial" w:cs="Tahoma"/>
+                <w:sz w:val="18"/>
+              </w:rPr>
+            </w:r>
+            <w:r>
+              <w:rPr>
+                <w:rFonts w:ascii="Arial" w:hAnsi="Arial" w:eastAsia="Arial" w:cs="Tahoma"/>
                 <w:sz w:val="18"/>
               </w:rPr>
               <w:t>external_factors / competitors</w:t>
@@ -3053,20 +3162,20 @@
             </w:pPr>
             <w:r>
               <w:rPr>
-                <w:rFonts w:ascii="Arial" w:hAnsi="Arial" w:eastAsia="Arial"/>
-                <w:sz w:val="18"/>
-              </w:rPr>
-            </w:r>
-            <w:r>
-              <w:rPr>
-                <w:rFonts w:ascii="Arial" w:hAnsi="Arial" w:eastAsia="Arial"/>
+                <w:rFonts w:ascii="Arial" w:hAnsi="Arial" w:eastAsia="Arial" w:cs="Tahoma"/>
+                <w:sz w:val="18"/>
+              </w:rPr>
+            </w:r>
+            <w:r>
+              <w:rPr>
+                <w:rFonts w:ascii="Arial" w:hAnsi="Arial" w:eastAsia="Arial" w:cs="Tahoma"/>
                 <w:sz w:val="18"/>
               </w:rPr>
               <w:t xml:space="preserve">เป็น master ที่ SBPGI เป็นเจ้าของ · </w:t>
             </w:r>
             <w:r>
               <w:rPr>
-                <w:rFonts w:ascii="Arial" w:hAnsi="Arial" w:eastAsia="Arial"/>
+                <w:rFonts w:ascii="Arial" w:hAnsi="Arial" w:eastAsia="Arial" w:cs="Tahoma"/>
                 <w:b/>
                 <w:sz w:val="18"/>
               </w:rPr>
@@ -3074,7 +3183,7 @@
             </w:r>
             <w:r>
               <w:rPr>
-                <w:rFonts w:ascii="Arial" w:hAnsi="Arial" w:eastAsia="Arial"/>
+                <w:rFonts w:ascii="Arial" w:hAnsi="Arial" w:eastAsia="Arial" w:cs="Tahoma"/>
                 <w:sz w:val="18"/>
               </w:rPr>
               <w:t xml:space="preserve"> — มติ DP-9 (2026-08-10) ให้ seed ลง common_code ของระบบเดิม (code_type = SBPGI_DECISION) ไม่สร้างตาราง decisions</w:t>
@@ -3125,7 +3234,7 @@
             <w:r/>
             <w:r>
               <w:rPr>
-                <w:rFonts w:ascii="Arial" w:hAnsi="Arial" w:eastAsia="Arial"/>
+                <w:rFonts w:ascii="Arial" w:hAnsi="Arial" w:eastAsia="Arial" w:cs="Tahoma"/>
                 <w:b/>
                 <w:sz w:val="18"/>
               </w:rPr>
@@ -3147,7 +3256,7 @@
             <w:r/>
             <w:r>
               <w:rPr>
-                <w:rFonts w:ascii="Arial" w:hAnsi="Arial" w:eastAsia="Arial"/>
+                <w:rFonts w:ascii="Arial" w:hAnsi="Arial" w:eastAsia="Arial" w:cs="Tahoma"/>
                 <w:b/>
                 <w:sz w:val="18"/>
               </w:rPr>
@@ -3169,7 +3278,7 @@
             <w:r/>
             <w:r>
               <w:rPr>
-                <w:rFonts w:ascii="Arial" w:hAnsi="Arial" w:eastAsia="Arial"/>
+                <w:rFonts w:ascii="Arial" w:hAnsi="Arial" w:eastAsia="Arial" w:cs="Tahoma"/>
                 <w:b/>
                 <w:sz w:val="18"/>
               </w:rPr>
@@ -3194,13 +3303,13 @@
             </w:pPr>
             <w:r>
               <w:rPr>
-                <w:rFonts w:ascii="Arial" w:hAnsi="Arial" w:eastAsia="Arial"/>
-                <w:sz w:val="18"/>
-              </w:rPr>
-            </w:r>
-            <w:r>
-              <w:rPr>
-                <w:rFonts w:ascii="Arial" w:hAnsi="Arial" w:eastAsia="Arial"/>
+                <w:rFonts w:ascii="Arial" w:hAnsi="Arial" w:eastAsia="Arial" w:cs="Tahoma"/>
+                <w:sz w:val="18"/>
+              </w:rPr>
+            </w:r>
+            <w:r>
+              <w:rPr>
+                <w:rFonts w:ascii="Arial" w:hAnsi="Arial" w:eastAsia="Arial" w:cs="Tahoma"/>
                 <w:sz w:val="18"/>
               </w:rPr>
               <w:t>leading zero ของรหัสร้าน</w:t>
@@ -3219,13 +3328,13 @@
             </w:pPr>
             <w:r>
               <w:rPr>
-                <w:rFonts w:ascii="Arial" w:hAnsi="Arial" w:eastAsia="Arial"/>
-                <w:sz w:val="18"/>
-              </w:rPr>
-            </w:r>
-            <w:r>
-              <w:rPr>
-                <w:rFonts w:ascii="Arial" w:hAnsi="Arial" w:eastAsia="Arial"/>
+                <w:rFonts w:ascii="Arial" w:hAnsi="Arial" w:eastAsia="Arial" w:cs="Tahoma"/>
+                <w:sz w:val="18"/>
+              </w:rPr>
+            </w:r>
+            <w:r>
+              <w:rPr>
+                <w:rFonts w:ascii="Arial" w:hAnsi="Arial" w:eastAsia="Arial" w:cs="Tahoma"/>
                 <w:sz w:val="18"/>
               </w:rPr>
               <w:t>ร้าน 00788 กลายเป็น 788 แล้ว join ไม่ติด</w:t>
@@ -3244,13 +3353,13 @@
             </w:pPr>
             <w:r>
               <w:rPr>
-                <w:rFonts w:ascii="Arial" w:hAnsi="Arial" w:eastAsia="Arial"/>
-                <w:sz w:val="18"/>
-              </w:rPr>
-            </w:r>
-            <w:r>
-              <w:rPr>
-                <w:rFonts w:ascii="Arial" w:hAnsi="Arial" w:eastAsia="Arial"/>
+                <w:rFonts w:ascii="Arial" w:hAnsi="Arial" w:eastAsia="Arial" w:cs="Tahoma"/>
+                <w:sz w:val="18"/>
+              </w:rPr>
+            </w:r>
+            <w:r>
+              <w:rPr>
+                <w:rFonts w:ascii="Arial" w:hAnsi="Arial" w:eastAsia="Arial" w:cs="Tahoma"/>
                 <w:sz w:val="18"/>
               </w:rPr>
               <w:t>lpad(store_code, 5, '0') ทุกจุด · ปลายทางเป็น VARCHAR(5)</w:t>
@@ -3274,13 +3383,13 @@
             </w:pPr>
             <w:r>
               <w:rPr>
-                <w:rFonts w:ascii="Arial" w:hAnsi="Arial" w:eastAsia="Arial"/>
-                <w:sz w:val="18"/>
-              </w:rPr>
-            </w:r>
-            <w:r>
-              <w:rPr>
-                <w:rFonts w:ascii="Arial" w:hAnsi="Arial" w:eastAsia="Arial"/>
+                <w:rFonts w:ascii="Arial" w:hAnsi="Arial" w:eastAsia="Arial" w:cs="Tahoma"/>
+                <w:sz w:val="18"/>
+              </w:rPr>
+            </w:r>
+            <w:r>
+              <w:rPr>
+                <w:rFonts w:ascii="Arial" w:hAnsi="Arial" w:eastAsia="Arial" w:cs="Tahoma"/>
                 <w:sz w:val="18"/>
               </w:rPr>
               <w:t>ปี พ.ศ./ค.ศ.</w:t>
@@ -3299,13 +3408,13 @@
             </w:pPr>
             <w:r>
               <w:rPr>
-                <w:rFonts w:ascii="Arial" w:hAnsi="Arial" w:eastAsia="Arial"/>
-                <w:sz w:val="18"/>
-              </w:rPr>
-            </w:r>
-            <w:r>
-              <w:rPr>
-                <w:rFonts w:ascii="Arial" w:hAnsi="Arial" w:eastAsia="Arial"/>
+                <w:rFonts w:ascii="Arial" w:hAnsi="Arial" w:eastAsia="Arial" w:cs="Tahoma"/>
+                <w:sz w:val="18"/>
+              </w:rPr>
+            </w:r>
+            <w:r>
+              <w:rPr>
+                <w:rFonts w:ascii="Arial" w:hAnsi="Arial" w:eastAsia="Arial" w:cs="Tahoma"/>
                 <w:sz w:val="18"/>
               </w:rPr>
               <w:t>วันที่เพี้ยน 543 ปี</w:t>
@@ -3324,34 +3433,34 @@
             </w:pPr>
             <w:r>
               <w:rPr>
-                <w:rFonts w:ascii="Arial" w:hAnsi="Arial" w:eastAsia="Arial"/>
-                <w:sz w:val="18"/>
-              </w:rPr>
-            </w:r>
-            <w:r>
-              <w:rPr>
-                <w:rFonts w:ascii="Arial" w:hAnsi="Arial" w:eastAsia="Arial"/>
+                <w:rFonts w:ascii="Arial" w:hAnsi="Arial" w:eastAsia="Arial" w:cs="Tahoma"/>
+                <w:sz w:val="18"/>
+              </w:rPr>
+            </w:r>
+            <w:r>
+              <w:rPr>
+                <w:rFonts w:ascii="Arial" w:hAnsi="Arial" w:eastAsia="Arial" w:cs="Tahoma"/>
                 <w:sz w:val="18"/>
               </w:rPr>
               <w:t xml:space="preserve">เก็บ ค.ศ. ใน DB และ </w:t>
             </w:r>
             <w:r>
               <w:rPr>
-                <w:rFonts w:ascii="Courier New" w:hAnsi="Courier New" w:eastAsia="Arial"/>
+                <w:rFonts w:ascii="Courier New" w:hAnsi="Courier New" w:eastAsia="Courier New" w:cs="Tahoma"/>
                 <w:sz w:val="18"/>
               </w:rPr>
               <w:t>doc_no</w:t>
             </w:r>
             <w:r>
               <w:rPr>
-                <w:rFonts w:ascii="Arial" w:hAnsi="Arial" w:eastAsia="Arial"/>
+                <w:rFonts w:ascii="Arial" w:hAnsi="Arial" w:eastAsia="Arial" w:cs="Tahoma"/>
                 <w:sz w:val="18"/>
               </w:rPr>
               <w:t xml:space="preserve"> เป็นปี </w:t>
             </w:r>
             <w:r>
               <w:rPr>
-                <w:rFonts w:ascii="Arial" w:hAnsi="Arial" w:eastAsia="Arial"/>
+                <w:rFonts w:ascii="Arial" w:hAnsi="Arial" w:eastAsia="Arial" w:cs="Tahoma"/>
                 <w:b/>
                 <w:sz w:val="18"/>
               </w:rPr>
@@ -3359,7 +3468,7 @@
             </w:r>
             <w:r>
               <w:rPr>
-                <w:rFonts w:ascii="Arial" w:hAnsi="Arial" w:eastAsia="Arial"/>
+                <w:rFonts w:ascii="Arial" w:hAnsi="Arial" w:eastAsia="Arial" w:cs="Tahoma"/>
                 <w:sz w:val="18"/>
               </w:rPr>
               <w:t xml:space="preserve"> ด้วย (มติ 2026-08-06) · ถ้าของเดิมเป็น พ.ศ. ต้องแปลงตอน migrate ด้วย toAD()</w:t>
@@ -3383,13 +3492,13 @@
             </w:pPr>
             <w:r>
               <w:rPr>
-                <w:rFonts w:ascii="Arial" w:hAnsi="Arial" w:eastAsia="Arial"/>
-                <w:sz w:val="18"/>
-              </w:rPr>
-            </w:r>
-            <w:r>
-              <w:rPr>
-                <w:rFonts w:ascii="Arial" w:hAnsi="Arial" w:eastAsia="Arial"/>
+                <w:rFonts w:ascii="Arial" w:hAnsi="Arial" w:eastAsia="Arial" w:cs="Tahoma"/>
+                <w:sz w:val="18"/>
+              </w:rPr>
+            </w:r>
+            <w:r>
+              <w:rPr>
+                <w:rFonts w:ascii="Arial" w:hAnsi="Arial" w:eastAsia="Arial" w:cs="Tahoma"/>
                 <w:sz w:val="18"/>
               </w:rPr>
               <w:t>polymorphic key</w:t>
@@ -3408,13 +3517,13 @@
             </w:pPr>
             <w:r>
               <w:rPr>
-                <w:rFonts w:ascii="Arial" w:hAnsi="Arial" w:eastAsia="Arial"/>
-                <w:sz w:val="18"/>
-              </w:rPr>
-            </w:r>
-            <w:r>
-              <w:rPr>
-                <w:rFonts w:ascii="Arial" w:hAnsi="Arial" w:eastAsia="Arial"/>
+                <w:rFonts w:ascii="Arial" w:hAnsi="Arial" w:eastAsia="Arial" w:cs="Tahoma"/>
+                <w:sz w:val="18"/>
+              </w:rPr>
+            </w:r>
+            <w:r>
+              <w:rPr>
+                <w:rFonts w:ascii="Arial" w:hAnsi="Arial" w:eastAsia="Arial" w:cs="Tahoma"/>
                 <w:sz w:val="18"/>
               </w:rPr>
               <w:t>FK ชี้ผิดตาราง</w:t>
@@ -3433,13 +3542,13 @@
             </w:pPr>
             <w:r>
               <w:rPr>
-                <w:rFonts w:ascii="Arial" w:hAnsi="Arial" w:eastAsia="Arial"/>
-                <w:sz w:val="18"/>
-              </w:rPr>
-            </w:r>
-            <w:r>
-              <w:rPr>
-                <w:rFonts w:ascii="Arial" w:hAnsi="Arial" w:eastAsia="Arial"/>
+                <w:rFonts w:ascii="Arial" w:hAnsi="Arial" w:eastAsia="Arial" w:cs="Tahoma"/>
+                <w:sz w:val="18"/>
+              </w:rPr>
+            </w:r>
+            <w:r>
+              <w:rPr>
+                <w:rFonts w:ascii="Arial" w:hAnsi="Arial" w:eastAsia="Arial" w:cs="Tahoma"/>
                 <w:sz w:val="18"/>
               </w:rPr>
               <w:t>แตก TRANSACTION_PK ตาม DATA_NAME เป็น impact_process_id / sales_summary_id / doc_no</w:t>
@@ -3463,13 +3572,13 @@
             </w:pPr>
             <w:r>
               <w:rPr>
-                <w:rFonts w:ascii="Arial" w:hAnsi="Arial" w:eastAsia="Arial"/>
-                <w:sz w:val="18"/>
-              </w:rPr>
-            </w:r>
-            <w:r>
-              <w:rPr>
-                <w:rFonts w:ascii="Arial" w:hAnsi="Arial" w:eastAsia="Arial"/>
+                <w:rFonts w:ascii="Arial" w:hAnsi="Arial" w:eastAsia="Arial" w:cs="Tahoma"/>
+                <w:sz w:val="18"/>
+              </w:rPr>
+            </w:r>
+            <w:r>
+              <w:rPr>
+                <w:rFonts w:ascii="Arial" w:hAnsi="Arial" w:eastAsia="Arial" w:cs="Tahoma"/>
                 <w:sz w:val="18"/>
               </w:rPr>
               <w:t>เลขเอกสารซ้ำ</w:t>
@@ -3488,13 +3597,13 @@
             </w:pPr>
             <w:r>
               <w:rPr>
-                <w:rFonts w:ascii="Arial" w:hAnsi="Arial" w:eastAsia="Arial"/>
-                <w:sz w:val="18"/>
-              </w:rPr>
-            </w:r>
-            <w:r>
-              <w:rPr>
-                <w:rFonts w:ascii="Arial" w:hAnsi="Arial" w:eastAsia="Arial"/>
+                <w:rFonts w:ascii="Arial" w:hAnsi="Arial" w:eastAsia="Arial" w:cs="Tahoma"/>
+                <w:sz w:val="18"/>
+              </w:rPr>
+            </w:r>
+            <w:r>
+              <w:rPr>
+                <w:rFonts w:ascii="Arial" w:hAnsi="Arial" w:eastAsia="Arial" w:cs="Tahoma"/>
                 <w:sz w:val="18"/>
               </w:rPr>
               <w:t>ออกเลขใหม่ทับของเก่า</w:t>
@@ -3513,13 +3622,13 @@
             </w:pPr>
             <w:r>
               <w:rPr>
-                <w:rFonts w:ascii="Arial" w:hAnsi="Arial" w:eastAsia="Arial"/>
-                <w:sz w:val="18"/>
-              </w:rPr>
-            </w:r>
-            <w:r>
-              <w:rPr>
-                <w:rFonts w:ascii="Arial" w:hAnsi="Arial" w:eastAsia="Arial"/>
+                <w:rFonts w:ascii="Arial" w:hAnsi="Arial" w:eastAsia="Arial" w:cs="Tahoma"/>
+                <w:sz w:val="18"/>
+              </w:rPr>
+            </w:r>
+            <w:r>
+              <w:rPr>
+                <w:rFonts w:ascii="Arial" w:hAnsi="Arial" w:eastAsia="Arial" w:cs="Tahoma"/>
                 <w:sz w:val="18"/>
               </w:rPr>
               <w:t>หลังโหลด ตั้ง document_running_numbers.last_running_no = MAX(running) ต่อปี</w:t>
@@ -3543,13 +3652,13 @@
             </w:pPr>
             <w:r>
               <w:rPr>
-                <w:rFonts w:ascii="Arial" w:hAnsi="Arial" w:eastAsia="Arial"/>
-                <w:sz w:val="18"/>
-              </w:rPr>
-            </w:r>
-            <w:r>
-              <w:rPr>
-                <w:rFonts w:ascii="Arial" w:hAnsi="Arial" w:eastAsia="Arial"/>
+                <w:rFonts w:ascii="Arial" w:hAnsi="Arial" w:eastAsia="Arial" w:cs="Tahoma"/>
+                <w:sz w:val="18"/>
+              </w:rPr>
+            </w:r>
+            <w:r>
+              <w:rPr>
+                <w:rFonts w:ascii="Arial" w:hAnsi="Arial" w:eastAsia="Arial" w:cs="Tahoma"/>
                 <w:sz w:val="18"/>
               </w:rPr>
               <w:t>ยอดขายรายวัน</w:t>
@@ -3568,13 +3677,13 @@
             </w:pPr>
             <w:r>
               <w:rPr>
-                <w:rFonts w:ascii="Arial" w:hAnsi="Arial" w:eastAsia="Arial"/>
-                <w:sz w:val="18"/>
-              </w:rPr>
-            </w:r>
-            <w:r>
-              <w:rPr>
-                <w:rFonts w:ascii="Arial" w:hAnsi="Arial" w:eastAsia="Arial"/>
+                <w:rFonts w:ascii="Arial" w:hAnsi="Arial" w:eastAsia="Arial" w:cs="Tahoma"/>
+                <w:sz w:val="18"/>
+              </w:rPr>
+            </w:r>
+            <w:r>
+              <w:rPr>
+                <w:rFonts w:ascii="Arial" w:hAnsi="Arial" w:eastAsia="Arial" w:cs="Tahoma"/>
                 <w:sz w:val="18"/>
               </w:rPr>
               <w:t>ข้อมูล 60 วันไม่ครบ ทำให้ธงผิดปกติเพี้ยน</w:t>
@@ -3593,13 +3702,13 @@
             </w:pPr>
             <w:r>
               <w:rPr>
-                <w:rFonts w:ascii="Arial" w:hAnsi="Arial" w:eastAsia="Arial"/>
-                <w:sz w:val="18"/>
-              </w:rPr>
-            </w:r>
-            <w:r>
-              <w:rPr>
-                <w:rFonts w:ascii="Arial" w:hAnsi="Arial" w:eastAsia="Arial"/>
+                <w:rFonts w:ascii="Arial" w:hAnsi="Arial" w:eastAsia="Arial" w:cs="Tahoma"/>
+                <w:sz w:val="18"/>
+              </w:rPr>
+            </w:r>
+            <w:r>
+              <w:rPr>
+                <w:rFonts w:ascii="Arial" w:hAnsi="Arial" w:eastAsia="Arial" w:cs="Tahoma"/>
                 <w:sz w:val="18"/>
               </w:rPr>
               <w:t>ต้องมาจาก FGI_IMPACT_STORE_SALES_TRN เท่านั้น · fcs_monthly_sales (711,384 แถว) ใช้ cross-check ได้อย่างเดียว</w:t>
@@ -3650,7 +3759,7 @@
             <w:r/>
             <w:r>
               <w:rPr>
-                <w:rFonts w:ascii="Arial" w:hAnsi="Arial" w:eastAsia="Arial"/>
+                <w:rFonts w:ascii="Arial" w:hAnsi="Arial" w:eastAsia="Arial" w:cs="Tahoma"/>
                 <w:b/>
                 <w:sz w:val="18"/>
               </w:rPr>
@@ -3672,7 +3781,7 @@
             <w:r/>
             <w:r>
               <w:rPr>
-                <w:rFonts w:ascii="Arial" w:hAnsi="Arial" w:eastAsia="Arial"/>
+                <w:rFonts w:ascii="Arial" w:hAnsi="Arial" w:eastAsia="Arial" w:cs="Tahoma"/>
                 <w:b/>
                 <w:sz w:val="18"/>
               </w:rPr>
@@ -3694,7 +3803,7 @@
             <w:r/>
             <w:r>
               <w:rPr>
-                <w:rFonts w:ascii="Arial" w:hAnsi="Arial" w:eastAsia="Arial"/>
+                <w:rFonts w:ascii="Arial" w:hAnsi="Arial" w:eastAsia="Arial" w:cs="Tahoma"/>
                 <w:b/>
                 <w:sz w:val="18"/>
               </w:rPr>
@@ -3719,13 +3828,13 @@
             </w:pPr>
             <w:r>
               <w:rPr>
-                <w:rFonts w:ascii="Arial" w:hAnsi="Arial" w:eastAsia="Arial"/>
-                <w:sz w:val="18"/>
-              </w:rPr>
-            </w:r>
-            <w:r>
-              <w:rPr>
-                <w:rFonts w:ascii="Arial" w:hAnsi="Arial" w:eastAsia="Arial"/>
+                <w:rFonts w:ascii="Arial" w:hAnsi="Arial" w:eastAsia="Arial" w:cs="Tahoma"/>
+                <w:sz w:val="18"/>
+              </w:rPr>
+            </w:r>
+            <w:r>
+              <w:rPr>
+                <w:rFonts w:ascii="Arial" w:hAnsi="Arial" w:eastAsia="Arial" w:cs="Tahoma"/>
                 <w:sz w:val="18"/>
               </w:rPr>
               <w:t>T-14 วัน</w:t>
@@ -3744,13 +3853,13 @@
             </w:pPr>
             <w:r>
               <w:rPr>
-                <w:rFonts w:ascii="Arial" w:hAnsi="Arial" w:eastAsia="Arial"/>
-                <w:sz w:val="18"/>
-              </w:rPr>
-            </w:r>
-            <w:r>
-              <w:rPr>
-                <w:rFonts w:ascii="Arial" w:hAnsi="Arial" w:eastAsia="Arial"/>
+                <w:rFonts w:ascii="Arial" w:hAnsi="Arial" w:eastAsia="Arial" w:cs="Tahoma"/>
+                <w:sz w:val="18"/>
+              </w:rPr>
+            </w:r>
+            <w:r>
+              <w:rPr>
+                <w:rFonts w:ascii="Arial" w:hAnsi="Arial" w:eastAsia="Arial" w:cs="Tahoma"/>
                 <w:sz w:val="18"/>
               </w:rPr>
               <w:t>Profiling ต้นทาง + dry-run รอบที่ 1</w:t>
@@ -3769,13 +3878,13 @@
             </w:pPr>
             <w:r>
               <w:rPr>
-                <w:rFonts w:ascii="Arial" w:hAnsi="Arial" w:eastAsia="Arial"/>
-                <w:sz w:val="18"/>
-              </w:rPr>
-            </w:r>
-            <w:r>
-              <w:rPr>
-                <w:rFonts w:ascii="Arial" w:hAnsi="Arial" w:eastAsia="Arial"/>
+                <w:rFonts w:ascii="Arial" w:hAnsi="Arial" w:eastAsia="Arial" w:cs="Tahoma"/>
+                <w:sz w:val="18"/>
+              </w:rPr>
+            </w:r>
+            <w:r>
+              <w:rPr>
+                <w:rFonts w:ascii="Arial" w:hAnsi="Arial" w:eastAsia="Arial" w:cs="Tahoma"/>
                 <w:sz w:val="18"/>
               </w:rPr>
               <w:t>อธิบายแถวที่ reject ได้ทุก reason code</w:t>
@@ -3799,13 +3908,13 @@
             </w:pPr>
             <w:r>
               <w:rPr>
-                <w:rFonts w:ascii="Arial" w:hAnsi="Arial" w:eastAsia="Arial"/>
-                <w:sz w:val="18"/>
-              </w:rPr>
-            </w:r>
-            <w:r>
-              <w:rPr>
-                <w:rFonts w:ascii="Arial" w:hAnsi="Arial" w:eastAsia="Arial"/>
+                <w:rFonts w:ascii="Arial" w:hAnsi="Arial" w:eastAsia="Arial" w:cs="Tahoma"/>
+                <w:sz w:val="18"/>
+              </w:rPr>
+            </w:r>
+            <w:r>
+              <w:rPr>
+                <w:rFonts w:ascii="Arial" w:hAnsi="Arial" w:eastAsia="Arial" w:cs="Tahoma"/>
                 <w:sz w:val="18"/>
               </w:rPr>
               <w:t>T-7 วัน</w:t>
@@ -3824,13 +3933,13 @@
             </w:pPr>
             <w:r>
               <w:rPr>
-                <w:rFonts w:ascii="Arial" w:hAnsi="Arial" w:eastAsia="Arial"/>
-                <w:sz w:val="18"/>
-              </w:rPr>
-            </w:r>
-            <w:r>
-              <w:rPr>
-                <w:rFonts w:ascii="Arial" w:hAnsi="Arial" w:eastAsia="Arial"/>
+                <w:rFonts w:ascii="Arial" w:hAnsi="Arial" w:eastAsia="Arial" w:cs="Tahoma"/>
+                <w:sz w:val="18"/>
+              </w:rPr>
+            </w:r>
+            <w:r>
+              <w:rPr>
+                <w:rFonts w:ascii="Arial" w:hAnsi="Arial" w:eastAsia="Arial" w:cs="Tahoma"/>
                 <w:sz w:val="18"/>
               </w:rPr>
               <w:t>Full load บน staging + reconcile</w:t>
@@ -3849,13 +3958,13 @@
             </w:pPr>
             <w:r>
               <w:rPr>
-                <w:rFonts w:ascii="Arial" w:hAnsi="Arial" w:eastAsia="Arial"/>
-                <w:sz w:val="18"/>
-              </w:rPr>
-            </w:r>
-            <w:r>
-              <w:rPr>
-                <w:rFonts w:ascii="Arial" w:hAnsi="Arial" w:eastAsia="Arial"/>
+                <w:rFonts w:ascii="Arial" w:hAnsi="Arial" w:eastAsia="Arial" w:cs="Tahoma"/>
+                <w:sz w:val="18"/>
+              </w:rPr>
+            </w:r>
+            <w:r>
+              <w:rPr>
+                <w:rFonts w:ascii="Arial" w:hAnsi="Arial" w:eastAsia="Arial" w:cs="Tahoma"/>
                 <w:sz w:val="18"/>
               </w:rPr>
               <w:t>จำนวนแถว/ยอดเงินตรง หรืออธิบายส่วนต่างได้</w:t>
@@ -3879,13 +3988,13 @@
             </w:pPr>
             <w:r>
               <w:rPr>
-                <w:rFonts w:ascii="Arial" w:hAnsi="Arial" w:eastAsia="Arial"/>
-                <w:sz w:val="18"/>
-              </w:rPr>
-            </w:r>
-            <w:r>
-              <w:rPr>
-                <w:rFonts w:ascii="Arial" w:hAnsi="Arial" w:eastAsia="Arial"/>
+                <w:rFonts w:ascii="Arial" w:hAnsi="Arial" w:eastAsia="Arial" w:cs="Tahoma"/>
+                <w:sz w:val="18"/>
+              </w:rPr>
+            </w:r>
+            <w:r>
+              <w:rPr>
+                <w:rFonts w:ascii="Arial" w:hAnsi="Arial" w:eastAsia="Arial" w:cs="Tahoma"/>
                 <w:sz w:val="18"/>
               </w:rPr>
               <w:t>T-2 วัน</w:t>
@@ -3904,13 +4013,13 @@
             </w:pPr>
             <w:r>
               <w:rPr>
-                <w:rFonts w:ascii="Arial" w:hAnsi="Arial" w:eastAsia="Arial"/>
-                <w:sz w:val="18"/>
-              </w:rPr>
-            </w:r>
-            <w:r>
-              <w:rPr>
-                <w:rFonts w:ascii="Arial" w:hAnsi="Arial" w:eastAsia="Arial"/>
+                <w:rFonts w:ascii="Arial" w:hAnsi="Arial" w:eastAsia="Arial" w:cs="Tahoma"/>
+                <w:sz w:val="18"/>
+              </w:rPr>
+            </w:r>
+            <w:r>
+              <w:rPr>
+                <w:rFonts w:ascii="Arial" w:hAnsi="Arial" w:eastAsia="Arial" w:cs="Tahoma"/>
                 <w:sz w:val="18"/>
               </w:rPr>
               <w:t>ซ้อม cutover เต็มรูปแบบรวม rollback</w:t>
@@ -3929,13 +4038,13 @@
             </w:pPr>
             <w:r>
               <w:rPr>
-                <w:rFonts w:ascii="Arial" w:hAnsi="Arial" w:eastAsia="Arial"/>
-                <w:sz w:val="18"/>
-              </w:rPr>
-            </w:r>
-            <w:r>
-              <w:rPr>
-                <w:rFonts w:ascii="Arial" w:hAnsi="Arial" w:eastAsia="Arial"/>
+                <w:rFonts w:ascii="Arial" w:hAnsi="Arial" w:eastAsia="Arial" w:cs="Tahoma"/>
+                <w:sz w:val="18"/>
+              </w:rPr>
+            </w:r>
+            <w:r>
+              <w:rPr>
+                <w:rFonts w:ascii="Arial" w:hAnsi="Arial" w:eastAsia="Arial" w:cs="Tahoma"/>
                 <w:sz w:val="18"/>
               </w:rPr>
               <w:t>rollback สำเร็จอย่างน้อย 1 ครั้ง</w:t>
@@ -3959,13 +4068,13 @@
             </w:pPr>
             <w:r>
               <w:rPr>
-                <w:rFonts w:ascii="Arial" w:hAnsi="Arial" w:eastAsia="Arial"/>
-                <w:sz w:val="18"/>
-              </w:rPr>
-            </w:r>
-            <w:r>
-              <w:rPr>
-                <w:rFonts w:ascii="Arial" w:hAnsi="Arial" w:eastAsia="Arial"/>
+                <w:rFonts w:ascii="Arial" w:hAnsi="Arial" w:eastAsia="Arial" w:cs="Tahoma"/>
+                <w:sz w:val="18"/>
+              </w:rPr>
+            </w:r>
+            <w:r>
+              <w:rPr>
+                <w:rFonts w:ascii="Arial" w:hAnsi="Arial" w:eastAsia="Arial" w:cs="Tahoma"/>
                 <w:sz w:val="18"/>
               </w:rPr>
               <w:t>T-0 (freeze)</w:t>
@@ -3984,13 +4093,13 @@
             </w:pPr>
             <w:r>
               <w:rPr>
-                <w:rFonts w:ascii="Arial" w:hAnsi="Arial" w:eastAsia="Arial"/>
-                <w:sz w:val="18"/>
-              </w:rPr>
-            </w:r>
-            <w:r>
-              <w:rPr>
-                <w:rFonts w:ascii="Arial" w:hAnsi="Arial" w:eastAsia="Arial"/>
+                <w:rFonts w:ascii="Arial" w:hAnsi="Arial" w:eastAsia="Arial" w:cs="Tahoma"/>
+                <w:sz w:val="18"/>
+              </w:rPr>
+            </w:r>
+            <w:r>
+              <w:rPr>
+                <w:rFonts w:ascii="Arial" w:hAnsi="Arial" w:eastAsia="Arial" w:cs="Tahoma"/>
                 <w:sz w:val="18"/>
               </w:rPr>
               <w:t>หยุดใช้ระบบเดิม -&gt; delta load -&gt; reconcile รอบสุดท้าย -&gt; ย้าย workflow ที่ยังวิ่ง</w:t>
@@ -4009,13 +4118,13 @@
             </w:pPr>
             <w:r>
               <w:rPr>
-                <w:rFonts w:ascii="Arial" w:hAnsi="Arial" w:eastAsia="Arial"/>
-                <w:sz w:val="18"/>
-              </w:rPr>
-            </w:r>
-            <w:r>
-              <w:rPr>
-                <w:rFonts w:ascii="Arial" w:hAnsi="Arial" w:eastAsia="Arial"/>
+                <w:rFonts w:ascii="Arial" w:hAnsi="Arial" w:eastAsia="Arial" w:cs="Tahoma"/>
+                <w:sz w:val="18"/>
+              </w:rPr>
+            </w:r>
+            <w:r>
+              <w:rPr>
+                <w:rFonts w:ascii="Arial" w:hAnsi="Arial" w:eastAsia="Arial" w:cs="Tahoma"/>
                 <w:sz w:val="18"/>
               </w:rPr>
               <w:t>ทุกเอกสารที่ยังไม่จบ flow เปิดในระบบใหม่ได้ที่ state เดิม</w:t>
@@ -4039,13 +4148,13 @@
             </w:pPr>
             <w:r>
               <w:rPr>
-                <w:rFonts w:ascii="Arial" w:hAnsi="Arial" w:eastAsia="Arial"/>
-                <w:sz w:val="18"/>
-              </w:rPr>
-            </w:r>
-            <w:r>
-              <w:rPr>
-                <w:rFonts w:ascii="Arial" w:hAnsi="Arial" w:eastAsia="Arial"/>
+                <w:rFonts w:ascii="Arial" w:hAnsi="Arial" w:eastAsia="Arial" w:cs="Tahoma"/>
+                <w:sz w:val="18"/>
+              </w:rPr>
+            </w:r>
+            <w:r>
+              <w:rPr>
+                <w:rFonts w:ascii="Arial" w:hAnsi="Arial" w:eastAsia="Arial" w:cs="Tahoma"/>
                 <w:sz w:val="18"/>
               </w:rPr>
               <w:t>T+1..T+7</w:t>
@@ -4064,13 +4173,13 @@
             </w:pPr>
             <w:r>
               <w:rPr>
-                <w:rFonts w:ascii="Arial" w:hAnsi="Arial" w:eastAsia="Arial"/>
-                <w:sz w:val="18"/>
-              </w:rPr>
-            </w:r>
-            <w:r>
-              <w:rPr>
-                <w:rFonts w:ascii="Arial" w:hAnsi="Arial" w:eastAsia="Arial"/>
+                <w:rFonts w:ascii="Arial" w:hAnsi="Arial" w:eastAsia="Arial" w:cs="Tahoma"/>
+                <w:sz w:val="18"/>
+              </w:rPr>
+            </w:r>
+            <w:r>
+              <w:rPr>
+                <w:rFonts w:ascii="Arial" w:hAnsi="Arial" w:eastAsia="Arial" w:cs="Tahoma"/>
                 <w:sz w:val="18"/>
               </w:rPr>
               <w:t>เฝ้าระวัง · เก็บ snapshot ก่อน cutover ไว้</w:t>
@@ -4089,13 +4198,13 @@
             </w:pPr>
             <w:r>
               <w:rPr>
-                <w:rFonts w:ascii="Arial" w:hAnsi="Arial" w:eastAsia="Arial"/>
-                <w:sz w:val="18"/>
-              </w:rPr>
-            </w:r>
-            <w:r>
-              <w:rPr>
-                <w:rFonts w:ascii="Arial" w:hAnsi="Arial" w:eastAsia="Arial"/>
+                <w:rFonts w:ascii="Arial" w:hAnsi="Arial" w:eastAsia="Arial" w:cs="Tahoma"/>
+                <w:sz w:val="18"/>
+              </w:rPr>
+            </w:r>
+            <w:r>
+              <w:rPr>
+                <w:rFonts w:ascii="Arial" w:hAnsi="Arial" w:eastAsia="Arial" w:cs="Tahoma"/>
                 <w:sz w:val="18"/>
               </w:rPr>
               <w:t>ไม่มีเอกสารที่หาไม่เจอ/สถานะเพี้ยน</w:t>
@@ -4125,7 +4234,7 @@
       </w:r>
       <w:r>
         <w:rPr>
-          <w:rFonts w:ascii="Courier New" w:hAnsi="Courier New"/>
+          <w:rFonts w:ascii="Courier New" w:hAnsi="Courier New" w:eastAsia="Courier New" w:cs="Tahoma"/>
         </w:rPr>
         <w:t>@srm/glb-workflow</w:t>
       </w:r>
@@ -4134,7 +4243,7 @@
       </w:r>
       <w:r>
         <w:rPr>
-          <w:rFonts w:ascii="Courier New" w:hAnsi="Courier New"/>
+          <w:rFonts w:ascii="Courier New" w:hAnsi="Courier New" w:eastAsia="Courier New" w:cs="Tahoma"/>
         </w:rPr>
         <w:t>initializeWorkflow</w:t>
       </w:r>
@@ -4143,7 +4252,7 @@
       </w:r>
       <w:r>
         <w:rPr>
-          <w:rFonts w:ascii="Courier New" w:hAnsi="Courier New"/>
+          <w:rFonts w:ascii="Courier New" w:hAnsi="Courier New" w:eastAsia="Courier New" w:cs="Tahoma"/>
         </w:rPr>
         <w:t>current_state_id</w:t>
       </w:r>
@@ -4152,7 +4261,7 @@
       </w:r>
       <w:r>
         <w:rPr>
-          <w:rFonts w:ascii="Courier New" w:hAnsi="Courier New"/>
+          <w:rFonts w:ascii="Courier New" w:hAnsi="Courier New" w:eastAsia="Courier New" w:cs="Tahoma"/>
         </w:rPr>
         <w:t>current_status_id</w:t>
       </w:r>
@@ -4161,7 +4270,7 @@
       </w:r>
       <w:r>
         <w:rPr>
-          <w:rFonts w:ascii="Courier New" w:hAnsi="Courier New"/>
+          <w:rFonts w:ascii="Courier New" w:hAnsi="Courier New" w:eastAsia="Courier New" w:cs="Tahoma"/>
         </w:rPr>
         <w:t>current_approver</w:t>
       </w:r>
@@ -4170,7 +4279,7 @@
       </w:r>
       <w:r>
         <w:rPr>
-          <w:rFonts w:ascii="Courier New" w:hAnsi="Courier New"/>
+          <w:rFonts w:ascii="Courier New" w:hAnsi="Courier New" w:eastAsia="Courier New" w:cs="Tahoma"/>
         </w:rPr>
         <w:t>workflow_history</w:t>
       </w:r>
@@ -4179,7 +4288,7 @@
       </w:r>
       <w:r>
         <w:rPr>
-          <w:rFonts w:ascii="Courier New" w:hAnsi="Courier New"/>
+          <w:rFonts w:ascii="Courier New" w:hAnsi="Courier New" w:eastAsia="Courier New" w:cs="Tahoma"/>
         </w:rPr>
         <w:t>CompensateHistory</w:t>
       </w:r>
@@ -4225,7 +4334,7 @@
       </w:r>
       <w:r>
         <w:rPr>
-          <w:rFonts w:ascii="Courier New" w:hAnsi="Courier New"/>
+          <w:color w:val="8A3324"/>
         </w:rPr>
         <w:t>SBPGI vs existing system หัวข้อ 4</w:t>
       </w:r>
@@ -4264,7 +4373,7 @@
             <w:r/>
             <w:r>
               <w:rPr>
-                <w:rFonts w:ascii="Arial" w:hAnsi="Arial" w:eastAsia="Arial"/>
+                <w:rFonts w:ascii="Arial" w:hAnsi="Arial" w:eastAsia="Arial" w:cs="Tahoma"/>
                 <w:b/>
                 <w:sz w:val="18"/>
               </w:rPr>
@@ -4286,7 +4395,7 @@
             <w:r/>
             <w:r>
               <w:rPr>
-                <w:rFonts w:ascii="Arial" w:hAnsi="Arial" w:eastAsia="Arial"/>
+                <w:rFonts w:ascii="Arial" w:hAnsi="Arial" w:eastAsia="Arial" w:cs="Tahoma"/>
                 <w:b/>
                 <w:sz w:val="18"/>
               </w:rPr>
@@ -4308,7 +4417,7 @@
             <w:r/>
             <w:r>
               <w:rPr>
-                <w:rFonts w:ascii="Arial" w:hAnsi="Arial" w:eastAsia="Arial"/>
+                <w:rFonts w:ascii="Arial" w:hAnsi="Arial" w:eastAsia="Arial" w:cs="Tahoma"/>
                 <w:b/>
                 <w:sz w:val="18"/>
               </w:rPr>
@@ -4330,7 +4439,7 @@
             <w:r/>
             <w:r>
               <w:rPr>
-                <w:rFonts w:ascii="Arial" w:hAnsi="Arial" w:eastAsia="Arial"/>
+                <w:rFonts w:ascii="Arial" w:hAnsi="Arial" w:eastAsia="Arial" w:cs="Tahoma"/>
                 <w:b/>
                 <w:sz w:val="18"/>
               </w:rPr>
@@ -4355,20 +4464,20 @@
             </w:pPr>
             <w:r>
               <w:rPr>
-                <w:rFonts w:ascii="Arial" w:hAnsi="Arial" w:eastAsia="Arial"/>
-                <w:sz w:val="18"/>
-              </w:rPr>
-            </w:r>
-            <w:r>
-              <w:rPr>
-                <w:rFonts w:ascii="Arial" w:hAnsi="Arial" w:eastAsia="Arial"/>
+                <w:rFonts w:ascii="Arial" w:hAnsi="Arial" w:eastAsia="Arial" w:cs="Tahoma"/>
+                <w:sz w:val="18"/>
+              </w:rPr>
+            </w:r>
+            <w:r>
+              <w:rPr>
+                <w:rFonts w:ascii="Arial" w:hAnsi="Arial" w:eastAsia="Arial" w:cs="Tahoma"/>
                 <w:sz w:val="18"/>
               </w:rPr>
               <w:t xml:space="preserve">DP-4 · </w:t>
             </w:r>
             <w:r>
               <w:rPr>
-                <w:rFonts w:ascii="Courier New" w:hAnsi="Courier New" w:eastAsia="Arial"/>
+                <w:rFonts w:ascii="Courier New" w:hAnsi="Courier New" w:eastAsia="Courier New" w:cs="Tahoma"/>
                 <w:sz w:val="18"/>
               </w:rPr>
               <w:t>fcs_qssi_score</w:t>
@@ -4387,13 +4496,13 @@
             </w:pPr>
             <w:r>
               <w:rPr>
-                <w:rFonts w:ascii="Arial" w:hAnsi="Arial" w:eastAsia="Arial"/>
-                <w:sz w:val="18"/>
-              </w:rPr>
-            </w:r>
-            <w:r>
-              <w:rPr>
-                <w:rFonts w:ascii="Arial" w:hAnsi="Arial" w:eastAsia="Arial"/>
+                <w:rFonts w:ascii="Arial" w:hAnsi="Arial" w:eastAsia="Arial" w:cs="Tahoma"/>
+                <w:sz w:val="18"/>
+              </w:rPr>
+            </w:r>
+            <w:r>
+              <w:rPr>
+                <w:rFonts w:ascii="Arial" w:hAnsi="Arial" w:eastAsia="Arial" w:cs="Tahoma"/>
                 <w:sz w:val="18"/>
               </w:rPr>
               <w:t>reuse ตารางเดิม (ต้อง dedup + backfill 23.9M แถว ก่อนเพิ่ม constraint)</w:t>
@@ -4412,13 +4521,13 @@
             </w:pPr>
             <w:r>
               <w:rPr>
-                <w:rFonts w:ascii="Arial" w:hAnsi="Arial" w:eastAsia="Arial"/>
-                <w:sz w:val="18"/>
-              </w:rPr>
-            </w:r>
-            <w:r>
-              <w:rPr>
-                <w:rFonts w:ascii="Arial" w:hAnsi="Arial" w:eastAsia="Arial"/>
+                <w:rFonts w:ascii="Arial" w:hAnsi="Arial" w:eastAsia="Arial" w:cs="Tahoma"/>
+                <w:sz w:val="18"/>
+              </w:rPr>
+            </w:r>
+            <w:r>
+              <w:rPr>
+                <w:rFonts w:ascii="Arial" w:hAnsi="Arial" w:eastAsia="Arial" w:cs="Tahoma"/>
                 <w:sz w:val="18"/>
               </w:rPr>
               <w:t>สร้างตารางของ SBPGI แล้วโหลดใหม่</w:t>
@@ -4437,13 +4546,13 @@
             </w:pPr>
             <w:r>
               <w:rPr>
-                <w:rFonts w:ascii="Arial" w:hAnsi="Arial" w:eastAsia="Arial"/>
-                <w:sz w:val="18"/>
-              </w:rPr>
-            </w:r>
-            <w:r>
-              <w:rPr>
-                <w:rFonts w:ascii="Arial" w:hAnsi="Arial" w:eastAsia="Arial"/>
+                <w:rFonts w:ascii="Arial" w:hAnsi="Arial" w:eastAsia="Arial" w:cs="Tahoma"/>
+                <w:sz w:val="18"/>
+              </w:rPr>
+            </w:r>
+            <w:r>
+              <w:rPr>
+                <w:rFonts w:ascii="Arial" w:hAnsi="Arial" w:eastAsia="Arial" w:cs="Tahoma"/>
                 <w:sz w:val="18"/>
               </w:rPr>
               <w:t>ยังไม่ตัดสิน</w:t>
@@ -4467,13 +4576,13 @@
             </w:pPr>
             <w:r>
               <w:rPr>
-                <w:rFonts w:ascii="Arial" w:hAnsi="Arial" w:eastAsia="Arial"/>
-                <w:sz w:val="18"/>
-              </w:rPr>
-            </w:r>
-            <w:r>
-              <w:rPr>
-                <w:rFonts w:ascii="Arial" w:hAnsi="Arial" w:eastAsia="Arial"/>
+                <w:rFonts w:ascii="Arial" w:hAnsi="Arial" w:eastAsia="Arial" w:cs="Tahoma"/>
+                <w:sz w:val="18"/>
+              </w:rPr>
+            </w:r>
+            <w:r>
+              <w:rPr>
+                <w:rFonts w:ascii="Arial" w:hAnsi="Arial" w:eastAsia="Arial" w:cs="Tahoma"/>
                 <w:sz w:val="18"/>
               </w:rPr>
               <w:t>DP-3 ✅ ตัดสินแล้ว = ทางเลือกที่ 3</w:t>
@@ -4492,13 +4601,13 @@
             </w:pPr>
             <w:r>
               <w:rPr>
-                <w:rFonts w:ascii="Arial" w:hAnsi="Arial" w:eastAsia="Arial"/>
-                <w:sz w:val="18"/>
-              </w:rPr>
-            </w:r>
-            <w:r>
-              <w:rPr>
-                <w:rFonts w:ascii="Arial" w:hAnsi="Arial" w:eastAsia="Arial"/>
+                <w:rFonts w:ascii="Arial" w:hAnsi="Arial" w:eastAsia="Arial" w:cs="Tahoma"/>
+                <w:sz w:val="18"/>
+              </w:rPr>
+            </w:r>
+            <w:r>
+              <w:rPr>
+                <w:rFonts w:ascii="Arial" w:hAnsi="Arial" w:eastAsia="Arial" w:cs="Tahoma"/>
                 <w:sz w:val="18"/>
               </w:rPr>
               <w:t>view (ไม่มีอะไรให้ migrate)</w:t>
@@ -4517,13 +4626,13 @@
             </w:pPr>
             <w:r>
               <w:rPr>
-                <w:rFonts w:ascii="Arial" w:hAnsi="Arial" w:eastAsia="Arial"/>
-                <w:sz w:val="18"/>
-              </w:rPr>
-            </w:r>
-            <w:r>
-              <w:rPr>
-                <w:rFonts w:ascii="Arial" w:hAnsi="Arial" w:eastAsia="Arial"/>
+                <w:rFonts w:ascii="Arial" w:hAnsi="Arial" w:eastAsia="Arial" w:cs="Tahoma"/>
+                <w:sz w:val="18"/>
+              </w:rPr>
+            </w:r>
+            <w:r>
+              <w:rPr>
+                <w:rFonts w:ascii="Arial" w:hAnsi="Arial" w:eastAsia="Arial" w:cs="Tahoma"/>
                 <w:sz w:val="18"/>
               </w:rPr>
               <w:t>ตาราง snapshot (ต้อง migrate + sync job)</w:t>
@@ -4542,13 +4651,13 @@
             </w:pPr>
             <w:r>
               <w:rPr>
-                <w:rFonts w:ascii="Arial" w:hAnsi="Arial" w:eastAsia="Arial"/>
-                <w:sz w:val="18"/>
-              </w:rPr>
-            </w:r>
-            <w:r>
-              <w:rPr>
-                <w:rFonts w:ascii="Arial" w:hAnsi="Arial" w:eastAsia="Arial"/>
+                <w:rFonts w:ascii="Arial" w:hAnsi="Arial" w:eastAsia="Arial" w:cs="Tahoma"/>
+                <w:sz w:val="18"/>
+              </w:rPr>
+            </w:r>
+            <w:r>
+              <w:rPr>
+                <w:rFonts w:ascii="Arial" w:hAnsi="Arial" w:eastAsia="Arial" w:cs="Tahoma"/>
                 <w:sz w:val="18"/>
               </w:rPr>
               <w:t>ยังไม่ตัดสิน · กระทบขอบเขต migration โดยตรง</w:t>
@@ -4572,20 +4681,20 @@
             </w:pPr>
             <w:r>
               <w:rPr>
-                <w:rFonts w:ascii="Arial" w:hAnsi="Arial" w:eastAsia="Arial"/>
-                <w:sz w:val="18"/>
-              </w:rPr>
-            </w:r>
-            <w:r>
-              <w:rPr>
-                <w:rFonts w:ascii="Arial" w:hAnsi="Arial" w:eastAsia="Arial"/>
+                <w:rFonts w:ascii="Arial" w:hAnsi="Arial" w:eastAsia="Arial" w:cs="Tahoma"/>
+                <w:sz w:val="18"/>
+              </w:rPr>
+            </w:r>
+            <w:r>
+              <w:rPr>
+                <w:rFonts w:ascii="Arial" w:hAnsi="Arial" w:eastAsia="Arial" w:cs="Tahoma"/>
                 <w:sz w:val="18"/>
               </w:rPr>
               <w:t xml:space="preserve">DP-1 · </w:t>
             </w:r>
             <w:r>
               <w:rPr>
-                <w:rFonts w:ascii="Courier New" w:hAnsi="Courier New" w:eastAsia="Arial"/>
+                <w:rFonts w:ascii="Courier New" w:hAnsi="Courier New" w:eastAsia="Courier New" w:cs="Tahoma"/>
                 <w:sz w:val="18"/>
               </w:rPr>
               <w:t>reference_id</w:t>
@@ -4604,23 +4713,23 @@
             </w:pPr>
             <w:r>
               <w:rPr>
-                <w:rFonts w:ascii="Arial" w:hAnsi="Arial" w:eastAsia="Arial"/>
-                <w:sz w:val="18"/>
-              </w:rPr>
-            </w:r>
-            <w:r>
-              <w:rPr>
-                <w:rFonts w:ascii="Courier New" w:hAnsi="Courier New" w:eastAsia="Arial"/>
+                <w:rFonts w:ascii="Arial" w:hAnsi="Arial" w:eastAsia="Arial" w:cs="Tahoma"/>
+                <w:sz w:val="18"/>
+              </w:rPr>
+            </w:r>
+            <w:r>
+              <w:rPr>
+                <w:rFonts w:ascii="Courier New" w:hAnsi="Courier New" w:eastAsia="Courier New" w:cs="Tahoma"/>
                 <w:sz w:val="18"/>
               </w:rPr>
               <w:t>doc_no</w:t>
             </w:r>
             <w:r>
               <w:rPr>
-                <w:rFonts w:ascii="Arial" w:hAnsi="Arial" w:eastAsia="Arial"/>
-                <w:sz w:val="18"/>
-              </w:rPr>
-              <w:t xml:space="preserve"> (migrate ตรงไปตรงมา)</w:t>
+                <w:rFonts w:ascii="Arial" w:hAnsi="Arial" w:eastAsia="Arial" w:cs="Tahoma"/>
+                <w:sz w:val="18"/>
+              </w:rPr>
+              <w:t xml:space="preserve"> — ตกไป</w:t>
             </w:r>
           </w:p>
         </w:tc>
@@ -4636,16 +4745,52 @@
             </w:pPr>
             <w:r>
               <w:rPr>
-                <w:rFonts w:ascii="Arial" w:hAnsi="Arial" w:eastAsia="Arial"/>
-                <w:sz w:val="18"/>
-              </w:rPr>
-            </w:r>
-            <w:r>
-              <w:rPr>
-                <w:rFonts w:ascii="Arial" w:hAnsi="Arial" w:eastAsia="Arial"/>
-                <w:sz w:val="18"/>
-              </w:rPr>
-              <w:t>surrogate id (ต้องออก id แล้วเก็บ mapping)</w:t>
+                <w:rFonts w:ascii="Arial" w:hAnsi="Arial" w:eastAsia="Arial" w:cs="Tahoma"/>
+                <w:sz w:val="18"/>
+              </w:rPr>
+            </w:r>
+            <w:r>
+              <w:rPr>
+                <w:rFonts w:ascii="Arial" w:hAnsi="Arial" w:eastAsia="Arial" w:cs="Tahoma"/>
+                <w:b/>
+                <w:sz w:val="18"/>
+              </w:rPr>
+              <w:t>เลือก surrogate id</w:t>
+            </w:r>
+            <w:r>
+              <w:rPr>
+                <w:rFonts w:ascii="Arial" w:hAnsi="Arial" w:eastAsia="Arial" w:cs="Tahoma"/>
+                <w:sz w:val="18"/>
+              </w:rPr>
+              <w:t xml:space="preserve"> (</w:t>
+            </w:r>
+            <w:r>
+              <w:rPr>
+                <w:rFonts w:ascii="Courier New" w:hAnsi="Courier New" w:eastAsia="Courier New" w:cs="Tahoma"/>
+                <w:sz w:val="18"/>
+              </w:rPr>
+              <w:t>compensation_documents.id</w:t>
+            </w:r>
+            <w:r>
+              <w:rPr>
+                <w:rFonts w:ascii="Arial" w:hAnsi="Arial" w:eastAsia="Arial" w:cs="Tahoma"/>
+                <w:sz w:val="18"/>
+              </w:rPr>
+              <w:t xml:space="preserve"> · ส่งเป็น string เพราะ </w:t>
+            </w:r>
+            <w:r>
+              <w:rPr>
+                <w:rFonts w:ascii="Courier New" w:hAnsi="Courier New" w:eastAsia="Courier New" w:cs="Tahoma"/>
+                <w:sz w:val="18"/>
+              </w:rPr>
+              <w:t>reference_id</w:t>
+            </w:r>
+            <w:r>
+              <w:rPr>
+                <w:rFonts w:ascii="Arial" w:hAnsi="Arial" w:eastAsia="Arial" w:cs="Tahoma"/>
+                <w:sz w:val="18"/>
+              </w:rPr>
+              <w:t xml:space="preserve"> เป็น varchar(255))</w:t>
             </w:r>
           </w:p>
         </w:tc>
@@ -4661,16 +4806,16 @@
             </w:pPr>
             <w:r>
               <w:rPr>
-                <w:rFonts w:ascii="Arial" w:hAnsi="Arial" w:eastAsia="Arial"/>
-                <w:sz w:val="18"/>
-              </w:rPr>
-            </w:r>
-            <w:r>
-              <w:rPr>
-                <w:rFonts w:ascii="Arial" w:hAnsi="Arial" w:eastAsia="Arial"/>
-                <w:sz w:val="18"/>
-              </w:rPr>
-              <w:t>ยังไม่ตัดสิน</w:t>
+                <w:rFonts w:ascii="Arial" w:hAnsi="Arial" w:eastAsia="Arial" w:cs="Tahoma"/>
+                <w:sz w:val="18"/>
+              </w:rPr>
+            </w:r>
+            <w:r>
+              <w:rPr>
+                <w:rFonts w:ascii="Arial" w:hAnsi="Arial" w:eastAsia="Arial" w:cs="Tahoma"/>
+                <w:sz w:val="18"/>
+              </w:rPr>
+              <w:t>✅ ปิดแล้ว 2026-08-17 — ยืนยันตามระบบเดิม</w:t>
             </w:r>
           </w:p>
         </w:tc>
@@ -4691,13 +4836,13 @@
             </w:pPr>
             <w:r>
               <w:rPr>
-                <w:rFonts w:ascii="Arial" w:hAnsi="Arial" w:eastAsia="Arial"/>
-                <w:sz w:val="18"/>
-              </w:rPr>
-            </w:r>
-            <w:r>
-              <w:rPr>
-                <w:rFonts w:ascii="Arial" w:hAnsi="Arial" w:eastAsia="Arial"/>
+                <w:rFonts w:ascii="Arial" w:hAnsi="Arial" w:eastAsia="Arial" w:cs="Tahoma"/>
+                <w:sz w:val="18"/>
+              </w:rPr>
+            </w:r>
+            <w:r>
+              <w:rPr>
+                <w:rFonts w:ascii="Arial" w:hAnsi="Arial" w:eastAsia="Arial" w:cs="Tahoma"/>
                 <w:sz w:val="18"/>
               </w:rPr>
               <w:t>DP-11 · ตัวเลขเงินประกันรายได้</w:t>
@@ -4716,13 +4861,13 @@
             </w:pPr>
             <w:r>
               <w:rPr>
-                <w:rFonts w:ascii="Arial" w:hAnsi="Arial" w:eastAsia="Arial"/>
-                <w:sz w:val="18"/>
-              </w:rPr>
-            </w:r>
-            <w:r>
-              <w:rPr>
-                <w:rFonts w:ascii="Arial" w:hAnsi="Arial" w:eastAsia="Arial"/>
+                <w:rFonts w:ascii="Arial" w:hAnsi="Arial" w:eastAsia="Arial" w:cs="Tahoma"/>
+                <w:sz w:val="18"/>
+              </w:rPr>
+            </w:r>
+            <w:r>
+              <w:rPr>
+                <w:rFonts w:ascii="Arial" w:hAnsi="Arial" w:eastAsia="Arial" w:cs="Tahoma"/>
                 <w:sz w:val="18"/>
               </w:rPr>
               <w:t>SBPGI เป็นต้นทาง</w:t>
@@ -4741,20 +4886,20 @@
             </w:pPr>
             <w:r>
               <w:rPr>
-                <w:rFonts w:ascii="Arial" w:hAnsi="Arial" w:eastAsia="Arial"/>
-                <w:sz w:val="18"/>
-              </w:rPr>
-            </w:r>
-            <w:r>
-              <w:rPr>
-                <w:rFonts w:ascii="Courier New" w:hAnsi="Courier New" w:eastAsia="Arial"/>
+                <w:rFonts w:ascii="Arial" w:hAnsi="Arial" w:eastAsia="Arial" w:cs="Tahoma"/>
+                <w:sz w:val="18"/>
+              </w:rPr>
+            </w:r>
+            <w:r>
+              <w:rPr>
+                <w:rFonts w:ascii="Courier New" w:hAnsi="Courier New" w:eastAsia="Courier New" w:cs="Tahoma"/>
                 <w:sz w:val="18"/>
               </w:rPr>
               <w:t>fr_store_insure</w:t>
             </w:r>
             <w:r>
               <w:rPr>
-                <w:rFonts w:ascii="Arial" w:hAnsi="Arial" w:eastAsia="Arial"/>
+                <w:rFonts w:ascii="Arial" w:hAnsi="Arial" w:eastAsia="Arial" w:cs="Tahoma"/>
                 <w:sz w:val="18"/>
               </w:rPr>
               <w:t xml:space="preserve"> ยังคีย์มือ</w:t>
@@ -4773,13 +4918,13 @@
             </w:pPr>
             <w:r>
               <w:rPr>
-                <w:rFonts w:ascii="Arial" w:hAnsi="Arial" w:eastAsia="Arial"/>
-                <w:sz w:val="18"/>
-              </w:rPr>
-            </w:r>
-            <w:r>
-              <w:rPr>
-                <w:rFonts w:ascii="Arial" w:hAnsi="Arial" w:eastAsia="Arial"/>
+                <w:rFonts w:ascii="Arial" w:hAnsi="Arial" w:eastAsia="Arial" w:cs="Tahoma"/>
+                <w:sz w:val="18"/>
+              </w:rPr>
+            </w:r>
+            <w:r>
+              <w:rPr>
+                <w:rFonts w:ascii="Arial" w:hAnsi="Arial" w:eastAsia="Arial" w:cs="Tahoma"/>
                 <w:sz w:val="18"/>
               </w:rPr>
               <w:t>ยังไม่ตัดสิน (เป็นคำถามเชิงธุรกิจ)</w:t>
@@ -4803,13 +4948,13 @@
             </w:pPr>
             <w:r>
               <w:rPr>
-                <w:rFonts w:ascii="Arial" w:hAnsi="Arial" w:eastAsia="Arial"/>
-                <w:sz w:val="18"/>
-              </w:rPr>
-            </w:r>
-            <w:r>
-              <w:rPr>
-                <w:rFonts w:ascii="Arial" w:hAnsi="Arial" w:eastAsia="Arial"/>
+                <w:rFonts w:ascii="Arial" w:hAnsi="Arial" w:eastAsia="Arial" w:cs="Tahoma"/>
+                <w:sz w:val="18"/>
+              </w:rPr>
+            </w:r>
+            <w:r>
+              <w:rPr>
+                <w:rFonts w:ascii="Arial" w:hAnsi="Arial" w:eastAsia="Arial" w:cs="Tahoma"/>
                 <w:sz w:val="18"/>
               </w:rPr>
               <w:t>retention/purge ของเอกสารเก่า</w:t>
@@ -4828,13 +4973,13 @@
             </w:pPr>
             <w:r>
               <w:rPr>
-                <w:rFonts w:ascii="Arial" w:hAnsi="Arial" w:eastAsia="Arial"/>
-                <w:sz w:val="18"/>
-              </w:rPr>
-            </w:r>
-            <w:r>
-              <w:rPr>
-                <w:rFonts w:ascii="Arial" w:hAnsi="Arial" w:eastAsia="Arial"/>
+                <w:rFonts w:ascii="Arial" w:hAnsi="Arial" w:eastAsia="Arial" w:cs="Tahoma"/>
+                <w:sz w:val="18"/>
+              </w:rPr>
+            </w:r>
+            <w:r>
+              <w:rPr>
+                <w:rFonts w:ascii="Arial" w:hAnsi="Arial" w:eastAsia="Arial" w:cs="Tahoma"/>
                 <w:sz w:val="18"/>
               </w:rPr>
               <w:t>ย้ายทั้งหมด</w:t>
@@ -4853,13 +4998,13 @@
             </w:pPr>
             <w:r>
               <w:rPr>
-                <w:rFonts w:ascii="Arial" w:hAnsi="Arial" w:eastAsia="Arial"/>
-                <w:sz w:val="18"/>
-              </w:rPr>
-            </w:r>
-            <w:r>
-              <w:rPr>
-                <w:rFonts w:ascii="Arial" w:hAnsi="Arial" w:eastAsia="Arial"/>
+                <w:rFonts w:ascii="Arial" w:hAnsi="Arial" w:eastAsia="Arial" w:cs="Tahoma"/>
+                <w:sz w:val="18"/>
+              </w:rPr>
+            </w:r>
+            <w:r>
+              <w:rPr>
+                <w:rFonts w:ascii="Arial" w:hAnsi="Arial" w:eastAsia="Arial" w:cs="Tahoma"/>
                 <w:sz w:val="18"/>
               </w:rPr>
               <w:t>ย้ายเฉพาะช่วงปีที่ตกลง แล้ว archive ที่เหลือ</w:t>
@@ -4878,13 +5023,13 @@
             </w:pPr>
             <w:r>
               <w:rPr>
-                <w:rFonts w:ascii="Arial" w:hAnsi="Arial" w:eastAsia="Arial"/>
-                <w:sz w:val="18"/>
-              </w:rPr>
-            </w:r>
-            <w:r>
-              <w:rPr>
-                <w:rFonts w:ascii="Arial" w:hAnsi="Arial" w:eastAsia="Arial"/>
+                <w:rFonts w:ascii="Arial" w:hAnsi="Arial" w:eastAsia="Arial" w:cs="Tahoma"/>
+                <w:sz w:val="18"/>
+              </w:rPr>
+            </w:r>
+            <w:r>
+              <w:rPr>
+                <w:rFonts w:ascii="Arial" w:hAnsi="Arial" w:eastAsia="Arial" w:cs="Tahoma"/>
                 <w:sz w:val="18"/>
               </w:rPr>
               <w:t>ยังไม่ตัดสิน · ระบบเดิมมี ListDocumentsPendingRemoval แต่โครงใหม่ยังไม่มี data retention plan</w:t>
@@ -4896,13 +5041,13 @@
     <w:p/>
     <w:p>
       <w:pPr>
-        <w:pStyle w:val="Heading1"/>
+        <w:pStyle w:val="Heading2"/>
         <w:keepNext/>
         <w:keepLines/>
         <w:pageBreakBefore w:val="0"/>
       </w:pPr>
       <w:r>
-        <w:t>5.1 Input / Progress / Output Contract</w:t>
+        <w:t>5.9 Input / Progress / Output Contract</w:t>
       </w:r>
     </w:p>
     <w:tbl>
@@ -4934,7 +5079,7 @@
             <w:r/>
             <w:r>
               <w:rPr>
-                <w:rFonts w:ascii="Arial" w:hAnsi="Arial" w:eastAsia="Arial"/>
+                <w:rFonts w:ascii="Arial" w:hAnsi="Arial" w:eastAsia="Arial" w:cs="Tahoma"/>
                 <w:b/>
                 <w:sz w:val="18"/>
               </w:rPr>
@@ -4956,7 +5101,7 @@
             <w:r/>
             <w:r>
               <w:rPr>
-                <w:rFonts w:ascii="Arial" w:hAnsi="Arial" w:eastAsia="Arial"/>
+                <w:rFonts w:ascii="Arial" w:hAnsi="Arial" w:eastAsia="Arial" w:cs="Tahoma"/>
                 <w:b/>
                 <w:sz w:val="18"/>
               </w:rPr>
@@ -4981,13 +5126,13 @@
             </w:pPr>
             <w:r>
               <w:rPr>
-                <w:rFonts w:ascii="Arial" w:hAnsi="Arial" w:eastAsia="Arial"/>
-                <w:sz w:val="18"/>
-              </w:rPr>
-            </w:r>
-            <w:r>
-              <w:rPr>
-                <w:rFonts w:ascii="Arial" w:hAnsi="Arial" w:eastAsia="Arial"/>
+                <w:rFonts w:ascii="Arial" w:hAnsi="Arial" w:eastAsia="Arial" w:cs="Tahoma"/>
+                <w:sz w:val="18"/>
+              </w:rPr>
+            </w:r>
+            <w:r>
+              <w:rPr>
+                <w:rFonts w:ascii="Arial" w:hAnsi="Arial" w:eastAsia="Arial" w:cs="Tahoma"/>
                 <w:sz w:val="18"/>
               </w:rPr>
               <w:t>Input</w:t>
@@ -5006,13 +5151,13 @@
             </w:pPr>
             <w:r>
               <w:rPr>
-                <w:rFonts w:ascii="Arial" w:hAnsi="Arial" w:eastAsia="Arial"/>
-                <w:sz w:val="18"/>
-              </w:rPr>
-            </w:r>
-            <w:r>
-              <w:rPr>
-                <w:rFonts w:ascii="Arial" w:hAnsi="Arial" w:eastAsia="Arial"/>
+                <w:rFonts w:ascii="Arial" w:hAnsi="Arial" w:eastAsia="Arial" w:cs="Tahoma"/>
+                <w:sz w:val="18"/>
+              </w:rPr>
+            </w:r>
+            <w:r>
+              <w:rPr>
+                <w:rFonts w:ascii="Arial" w:hAnsi="Arial" w:eastAsia="Arial" w:cs="Tahoma"/>
                 <w:sz w:val="18"/>
               </w:rPr>
               <w:t>User action, route/query state, form values, and permission context for this feature.</w:t>
@@ -5036,13 +5181,13 @@
             </w:pPr>
             <w:r>
               <w:rPr>
-                <w:rFonts w:ascii="Arial" w:hAnsi="Arial" w:eastAsia="Arial"/>
-                <w:sz w:val="18"/>
-              </w:rPr>
-            </w:r>
-            <w:r>
-              <w:rPr>
-                <w:rFonts w:ascii="Arial" w:hAnsi="Arial" w:eastAsia="Arial"/>
+                <w:rFonts w:ascii="Arial" w:hAnsi="Arial" w:eastAsia="Arial" w:cs="Tahoma"/>
+                <w:sz w:val="18"/>
+              </w:rPr>
+            </w:r>
+            <w:r>
+              <w:rPr>
+                <w:rFonts w:ascii="Arial" w:hAnsi="Arial" w:eastAsia="Arial" w:cs="Tahoma"/>
                 <w:sz w:val="18"/>
               </w:rPr>
               <w:t>Progress</w:t>
@@ -5061,13 +5206,13 @@
             </w:pPr>
             <w:r>
               <w:rPr>
-                <w:rFonts w:ascii="Arial" w:hAnsi="Arial" w:eastAsia="Arial"/>
-                <w:sz w:val="18"/>
-              </w:rPr>
-            </w:r>
-            <w:r>
-              <w:rPr>
-                <w:rFonts w:ascii="Arial" w:hAnsi="Arial" w:eastAsia="Arial"/>
+                <w:rFonts w:ascii="Arial" w:hAnsi="Arial" w:eastAsia="Arial" w:cs="Tahoma"/>
+                <w:sz w:val="18"/>
+              </w:rPr>
+            </w:r>
+            <w:r>
+              <w:rPr>
+                <w:rFonts w:ascii="Arial" w:hAnsi="Arial" w:eastAsia="Arial" w:cs="Tahoma"/>
                 <w:sz w:val="18"/>
               </w:rPr>
               <w:t>ยืนยันปลายทางกับ LLDD-BE-Database-Structure.pdf (DDL ต้องนิ่งก่อน); ทำ profiling ต้นทาง: นับแถว/ค่า null/ค่าซ้ำของทุกตารางที่จะย้าย; เขียน mapping ต่อคอลัมน์ พร้อมกฎแปลง (พ.ศ.-&gt;ค.ศ. · lpad store_code · polymorphic key -&gt; typed FK); Dry-run บน environment ทดสอบ แล้วแก้ reject rule จนแถวที่ reject อธิบายได้ทุกแถว</w:t>
@@ -5091,13 +5236,13 @@
             </w:pPr>
             <w:r>
               <w:rPr>
-                <w:rFonts w:ascii="Arial" w:hAnsi="Arial" w:eastAsia="Arial"/>
-                <w:sz w:val="18"/>
-              </w:rPr>
-            </w:r>
-            <w:r>
-              <w:rPr>
-                <w:rFonts w:ascii="Arial" w:hAnsi="Arial" w:eastAsia="Arial"/>
+                <w:rFonts w:ascii="Arial" w:hAnsi="Arial" w:eastAsia="Arial" w:cs="Tahoma"/>
+                <w:sz w:val="18"/>
+              </w:rPr>
+            </w:r>
+            <w:r>
+              <w:rPr>
+                <w:rFonts w:ascii="Arial" w:hAnsi="Arial" w:eastAsia="Arial" w:cs="Tahoma"/>
                 <w:sz w:val="18"/>
               </w:rPr>
               <w:t>Output</w:t>
@@ -5116,13 +5261,13 @@
             </w:pPr>
             <w:r>
               <w:rPr>
-                <w:rFonts w:ascii="Arial" w:hAnsi="Arial" w:eastAsia="Arial"/>
-                <w:sz w:val="18"/>
-              </w:rPr>
-            </w:r>
-            <w:r>
-              <w:rPr>
-                <w:rFonts w:ascii="Arial" w:hAnsi="Arial" w:eastAsia="Arial"/>
+                <w:rFonts w:ascii="Arial" w:hAnsi="Arial" w:eastAsia="Arial" w:cs="Tahoma"/>
+                <w:sz w:val="18"/>
+              </w:rPr>
+            </w:r>
+            <w:r>
+              <w:rPr>
+                <w:rFonts w:ascii="Arial" w:hAnsi="Arial" w:eastAsia="Arial" w:cs="Tahoma"/>
                 <w:sz w:val="18"/>
               </w:rPr>
               <w:t>19 target tables (โซน A/B/C); workflow_transaction / workflow_approver / workflow_history (sps_store)</w:t>
@@ -5174,7 +5319,7 @@
             <w:r/>
             <w:r>
               <w:rPr>
-                <w:rFonts w:ascii="Arial" w:hAnsi="Arial" w:eastAsia="Arial"/>
+                <w:rFonts w:ascii="Arial" w:hAnsi="Arial" w:eastAsia="Arial" w:cs="Tahoma"/>
                 <w:b/>
                 <w:sz w:val="18"/>
               </w:rPr>
@@ -5196,7 +5341,7 @@
             <w:r/>
             <w:r>
               <w:rPr>
-                <w:rFonts w:ascii="Arial" w:hAnsi="Arial" w:eastAsia="Arial"/>
+                <w:rFonts w:ascii="Arial" w:hAnsi="Arial" w:eastAsia="Arial" w:cs="Tahoma"/>
                 <w:b/>
                 <w:sz w:val="18"/>
               </w:rPr>
@@ -5218,7 +5363,7 @@
             <w:r/>
             <w:r>
               <w:rPr>
-                <w:rFonts w:ascii="Arial" w:hAnsi="Arial" w:eastAsia="Arial"/>
+                <w:rFonts w:ascii="Arial" w:hAnsi="Arial" w:eastAsia="Arial" w:cs="Tahoma"/>
                 <w:b/>
                 <w:sz w:val="18"/>
               </w:rPr>
@@ -5240,7 +5385,7 @@
             <w:r/>
             <w:r>
               <w:rPr>
-                <w:rFonts w:ascii="Arial" w:hAnsi="Arial" w:eastAsia="Arial"/>
+                <w:rFonts w:ascii="Arial" w:hAnsi="Arial" w:eastAsia="Arial" w:cs="Tahoma"/>
                 <w:b/>
                 <w:sz w:val="18"/>
               </w:rPr>
@@ -5265,13 +5410,13 @@
             </w:pPr>
             <w:r>
               <w:rPr>
-                <w:rFonts w:ascii="Arial" w:hAnsi="Arial" w:eastAsia="Arial"/>
-                <w:sz w:val="18"/>
-              </w:rPr>
-            </w:r>
-            <w:r>
-              <w:rPr>
-                <w:rFonts w:ascii="Arial" w:hAnsi="Arial" w:eastAsia="Arial"/>
+                <w:rFonts w:ascii="Arial" w:hAnsi="Arial" w:eastAsia="Arial" w:cs="Tahoma"/>
+                <w:sz w:val="18"/>
+              </w:rPr>
+            </w:r>
+            <w:r>
+              <w:rPr>
+                <w:rFonts w:ascii="Arial" w:hAnsi="Arial" w:eastAsia="Arial" w:cs="Tahoma"/>
                 <w:sz w:val="18"/>
               </w:rPr>
               <w:t>Internal service</w:t>
@@ -5290,13 +5435,13 @@
             </w:pPr>
             <w:r>
               <w:rPr>
-                <w:rFonts w:ascii="Arial" w:hAnsi="Arial" w:eastAsia="Arial"/>
-                <w:sz w:val="18"/>
-              </w:rPr>
-            </w:r>
-            <w:r>
-              <w:rPr>
-                <w:rFonts w:ascii="Arial" w:hAnsi="Arial" w:eastAsia="Arial"/>
+                <w:rFonts w:ascii="Arial" w:hAnsi="Arial" w:eastAsia="Arial" w:cs="Tahoma"/>
+                <w:sz w:val="18"/>
+              </w:rPr>
+            </w:r>
+            <w:r>
+              <w:rPr>
+                <w:rFonts w:ascii="Arial" w:hAnsi="Arial" w:eastAsia="Arial" w:cs="Tahoma"/>
                 <w:sz w:val="18"/>
               </w:rPr>
               <w:t>ออกแบบการย้ายข้อมูลจากระบบเดิม (Oracle FCS_FRN ฝั่ง FGI/FCS + SQL Server CPA_FRN_FGI ฝั่ง K2) เข้าสู่ target schema ของ SBPGI พร้อมแผน cutover, reconcile และ rollback</w:t>
@@ -5315,13 +5460,13 @@
             </w:pPr>
             <w:r>
               <w:rPr>
-                <w:rFonts w:ascii="Arial" w:hAnsi="Arial" w:eastAsia="Arial"/>
-                <w:sz w:val="18"/>
-              </w:rPr>
-            </w:r>
-            <w:r>
-              <w:rPr>
-                <w:rFonts w:ascii="Arial" w:hAnsi="Arial" w:eastAsia="Arial"/>
+                <w:rFonts w:ascii="Arial" w:hAnsi="Arial" w:eastAsia="Arial" w:cs="Tahoma"/>
+                <w:sz w:val="18"/>
+              </w:rPr>
+            </w:r>
+            <w:r>
+              <w:rPr>
+                <w:rFonts w:ascii="Arial" w:hAnsi="Arial" w:eastAsia="Arial" w:cs="Tahoma"/>
                 <w:sz w:val="18"/>
               </w:rPr>
               <w:t>เรียกจาก use case ภายในเท่านั้น</w:t>
@@ -5340,13 +5485,13 @@
             </w:pPr>
             <w:r>
               <w:rPr>
-                <w:rFonts w:ascii="Arial" w:hAnsi="Arial" w:eastAsia="Arial"/>
-                <w:sz w:val="18"/>
-              </w:rPr>
-            </w:r>
-            <w:r>
-              <w:rPr>
-                <w:rFonts w:ascii="Arial" w:hAnsi="Arial" w:eastAsia="Arial"/>
+                <w:rFonts w:ascii="Arial" w:hAnsi="Arial" w:eastAsia="Arial" w:cs="Tahoma"/>
+                <w:sz w:val="18"/>
+              </w:rPr>
+            </w:r>
+            <w:r>
+              <w:rPr>
+                <w:rFonts w:ascii="Arial" w:hAnsi="Arial" w:eastAsia="Arial" w:cs="Tahoma"/>
                 <w:sz w:val="18"/>
               </w:rPr>
               <w:t>จำนวนแถวปลายทางเท่าต้นทางทุกตาราง หรืออธิบายส่วนต่างได้ทุกแถว</w:t>
@@ -5397,7 +5542,7 @@
             <w:r/>
             <w:r>
               <w:rPr>
-                <w:rFonts w:ascii="Arial" w:hAnsi="Arial" w:eastAsia="Arial"/>
+                <w:rFonts w:ascii="Arial" w:hAnsi="Arial" w:eastAsia="Arial" w:cs="Tahoma"/>
                 <w:b/>
                 <w:sz w:val="18"/>
               </w:rPr>
@@ -5419,7 +5564,7 @@
             <w:r/>
             <w:r>
               <w:rPr>
-                <w:rFonts w:ascii="Arial" w:hAnsi="Arial" w:eastAsia="Arial"/>
+                <w:rFonts w:ascii="Arial" w:hAnsi="Arial" w:eastAsia="Arial" w:cs="Tahoma"/>
                 <w:b/>
                 <w:sz w:val="18"/>
               </w:rPr>
@@ -5441,7 +5586,7 @@
             <w:r/>
             <w:r>
               <w:rPr>
-                <w:rFonts w:ascii="Arial" w:hAnsi="Arial" w:eastAsia="Arial"/>
+                <w:rFonts w:ascii="Arial" w:hAnsi="Arial" w:eastAsia="Arial" w:cs="Tahoma"/>
                 <w:b/>
                 <w:sz w:val="18"/>
               </w:rPr>
@@ -5466,13 +5611,13 @@
             </w:pPr>
             <w:r>
               <w:rPr>
-                <w:rFonts w:ascii="Arial" w:hAnsi="Arial" w:eastAsia="Arial"/>
-                <w:sz w:val="18"/>
-              </w:rPr>
-            </w:r>
-            <w:r>
-              <w:rPr>
-                <w:rFonts w:ascii="Arial" w:hAnsi="Arial" w:eastAsia="Arial"/>
+                <w:rFonts w:ascii="Arial" w:hAnsi="Arial" w:eastAsia="Arial" w:cs="Tahoma"/>
+                <w:sz w:val="18"/>
+              </w:rPr>
+            </w:r>
+            <w:r>
+              <w:rPr>
+                <w:rFonts w:ascii="Arial" w:hAnsi="Arial" w:eastAsia="Arial" w:cs="Tahoma"/>
                 <w:sz w:val="18"/>
               </w:rPr>
               <w:t>1</w:t>
@@ -5491,13 +5636,13 @@
             </w:pPr>
             <w:r>
               <w:rPr>
-                <w:rFonts w:ascii="Arial" w:hAnsi="Arial" w:eastAsia="Arial"/>
-                <w:sz w:val="18"/>
-              </w:rPr>
-            </w:r>
-            <w:r>
-              <w:rPr>
-                <w:rFonts w:ascii="Arial" w:hAnsi="Arial" w:eastAsia="Arial"/>
+                <w:rFonts w:ascii="Arial" w:hAnsi="Arial" w:eastAsia="Arial" w:cs="Tahoma"/>
+                <w:sz w:val="18"/>
+              </w:rPr>
+            </w:r>
+            <w:r>
+              <w:rPr>
+                <w:rFonts w:ascii="Arial" w:hAnsi="Arial" w:eastAsia="Arial" w:cs="Tahoma"/>
                 <w:sz w:val="18"/>
               </w:rPr>
               <w:t>ยืนยันปลายทางกับ LLDD-BE-Database-Structure.pdf (DDL ต้องนิ่งก่อน)</w:t>
@@ -5516,13 +5661,13 @@
             </w:pPr>
             <w:r>
               <w:rPr>
-                <w:rFonts w:ascii="Arial" w:hAnsi="Arial" w:eastAsia="Arial"/>
-                <w:sz w:val="18"/>
-              </w:rPr>
-            </w:r>
-            <w:r>
-              <w:rPr>
-                <w:rFonts w:ascii="Arial" w:hAnsi="Arial" w:eastAsia="Arial"/>
+                <w:rFonts w:ascii="Arial" w:hAnsi="Arial" w:eastAsia="Arial" w:cs="Tahoma"/>
+                <w:sz w:val="18"/>
+              </w:rPr>
+            </w:r>
+            <w:r>
+              <w:rPr>
+                <w:rFonts w:ascii="Arial" w:hAnsi="Arial" w:eastAsia="Arial" w:cs="Tahoma"/>
                 <w:sz w:val="18"/>
               </w:rPr>
               <w:t>dry-run แล้วรายงาน reject อธิบายได้ครบทุก reason code</w:t>
@@ -5546,13 +5691,13 @@
             </w:pPr>
             <w:r>
               <w:rPr>
-                <w:rFonts w:ascii="Arial" w:hAnsi="Arial" w:eastAsia="Arial"/>
-                <w:sz w:val="18"/>
-              </w:rPr>
-            </w:r>
-            <w:r>
-              <w:rPr>
-                <w:rFonts w:ascii="Arial" w:hAnsi="Arial" w:eastAsia="Arial"/>
+                <w:rFonts w:ascii="Arial" w:hAnsi="Arial" w:eastAsia="Arial" w:cs="Tahoma"/>
+                <w:sz w:val="18"/>
+              </w:rPr>
+            </w:r>
+            <w:r>
+              <w:rPr>
+                <w:rFonts w:ascii="Arial" w:hAnsi="Arial" w:eastAsia="Arial" w:cs="Tahoma"/>
                 <w:sz w:val="18"/>
               </w:rPr>
               <w:t>2</w:t>
@@ -5571,13 +5716,13 @@
             </w:pPr>
             <w:r>
               <w:rPr>
-                <w:rFonts w:ascii="Arial" w:hAnsi="Arial" w:eastAsia="Arial"/>
-                <w:sz w:val="18"/>
-              </w:rPr>
-            </w:r>
-            <w:r>
-              <w:rPr>
-                <w:rFonts w:ascii="Arial" w:hAnsi="Arial" w:eastAsia="Arial"/>
+                <w:rFonts w:ascii="Arial" w:hAnsi="Arial" w:eastAsia="Arial" w:cs="Tahoma"/>
+                <w:sz w:val="18"/>
+              </w:rPr>
+            </w:r>
+            <w:r>
+              <w:rPr>
+                <w:rFonts w:ascii="Arial" w:hAnsi="Arial" w:eastAsia="Arial" w:cs="Tahoma"/>
                 <w:sz w:val="18"/>
               </w:rPr>
               <w:t>ทำ profiling ต้นทาง: นับแถว/ค่า null/ค่าซ้ำของทุกตารางที่จะย้าย</w:t>
@@ -5596,13 +5741,13 @@
             </w:pPr>
             <w:r>
               <w:rPr>
-                <w:rFonts w:ascii="Arial" w:hAnsi="Arial" w:eastAsia="Arial"/>
-                <w:sz w:val="18"/>
-              </w:rPr>
-            </w:r>
-            <w:r>
-              <w:rPr>
-                <w:rFonts w:ascii="Arial" w:hAnsi="Arial" w:eastAsia="Arial"/>
+                <w:rFonts w:ascii="Arial" w:hAnsi="Arial" w:eastAsia="Arial" w:cs="Tahoma"/>
+                <w:sz w:val="18"/>
+              </w:rPr>
+            </w:r>
+            <w:r>
+              <w:rPr>
+                <w:rFonts w:ascii="Arial" w:hAnsi="Arial" w:eastAsia="Arial" w:cs="Tahoma"/>
                 <w:sz w:val="18"/>
               </w:rPr>
               <w:t>full load + reconcile ผ่านบน dataset จริงชุด staging</w:t>
@@ -5626,13 +5771,13 @@
             </w:pPr>
             <w:r>
               <w:rPr>
-                <w:rFonts w:ascii="Arial" w:hAnsi="Arial" w:eastAsia="Arial"/>
-                <w:sz w:val="18"/>
-              </w:rPr>
-            </w:r>
-            <w:r>
-              <w:rPr>
-                <w:rFonts w:ascii="Arial" w:hAnsi="Arial" w:eastAsia="Arial"/>
+                <w:rFonts w:ascii="Arial" w:hAnsi="Arial" w:eastAsia="Arial" w:cs="Tahoma"/>
+                <w:sz w:val="18"/>
+              </w:rPr>
+            </w:r>
+            <w:r>
+              <w:rPr>
+                <w:rFonts w:ascii="Arial" w:hAnsi="Arial" w:eastAsia="Arial" w:cs="Tahoma"/>
                 <w:sz w:val="18"/>
               </w:rPr>
               <w:t>3</w:t>
@@ -5651,13 +5796,13 @@
             </w:pPr>
             <w:r>
               <w:rPr>
-                <w:rFonts w:ascii="Arial" w:hAnsi="Arial" w:eastAsia="Arial"/>
-                <w:sz w:val="18"/>
-              </w:rPr>
-            </w:r>
-            <w:r>
-              <w:rPr>
-                <w:rFonts w:ascii="Arial" w:hAnsi="Arial" w:eastAsia="Arial"/>
+                <w:rFonts w:ascii="Arial" w:hAnsi="Arial" w:eastAsia="Arial" w:cs="Tahoma"/>
+                <w:sz w:val="18"/>
+              </w:rPr>
+            </w:r>
+            <w:r>
+              <w:rPr>
+                <w:rFonts w:ascii="Arial" w:hAnsi="Arial" w:eastAsia="Arial" w:cs="Tahoma"/>
                 <w:sz w:val="18"/>
               </w:rPr>
               <w:t>เขียน mapping ต่อคอลัมน์ พร้อมกฎแปลง (พ.ศ.-&gt;ค.ศ. · lpad store_code · polymorphic key -&gt; typed FK)</w:t>
@@ -5676,13 +5821,13 @@
             </w:pPr>
             <w:r>
               <w:rPr>
-                <w:rFonts w:ascii="Arial" w:hAnsi="Arial" w:eastAsia="Arial"/>
-                <w:sz w:val="18"/>
-              </w:rPr>
-            </w:r>
-            <w:r>
-              <w:rPr>
-                <w:rFonts w:ascii="Arial" w:hAnsi="Arial" w:eastAsia="Arial"/>
+                <w:rFonts w:ascii="Arial" w:hAnsi="Arial" w:eastAsia="Arial" w:cs="Tahoma"/>
+                <w:sz w:val="18"/>
+              </w:rPr>
+            </w:r>
+            <w:r>
+              <w:rPr>
+                <w:rFonts w:ascii="Arial" w:hAnsi="Arial" w:eastAsia="Arial" w:cs="Tahoma"/>
                 <w:sz w:val="18"/>
               </w:rPr>
               <w:t>delta load ซ้ำ 2 รอบต้อง idempotent (ไม่เกิดแถวซ้ำ)</w:t>
@@ -5706,13 +5851,13 @@
             </w:pPr>
             <w:r>
               <w:rPr>
-                <w:rFonts w:ascii="Arial" w:hAnsi="Arial" w:eastAsia="Arial"/>
-                <w:sz w:val="18"/>
-              </w:rPr>
-            </w:r>
-            <w:r>
-              <w:rPr>
-                <w:rFonts w:ascii="Arial" w:hAnsi="Arial" w:eastAsia="Arial"/>
+                <w:rFonts w:ascii="Arial" w:hAnsi="Arial" w:eastAsia="Arial" w:cs="Tahoma"/>
+                <w:sz w:val="18"/>
+              </w:rPr>
+            </w:r>
+            <w:r>
+              <w:rPr>
+                <w:rFonts w:ascii="Arial" w:hAnsi="Arial" w:eastAsia="Arial" w:cs="Tahoma"/>
                 <w:sz w:val="18"/>
               </w:rPr>
               <w:t>4</w:t>
@@ -5731,13 +5876,13 @@
             </w:pPr>
             <w:r>
               <w:rPr>
-                <w:rFonts w:ascii="Arial" w:hAnsi="Arial" w:eastAsia="Arial"/>
-                <w:sz w:val="18"/>
-              </w:rPr>
-            </w:r>
-            <w:r>
-              <w:rPr>
-                <w:rFonts w:ascii="Arial" w:hAnsi="Arial" w:eastAsia="Arial"/>
+                <w:rFonts w:ascii="Arial" w:hAnsi="Arial" w:eastAsia="Arial" w:cs="Tahoma"/>
+                <w:sz w:val="18"/>
+              </w:rPr>
+            </w:r>
+            <w:r>
+              <w:rPr>
+                <w:rFonts w:ascii="Arial" w:hAnsi="Arial" w:eastAsia="Arial" w:cs="Tahoma"/>
                 <w:sz w:val="18"/>
               </w:rPr>
               <w:t>Dry-run บน environment ทดสอบ แล้วแก้ reject rule จนแถวที่ reject อธิบายได้ทุกแถว</w:t>
@@ -5756,13 +5901,13 @@
             </w:pPr>
             <w:r>
               <w:rPr>
-                <w:rFonts w:ascii="Arial" w:hAnsi="Arial" w:eastAsia="Arial"/>
-                <w:sz w:val="18"/>
-              </w:rPr>
-            </w:r>
-            <w:r>
-              <w:rPr>
-                <w:rFonts w:ascii="Arial" w:hAnsi="Arial" w:eastAsia="Arial"/>
+                <w:rFonts w:ascii="Arial" w:hAnsi="Arial" w:eastAsia="Arial" w:cs="Tahoma"/>
+                <w:sz w:val="18"/>
+              </w:rPr>
+            </w:r>
+            <w:r>
+              <w:rPr>
+                <w:rFonts w:ascii="Arial" w:hAnsi="Arial" w:eastAsia="Arial" w:cs="Tahoma"/>
                 <w:sz w:val="18"/>
               </w:rPr>
               <w:t>ทดสอบร้านที่ store_code ขึ้นต้นด้วย 0</w:t>
@@ -5786,13 +5931,13 @@
             </w:pPr>
             <w:r>
               <w:rPr>
-                <w:rFonts w:ascii="Arial" w:hAnsi="Arial" w:eastAsia="Arial"/>
-                <w:sz w:val="18"/>
-              </w:rPr>
-            </w:r>
-            <w:r>
-              <w:rPr>
-                <w:rFonts w:ascii="Arial" w:hAnsi="Arial" w:eastAsia="Arial"/>
+                <w:rFonts w:ascii="Arial" w:hAnsi="Arial" w:eastAsia="Arial" w:cs="Tahoma"/>
+                <w:sz w:val="18"/>
+              </w:rPr>
+            </w:r>
+            <w:r>
+              <w:rPr>
+                <w:rFonts w:ascii="Arial" w:hAnsi="Arial" w:eastAsia="Arial" w:cs="Tahoma"/>
                 <w:sz w:val="18"/>
               </w:rPr>
               <w:t>5</w:t>
@@ -5811,13 +5956,13 @@
             </w:pPr>
             <w:r>
               <w:rPr>
-                <w:rFonts w:ascii="Arial" w:hAnsi="Arial" w:eastAsia="Arial"/>
-                <w:sz w:val="18"/>
-              </w:rPr>
-            </w:r>
-            <w:r>
-              <w:rPr>
-                <w:rFonts w:ascii="Arial" w:hAnsi="Arial" w:eastAsia="Arial"/>
+                <w:rFonts w:ascii="Arial" w:hAnsi="Arial" w:eastAsia="Arial" w:cs="Tahoma"/>
+                <w:sz w:val="18"/>
+              </w:rPr>
+            </w:r>
+            <w:r>
+              <w:rPr>
+                <w:rFonts w:ascii="Arial" w:hAnsi="Arial" w:eastAsia="Arial" w:cs="Tahoma"/>
                 <w:sz w:val="18"/>
               </w:rPr>
               <w:t>Full load + reconcile ครั้งที่ 1</w:t>
@@ -5836,13 +5981,13 @@
             </w:pPr>
             <w:r>
               <w:rPr>
-                <w:rFonts w:ascii="Arial" w:hAnsi="Arial" w:eastAsia="Arial"/>
-                <w:sz w:val="18"/>
-              </w:rPr>
-            </w:r>
-            <w:r>
-              <w:rPr>
-                <w:rFonts w:ascii="Arial" w:hAnsi="Arial" w:eastAsia="Arial"/>
+                <w:rFonts w:ascii="Arial" w:hAnsi="Arial" w:eastAsia="Arial" w:cs="Tahoma"/>
+                <w:sz w:val="18"/>
+              </w:rPr>
+            </w:r>
+            <w:r>
+              <w:rPr>
+                <w:rFonts w:ascii="Arial" w:hAnsi="Arial" w:eastAsia="Arial" w:cs="Tahoma"/>
                 <w:sz w:val="18"/>
               </w:rPr>
               <w:t>ทดสอบเอกสารที่มีหลายรอบ (round_no/loop_no) ว่าลำดับไม่สลับ</w:t>
@@ -5866,13 +6011,13 @@
             </w:pPr>
             <w:r>
               <w:rPr>
-                <w:rFonts w:ascii="Arial" w:hAnsi="Arial" w:eastAsia="Arial"/>
-                <w:sz w:val="18"/>
-              </w:rPr>
-            </w:r>
-            <w:r>
-              <w:rPr>
-                <w:rFonts w:ascii="Arial" w:hAnsi="Arial" w:eastAsia="Arial"/>
+                <w:rFonts w:ascii="Arial" w:hAnsi="Arial" w:eastAsia="Arial" w:cs="Tahoma"/>
+                <w:sz w:val="18"/>
+              </w:rPr>
+            </w:r>
+            <w:r>
+              <w:rPr>
+                <w:rFonts w:ascii="Arial" w:hAnsi="Arial" w:eastAsia="Arial" w:cs="Tahoma"/>
                 <w:sz w:val="18"/>
               </w:rPr>
               <w:t>6</w:t>
@@ -5891,13 +6036,13 @@
             </w:pPr>
             <w:r>
               <w:rPr>
-                <w:rFonts w:ascii="Arial" w:hAnsi="Arial" w:eastAsia="Arial"/>
-                <w:sz w:val="18"/>
-              </w:rPr>
-            </w:r>
-            <w:r>
-              <w:rPr>
-                <w:rFonts w:ascii="Arial" w:hAnsi="Arial" w:eastAsia="Arial"/>
+                <w:rFonts w:ascii="Arial" w:hAnsi="Arial" w:eastAsia="Arial" w:cs="Tahoma"/>
+                <w:sz w:val="18"/>
+              </w:rPr>
+            </w:r>
+            <w:r>
+              <w:rPr>
+                <w:rFonts w:ascii="Arial" w:hAnsi="Arial" w:eastAsia="Arial" w:cs="Tahoma"/>
                 <w:sz w:val="18"/>
               </w:rPr>
               <w:t>Freeze ระบบเดิม -&gt; delta load -&gt; reconcile ครั้งสุดท้าย</w:t>
@@ -5916,13 +6061,13 @@
             </w:pPr>
             <w:r>
               <w:rPr>
-                <w:rFonts w:ascii="Arial" w:hAnsi="Arial" w:eastAsia="Arial"/>
-                <w:sz w:val="18"/>
-              </w:rPr>
-            </w:r>
-            <w:r>
-              <w:rPr>
-                <w:rFonts w:ascii="Arial" w:hAnsi="Arial" w:eastAsia="Arial"/>
+                <w:rFonts w:ascii="Arial" w:hAnsi="Arial" w:eastAsia="Arial" w:cs="Tahoma"/>
+                <w:sz w:val="18"/>
+              </w:rPr>
+            </w:r>
+            <w:r>
+              <w:rPr>
+                <w:rFonts w:ascii="Arial" w:hAnsi="Arial" w:eastAsia="Arial" w:cs="Tahoma"/>
                 <w:sz w:val="18"/>
               </w:rPr>
               <w:t>ทดสอบ rollback: restore snapshot แล้วระบบเดิมกลับมาใช้งานได้</w:t>
@@ -5946,13 +6091,13 @@
             </w:pPr>
             <w:r>
               <w:rPr>
-                <w:rFonts w:ascii="Arial" w:hAnsi="Arial" w:eastAsia="Arial"/>
-                <w:sz w:val="18"/>
-              </w:rPr>
-            </w:r>
-            <w:r>
-              <w:rPr>
-                <w:rFonts w:ascii="Arial" w:hAnsi="Arial" w:eastAsia="Arial"/>
+                <w:rFonts w:ascii="Arial" w:hAnsi="Arial" w:eastAsia="Arial" w:cs="Tahoma"/>
+                <w:sz w:val="18"/>
+              </w:rPr>
+            </w:r>
+            <w:r>
+              <w:rPr>
+                <w:rFonts w:ascii="Arial" w:hAnsi="Arial" w:eastAsia="Arial" w:cs="Tahoma"/>
                 <w:sz w:val="18"/>
               </w:rPr>
               <w:t>7</w:t>
@@ -5971,13 +6116,13 @@
             </w:pPr>
             <w:r>
               <w:rPr>
-                <w:rFonts w:ascii="Arial" w:hAnsi="Arial" w:eastAsia="Arial"/>
-                <w:sz w:val="18"/>
-              </w:rPr>
-            </w:r>
-            <w:r>
-              <w:rPr>
-                <w:rFonts w:ascii="Arial" w:hAnsi="Arial" w:eastAsia="Arial"/>
+                <w:rFonts w:ascii="Arial" w:hAnsi="Arial" w:eastAsia="Arial" w:cs="Tahoma"/>
+                <w:sz w:val="18"/>
+              </w:rPr>
+            </w:r>
+            <w:r>
+              <w:rPr>
+                <w:rFonts w:ascii="Arial" w:hAnsi="Arial" w:eastAsia="Arial" w:cs="Tahoma"/>
                 <w:sz w:val="18"/>
               </w:rPr>
               <w:t>ย้าย workflow ที่ยังวิ่งอยู่: initialize transaction ใน @srm/glb-workflow ให้ตรง state ปัจจุบันของเอกสาร</w:t>
@@ -5996,13 +6141,13 @@
             </w:pPr>
             <w:r>
               <w:rPr>
-                <w:rFonts w:ascii="Arial" w:hAnsi="Arial" w:eastAsia="Arial"/>
-                <w:sz w:val="18"/>
-              </w:rPr>
-            </w:r>
-            <w:r>
-              <w:rPr>
-                <w:rFonts w:ascii="Arial" w:hAnsi="Arial" w:eastAsia="Arial"/>
+                <w:rFonts w:ascii="Arial" w:hAnsi="Arial" w:eastAsia="Arial" w:cs="Tahoma"/>
+                <w:sz w:val="18"/>
+              </w:rPr>
+            </w:r>
+            <w:r>
+              <w:rPr>
+                <w:rFonts w:ascii="Arial" w:hAnsi="Arial" w:eastAsia="Arial" w:cs="Tahoma"/>
                 <w:sz w:val="18"/>
               </w:rPr>
               <w:t>dry-run แล้วรายงาน reject อธิบายได้ครบทุก reason code</w:t>
@@ -6026,13 +6171,13 @@
             </w:pPr>
             <w:r>
               <w:rPr>
-                <w:rFonts w:ascii="Arial" w:hAnsi="Arial" w:eastAsia="Arial"/>
-                <w:sz w:val="18"/>
-              </w:rPr>
-            </w:r>
-            <w:r>
-              <w:rPr>
-                <w:rFonts w:ascii="Arial" w:hAnsi="Arial" w:eastAsia="Arial"/>
+                <w:rFonts w:ascii="Arial" w:hAnsi="Arial" w:eastAsia="Arial" w:cs="Tahoma"/>
+                <w:sz w:val="18"/>
+              </w:rPr>
+            </w:r>
+            <w:r>
+              <w:rPr>
+                <w:rFonts w:ascii="Arial" w:hAnsi="Arial" w:eastAsia="Arial" w:cs="Tahoma"/>
                 <w:sz w:val="18"/>
               </w:rPr>
               <w:t>8</w:t>
@@ -6051,13 +6196,13 @@
             </w:pPr>
             <w:r>
               <w:rPr>
-                <w:rFonts w:ascii="Arial" w:hAnsi="Arial" w:eastAsia="Arial"/>
-                <w:sz w:val="18"/>
-              </w:rPr>
-            </w:r>
-            <w:r>
-              <w:rPr>
-                <w:rFonts w:ascii="Arial" w:hAnsi="Arial" w:eastAsia="Arial"/>
+                <w:rFonts w:ascii="Arial" w:hAnsi="Arial" w:eastAsia="Arial" w:cs="Tahoma"/>
+                <w:sz w:val="18"/>
+              </w:rPr>
+            </w:r>
+            <w:r>
+              <w:rPr>
+                <w:rFonts w:ascii="Arial" w:hAnsi="Arial" w:eastAsia="Arial" w:cs="Tahoma"/>
                 <w:sz w:val="18"/>
               </w:rPr>
               <w:t>เปิดระบบใหม่ · เก็บ snapshot ก่อน cutover ไว้สำหรับ rollback ตามหน้าต่างที่ตกลง</w:t>
@@ -6076,13 +6221,13 @@
             </w:pPr>
             <w:r>
               <w:rPr>
-                <w:rFonts w:ascii="Arial" w:hAnsi="Arial" w:eastAsia="Arial"/>
-                <w:sz w:val="18"/>
-              </w:rPr>
-            </w:r>
-            <w:r>
-              <w:rPr>
-                <w:rFonts w:ascii="Arial" w:hAnsi="Arial" w:eastAsia="Arial"/>
+                <w:rFonts w:ascii="Arial" w:hAnsi="Arial" w:eastAsia="Arial" w:cs="Tahoma"/>
+                <w:sz w:val="18"/>
+              </w:rPr>
+            </w:r>
+            <w:r>
+              <w:rPr>
+                <w:rFonts w:ascii="Arial" w:hAnsi="Arial" w:eastAsia="Arial" w:cs="Tahoma"/>
                 <w:sz w:val="18"/>
               </w:rPr>
               <w:t>full load + reconcile ผ่านบน dataset จริงชุด staging</w:t>
@@ -6134,7 +6279,7 @@
             <w:r/>
             <w:r>
               <w:rPr>
-                <w:rFonts w:ascii="Arial" w:hAnsi="Arial" w:eastAsia="Arial"/>
+                <w:rFonts w:ascii="Arial" w:hAnsi="Arial" w:eastAsia="Arial" w:cs="Tahoma"/>
                 <w:b/>
                 <w:sz w:val="18"/>
               </w:rPr>
@@ -6156,7 +6301,7 @@
             <w:r/>
             <w:r>
               <w:rPr>
-                <w:rFonts w:ascii="Arial" w:hAnsi="Arial" w:eastAsia="Arial"/>
+                <w:rFonts w:ascii="Arial" w:hAnsi="Arial" w:eastAsia="Arial" w:cs="Tahoma"/>
                 <w:b/>
                 <w:sz w:val="18"/>
               </w:rPr>
@@ -6178,7 +6323,7 @@
             <w:r/>
             <w:r>
               <w:rPr>
-                <w:rFonts w:ascii="Arial" w:hAnsi="Arial" w:eastAsia="Arial"/>
+                <w:rFonts w:ascii="Arial" w:hAnsi="Arial" w:eastAsia="Arial" w:cs="Tahoma"/>
                 <w:b/>
                 <w:sz w:val="18"/>
               </w:rPr>
@@ -6200,7 +6345,7 @@
             <w:r/>
             <w:r>
               <w:rPr>
-                <w:rFonts w:ascii="Arial" w:hAnsi="Arial" w:eastAsia="Arial"/>
+                <w:rFonts w:ascii="Arial" w:hAnsi="Arial" w:eastAsia="Arial" w:cs="Tahoma"/>
                 <w:b/>
                 <w:sz w:val="18"/>
               </w:rPr>
@@ -6225,13 +6370,13 @@
             </w:pPr>
             <w:r>
               <w:rPr>
-                <w:rFonts w:ascii="Arial" w:hAnsi="Arial" w:eastAsia="Arial"/>
-                <w:sz w:val="18"/>
-              </w:rPr>
-            </w:r>
-            <w:r>
-              <w:rPr>
-                <w:rFonts w:ascii="Arial" w:hAnsi="Arial" w:eastAsia="Arial"/>
+                <w:rFonts w:ascii="Arial" w:hAnsi="Arial" w:eastAsia="Arial" w:cs="Tahoma"/>
+                <w:sz w:val="18"/>
+              </w:rPr>
+            </w:r>
+            <w:r>
+              <w:rPr>
+                <w:rFonts w:ascii="Arial" w:hAnsi="Arial" w:eastAsia="Arial" w:cs="Tahoma"/>
                 <w:sz w:val="18"/>
               </w:rPr>
               <w:t>Dry-run migrate</w:t>
@@ -6250,13 +6395,13 @@
             </w:pPr>
             <w:r>
               <w:rPr>
-                <w:rFonts w:ascii="Arial" w:hAnsi="Arial" w:eastAsia="Arial"/>
-                <w:sz w:val="18"/>
-              </w:rPr>
-            </w:r>
-            <w:r>
-              <w:rPr>
-                <w:rFonts w:ascii="Arial" w:hAnsi="Arial" w:eastAsia="Arial"/>
+                <w:rFonts w:ascii="Arial" w:hAnsi="Arial" w:eastAsia="Arial" w:cs="Tahoma"/>
+                <w:sz w:val="18"/>
+              </w:rPr>
+            </w:r>
+            <w:r>
+              <w:rPr>
+                <w:rFonts w:ascii="Arial" w:hAnsi="Arial" w:eastAsia="Arial" w:cs="Tahoma"/>
                 <w:sz w:val="18"/>
               </w:rPr>
               <w:t>runbook</w:t>
@@ -6275,13 +6420,13 @@
             </w:pPr>
             <w:r>
               <w:rPr>
-                <w:rFonts w:ascii="Arial" w:hAnsi="Arial" w:eastAsia="Arial"/>
-                <w:sz w:val="18"/>
-              </w:rPr>
-            </w:r>
-            <w:r>
-              <w:rPr>
-                <w:rFonts w:ascii="Arial" w:hAnsi="Arial" w:eastAsia="Arial"/>
+                <w:rFonts w:ascii="Arial" w:hAnsi="Arial" w:eastAsia="Arial" w:cs="Tahoma"/>
+                <w:sz w:val="18"/>
+              </w:rPr>
+            </w:r>
+            <w:r>
+              <w:rPr>
+                <w:rFonts w:ascii="Arial" w:hAnsi="Arial" w:eastAsia="Arial" w:cs="Tahoma"/>
                 <w:sz w:val="18"/>
               </w:rPr>
               <w:t>สคริปต์ ETL โหมด --dry-run</w:t>
@@ -6300,13 +6445,13 @@
             </w:pPr>
             <w:r>
               <w:rPr>
-                <w:rFonts w:ascii="Arial" w:hAnsi="Arial" w:eastAsia="Arial"/>
-                <w:sz w:val="18"/>
-              </w:rPr>
-            </w:r>
-            <w:r>
-              <w:rPr>
-                <w:rFonts w:ascii="Arial" w:hAnsi="Arial" w:eastAsia="Arial"/>
+                <w:rFonts w:ascii="Arial" w:hAnsi="Arial" w:eastAsia="Arial" w:cs="Tahoma"/>
+                <w:sz w:val="18"/>
+              </w:rPr>
+            </w:r>
+            <w:r>
+              <w:rPr>
+                <w:rFonts w:ascii="Arial" w:hAnsi="Arial" w:eastAsia="Arial" w:cs="Tahoma"/>
                 <w:sz w:val="18"/>
               </w:rPr>
               <w:t>ได้รายงานจำนวนแถว/แถวที่ reject โดยไม่เขียนปลายทาง</w:t>
@@ -6330,13 +6475,13 @@
             </w:pPr>
             <w:r>
               <w:rPr>
-                <w:rFonts w:ascii="Arial" w:hAnsi="Arial" w:eastAsia="Arial"/>
-                <w:sz w:val="18"/>
-              </w:rPr>
-            </w:r>
-            <w:r>
-              <w:rPr>
-                <w:rFonts w:ascii="Arial" w:hAnsi="Arial" w:eastAsia="Arial"/>
+                <w:rFonts w:ascii="Arial" w:hAnsi="Arial" w:eastAsia="Arial" w:cs="Tahoma"/>
+                <w:sz w:val="18"/>
+              </w:rPr>
+            </w:r>
+            <w:r>
+              <w:rPr>
+                <w:rFonts w:ascii="Arial" w:hAnsi="Arial" w:eastAsia="Arial" w:cs="Tahoma"/>
                 <w:sz w:val="18"/>
               </w:rPr>
               <w:t>Full load</w:t>
@@ -6355,13 +6500,13 @@
             </w:pPr>
             <w:r>
               <w:rPr>
-                <w:rFonts w:ascii="Arial" w:hAnsi="Arial" w:eastAsia="Arial"/>
-                <w:sz w:val="18"/>
-              </w:rPr>
-            </w:r>
-            <w:r>
-              <w:rPr>
-                <w:rFonts w:ascii="Arial" w:hAnsi="Arial" w:eastAsia="Arial"/>
+                <w:rFonts w:ascii="Arial" w:hAnsi="Arial" w:eastAsia="Arial" w:cs="Tahoma"/>
+                <w:sz w:val="18"/>
+              </w:rPr>
+            </w:r>
+            <w:r>
+              <w:rPr>
+                <w:rFonts w:ascii="Arial" w:hAnsi="Arial" w:eastAsia="Arial" w:cs="Tahoma"/>
                 <w:sz w:val="18"/>
               </w:rPr>
               <w:t>runbook</w:t>
@@ -6380,13 +6525,13 @@
             </w:pPr>
             <w:r>
               <w:rPr>
-                <w:rFonts w:ascii="Arial" w:hAnsi="Arial" w:eastAsia="Arial"/>
-                <w:sz w:val="18"/>
-              </w:rPr>
-            </w:r>
-            <w:r>
-              <w:rPr>
-                <w:rFonts w:ascii="Arial" w:hAnsi="Arial" w:eastAsia="Arial"/>
+                <w:rFonts w:ascii="Arial" w:hAnsi="Arial" w:eastAsia="Arial" w:cs="Tahoma"/>
+                <w:sz w:val="18"/>
+              </w:rPr>
+            </w:r>
+            <w:r>
+              <w:rPr>
+                <w:rFonts w:ascii="Arial" w:hAnsi="Arial" w:eastAsia="Arial" w:cs="Tahoma"/>
                 <w:sz w:val="18"/>
               </w:rPr>
               <w:t>สคริปต์ ETL โหมด --full</w:t>
@@ -6405,13 +6550,13 @@
             </w:pPr>
             <w:r>
               <w:rPr>
-                <w:rFonts w:ascii="Arial" w:hAnsi="Arial" w:eastAsia="Arial"/>
-                <w:sz w:val="18"/>
-              </w:rPr>
-            </w:r>
-            <w:r>
-              <w:rPr>
-                <w:rFonts w:ascii="Arial" w:hAnsi="Arial" w:eastAsia="Arial"/>
+                <w:rFonts w:ascii="Arial" w:hAnsi="Arial" w:eastAsia="Arial" w:cs="Tahoma"/>
+                <w:sz w:val="18"/>
+              </w:rPr>
+            </w:r>
+            <w:r>
+              <w:rPr>
+                <w:rFonts w:ascii="Arial" w:hAnsi="Arial" w:eastAsia="Arial" w:cs="Tahoma"/>
                 <w:sz w:val="18"/>
               </w:rPr>
               <w:t>โหลดข้อมูลย้อนหลังทั้งหมดเข้า target schema</w:t>
@@ -6435,13 +6580,13 @@
             </w:pPr>
             <w:r>
               <w:rPr>
-                <w:rFonts w:ascii="Arial" w:hAnsi="Arial" w:eastAsia="Arial"/>
-                <w:sz w:val="18"/>
-              </w:rPr>
-            </w:r>
-            <w:r>
-              <w:rPr>
-                <w:rFonts w:ascii="Arial" w:hAnsi="Arial" w:eastAsia="Arial"/>
+                <w:rFonts w:ascii="Arial" w:hAnsi="Arial" w:eastAsia="Arial" w:cs="Tahoma"/>
+                <w:sz w:val="18"/>
+              </w:rPr>
+            </w:r>
+            <w:r>
+              <w:rPr>
+                <w:rFonts w:ascii="Arial" w:hAnsi="Arial" w:eastAsia="Arial" w:cs="Tahoma"/>
                 <w:sz w:val="18"/>
               </w:rPr>
               <w:t>Delta load</w:t>
@@ -6460,13 +6605,13 @@
             </w:pPr>
             <w:r>
               <w:rPr>
-                <w:rFonts w:ascii="Arial" w:hAnsi="Arial" w:eastAsia="Arial"/>
-                <w:sz w:val="18"/>
-              </w:rPr>
-            </w:r>
-            <w:r>
-              <w:rPr>
-                <w:rFonts w:ascii="Arial" w:hAnsi="Arial" w:eastAsia="Arial"/>
+                <w:rFonts w:ascii="Arial" w:hAnsi="Arial" w:eastAsia="Arial" w:cs="Tahoma"/>
+                <w:sz w:val="18"/>
+              </w:rPr>
+            </w:r>
+            <w:r>
+              <w:rPr>
+                <w:rFonts w:ascii="Arial" w:hAnsi="Arial" w:eastAsia="Arial" w:cs="Tahoma"/>
                 <w:sz w:val="18"/>
               </w:rPr>
               <w:t>runbook</w:t>
@@ -6485,13 +6630,13 @@
             </w:pPr>
             <w:r>
               <w:rPr>
-                <w:rFonts w:ascii="Arial" w:hAnsi="Arial" w:eastAsia="Arial"/>
-                <w:sz w:val="18"/>
-              </w:rPr>
-            </w:r>
-            <w:r>
-              <w:rPr>
-                <w:rFonts w:ascii="Arial" w:hAnsi="Arial" w:eastAsia="Arial"/>
+                <w:rFonts w:ascii="Arial" w:hAnsi="Arial" w:eastAsia="Arial" w:cs="Tahoma"/>
+                <w:sz w:val="18"/>
+              </w:rPr>
+            </w:r>
+            <w:r>
+              <w:rPr>
+                <w:rFonts w:ascii="Arial" w:hAnsi="Arial" w:eastAsia="Arial" w:cs="Tahoma"/>
                 <w:sz w:val="18"/>
               </w:rPr>
               <w:t>สคริปต์ ETL โหมด --delta --since</w:t>
@@ -6510,13 +6655,13 @@
             </w:pPr>
             <w:r>
               <w:rPr>
-                <w:rFonts w:ascii="Arial" w:hAnsi="Arial" w:eastAsia="Arial"/>
-                <w:sz w:val="18"/>
-              </w:rPr>
-            </w:r>
-            <w:r>
-              <w:rPr>
-                <w:rFonts w:ascii="Arial" w:hAnsi="Arial" w:eastAsia="Arial"/>
+                <w:rFonts w:ascii="Arial" w:hAnsi="Arial" w:eastAsia="Arial" w:cs="Tahoma"/>
+                <w:sz w:val="18"/>
+              </w:rPr>
+            </w:r>
+            <w:r>
+              <w:rPr>
+                <w:rFonts w:ascii="Arial" w:hAnsi="Arial" w:eastAsia="Arial" w:cs="Tahoma"/>
                 <w:sz w:val="18"/>
               </w:rPr>
               <w:t>โหลดเฉพาะรายการที่เปลี่ยนหลัง full load</w:t>
@@ -6540,13 +6685,13 @@
             </w:pPr>
             <w:r>
               <w:rPr>
-                <w:rFonts w:ascii="Arial" w:hAnsi="Arial" w:eastAsia="Arial"/>
-                <w:sz w:val="18"/>
-              </w:rPr>
-            </w:r>
-            <w:r>
-              <w:rPr>
-                <w:rFonts w:ascii="Arial" w:hAnsi="Arial" w:eastAsia="Arial"/>
+                <w:rFonts w:ascii="Arial" w:hAnsi="Arial" w:eastAsia="Arial" w:cs="Tahoma"/>
+                <w:sz w:val="18"/>
+              </w:rPr>
+            </w:r>
+            <w:r>
+              <w:rPr>
+                <w:rFonts w:ascii="Arial" w:hAnsi="Arial" w:eastAsia="Arial" w:cs="Tahoma"/>
                 <w:sz w:val="18"/>
               </w:rPr>
               <w:t>Reconcile</w:t>
@@ -6565,13 +6710,13 @@
             </w:pPr>
             <w:r>
               <w:rPr>
-                <w:rFonts w:ascii="Arial" w:hAnsi="Arial" w:eastAsia="Arial"/>
-                <w:sz w:val="18"/>
-              </w:rPr>
-            </w:r>
-            <w:r>
-              <w:rPr>
-                <w:rFonts w:ascii="Arial" w:hAnsi="Arial" w:eastAsia="Arial"/>
+                <w:rFonts w:ascii="Arial" w:hAnsi="Arial" w:eastAsia="Arial" w:cs="Tahoma"/>
+                <w:sz w:val="18"/>
+              </w:rPr>
+            </w:r>
+            <w:r>
+              <w:rPr>
+                <w:rFonts w:ascii="Arial" w:hAnsi="Arial" w:eastAsia="Arial" w:cs="Tahoma"/>
                 <w:sz w:val="18"/>
               </w:rPr>
               <w:t>runbook</w:t>
@@ -6590,13 +6735,13 @@
             </w:pPr>
             <w:r>
               <w:rPr>
-                <w:rFonts w:ascii="Arial" w:hAnsi="Arial" w:eastAsia="Arial"/>
-                <w:sz w:val="18"/>
-              </w:rPr>
-            </w:r>
-            <w:r>
-              <w:rPr>
-                <w:rFonts w:ascii="Arial" w:hAnsi="Arial" w:eastAsia="Arial"/>
+                <w:rFonts w:ascii="Arial" w:hAnsi="Arial" w:eastAsia="Arial" w:cs="Tahoma"/>
+                <w:sz w:val="18"/>
+              </w:rPr>
+            </w:r>
+            <w:r>
+              <w:rPr>
+                <w:rFonts w:ascii="Arial" w:hAnsi="Arial" w:eastAsia="Arial" w:cs="Tahoma"/>
                 <w:sz w:val="18"/>
               </w:rPr>
               <w:t>สคริปต์ reconcile</w:t>
@@ -6615,13 +6760,13 @@
             </w:pPr>
             <w:r>
               <w:rPr>
-                <w:rFonts w:ascii="Arial" w:hAnsi="Arial" w:eastAsia="Arial"/>
-                <w:sz w:val="18"/>
-              </w:rPr>
-            </w:r>
-            <w:r>
-              <w:rPr>
-                <w:rFonts w:ascii="Arial" w:hAnsi="Arial" w:eastAsia="Arial"/>
+                <w:rFonts w:ascii="Arial" w:hAnsi="Arial" w:eastAsia="Arial" w:cs="Tahoma"/>
+                <w:sz w:val="18"/>
+              </w:rPr>
+            </w:r>
+            <w:r>
+              <w:rPr>
+                <w:rFonts w:ascii="Arial" w:hAnsi="Arial" w:eastAsia="Arial" w:cs="Tahoma"/>
                 <w:sz w:val="18"/>
               </w:rPr>
               <w:t>เทียบจำนวนแถว/ยอดเงินต้นทาง-ปลายทางต่อโซน</w:t>
@@ -6645,13 +6790,13 @@
             </w:pPr>
             <w:r>
               <w:rPr>
-                <w:rFonts w:ascii="Arial" w:hAnsi="Arial" w:eastAsia="Arial"/>
-                <w:sz w:val="18"/>
-              </w:rPr>
-            </w:r>
-            <w:r>
-              <w:rPr>
-                <w:rFonts w:ascii="Arial" w:hAnsi="Arial" w:eastAsia="Arial"/>
+                <w:rFonts w:ascii="Arial" w:hAnsi="Arial" w:eastAsia="Arial" w:cs="Tahoma"/>
+                <w:sz w:val="18"/>
+              </w:rPr>
+            </w:r>
+            <w:r>
+              <w:rPr>
+                <w:rFonts w:ascii="Arial" w:hAnsi="Arial" w:eastAsia="Arial" w:cs="Tahoma"/>
                 <w:sz w:val="18"/>
               </w:rPr>
               <w:t>Rollback</w:t>
@@ -6670,13 +6815,13 @@
             </w:pPr>
             <w:r>
               <w:rPr>
-                <w:rFonts w:ascii="Arial" w:hAnsi="Arial" w:eastAsia="Arial"/>
-                <w:sz w:val="18"/>
-              </w:rPr>
-            </w:r>
-            <w:r>
-              <w:rPr>
-                <w:rFonts w:ascii="Arial" w:hAnsi="Arial" w:eastAsia="Arial"/>
+                <w:rFonts w:ascii="Arial" w:hAnsi="Arial" w:eastAsia="Arial" w:cs="Tahoma"/>
+                <w:sz w:val="18"/>
+              </w:rPr>
+            </w:r>
+            <w:r>
+              <w:rPr>
+                <w:rFonts w:ascii="Arial" w:hAnsi="Arial" w:eastAsia="Arial" w:cs="Tahoma"/>
                 <w:sz w:val="18"/>
               </w:rPr>
               <w:t>runbook</w:t>
@@ -6695,13 +6840,13 @@
             </w:pPr>
             <w:r>
               <w:rPr>
-                <w:rFonts w:ascii="Arial" w:hAnsi="Arial" w:eastAsia="Arial"/>
-                <w:sz w:val="18"/>
-              </w:rPr>
-            </w:r>
-            <w:r>
-              <w:rPr>
-                <w:rFonts w:ascii="Arial" w:hAnsi="Arial" w:eastAsia="Arial"/>
+                <w:rFonts w:ascii="Arial" w:hAnsi="Arial" w:eastAsia="Arial" w:cs="Tahoma"/>
+                <w:sz w:val="18"/>
+              </w:rPr>
+            </w:r>
+            <w:r>
+              <w:rPr>
+                <w:rFonts w:ascii="Arial" w:hAnsi="Arial" w:eastAsia="Arial" w:cs="Tahoma"/>
                 <w:sz w:val="18"/>
               </w:rPr>
               <w:t>restore snapshot ก่อน cutover</w:t>
@@ -6720,13 +6865,13 @@
             </w:pPr>
             <w:r>
               <w:rPr>
-                <w:rFonts w:ascii="Arial" w:hAnsi="Arial" w:eastAsia="Arial"/>
-                <w:sz w:val="18"/>
-              </w:rPr>
-            </w:r>
-            <w:r>
-              <w:rPr>
-                <w:rFonts w:ascii="Arial" w:hAnsi="Arial" w:eastAsia="Arial"/>
+                <w:rFonts w:ascii="Arial" w:hAnsi="Arial" w:eastAsia="Arial" w:cs="Tahoma"/>
+                <w:sz w:val="18"/>
+              </w:rPr>
+            </w:r>
+            <w:r>
+              <w:rPr>
+                <w:rFonts w:ascii="Arial" w:hAnsi="Arial" w:eastAsia="Arial" w:cs="Tahoma"/>
                 <w:sz w:val="18"/>
               </w:rPr>
               <w:t>กลับไปใช้ระบบเดิมได้ภายในหน้าต่างที่ตกลง</w:t>
@@ -6796,7 +6941,7 @@
             <w:r/>
             <w:r>
               <w:rPr>
-                <w:rFonts w:ascii="Arial" w:hAnsi="Arial" w:eastAsia="Arial"/>
+                <w:rFonts w:ascii="Arial" w:hAnsi="Arial" w:eastAsia="Arial" w:cs="Tahoma"/>
                 <w:b/>
                 <w:sz w:val="18"/>
               </w:rPr>
@@ -6818,7 +6963,7 @@
             <w:r/>
             <w:r>
               <w:rPr>
-                <w:rFonts w:ascii="Arial" w:hAnsi="Arial" w:eastAsia="Arial"/>
+                <w:rFonts w:ascii="Arial" w:hAnsi="Arial" w:eastAsia="Arial" w:cs="Tahoma"/>
                 <w:b/>
                 <w:sz w:val="18"/>
               </w:rPr>
@@ -6840,7 +6985,7 @@
             <w:r/>
             <w:r>
               <w:rPr>
-                <w:rFonts w:ascii="Arial" w:hAnsi="Arial" w:eastAsia="Arial"/>
+                <w:rFonts w:ascii="Arial" w:hAnsi="Arial" w:eastAsia="Arial" w:cs="Tahoma"/>
                 <w:b/>
                 <w:sz w:val="18"/>
               </w:rPr>
@@ -6865,13 +7010,13 @@
             </w:pPr>
             <w:r>
               <w:rPr>
-                <w:rFonts w:ascii="Arial" w:hAnsi="Arial" w:eastAsia="Arial"/>
-                <w:sz w:val="18"/>
-              </w:rPr>
-            </w:r>
-            <w:r>
-              <w:rPr>
-                <w:rFonts w:ascii="Arial" w:hAnsi="Arial" w:eastAsia="Arial"/>
+                <w:rFonts w:ascii="Arial" w:hAnsi="Arial" w:eastAsia="Arial" w:cs="Tahoma"/>
+                <w:sz w:val="18"/>
+              </w:rPr>
+            </w:r>
+            <w:r>
+              <w:rPr>
+                <w:rFonts w:ascii="Arial" w:hAnsi="Arial" w:eastAsia="Arial" w:cs="Tahoma"/>
                 <w:sz w:val="18"/>
               </w:rPr>
               <w:t>ORA FCS_FRN (FGI_IMPACT_* · FCS_QSSI_SCORE · FGI_CONFIRM_RECEIVE_DATA)</w:t>
@@ -6890,13 +7035,13 @@
             </w:pPr>
             <w:r>
               <w:rPr>
-                <w:rFonts w:ascii="Arial" w:hAnsi="Arial" w:eastAsia="Arial"/>
-                <w:sz w:val="18"/>
-              </w:rPr>
-            </w:r>
-            <w:r>
-              <w:rPr>
-                <w:rFonts w:ascii="Arial" w:hAnsi="Arial" w:eastAsia="Arial"/>
+                <w:rFonts w:ascii="Arial" w:hAnsi="Arial" w:eastAsia="Arial" w:cs="Tahoma"/>
+                <w:sz w:val="18"/>
+              </w:rPr>
+            </w:r>
+            <w:r>
+              <w:rPr>
+                <w:rFonts w:ascii="Arial" w:hAnsi="Arial" w:eastAsia="Arial" w:cs="Tahoma"/>
                 <w:sz w:val="18"/>
               </w:rPr>
               <w:t>R</w:t>
@@ -6915,13 +7060,13 @@
             </w:pPr>
             <w:r>
               <w:rPr>
-                <w:rFonts w:ascii="Arial" w:hAnsi="Arial" w:eastAsia="Arial"/>
-                <w:sz w:val="18"/>
-              </w:rPr>
-            </w:r>
-            <w:r>
-              <w:rPr>
-                <w:rFonts w:ascii="Arial" w:hAnsi="Arial" w:eastAsia="Arial"/>
+                <w:rFonts w:ascii="Arial" w:hAnsi="Arial" w:eastAsia="Arial" w:cs="Tahoma"/>
+                <w:sz w:val="18"/>
+              </w:rPr>
+            </w:r>
+            <w:r>
+              <w:rPr>
+                <w:rFonts w:ascii="Arial" w:hAnsi="Arial" w:eastAsia="Arial" w:cs="Tahoma"/>
                 <w:sz w:val="18"/>
               </w:rPr>
               <w:t>ต้นทางฝั่ง FGI/FCS</w:t>
@@ -6945,13 +7090,13 @@
             </w:pPr>
             <w:r>
               <w:rPr>
-                <w:rFonts w:ascii="Arial" w:hAnsi="Arial" w:eastAsia="Arial"/>
-                <w:sz w:val="18"/>
-              </w:rPr>
-            </w:r>
-            <w:r>
-              <w:rPr>
-                <w:rFonts w:ascii="Arial" w:hAnsi="Arial" w:eastAsia="Arial"/>
+                <w:rFonts w:ascii="Arial" w:hAnsi="Arial" w:eastAsia="Arial" w:cs="Tahoma"/>
+                <w:sz w:val="18"/>
+              </w:rPr>
+            </w:r>
+            <w:r>
+              <w:rPr>
+                <w:rFonts w:ascii="Arial" w:hAnsi="Arial" w:eastAsia="Arial" w:cs="Tahoma"/>
                 <w:sz w:val="18"/>
               </w:rPr>
               <w:t>MSSQL CPA_FRN_FGI (CompensateFlow · CompensateHistory · ImpactProfile · ImpactCostDetail · RunningNumber)</w:t>
@@ -6970,13 +7115,13 @@
             </w:pPr>
             <w:r>
               <w:rPr>
-                <w:rFonts w:ascii="Arial" w:hAnsi="Arial" w:eastAsia="Arial"/>
-                <w:sz w:val="18"/>
-              </w:rPr>
-            </w:r>
-            <w:r>
-              <w:rPr>
-                <w:rFonts w:ascii="Arial" w:hAnsi="Arial" w:eastAsia="Arial"/>
+                <w:rFonts w:ascii="Arial" w:hAnsi="Arial" w:eastAsia="Arial" w:cs="Tahoma"/>
+                <w:sz w:val="18"/>
+              </w:rPr>
+            </w:r>
+            <w:r>
+              <w:rPr>
+                <w:rFonts w:ascii="Arial" w:hAnsi="Arial" w:eastAsia="Arial" w:cs="Tahoma"/>
                 <w:sz w:val="18"/>
               </w:rPr>
               <w:t>R</w:t>
@@ -6995,13 +7140,13 @@
             </w:pPr>
             <w:r>
               <w:rPr>
-                <w:rFonts w:ascii="Arial" w:hAnsi="Arial" w:eastAsia="Arial"/>
-                <w:sz w:val="18"/>
-              </w:rPr>
-            </w:r>
-            <w:r>
-              <w:rPr>
-                <w:rFonts w:ascii="Arial" w:hAnsi="Arial" w:eastAsia="Arial"/>
+                <w:rFonts w:ascii="Arial" w:hAnsi="Arial" w:eastAsia="Arial" w:cs="Tahoma"/>
+                <w:sz w:val="18"/>
+              </w:rPr>
+            </w:r>
+            <w:r>
+              <w:rPr>
+                <w:rFonts w:ascii="Arial" w:hAnsi="Arial" w:eastAsia="Arial" w:cs="Tahoma"/>
                 <w:sz w:val="18"/>
               </w:rPr>
               <w:t>ต้นทางฝั่ง K2 document</w:t>
@@ -7025,13 +7170,13 @@
             </w:pPr>
             <w:r>
               <w:rPr>
-                <w:rFonts w:ascii="Arial" w:hAnsi="Arial" w:eastAsia="Arial"/>
-                <w:sz w:val="18"/>
-              </w:rPr>
-            </w:r>
-            <w:r>
-              <w:rPr>
-                <w:rFonts w:ascii="Arial" w:hAnsi="Arial" w:eastAsia="Arial"/>
+                <w:rFonts w:ascii="Arial" w:hAnsi="Arial" w:eastAsia="Arial" w:cs="Tahoma"/>
+                <w:sz w:val="18"/>
+              </w:rPr>
+            </w:r>
+            <w:r>
+              <w:rPr>
+                <w:rFonts w:ascii="Arial" w:hAnsi="Arial" w:eastAsia="Arial" w:cs="Tahoma"/>
                 <w:sz w:val="18"/>
               </w:rPr>
               <w:t>19 target tables (โซน A/B/C)</w:t>
@@ -7050,13 +7195,13 @@
             </w:pPr>
             <w:r>
               <w:rPr>
-                <w:rFonts w:ascii="Arial" w:hAnsi="Arial" w:eastAsia="Arial"/>
-                <w:sz w:val="18"/>
-              </w:rPr>
-            </w:r>
-            <w:r>
-              <w:rPr>
-                <w:rFonts w:ascii="Arial" w:hAnsi="Arial" w:eastAsia="Arial"/>
+                <w:rFonts w:ascii="Arial" w:hAnsi="Arial" w:eastAsia="Arial" w:cs="Tahoma"/>
+                <w:sz w:val="18"/>
+              </w:rPr>
+            </w:r>
+            <w:r>
+              <w:rPr>
+                <w:rFonts w:ascii="Arial" w:hAnsi="Arial" w:eastAsia="Arial" w:cs="Tahoma"/>
                 <w:sz w:val="18"/>
               </w:rPr>
               <w:t>W</w:t>
@@ -7075,13 +7220,13 @@
             </w:pPr>
             <w:r>
               <w:rPr>
-                <w:rFonts w:ascii="Arial" w:hAnsi="Arial" w:eastAsia="Arial"/>
-                <w:sz w:val="18"/>
-              </w:rPr>
-            </w:r>
-            <w:r>
-              <w:rPr>
-                <w:rFonts w:ascii="Arial" w:hAnsi="Arial" w:eastAsia="Arial"/>
+                <w:rFonts w:ascii="Arial" w:hAnsi="Arial" w:eastAsia="Arial" w:cs="Tahoma"/>
+                <w:sz w:val="18"/>
+              </w:rPr>
+            </w:r>
+            <w:r>
+              <w:rPr>
+                <w:rFonts w:ascii="Arial" w:hAnsi="Arial" w:eastAsia="Arial" w:cs="Tahoma"/>
                 <w:sz w:val="18"/>
               </w:rPr>
               <w:t>ปลายทางตาม DDL ของ LLDD-BE-Database-Structure.pdf</w:t>
@@ -7105,13 +7250,13 @@
             </w:pPr>
             <w:r>
               <w:rPr>
-                <w:rFonts w:ascii="Arial" w:hAnsi="Arial" w:eastAsia="Arial"/>
-                <w:sz w:val="18"/>
-              </w:rPr>
-            </w:r>
-            <w:r>
-              <w:rPr>
-                <w:rFonts w:ascii="Arial" w:hAnsi="Arial" w:eastAsia="Arial"/>
+                <w:rFonts w:ascii="Arial" w:hAnsi="Arial" w:eastAsia="Arial" w:cs="Tahoma"/>
+                <w:sz w:val="18"/>
+              </w:rPr>
+            </w:r>
+            <w:r>
+              <w:rPr>
+                <w:rFonts w:ascii="Arial" w:hAnsi="Arial" w:eastAsia="Arial" w:cs="Tahoma"/>
                 <w:sz w:val="18"/>
               </w:rPr>
               <w:t>workflow_transaction / workflow_approver / workflow_history (sps_store)</w:t>
@@ -7130,13 +7275,13 @@
             </w:pPr>
             <w:r>
               <w:rPr>
-                <w:rFonts w:ascii="Arial" w:hAnsi="Arial" w:eastAsia="Arial"/>
-                <w:sz w:val="18"/>
-              </w:rPr>
-            </w:r>
-            <w:r>
-              <w:rPr>
-                <w:rFonts w:ascii="Arial" w:hAnsi="Arial" w:eastAsia="Arial"/>
+                <w:rFonts w:ascii="Arial" w:hAnsi="Arial" w:eastAsia="Arial" w:cs="Tahoma"/>
+                <w:sz w:val="18"/>
+              </w:rPr>
+            </w:r>
+            <w:r>
+              <w:rPr>
+                <w:rFonts w:ascii="Arial" w:hAnsi="Arial" w:eastAsia="Arial" w:cs="Tahoma"/>
                 <w:sz w:val="18"/>
               </w:rPr>
               <w:t>W</w:t>
@@ -7155,13 +7300,13 @@
             </w:pPr>
             <w:r>
               <w:rPr>
-                <w:rFonts w:ascii="Arial" w:hAnsi="Arial" w:eastAsia="Arial"/>
-                <w:sz w:val="18"/>
-              </w:rPr>
-            </w:r>
-            <w:r>
-              <w:rPr>
-                <w:rFonts w:ascii="Arial" w:hAnsi="Arial" w:eastAsia="Arial"/>
+                <w:rFonts w:ascii="Arial" w:hAnsi="Arial" w:eastAsia="Arial" w:cs="Tahoma"/>
+                <w:sz w:val="18"/>
+              </w:rPr>
+            </w:r>
+            <w:r>
+              <w:rPr>
+                <w:rFonts w:ascii="Arial" w:hAnsi="Arial" w:eastAsia="Arial" w:cs="Tahoma"/>
                 <w:sz w:val="18"/>
               </w:rPr>
               <w:t>เปิด transaction ให้เอกสารที่ยังไม่จบ flow</w:t>
@@ -7185,13 +7330,13 @@
             </w:pPr>
             <w:r>
               <w:rPr>
-                <w:rFonts w:ascii="Arial" w:hAnsi="Arial" w:eastAsia="Arial"/>
-                <w:sz w:val="18"/>
-              </w:rPr>
-            </w:r>
-            <w:r>
-              <w:rPr>
-                <w:rFonts w:ascii="Arial" w:hAnsi="Arial" w:eastAsia="Arial"/>
+                <w:rFonts w:ascii="Arial" w:hAnsi="Arial" w:eastAsia="Arial" w:cs="Tahoma"/>
+                <w:sz w:val="18"/>
+              </w:rPr>
+            </w:r>
+            <w:r>
+              <w:rPr>
+                <w:rFonts w:ascii="Arial" w:hAnsi="Arial" w:eastAsia="Arial" w:cs="Tahoma"/>
                 <w:sz w:val="18"/>
               </w:rPr>
               <w:t>fcs_monthly_sales (sps_store)</w:t>
@@ -7210,13 +7355,13 @@
             </w:pPr>
             <w:r>
               <w:rPr>
-                <w:rFonts w:ascii="Arial" w:hAnsi="Arial" w:eastAsia="Arial"/>
-                <w:sz w:val="18"/>
-              </w:rPr>
-            </w:r>
-            <w:r>
-              <w:rPr>
-                <w:rFonts w:ascii="Arial" w:hAnsi="Arial" w:eastAsia="Arial"/>
+                <w:rFonts w:ascii="Arial" w:hAnsi="Arial" w:eastAsia="Arial" w:cs="Tahoma"/>
+                <w:sz w:val="18"/>
+              </w:rPr>
+            </w:r>
+            <w:r>
+              <w:rPr>
+                <w:rFonts w:ascii="Arial" w:hAnsi="Arial" w:eastAsia="Arial" w:cs="Tahoma"/>
                 <w:sz w:val="18"/>
               </w:rPr>
               <w:t>R</w:t>
@@ -7235,13 +7380,13 @@
             </w:pPr>
             <w:r>
               <w:rPr>
-                <w:rFonts w:ascii="Arial" w:hAnsi="Arial" w:eastAsia="Arial"/>
-                <w:sz w:val="18"/>
-              </w:rPr>
-            </w:r>
-            <w:r>
-              <w:rPr>
-                <w:rFonts w:ascii="Arial" w:hAnsi="Arial" w:eastAsia="Arial"/>
+                <w:rFonts w:ascii="Arial" w:hAnsi="Arial" w:eastAsia="Arial" w:cs="Tahoma"/>
+                <w:sz w:val="18"/>
+              </w:rPr>
+            </w:r>
+            <w:r>
+              <w:rPr>
+                <w:rFonts w:ascii="Arial" w:hAnsi="Arial" w:eastAsia="Arial" w:cs="Tahoma"/>
                 <w:sz w:val="18"/>
               </w:rPr>
               <w:t>ใช้ cross-check ยอดขายรายเดือนเท่านั้น — แทนยอดขายรายวันไม่ได้</w:t>
@@ -7291,7 +7436,7 @@
             <w:r/>
             <w:r>
               <w:rPr>
-                <w:rFonts w:ascii="Arial" w:hAnsi="Arial" w:eastAsia="Arial"/>
+                <w:rFonts w:ascii="Arial" w:hAnsi="Arial" w:eastAsia="Arial" w:cs="Tahoma"/>
                 <w:b/>
                 <w:sz w:val="18"/>
               </w:rPr>
@@ -7313,7 +7458,7 @@
             <w:r/>
             <w:r>
               <w:rPr>
-                <w:rFonts w:ascii="Arial" w:hAnsi="Arial" w:eastAsia="Arial"/>
+                <w:rFonts w:ascii="Arial" w:hAnsi="Arial" w:eastAsia="Arial" w:cs="Tahoma"/>
                 <w:b/>
                 <w:sz w:val="18"/>
               </w:rPr>
@@ -7338,13 +7483,13 @@
             </w:pPr>
             <w:r>
               <w:rPr>
-                <w:rFonts w:ascii="Arial" w:hAnsi="Arial" w:eastAsia="Arial"/>
-                <w:sz w:val="18"/>
-              </w:rPr>
-            </w:r>
-            <w:r>
-              <w:rPr>
-                <w:rFonts w:ascii="Arial" w:hAnsi="Arial" w:eastAsia="Arial"/>
+                <w:rFonts w:ascii="Arial" w:hAnsi="Arial" w:eastAsia="Arial" w:cs="Tahoma"/>
+                <w:sz w:val="18"/>
+              </w:rPr>
+            </w:r>
+            <w:r>
+              <w:rPr>
+                <w:rFonts w:ascii="Arial" w:hAnsi="Arial" w:eastAsia="Arial" w:cs="Tahoma"/>
                 <w:sz w:val="18"/>
               </w:rPr>
               <w:t>1</w:t>
@@ -7363,13 +7508,13 @@
             </w:pPr>
             <w:r>
               <w:rPr>
-                <w:rFonts w:ascii="Arial" w:hAnsi="Arial" w:eastAsia="Arial"/>
-                <w:sz w:val="18"/>
-              </w:rPr>
-            </w:r>
-            <w:r>
-              <w:rPr>
-                <w:rFonts w:ascii="Arial" w:hAnsi="Arial" w:eastAsia="Arial"/>
+                <w:rFonts w:ascii="Arial" w:hAnsi="Arial" w:eastAsia="Arial" w:cs="Tahoma"/>
+                <w:sz w:val="18"/>
+              </w:rPr>
+            </w:r>
+            <w:r>
+              <w:rPr>
+                <w:rFonts w:ascii="Arial" w:hAnsi="Arial" w:eastAsia="Arial" w:cs="Tahoma"/>
                 <w:sz w:val="18"/>
               </w:rPr>
               <w:t>ยืนยันปลายทางกับ LLDD-BE-Database-Structure.pdf (DDL ต้องนิ่งก่อน)</w:t>
@@ -7393,13 +7538,13 @@
             </w:pPr>
             <w:r>
               <w:rPr>
-                <w:rFonts w:ascii="Arial" w:hAnsi="Arial" w:eastAsia="Arial"/>
-                <w:sz w:val="18"/>
-              </w:rPr>
-            </w:r>
-            <w:r>
-              <w:rPr>
-                <w:rFonts w:ascii="Arial" w:hAnsi="Arial" w:eastAsia="Arial"/>
+                <w:rFonts w:ascii="Arial" w:hAnsi="Arial" w:eastAsia="Arial" w:cs="Tahoma"/>
+                <w:sz w:val="18"/>
+              </w:rPr>
+            </w:r>
+            <w:r>
+              <w:rPr>
+                <w:rFonts w:ascii="Arial" w:hAnsi="Arial" w:eastAsia="Arial" w:cs="Tahoma"/>
                 <w:sz w:val="18"/>
               </w:rPr>
               <w:t>2</w:t>
@@ -7418,13 +7563,13 @@
             </w:pPr>
             <w:r>
               <w:rPr>
-                <w:rFonts w:ascii="Arial" w:hAnsi="Arial" w:eastAsia="Arial"/>
-                <w:sz w:val="18"/>
-              </w:rPr>
-            </w:r>
-            <w:r>
-              <w:rPr>
-                <w:rFonts w:ascii="Arial" w:hAnsi="Arial" w:eastAsia="Arial"/>
+                <w:rFonts w:ascii="Arial" w:hAnsi="Arial" w:eastAsia="Arial" w:cs="Tahoma"/>
+                <w:sz w:val="18"/>
+              </w:rPr>
+            </w:r>
+            <w:r>
+              <w:rPr>
+                <w:rFonts w:ascii="Arial" w:hAnsi="Arial" w:eastAsia="Arial" w:cs="Tahoma"/>
                 <w:sz w:val="18"/>
               </w:rPr>
               <w:t>ทำ profiling ต้นทาง: นับแถว/ค่า null/ค่าซ้ำของทุกตารางที่จะย้าย</w:t>
@@ -7448,13 +7593,13 @@
             </w:pPr>
             <w:r>
               <w:rPr>
-                <w:rFonts w:ascii="Arial" w:hAnsi="Arial" w:eastAsia="Arial"/>
-                <w:sz w:val="18"/>
-              </w:rPr>
-            </w:r>
-            <w:r>
-              <w:rPr>
-                <w:rFonts w:ascii="Arial" w:hAnsi="Arial" w:eastAsia="Arial"/>
+                <w:rFonts w:ascii="Arial" w:hAnsi="Arial" w:eastAsia="Arial" w:cs="Tahoma"/>
+                <w:sz w:val="18"/>
+              </w:rPr>
+            </w:r>
+            <w:r>
+              <w:rPr>
+                <w:rFonts w:ascii="Arial" w:hAnsi="Arial" w:eastAsia="Arial" w:cs="Tahoma"/>
                 <w:sz w:val="18"/>
               </w:rPr>
               <w:t>3</w:t>
@@ -7473,13 +7618,13 @@
             </w:pPr>
             <w:r>
               <w:rPr>
-                <w:rFonts w:ascii="Arial" w:hAnsi="Arial" w:eastAsia="Arial"/>
-                <w:sz w:val="18"/>
-              </w:rPr>
-            </w:r>
-            <w:r>
-              <w:rPr>
-                <w:rFonts w:ascii="Arial" w:hAnsi="Arial" w:eastAsia="Arial"/>
+                <w:rFonts w:ascii="Arial" w:hAnsi="Arial" w:eastAsia="Arial" w:cs="Tahoma"/>
+                <w:sz w:val="18"/>
+              </w:rPr>
+            </w:r>
+            <w:r>
+              <w:rPr>
+                <w:rFonts w:ascii="Arial" w:hAnsi="Arial" w:eastAsia="Arial" w:cs="Tahoma"/>
                 <w:sz w:val="18"/>
               </w:rPr>
               <w:t>เขียน mapping ต่อคอลัมน์ พร้อมกฎแปลง (พ.ศ.-&gt;ค.ศ. · lpad store_code · polymorphic key -&gt; typed FK)</w:t>
@@ -7503,13 +7648,13 @@
             </w:pPr>
             <w:r>
               <w:rPr>
-                <w:rFonts w:ascii="Arial" w:hAnsi="Arial" w:eastAsia="Arial"/>
-                <w:sz w:val="18"/>
-              </w:rPr>
-            </w:r>
-            <w:r>
-              <w:rPr>
-                <w:rFonts w:ascii="Arial" w:hAnsi="Arial" w:eastAsia="Arial"/>
+                <w:rFonts w:ascii="Arial" w:hAnsi="Arial" w:eastAsia="Arial" w:cs="Tahoma"/>
+                <w:sz w:val="18"/>
+              </w:rPr>
+            </w:r>
+            <w:r>
+              <w:rPr>
+                <w:rFonts w:ascii="Arial" w:hAnsi="Arial" w:eastAsia="Arial" w:cs="Tahoma"/>
                 <w:sz w:val="18"/>
               </w:rPr>
               <w:t>4</w:t>
@@ -7528,13 +7673,13 @@
             </w:pPr>
             <w:r>
               <w:rPr>
-                <w:rFonts w:ascii="Arial" w:hAnsi="Arial" w:eastAsia="Arial"/>
-                <w:sz w:val="18"/>
-              </w:rPr>
-            </w:r>
-            <w:r>
-              <w:rPr>
-                <w:rFonts w:ascii="Arial" w:hAnsi="Arial" w:eastAsia="Arial"/>
+                <w:rFonts w:ascii="Arial" w:hAnsi="Arial" w:eastAsia="Arial" w:cs="Tahoma"/>
+                <w:sz w:val="18"/>
+              </w:rPr>
+            </w:r>
+            <w:r>
+              <w:rPr>
+                <w:rFonts w:ascii="Arial" w:hAnsi="Arial" w:eastAsia="Arial" w:cs="Tahoma"/>
                 <w:sz w:val="18"/>
               </w:rPr>
               <w:t>Dry-run บน environment ทดสอบ แล้วแก้ reject rule จนแถวที่ reject อธิบายได้ทุกแถว</w:t>
@@ -7558,13 +7703,13 @@
             </w:pPr>
             <w:r>
               <w:rPr>
-                <w:rFonts w:ascii="Arial" w:hAnsi="Arial" w:eastAsia="Arial"/>
-                <w:sz w:val="18"/>
-              </w:rPr>
-            </w:r>
-            <w:r>
-              <w:rPr>
-                <w:rFonts w:ascii="Arial" w:hAnsi="Arial" w:eastAsia="Arial"/>
+                <w:rFonts w:ascii="Arial" w:hAnsi="Arial" w:eastAsia="Arial" w:cs="Tahoma"/>
+                <w:sz w:val="18"/>
+              </w:rPr>
+            </w:r>
+            <w:r>
+              <w:rPr>
+                <w:rFonts w:ascii="Arial" w:hAnsi="Arial" w:eastAsia="Arial" w:cs="Tahoma"/>
                 <w:sz w:val="18"/>
               </w:rPr>
               <w:t>5</w:t>
@@ -7583,13 +7728,13 @@
             </w:pPr>
             <w:r>
               <w:rPr>
-                <w:rFonts w:ascii="Arial" w:hAnsi="Arial" w:eastAsia="Arial"/>
-                <w:sz w:val="18"/>
-              </w:rPr>
-            </w:r>
-            <w:r>
-              <w:rPr>
-                <w:rFonts w:ascii="Arial" w:hAnsi="Arial" w:eastAsia="Arial"/>
+                <w:rFonts w:ascii="Arial" w:hAnsi="Arial" w:eastAsia="Arial" w:cs="Tahoma"/>
+                <w:sz w:val="18"/>
+              </w:rPr>
+            </w:r>
+            <w:r>
+              <w:rPr>
+                <w:rFonts w:ascii="Arial" w:hAnsi="Arial" w:eastAsia="Arial" w:cs="Tahoma"/>
                 <w:sz w:val="18"/>
               </w:rPr>
               <w:t>Full load + reconcile ครั้งที่ 1</w:t>
@@ -7613,13 +7758,13 @@
             </w:pPr>
             <w:r>
               <w:rPr>
-                <w:rFonts w:ascii="Arial" w:hAnsi="Arial" w:eastAsia="Arial"/>
-                <w:sz w:val="18"/>
-              </w:rPr>
-            </w:r>
-            <w:r>
-              <w:rPr>
-                <w:rFonts w:ascii="Arial" w:hAnsi="Arial" w:eastAsia="Arial"/>
+                <w:rFonts w:ascii="Arial" w:hAnsi="Arial" w:eastAsia="Arial" w:cs="Tahoma"/>
+                <w:sz w:val="18"/>
+              </w:rPr>
+            </w:r>
+            <w:r>
+              <w:rPr>
+                <w:rFonts w:ascii="Arial" w:hAnsi="Arial" w:eastAsia="Arial" w:cs="Tahoma"/>
                 <w:sz w:val="18"/>
               </w:rPr>
               <w:t>6</w:t>
@@ -7638,13 +7783,13 @@
             </w:pPr>
             <w:r>
               <w:rPr>
-                <w:rFonts w:ascii="Arial" w:hAnsi="Arial" w:eastAsia="Arial"/>
-                <w:sz w:val="18"/>
-              </w:rPr>
-            </w:r>
-            <w:r>
-              <w:rPr>
-                <w:rFonts w:ascii="Arial" w:hAnsi="Arial" w:eastAsia="Arial"/>
+                <w:rFonts w:ascii="Arial" w:hAnsi="Arial" w:eastAsia="Arial" w:cs="Tahoma"/>
+                <w:sz w:val="18"/>
+              </w:rPr>
+            </w:r>
+            <w:r>
+              <w:rPr>
+                <w:rFonts w:ascii="Arial" w:hAnsi="Arial" w:eastAsia="Arial" w:cs="Tahoma"/>
                 <w:sz w:val="18"/>
               </w:rPr>
               <w:t>Freeze ระบบเดิม -&gt; delta load -&gt; reconcile ครั้งสุดท้าย</w:t>
@@ -7668,13 +7813,13 @@
             </w:pPr>
             <w:r>
               <w:rPr>
-                <w:rFonts w:ascii="Arial" w:hAnsi="Arial" w:eastAsia="Arial"/>
-                <w:sz w:val="18"/>
-              </w:rPr>
-            </w:r>
-            <w:r>
-              <w:rPr>
-                <w:rFonts w:ascii="Arial" w:hAnsi="Arial" w:eastAsia="Arial"/>
+                <w:rFonts w:ascii="Arial" w:hAnsi="Arial" w:eastAsia="Arial" w:cs="Tahoma"/>
+                <w:sz w:val="18"/>
+              </w:rPr>
+            </w:r>
+            <w:r>
+              <w:rPr>
+                <w:rFonts w:ascii="Arial" w:hAnsi="Arial" w:eastAsia="Arial" w:cs="Tahoma"/>
                 <w:sz w:val="18"/>
               </w:rPr>
               <w:t>7</w:t>
@@ -7693,13 +7838,13 @@
             </w:pPr>
             <w:r>
               <w:rPr>
-                <w:rFonts w:ascii="Arial" w:hAnsi="Arial" w:eastAsia="Arial"/>
-                <w:sz w:val="18"/>
-              </w:rPr>
-            </w:r>
-            <w:r>
-              <w:rPr>
-                <w:rFonts w:ascii="Arial" w:hAnsi="Arial" w:eastAsia="Arial"/>
+                <w:rFonts w:ascii="Arial" w:hAnsi="Arial" w:eastAsia="Arial" w:cs="Tahoma"/>
+                <w:sz w:val="18"/>
+              </w:rPr>
+            </w:r>
+            <w:r>
+              <w:rPr>
+                <w:rFonts w:ascii="Arial" w:hAnsi="Arial" w:eastAsia="Arial" w:cs="Tahoma"/>
                 <w:sz w:val="18"/>
               </w:rPr>
               <w:t>ย้าย workflow ที่ยังวิ่งอยู่: initialize transaction ใน @srm/glb-workflow ให้ตรง state ปัจจุบันของเอกสาร</w:t>
@@ -7723,13 +7868,13 @@
             </w:pPr>
             <w:r>
               <w:rPr>
-                <w:rFonts w:ascii="Arial" w:hAnsi="Arial" w:eastAsia="Arial"/>
-                <w:sz w:val="18"/>
-              </w:rPr>
-            </w:r>
-            <w:r>
-              <w:rPr>
-                <w:rFonts w:ascii="Arial" w:hAnsi="Arial" w:eastAsia="Arial"/>
+                <w:rFonts w:ascii="Arial" w:hAnsi="Arial" w:eastAsia="Arial" w:cs="Tahoma"/>
+                <w:sz w:val="18"/>
+              </w:rPr>
+            </w:r>
+            <w:r>
+              <w:rPr>
+                <w:rFonts w:ascii="Arial" w:hAnsi="Arial" w:eastAsia="Arial" w:cs="Tahoma"/>
                 <w:sz w:val="18"/>
               </w:rPr>
               <w:t>8</w:t>
@@ -7748,13 +7893,13 @@
             </w:pPr>
             <w:r>
               <w:rPr>
-                <w:rFonts w:ascii="Arial" w:hAnsi="Arial" w:eastAsia="Arial"/>
-                <w:sz w:val="18"/>
-              </w:rPr>
-            </w:r>
-            <w:r>
-              <w:rPr>
-                <w:rFonts w:ascii="Arial" w:hAnsi="Arial" w:eastAsia="Arial"/>
+                <w:rFonts w:ascii="Arial" w:hAnsi="Arial" w:eastAsia="Arial" w:cs="Tahoma"/>
+                <w:sz w:val="18"/>
+              </w:rPr>
+            </w:r>
+            <w:r>
+              <w:rPr>
+                <w:rFonts w:ascii="Arial" w:hAnsi="Arial" w:eastAsia="Arial" w:cs="Tahoma"/>
                 <w:sz w:val="18"/>
               </w:rPr>
               <w:t>เปิดระบบใหม่ · เก็บ snapshot ก่อน cutover ไว้สำหรับ rollback ตามหน้าต่างที่ตกลง</w:t>
@@ -7869,7 +8014,7 @@
             <w:r/>
             <w:r>
               <w:rPr>
-                <w:rFonts w:ascii="Arial" w:hAnsi="Arial" w:eastAsia="Arial"/>
+                <w:rFonts w:ascii="Arial" w:hAnsi="Arial" w:eastAsia="Arial" w:cs="Tahoma"/>
                 <w:b/>
                 <w:sz w:val="18"/>
               </w:rPr>
@@ -7891,7 +8036,7 @@
             <w:r/>
             <w:r>
               <w:rPr>
-                <w:rFonts w:ascii="Arial" w:hAnsi="Arial" w:eastAsia="Arial"/>
+                <w:rFonts w:ascii="Arial" w:hAnsi="Arial" w:eastAsia="Arial" w:cs="Tahoma"/>
                 <w:b/>
                 <w:sz w:val="18"/>
               </w:rPr>
@@ -7916,13 +8061,13 @@
             </w:pPr>
             <w:r>
               <w:rPr>
-                <w:rFonts w:ascii="Arial" w:hAnsi="Arial" w:eastAsia="Arial"/>
-                <w:sz w:val="18"/>
-              </w:rPr>
-            </w:r>
-            <w:r>
-              <w:rPr>
-                <w:rFonts w:ascii="Arial" w:hAnsi="Arial" w:eastAsia="Arial"/>
+                <w:rFonts w:ascii="Arial" w:hAnsi="Arial" w:eastAsia="Arial" w:cs="Tahoma"/>
+                <w:sz w:val="18"/>
+              </w:rPr>
+            </w:r>
+            <w:r>
+              <w:rPr>
+                <w:rFonts w:ascii="Arial" w:hAnsi="Arial" w:eastAsia="Arial" w:cs="Tahoma"/>
                 <w:sz w:val="18"/>
               </w:rPr>
               <w:t>1</w:t>
@@ -7941,13 +8086,13 @@
             </w:pPr>
             <w:r>
               <w:rPr>
-                <w:rFonts w:ascii="Arial" w:hAnsi="Arial" w:eastAsia="Arial"/>
-                <w:sz w:val="18"/>
-              </w:rPr>
-            </w:r>
-            <w:r>
-              <w:rPr>
-                <w:rFonts w:ascii="Arial" w:hAnsi="Arial" w:eastAsia="Arial"/>
+                <w:rFonts w:ascii="Arial" w:hAnsi="Arial" w:eastAsia="Arial" w:cs="Tahoma"/>
+                <w:sz w:val="18"/>
+              </w:rPr>
+            </w:r>
+            <w:r>
+              <w:rPr>
+                <w:rFonts w:ascii="Arial" w:hAnsi="Arial" w:eastAsia="Arial" w:cs="Tahoma"/>
                 <w:sz w:val="18"/>
               </w:rPr>
               <w:t>dry-run แล้วรายงาน reject อธิบายได้ครบทุก reason code</w:t>
@@ -7971,13 +8116,13 @@
             </w:pPr>
             <w:r>
               <w:rPr>
-                <w:rFonts w:ascii="Arial" w:hAnsi="Arial" w:eastAsia="Arial"/>
-                <w:sz w:val="18"/>
-              </w:rPr>
-            </w:r>
-            <w:r>
-              <w:rPr>
-                <w:rFonts w:ascii="Arial" w:hAnsi="Arial" w:eastAsia="Arial"/>
+                <w:rFonts w:ascii="Arial" w:hAnsi="Arial" w:eastAsia="Arial" w:cs="Tahoma"/>
+                <w:sz w:val="18"/>
+              </w:rPr>
+            </w:r>
+            <w:r>
+              <w:rPr>
+                <w:rFonts w:ascii="Arial" w:hAnsi="Arial" w:eastAsia="Arial" w:cs="Tahoma"/>
                 <w:sz w:val="18"/>
               </w:rPr>
               <w:t>2</w:t>
@@ -7996,13 +8141,13 @@
             </w:pPr>
             <w:r>
               <w:rPr>
-                <w:rFonts w:ascii="Arial" w:hAnsi="Arial" w:eastAsia="Arial"/>
-                <w:sz w:val="18"/>
-              </w:rPr>
-            </w:r>
-            <w:r>
-              <w:rPr>
-                <w:rFonts w:ascii="Arial" w:hAnsi="Arial" w:eastAsia="Arial"/>
+                <w:rFonts w:ascii="Arial" w:hAnsi="Arial" w:eastAsia="Arial" w:cs="Tahoma"/>
+                <w:sz w:val="18"/>
+              </w:rPr>
+            </w:r>
+            <w:r>
+              <w:rPr>
+                <w:rFonts w:ascii="Arial" w:hAnsi="Arial" w:eastAsia="Arial" w:cs="Tahoma"/>
                 <w:sz w:val="18"/>
               </w:rPr>
               <w:t>full load + reconcile ผ่านบน dataset จริงชุด staging</w:t>
@@ -8026,13 +8171,13 @@
             </w:pPr>
             <w:r>
               <w:rPr>
-                <w:rFonts w:ascii="Arial" w:hAnsi="Arial" w:eastAsia="Arial"/>
-                <w:sz w:val="18"/>
-              </w:rPr>
-            </w:r>
-            <w:r>
-              <w:rPr>
-                <w:rFonts w:ascii="Arial" w:hAnsi="Arial" w:eastAsia="Arial"/>
+                <w:rFonts w:ascii="Arial" w:hAnsi="Arial" w:eastAsia="Arial" w:cs="Tahoma"/>
+                <w:sz w:val="18"/>
+              </w:rPr>
+            </w:r>
+            <w:r>
+              <w:rPr>
+                <w:rFonts w:ascii="Arial" w:hAnsi="Arial" w:eastAsia="Arial" w:cs="Tahoma"/>
                 <w:sz w:val="18"/>
               </w:rPr>
               <w:t>3</w:t>
@@ -8051,13 +8196,13 @@
             </w:pPr>
             <w:r>
               <w:rPr>
-                <w:rFonts w:ascii="Arial" w:hAnsi="Arial" w:eastAsia="Arial"/>
-                <w:sz w:val="18"/>
-              </w:rPr>
-            </w:r>
-            <w:r>
-              <w:rPr>
-                <w:rFonts w:ascii="Arial" w:hAnsi="Arial" w:eastAsia="Arial"/>
+                <w:rFonts w:ascii="Arial" w:hAnsi="Arial" w:eastAsia="Arial" w:cs="Tahoma"/>
+                <w:sz w:val="18"/>
+              </w:rPr>
+            </w:r>
+            <w:r>
+              <w:rPr>
+                <w:rFonts w:ascii="Arial" w:hAnsi="Arial" w:eastAsia="Arial" w:cs="Tahoma"/>
                 <w:sz w:val="18"/>
               </w:rPr>
               <w:t>delta load ซ้ำ 2 รอบต้อง idempotent (ไม่เกิดแถวซ้ำ)</w:t>
@@ -8081,13 +8226,13 @@
             </w:pPr>
             <w:r>
               <w:rPr>
-                <w:rFonts w:ascii="Arial" w:hAnsi="Arial" w:eastAsia="Arial"/>
-                <w:sz w:val="18"/>
-              </w:rPr>
-            </w:r>
-            <w:r>
-              <w:rPr>
-                <w:rFonts w:ascii="Arial" w:hAnsi="Arial" w:eastAsia="Arial"/>
+                <w:rFonts w:ascii="Arial" w:hAnsi="Arial" w:eastAsia="Arial" w:cs="Tahoma"/>
+                <w:sz w:val="18"/>
+              </w:rPr>
+            </w:r>
+            <w:r>
+              <w:rPr>
+                <w:rFonts w:ascii="Arial" w:hAnsi="Arial" w:eastAsia="Arial" w:cs="Tahoma"/>
                 <w:sz w:val="18"/>
               </w:rPr>
               <w:t>4</w:t>
@@ -8106,13 +8251,13 @@
             </w:pPr>
             <w:r>
               <w:rPr>
-                <w:rFonts w:ascii="Arial" w:hAnsi="Arial" w:eastAsia="Arial"/>
-                <w:sz w:val="18"/>
-              </w:rPr>
-            </w:r>
-            <w:r>
-              <w:rPr>
-                <w:rFonts w:ascii="Arial" w:hAnsi="Arial" w:eastAsia="Arial"/>
+                <w:rFonts w:ascii="Arial" w:hAnsi="Arial" w:eastAsia="Arial" w:cs="Tahoma"/>
+                <w:sz w:val="18"/>
+              </w:rPr>
+            </w:r>
+            <w:r>
+              <w:rPr>
+                <w:rFonts w:ascii="Arial" w:hAnsi="Arial" w:eastAsia="Arial" w:cs="Tahoma"/>
                 <w:sz w:val="18"/>
               </w:rPr>
               <w:t>ทดสอบร้านที่ store_code ขึ้นต้นด้วย 0</w:t>
@@ -8136,13 +8281,13 @@
             </w:pPr>
             <w:r>
               <w:rPr>
-                <w:rFonts w:ascii="Arial" w:hAnsi="Arial" w:eastAsia="Arial"/>
-                <w:sz w:val="18"/>
-              </w:rPr>
-            </w:r>
-            <w:r>
-              <w:rPr>
-                <w:rFonts w:ascii="Arial" w:hAnsi="Arial" w:eastAsia="Arial"/>
+                <w:rFonts w:ascii="Arial" w:hAnsi="Arial" w:eastAsia="Arial" w:cs="Tahoma"/>
+                <w:sz w:val="18"/>
+              </w:rPr>
+            </w:r>
+            <w:r>
+              <w:rPr>
+                <w:rFonts w:ascii="Arial" w:hAnsi="Arial" w:eastAsia="Arial" w:cs="Tahoma"/>
                 <w:sz w:val="18"/>
               </w:rPr>
               <w:t>5</w:t>
@@ -8161,13 +8306,13 @@
             </w:pPr>
             <w:r>
               <w:rPr>
-                <w:rFonts w:ascii="Arial" w:hAnsi="Arial" w:eastAsia="Arial"/>
-                <w:sz w:val="18"/>
-              </w:rPr>
-            </w:r>
-            <w:r>
-              <w:rPr>
-                <w:rFonts w:ascii="Arial" w:hAnsi="Arial" w:eastAsia="Arial"/>
+                <w:rFonts w:ascii="Arial" w:hAnsi="Arial" w:eastAsia="Arial" w:cs="Tahoma"/>
+                <w:sz w:val="18"/>
+              </w:rPr>
+            </w:r>
+            <w:r>
+              <w:rPr>
+                <w:rFonts w:ascii="Arial" w:hAnsi="Arial" w:eastAsia="Arial" w:cs="Tahoma"/>
                 <w:sz w:val="18"/>
               </w:rPr>
               <w:t>ทดสอบเอกสารที่มีหลายรอบ (round_no/loop_no) ว่าลำดับไม่สลับ</w:t>
@@ -8191,13 +8336,13 @@
             </w:pPr>
             <w:r>
               <w:rPr>
-                <w:rFonts w:ascii="Arial" w:hAnsi="Arial" w:eastAsia="Arial"/>
-                <w:sz w:val="18"/>
-              </w:rPr>
-            </w:r>
-            <w:r>
-              <w:rPr>
-                <w:rFonts w:ascii="Arial" w:hAnsi="Arial" w:eastAsia="Arial"/>
+                <w:rFonts w:ascii="Arial" w:hAnsi="Arial" w:eastAsia="Arial" w:cs="Tahoma"/>
+                <w:sz w:val="18"/>
+              </w:rPr>
+            </w:r>
+            <w:r>
+              <w:rPr>
+                <w:rFonts w:ascii="Arial" w:hAnsi="Arial" w:eastAsia="Arial" w:cs="Tahoma"/>
                 <w:sz w:val="18"/>
               </w:rPr>
               <w:t>6</w:t>
@@ -8216,13 +8361,13 @@
             </w:pPr>
             <w:r>
               <w:rPr>
-                <w:rFonts w:ascii="Arial" w:hAnsi="Arial" w:eastAsia="Arial"/>
-                <w:sz w:val="18"/>
-              </w:rPr>
-            </w:r>
-            <w:r>
-              <w:rPr>
-                <w:rFonts w:ascii="Arial" w:hAnsi="Arial" w:eastAsia="Arial"/>
+                <w:rFonts w:ascii="Arial" w:hAnsi="Arial" w:eastAsia="Arial" w:cs="Tahoma"/>
+                <w:sz w:val="18"/>
+              </w:rPr>
+            </w:r>
+            <w:r>
+              <w:rPr>
+                <w:rFonts w:ascii="Arial" w:hAnsi="Arial" w:eastAsia="Arial" w:cs="Tahoma"/>
                 <w:sz w:val="18"/>
               </w:rPr>
               <w:t>ทดสอบ rollback: restore snapshot แล้วระบบเดิมกลับมาใช้งานได้</w:t>
@@ -8252,7 +8397,7 @@
     </w:pPr>
     <w:r>
       <w:rPr>
-        <w:rFonts w:ascii="Arial" w:hAnsi="Arial"/>
+        <w:rFonts w:ascii="Arial" w:hAnsi="Arial" w:eastAsia="Arial" w:cs="Tahoma"/>
         <w:sz w:val="16"/>
       </w:rPr>
       <w:t xml:space="preserve">หน้า </w:t>
@@ -8271,7 +8416,7 @@
     </w:pPr>
     <w:r>
       <w:rPr>
-        <w:rFonts w:ascii="Arial" w:hAnsi="Arial" w:eastAsia="Arial"/>
+        <w:rFonts w:ascii="Arial" w:hAnsi="Arial" w:eastAsia="Arial" w:cs="Tahoma"/>
         <w:color w:val="66717F"/>
         <w:sz w:val="16"/>
       </w:rPr>
@@ -8645,7 +8790,7 @@
     <w:qFormat/>
     <w:rsid w:val="00FC693F"/>
     <w:rPr>
-      <w:rFonts w:ascii="Arial" w:hAnsi="Arial" w:eastAsia="Arial"/>
+      <w:rFonts w:ascii="Arial" w:hAnsi="Arial" w:eastAsia="Arial" w:cs="Tahoma"/>
       <w:sz w:val="20"/>
     </w:rPr>
   </w:style>
@@ -8708,7 +8853,7 @@
       <w:outlineLvl w:val="0"/>
     </w:pPr>
     <w:rPr>
-      <w:rFonts w:asciiTheme="majorHAnsi" w:eastAsiaTheme="majorEastAsia" w:hAnsiTheme="majorHAnsi" w:cstheme="majorBidi" w:ascii="Arial" w:hAnsi="Arial" w:eastAsia="Arial"/>
+      <w:rFonts w:asciiTheme="majorHAnsi" w:eastAsiaTheme="majorEastAsia" w:hAnsiTheme="majorHAnsi" w:cstheme="majorBidi" w:ascii="Arial" w:hAnsi="Arial" w:eastAsia="Arial" w:cs="Tahoma"/>
       <w:b/>
       <w:bCs/>
       <w:color w:val="1F4D78"/>
@@ -8732,7 +8877,7 @@
       <w:outlineLvl w:val="1"/>
     </w:pPr>
     <w:rPr>
-      <w:rFonts w:asciiTheme="majorHAnsi" w:eastAsiaTheme="majorEastAsia" w:hAnsiTheme="majorHAnsi" w:cstheme="majorBidi" w:ascii="Arial" w:hAnsi="Arial" w:eastAsia="Arial"/>
+      <w:rFonts w:asciiTheme="majorHAnsi" w:eastAsiaTheme="majorEastAsia" w:hAnsiTheme="majorHAnsi" w:cstheme="majorBidi" w:ascii="Arial" w:hAnsi="Arial" w:eastAsia="Arial" w:cs="Tahoma"/>
       <w:b/>
       <w:bCs/>
       <w:color w:val="2E74B5"/>
@@ -8756,7 +8901,7 @@
       <w:outlineLvl w:val="2"/>
     </w:pPr>
     <w:rPr>
-      <w:rFonts w:asciiTheme="majorHAnsi" w:eastAsiaTheme="majorEastAsia" w:hAnsiTheme="majorHAnsi" w:cstheme="majorBidi" w:ascii="Arial" w:hAnsi="Arial" w:eastAsia="Arial"/>
+      <w:rFonts w:asciiTheme="majorHAnsi" w:eastAsiaTheme="majorEastAsia" w:hAnsiTheme="majorHAnsi" w:cstheme="majorBidi" w:ascii="Arial" w:hAnsi="Arial" w:eastAsia="Arial" w:cs="Tahoma"/>
       <w:b/>
       <w:bCs/>
       <w:color w:val="1F4D78"/>
@@ -8780,7 +8925,7 @@
       <w:outlineLvl w:val="3"/>
     </w:pPr>
     <w:rPr>
-      <w:rFonts w:asciiTheme="majorHAnsi" w:eastAsiaTheme="majorEastAsia" w:hAnsiTheme="majorHAnsi" w:cstheme="majorBidi" w:ascii="Arial" w:hAnsi="Arial" w:eastAsia="Arial"/>
+      <w:rFonts w:asciiTheme="majorHAnsi" w:eastAsiaTheme="majorEastAsia" w:hAnsiTheme="majorHAnsi" w:cstheme="majorBidi" w:ascii="Arial" w:hAnsi="Arial" w:eastAsia="Arial" w:cs="Tahoma"/>
       <w:b/>
       <w:bCs/>
       <w:i/>

--- a/LLDD/word/BE/LLDD-BE-Data-Migration-Cutover.docx
+++ b/LLDD/word/BE/LLDD-BE-Data-Migration-Cutover.docx
@@ -437,7 +437,7 @@
                 <w:rFonts w:ascii="Arial" w:hAnsi="Arial" w:eastAsia="Arial" w:cs="Tahoma"/>
                 <w:sz w:val="18"/>
               </w:rPr>
-              <w:t>40 ชั่วโมง (ไม่มี unit test แยก — ดูเหตุผลใน NO_UNIT_TEST_DOCS)</w:t>
+              <w:t>43 ชั่วโมง (ไม่มี unit test แยก — ดูเหตุผลใน NO_UNIT_TEST_DOCS)</w:t>
             </w:r>
           </w:p>
         </w:tc>
@@ -666,7 +666,7 @@
         <w:keepLines/>
       </w:pPr>
       <w:r>
-        <w:t>Source-to-target mapping ระดับตาราง/คอลัมน์ (ORA FCS_FRN · MSSQL CPA_FRN_FGI -&gt; 19 ตาราง)</w:t>
+        <w:t>Source-to-target mapping ระดับตาราง/คอลัมน์ (ORA FCS_FRN · MSSQL CPA_FRN_FGI -&gt; 20 ตาราง)</w:t>
       </w:r>
     </w:p>
     <w:p>
@@ -1778,7 +1778,135 @@
                 <w:rFonts w:ascii="Arial" w:hAnsi="Arial" w:eastAsia="Arial" w:cs="Tahoma"/>
                 <w:sz w:val="18"/>
               </w:rPr>
-              <w:t>PK IMPACT_PROCESS_ID (seq SEQ_FGI_IMPACT_PROCESS) เป็น hub ของทั้งโซน A</w:t>
+              <w:t xml:space="preserve">PK IMPACT_PROCESS_ID (seq SEQ_FGI_IMPACT_PROCESS) เป็น hub ของทั้งโซน A · </w:t>
+            </w:r>
+            <w:r>
+              <w:rPr>
+                <w:rFonts w:ascii="Arial" w:hAnsi="Arial" w:eastAsia="Arial" w:cs="Tahoma"/>
+                <w:b/>
+                <w:sz w:val="18"/>
+              </w:rPr>
+              <w:t>ต้อง migrate คอลัมน์รอบชดเชยด้วย (gap F8 · รับเข้าโครง 2026-08-21)</w:t>
+            </w:r>
+            <w:r>
+              <w:rPr>
+                <w:rFonts w:ascii="Arial" w:hAnsi="Arial" w:eastAsia="Arial" w:cs="Tahoma"/>
+                <w:sz w:val="18"/>
+              </w:rPr>
+              <w:t xml:space="preserve">: </w:t>
+            </w:r>
+            <w:r>
+              <w:rPr>
+                <w:rFonts w:ascii="Courier New" w:hAnsi="Courier New" w:eastAsia="Courier New" w:cs="Tahoma"/>
+                <w:sz w:val="18"/>
+              </w:rPr>
+              <w:t>LAST_COMPENSATE_SEQ/_SEQ_NO -&gt; last_compensate_seq/_seq_no</w:t>
+            </w:r>
+            <w:r>
+              <w:rPr>
+                <w:rFonts w:ascii="Arial" w:hAnsi="Arial" w:eastAsia="Arial" w:cs="Tahoma"/>
+                <w:sz w:val="18"/>
+              </w:rPr>
+              <w:t xml:space="preserve"> · </w:t>
+            </w:r>
+            <w:r>
+              <w:rPr>
+                <w:rFonts w:ascii="Courier New" w:hAnsi="Courier New" w:eastAsia="Courier New" w:cs="Tahoma"/>
+                <w:sz w:val="18"/>
+              </w:rPr>
+              <w:t>START/END_COMPENSATE_MONTH-YEAR -&gt; start/end_compensate_month/year</w:t>
+            </w:r>
+            <w:r>
+              <w:rPr>
+                <w:rFonts w:ascii="Arial" w:hAnsi="Arial" w:eastAsia="Arial" w:cs="Tahoma"/>
+                <w:sz w:val="18"/>
+              </w:rPr>
+              <w:t xml:space="preserve"> · </w:t>
+            </w:r>
+            <w:r>
+              <w:rPr>
+                <w:rFonts w:ascii="Courier New" w:hAnsi="Courier New" w:eastAsia="Courier New" w:cs="Tahoma"/>
+                <w:sz w:val="18"/>
+              </w:rPr>
+              <w:t>FLAG_ACTION -&gt; flag_action</w:t>
+            </w:r>
+            <w:r>
+              <w:rPr>
+                <w:rFonts w:ascii="Arial" w:hAnsi="Arial" w:eastAsia="Arial" w:cs="Tahoma"/>
+                <w:sz w:val="18"/>
+              </w:rPr>
+              <w:t xml:space="preserve"> · </w:t>
+            </w:r>
+            <w:r>
+              <w:rPr>
+                <w:rFonts w:ascii="Courier New" w:hAnsi="Courier New" w:eastAsia="Courier New" w:cs="Tahoma"/>
+                <w:sz w:val="18"/>
+              </w:rPr>
+              <w:t>DATASOURCE -&gt; datasource</w:t>
+            </w:r>
+            <w:r>
+              <w:rPr>
+                <w:rFonts w:ascii="Arial" w:hAnsi="Arial" w:eastAsia="Arial" w:cs="Tahoma"/>
+                <w:sz w:val="18"/>
+              </w:rPr>
+              <w:t xml:space="preserve"> · ⚠️ </w:t>
+            </w:r>
+            <w:r>
+              <w:rPr>
+                <w:rFonts w:ascii="Courier New" w:hAnsi="Courier New" w:eastAsia="Courier New" w:cs="Tahoma"/>
+                <w:sz w:val="18"/>
+              </w:rPr>
+              <w:t>FLAG_ACTION</w:t>
+            </w:r>
+            <w:r>
+              <w:rPr>
+                <w:rFonts w:ascii="Arial" w:hAnsi="Arial" w:eastAsia="Arial" w:cs="Tahoma"/>
+                <w:sz w:val="18"/>
+              </w:rPr>
+              <w:t xml:space="preserve"> โดเมนจริงคือ </w:t>
+            </w:r>
+            <w:r>
+              <w:rPr>
+                <w:rFonts w:ascii="Arial" w:hAnsi="Arial" w:eastAsia="Arial" w:cs="Tahoma"/>
+                <w:b/>
+                <w:sz w:val="18"/>
+              </w:rPr>
+              <w:t>Y/W/N</w:t>
+            </w:r>
+            <w:r>
+              <w:rPr>
+                <w:rFonts w:ascii="Arial" w:hAnsi="Arial" w:eastAsia="Arial" w:cs="Tahoma"/>
+                <w:sz w:val="18"/>
+              </w:rPr>
+              <w:t xml:space="preserve"> (active = </w:t>
+            </w:r>
+            <w:r>
+              <w:rPr>
+                <w:rFonts w:ascii="Courier New" w:hAnsi="Courier New" w:eastAsia="Courier New" w:cs="Tahoma"/>
+                <w:sz w:val="18"/>
+              </w:rPr>
+              <w:t>IN ('Y','W')</w:t>
+            </w:r>
+            <w:r>
+              <w:rPr>
+                <w:rFonts w:ascii="Arial" w:hAnsi="Arial" w:eastAsia="Arial" w:cs="Tahoma"/>
+                <w:sz w:val="18"/>
+              </w:rPr>
+              <w:t xml:space="preserve">) ไม่ใช่ Y/N — Job 6 เขียน </w:t>
+            </w:r>
+            <w:r>
+              <w:rPr>
+                <w:rFonts w:ascii="Courier New" w:hAnsi="Courier New" w:eastAsia="Courier New" w:cs="Tahoma"/>
+                <w:sz w:val="18"/>
+              </w:rPr>
+              <w:t>Y-&gt;W</w:t>
+            </w:r>
+            <w:r>
+              <w:rPr>
+                <w:rFonts w:ascii="Arial" w:hAnsi="Arial" w:eastAsia="Arial" w:cs="Tahoma"/>
+                <w:sz w:val="18"/>
+              </w:rPr>
+              <w:t xml:space="preserve"> ตอนพัก/รอจ่าย ถ้า CHECK ปลายทางรับแค่ Y/N แถวกลุ่มนี้จะ migrate ไม่ผ่าน · ทั้ง 4 กลุ่มนี้คือค่าที่ Job 8b ใช้ตัดสินจุดเข้า flow</w:t>
             </w:r>
           </w:p>
         </w:tc>
@@ -1927,7 +2055,7 @@
                 <w:rFonts w:ascii="Arial" w:hAnsi="Arial" w:eastAsia="Arial" w:cs="Tahoma"/>
                 <w:sz w:val="18"/>
               </w:rPr>
-              <w:t>FGI_IMPACT_STORE_SALES</w:t>
+              <w:t>FGI_IMPACT_STORE_COMPENSATE</w:t>
             </w:r>
           </w:p>
         </w:tc>
@@ -1975,9 +2103,17 @@
             <w:r>
               <w:rPr>
                 <w:rFonts w:ascii="Arial" w:hAnsi="Arial" w:eastAsia="Arial" w:cs="Tahoma"/>
-                <w:sz w:val="18"/>
-              </w:rPr>
-              <w:t>fgi_impact_sales_summaries</w:t>
+                <w:b/>
+                <w:sz w:val="18"/>
+              </w:rPr>
+              <w:t>fgi_impact_compensations</w:t>
+            </w:r>
+            <w:r>
+              <w:rPr>
+                <w:rFonts w:ascii="Arial" w:hAnsi="Arial" w:eastAsia="Arial" w:cs="Tahoma"/>
+                <w:sz w:val="18"/>
+              </w:rPr>
+              <w:t xml:space="preserve"> (รับเข้าโครง 2026-08-21 · gap F1)</w:t>
             </w:r>
           </w:p>
         </w:tc>
@@ -1999,10 +2135,59 @@
             </w:r>
             <w:r>
               <w:rPr>
-                <w:rFonts w:ascii="Arial" w:hAnsi="Arial" w:eastAsia="Arial" w:cs="Tahoma"/>
-                <w:sz w:val="18"/>
-              </w:rPr>
-              <w:t>key STORECODE_I + MONTH + YEAR</w:t>
+                <w:rFonts w:ascii="Courier New" w:hAnsi="Courier New" w:eastAsia="Courier New" w:cs="Tahoma"/>
+                <w:sz w:val="18"/>
+              </w:rPr>
+              <w:t>COMPENSATE_FORECAST -&gt; forecast_amount</w:t>
+            </w:r>
+            <w:r>
+              <w:rPr>
+                <w:rFonts w:ascii="Arial" w:hAnsi="Arial" w:eastAsia="Arial" w:cs="Tahoma"/>
+                <w:sz w:val="18"/>
+              </w:rPr>
+              <w:t xml:space="preserve"> · </w:t>
+            </w:r>
+            <w:r>
+              <w:rPr>
+                <w:rFonts w:ascii="Courier New" w:hAnsi="Courier New" w:eastAsia="Courier New" w:cs="Tahoma"/>
+                <w:sz w:val="18"/>
+              </w:rPr>
+              <w:t>COMPENSATE_ADJUST -&gt; adjust_amount</w:t>
+            </w:r>
+            <w:r>
+              <w:rPr>
+                <w:rFonts w:ascii="Arial" w:hAnsi="Arial" w:eastAsia="Arial" w:cs="Tahoma"/>
+                <w:sz w:val="18"/>
+              </w:rPr>
+              <w:t xml:space="preserve"> · </w:t>
+            </w:r>
+            <w:r>
+              <w:rPr>
+                <w:rFonts w:ascii="Courier New" w:hAnsi="Courier New" w:eastAsia="Courier New" w:cs="Tahoma"/>
+                <w:sz w:val="18"/>
+              </w:rPr>
+              <w:t>COMPENSATE_SEQ/_SEQ_NO -&gt; compensate_seq/_seq_no</w:t>
+            </w:r>
+            <w:r>
+              <w:rPr>
+                <w:rFonts w:ascii="Arial" w:hAnsi="Arial" w:eastAsia="Arial" w:cs="Tahoma"/>
+                <w:sz w:val="18"/>
+              </w:rPr>
+              <w:t xml:space="preserve"> · UK (impact_process_id, compensate_month) · ใช้นับยอด 0 ติดกันกี่งวดด้วย </w:t>
+            </w:r>
+            <w:r>
+              <w:rPr>
+                <w:rFonts w:ascii="Courier New" w:hAnsi="Courier New" w:eastAsia="Courier New" w:cs="Tahoma"/>
+                <w:sz w:val="18"/>
+              </w:rPr>
+              <w:t>COALESCE(adjust_amount, forecast_amount) = 0</w:t>
+            </w:r>
+            <w:r>
+              <w:rPr>
+                <w:rFonts w:ascii="Arial" w:hAnsi="Arial" w:eastAsia="Arial" w:cs="Tahoma"/>
+                <w:sz w:val="18"/>
+              </w:rPr>
+              <w:t xml:space="preserve"> — เป็น input ของ Job 8b เคส ③</w:t>
             </w:r>
           </w:p>
         </w:tc>
@@ -2032,7 +2217,7 @@
                 <w:rFonts w:ascii="Arial" w:hAnsi="Arial" w:eastAsia="Arial" w:cs="Tahoma"/>
                 <w:sz w:val="18"/>
               </w:rPr>
-              <w:t>FGI_IMPACT_STORE_SALES_TRN</w:t>
+              <w:t>FGI_IMPACT_STORE_SALES</w:t>
             </w:r>
           </w:p>
         </w:tc>
@@ -2082,7 +2267,7 @@
                 <w:rFonts w:ascii="Arial" w:hAnsi="Arial" w:eastAsia="Arial" w:cs="Tahoma"/>
                 <w:sz w:val="18"/>
               </w:rPr>
-              <w:t>sales_transactions</w:t>
+              <w:t>fgi_impact_sales_summaries</w:t>
             </w:r>
           </w:p>
         </w:tc>
@@ -2107,7 +2292,7 @@
                 <w:rFonts w:ascii="Arial" w:hAnsi="Arial" w:eastAsia="Arial" w:cs="Tahoma"/>
                 <w:sz w:val="18"/>
               </w:rPr>
-              <w:t>4 หน้าต่าง × 15 วัน — ห้ามใช้ fcs_monthly_sales แทน (รายเดือน ย้อนกลับเป็นรายวันไม่ได้)</w:t>
+              <w:t>key STORECODE_I + MONTH + YEAR</w:t>
             </w:r>
           </w:p>
         </w:tc>
@@ -2137,7 +2322,7 @@
                 <w:rFonts w:ascii="Arial" w:hAnsi="Arial" w:eastAsia="Arial" w:cs="Tahoma"/>
                 <w:sz w:val="18"/>
               </w:rPr>
-              <w:t>FGI_IMPACT_COMPETITOR</w:t>
+              <w:t>FGI_IMPACT_STORE_SALES_TRN</w:t>
             </w:r>
           </w:p>
         </w:tc>
@@ -2187,7 +2372,7 @@
                 <w:rFonts w:ascii="Arial" w:hAnsi="Arial" w:eastAsia="Arial" w:cs="Tahoma"/>
                 <w:sz w:val="18"/>
               </w:rPr>
-              <w:t>fgi_impact_competitors</w:t>
+              <w:t>sales_transactions</w:t>
             </w:r>
           </w:p>
         </w:tc>
@@ -2212,7 +2397,7 @@
                 <w:rFonts w:ascii="Arial" w:hAnsi="Arial" w:eastAsia="Arial" w:cs="Tahoma"/>
                 <w:sz w:val="18"/>
               </w:rPr>
-              <w:t>data_source = ALM</w:t>
+              <w:t>4 หน้าต่าง × 15 วัน — ห้ามใช้ fcs_monthly_sales แทน (รายเดือน ย้อนกลับเป็นรายวันไม่ได้)</w:t>
             </w:r>
           </w:p>
         </w:tc>
@@ -2242,7 +2427,7 @@
                 <w:rFonts w:ascii="Arial" w:hAnsi="Arial" w:eastAsia="Arial" w:cs="Tahoma"/>
                 <w:sz w:val="18"/>
               </w:rPr>
-              <w:t>FGI_CONFIRM_RECEIVE_DATA</w:t>
+              <w:t>FGI_IMPACT_COMPETITOR</w:t>
             </w:r>
           </w:p>
         </w:tc>
@@ -2292,7 +2477,7 @@
                 <w:rFonts w:ascii="Arial" w:hAnsi="Arial" w:eastAsia="Arial" w:cs="Tahoma"/>
                 <w:sz w:val="18"/>
               </w:rPr>
-              <w:t>interface_transactions</w:t>
+              <w:t>fgi_impact_competitors</w:t>
             </w:r>
           </w:p>
         </w:tc>
@@ -2317,7 +2502,7 @@
                 <w:rFonts w:ascii="Arial" w:hAnsi="Arial" w:eastAsia="Arial" w:cs="Tahoma"/>
                 <w:sz w:val="18"/>
               </w:rPr>
-              <w:t>TRANSACTION_PK เป็น polymorphic — ต้องแตกตาม DATA_NAME เป็น typed FK</w:t>
+              <w:t>data_source = ALM</w:t>
             </w:r>
           </w:p>
         </w:tc>
@@ -2347,7 +2532,7 @@
                 <w:rFonts w:ascii="Arial" w:hAnsi="Arial" w:eastAsia="Arial" w:cs="Tahoma"/>
                 <w:sz w:val="18"/>
               </w:rPr>
-              <w:t>FCS_QSSI_SCORE</w:t>
+              <w:t>FGI_CONFIRM_RECEIVE_DATA</w:t>
             </w:r>
           </w:p>
         </w:tc>
@@ -2397,7 +2582,7 @@
                 <w:rFonts w:ascii="Arial" w:hAnsi="Arial" w:eastAsia="Arial" w:cs="Tahoma"/>
                 <w:sz w:val="18"/>
               </w:rPr>
-              <w:t>fcs_qssi_score (sps_store)</w:t>
+              <w:t>interface_transactions</w:t>
             </w:r>
           </w:p>
         </w:tc>
@@ -2422,7 +2607,7 @@
                 <w:rFonts w:ascii="Arial" w:hAnsi="Arial" w:eastAsia="Arial" w:cs="Tahoma"/>
                 <w:sz w:val="18"/>
               </w:rPr>
-              <w:t>ปลายทางมีข้อมูลอยู่แล้ว 23,958,780 แถว — ต้องเทียบก่อนว่าจะโหลดทับหรือไม่ (ผูกกับ DP-4)</w:t>
+              <w:t>TRANSACTION_PK เป็น polymorphic — ต้องแตกตาม DATA_NAME เป็น typed FK</w:t>
             </w:r>
           </w:p>
         </w:tc>
@@ -2452,7 +2637,7 @@
                 <w:rFonts w:ascii="Arial" w:hAnsi="Arial" w:eastAsia="Arial" w:cs="Tahoma"/>
                 <w:sz w:val="18"/>
               </w:rPr>
-              <w:t>CompensateFlow</w:t>
+              <w:t>FCS_QSSI_SCORE</w:t>
             </w:r>
           </w:p>
         </w:tc>
@@ -2477,7 +2662,7 @@
                 <w:rFonts w:ascii="Arial" w:hAnsi="Arial" w:eastAsia="Arial" w:cs="Tahoma"/>
                 <w:sz w:val="18"/>
               </w:rPr>
-              <w:t>MSSQL CPA_FRN_FGI</w:t>
+              <w:t>ORA FCS_FRN</w:t>
             </w:r>
           </w:p>
         </w:tc>
@@ -2502,7 +2687,7 @@
                 <w:rFonts w:ascii="Arial" w:hAnsi="Arial" w:eastAsia="Arial" w:cs="Tahoma"/>
                 <w:sz w:val="18"/>
               </w:rPr>
-              <w:t>compensation_documents</w:t>
+              <w:t>fcs_qssi_score (sps_store)</w:t>
             </w:r>
           </w:p>
         </w:tc>
@@ -2527,7 +2712,7 @@
                 <w:rFonts w:ascii="Arial" w:hAnsi="Arial" w:eastAsia="Arial" w:cs="Tahoma"/>
                 <w:sz w:val="18"/>
               </w:rPr>
-              <w:t>CompDocumentID -&gt; doc_no · เก็บ round_no/loop_no/allmap_url/statement_id/approver_snapshot</w:t>
+              <w:t>ปลายทางมีข้อมูลอยู่แล้ว 23,958,780 แถว — ต้องเทียบก่อนว่าจะโหลดทับหรือไม่ (ผูกกับ DP-4)</w:t>
             </w:r>
           </w:p>
         </w:tc>
@@ -2557,7 +2742,7 @@
                 <w:rFonts w:ascii="Arial" w:hAnsi="Arial" w:eastAsia="Arial" w:cs="Tahoma"/>
                 <w:sz w:val="18"/>
               </w:rPr>
-              <w:t>CompensateHistory</w:t>
+              <w:t>CompensateFlow</w:t>
             </w:r>
           </w:p>
         </w:tc>
@@ -2607,7 +2792,7 @@
                 <w:rFonts w:ascii="Arial" w:hAnsi="Arial" w:eastAsia="Arial" w:cs="Tahoma"/>
                 <w:sz w:val="18"/>
               </w:rPr>
-              <w:t>consideration_logs</w:t>
+              <w:t>compensation_documents</w:t>
             </w:r>
           </w:p>
         </w:tc>
@@ -2632,7 +2817,7 @@
                 <w:rFonts w:ascii="Arial" w:hAnsi="Arial" w:eastAsia="Arial" w:cs="Tahoma"/>
                 <w:sz w:val="18"/>
               </w:rPr>
-              <w:t>PK ActionID · เติม result_category (APPROVE/REJECT/CANCELLED/PENDING)</w:t>
+              <w:t>CompDocumentID -&gt; doc_no · เก็บ round_no/loop_no/allmap_url/statement_id/approver_snapshot</w:t>
             </w:r>
           </w:p>
         </w:tc>
@@ -2662,7 +2847,7 @@
                 <w:rFonts w:ascii="Arial" w:hAnsi="Arial" w:eastAsia="Arial" w:cs="Tahoma"/>
                 <w:sz w:val="18"/>
               </w:rPr>
-              <w:t>ImpactProfile</w:t>
+              <w:t>CompensateHistory</w:t>
             </w:r>
           </w:p>
         </w:tc>
@@ -2712,7 +2897,7 @@
                 <w:rFonts w:ascii="Arial" w:hAnsi="Arial" w:eastAsia="Arial" w:cs="Tahoma"/>
                 <w:sz w:val="18"/>
               </w:rPr>
-              <w:t>document_new_stores</w:t>
+              <w:t>consideration_logs</w:t>
             </w:r>
           </w:p>
         </w:tc>
@@ -2737,6 +2922,111 @@
                 <w:rFonts w:ascii="Arial" w:hAnsi="Arial" w:eastAsia="Arial" w:cs="Tahoma"/>
                 <w:sz w:val="18"/>
               </w:rPr>
+              <w:t>PK ActionID · เติม result_category (APPROVE/REJECT/CANCELLED/PENDING)</w:t>
+            </w:r>
+          </w:p>
+        </w:tc>
+      </w:tr>
+      <w:tr>
+        <w:trPr>
+          <w:cantSplit/>
+        </w:trPr>
+        <w:tc>
+          <w:tcPr>
+            <w:tcW w:type="dxa" w:w="2520"/>
+            <w:vAlign w:val="center"/>
+          </w:tcPr>
+          <w:p>
+            <w:pPr>
+              <w:keepLines/>
+              <w:spacing w:after="0"/>
+            </w:pPr>
+            <w:r>
+              <w:rPr>
+                <w:rFonts w:ascii="Arial" w:hAnsi="Arial" w:eastAsia="Arial" w:cs="Tahoma"/>
+                <w:sz w:val="18"/>
+              </w:rPr>
+            </w:r>
+            <w:r>
+              <w:rPr>
+                <w:rFonts w:ascii="Arial" w:hAnsi="Arial" w:eastAsia="Arial" w:cs="Tahoma"/>
+                <w:sz w:val="18"/>
+              </w:rPr>
+              <w:t>ImpactProfile</w:t>
+            </w:r>
+          </w:p>
+        </w:tc>
+        <w:tc>
+          <w:tcPr>
+            <w:tcW w:type="dxa" w:w="2520"/>
+            <w:vAlign w:val="center"/>
+          </w:tcPr>
+          <w:p>
+            <w:pPr>
+              <w:keepLines/>
+              <w:spacing w:after="0"/>
+            </w:pPr>
+            <w:r>
+              <w:rPr>
+                <w:rFonts w:ascii="Arial" w:hAnsi="Arial" w:eastAsia="Arial" w:cs="Tahoma"/>
+                <w:sz w:val="18"/>
+              </w:rPr>
+            </w:r>
+            <w:r>
+              <w:rPr>
+                <w:rFonts w:ascii="Arial" w:hAnsi="Arial" w:eastAsia="Arial" w:cs="Tahoma"/>
+                <w:sz w:val="18"/>
+              </w:rPr>
+              <w:t>MSSQL CPA_FRN_FGI</w:t>
+            </w:r>
+          </w:p>
+        </w:tc>
+        <w:tc>
+          <w:tcPr>
+            <w:tcW w:type="dxa" w:w="2520"/>
+            <w:vAlign w:val="center"/>
+          </w:tcPr>
+          <w:p>
+            <w:pPr>
+              <w:keepLines/>
+              <w:spacing w:after="0"/>
+            </w:pPr>
+            <w:r>
+              <w:rPr>
+                <w:rFonts w:ascii="Arial" w:hAnsi="Arial" w:eastAsia="Arial" w:cs="Tahoma"/>
+                <w:sz w:val="18"/>
+              </w:rPr>
+            </w:r>
+            <w:r>
+              <w:rPr>
+                <w:rFonts w:ascii="Arial" w:hAnsi="Arial" w:eastAsia="Arial" w:cs="Tahoma"/>
+                <w:sz w:val="18"/>
+              </w:rPr>
+              <w:t>document_new_stores</w:t>
+            </w:r>
+          </w:p>
+        </w:tc>
+        <w:tc>
+          <w:tcPr>
+            <w:tcW w:type="dxa" w:w="2520"/>
+            <w:vAlign w:val="center"/>
+          </w:tcPr>
+          <w:p>
+            <w:pPr>
+              <w:keepLines/>
+              <w:spacing w:after="0"/>
+            </w:pPr>
+            <w:r>
+              <w:rPr>
+                <w:rFonts w:ascii="Arial" w:hAnsi="Arial" w:eastAsia="Arial" w:cs="Tahoma"/>
+                <w:sz w:val="18"/>
+              </w:rPr>
+            </w:r>
+            <w:r>
+              <w:rPr>
+                <w:rFonts w:ascii="Arial" w:hAnsi="Arial" w:eastAsia="Arial" w:cs="Tahoma"/>
+                <w:sz w:val="18"/>
+              </w:rPr>
               <w:t xml:space="preserve">ฝั่ง </w:t>
             </w:r>
             <w:r>
@@ -2752,6 +3042,336 @@
                 <w:sz w:val="18"/>
               </w:rPr>
               <w:t xml:space="preserve"> + %ชดเชย/ยอดต่อร้าน</w:t>
+            </w:r>
+          </w:p>
+        </w:tc>
+      </w:tr>
+      <w:tr>
+        <w:trPr>
+          <w:cantSplit/>
+        </w:trPr>
+        <w:tc>
+          <w:tcPr>
+            <w:tcW w:type="dxa" w:w="2520"/>
+            <w:vAlign w:val="center"/>
+          </w:tcPr>
+          <w:p>
+            <w:pPr>
+              <w:keepLines/>
+              <w:spacing w:after="0"/>
+            </w:pPr>
+            <w:r>
+              <w:rPr>
+                <w:rFonts w:ascii="Arial" w:hAnsi="Arial" w:eastAsia="Arial" w:cs="Tahoma"/>
+                <w:sz w:val="18"/>
+              </w:rPr>
+            </w:r>
+            <w:r>
+              <w:rPr>
+                <w:rFonts w:ascii="Arial" w:hAnsi="Arial" w:eastAsia="Arial" w:cs="Tahoma"/>
+                <w:sz w:val="18"/>
+              </w:rPr>
+              <w:t>CompetInCompenProfile</w:t>
+            </w:r>
+          </w:p>
+        </w:tc>
+        <w:tc>
+          <w:tcPr>
+            <w:tcW w:type="dxa" w:w="2520"/>
+            <w:vAlign w:val="center"/>
+          </w:tcPr>
+          <w:p>
+            <w:pPr>
+              <w:keepLines/>
+              <w:spacing w:after="0"/>
+            </w:pPr>
+            <w:r>
+              <w:rPr>
+                <w:rFonts w:ascii="Arial" w:hAnsi="Arial" w:eastAsia="Arial" w:cs="Tahoma"/>
+                <w:sz w:val="18"/>
+              </w:rPr>
+            </w:r>
+            <w:r>
+              <w:rPr>
+                <w:rFonts w:ascii="Arial" w:hAnsi="Arial" w:eastAsia="Arial" w:cs="Tahoma"/>
+                <w:sz w:val="18"/>
+              </w:rPr>
+              <w:t>MSSQL CPA_FRN_FGI</w:t>
+            </w:r>
+          </w:p>
+        </w:tc>
+        <w:tc>
+          <w:tcPr>
+            <w:tcW w:type="dxa" w:w="2520"/>
+            <w:vAlign w:val="center"/>
+          </w:tcPr>
+          <w:p>
+            <w:pPr>
+              <w:keepLines/>
+              <w:spacing w:after="0"/>
+            </w:pPr>
+            <w:r>
+              <w:rPr>
+                <w:rFonts w:ascii="Arial" w:hAnsi="Arial" w:eastAsia="Arial" w:cs="Tahoma"/>
+                <w:sz w:val="18"/>
+              </w:rPr>
+            </w:r>
+            <w:r>
+              <w:rPr>
+                <w:rFonts w:ascii="Arial" w:hAnsi="Arial" w:eastAsia="Arial" w:cs="Tahoma"/>
+                <w:sz w:val="18"/>
+              </w:rPr>
+              <w:t>document_competitors</w:t>
+            </w:r>
+          </w:p>
+        </w:tc>
+        <w:tc>
+          <w:tcPr>
+            <w:tcW w:type="dxa" w:w="2520"/>
+            <w:vAlign w:val="center"/>
+          </w:tcPr>
+          <w:p>
+            <w:pPr>
+              <w:keepLines/>
+              <w:spacing w:after="0"/>
+            </w:pPr>
+            <w:r>
+              <w:rPr>
+                <w:rFonts w:ascii="Arial" w:hAnsi="Arial" w:eastAsia="Arial" w:cs="Tahoma"/>
+                <w:sz w:val="18"/>
+              </w:rPr>
+            </w:r>
+            <w:r>
+              <w:rPr>
+                <w:rFonts w:ascii="Arial" w:hAnsi="Arial" w:eastAsia="Arial" w:cs="Tahoma"/>
+                <w:sz w:val="18"/>
+              </w:rPr>
+              <w:t>คู่แข่งที่ผูกกับเอกสาร · competitor_code อ้าง master competitors (11 รหัส 01-11) · แถวที่มาจาก ALLMAP ตั้ง data_source = ALM</w:t>
+            </w:r>
+          </w:p>
+        </w:tc>
+      </w:tr>
+      <w:tr>
+        <w:trPr>
+          <w:cantSplit/>
+        </w:trPr>
+        <w:tc>
+          <w:tcPr>
+            <w:tcW w:type="dxa" w:w="2520"/>
+            <w:vAlign w:val="center"/>
+          </w:tcPr>
+          <w:p>
+            <w:pPr>
+              <w:keepLines/>
+              <w:spacing w:after="0"/>
+            </w:pPr>
+            <w:r>
+              <w:rPr>
+                <w:rFonts w:ascii="Arial" w:hAnsi="Arial" w:eastAsia="Arial" w:cs="Tahoma"/>
+                <w:sz w:val="18"/>
+              </w:rPr>
+            </w:r>
+            <w:r>
+              <w:rPr>
+                <w:rFonts w:ascii="Arial" w:hAnsi="Arial" w:eastAsia="Arial" w:cs="Tahoma"/>
+                <w:sz w:val="18"/>
+              </w:rPr>
+              <w:t>FactorInCompenProfile</w:t>
+            </w:r>
+          </w:p>
+        </w:tc>
+        <w:tc>
+          <w:tcPr>
+            <w:tcW w:type="dxa" w:w="2520"/>
+            <w:vAlign w:val="center"/>
+          </w:tcPr>
+          <w:p>
+            <w:pPr>
+              <w:keepLines/>
+              <w:spacing w:after="0"/>
+            </w:pPr>
+            <w:r>
+              <w:rPr>
+                <w:rFonts w:ascii="Arial" w:hAnsi="Arial" w:eastAsia="Arial" w:cs="Tahoma"/>
+                <w:sz w:val="18"/>
+              </w:rPr>
+            </w:r>
+            <w:r>
+              <w:rPr>
+                <w:rFonts w:ascii="Arial" w:hAnsi="Arial" w:eastAsia="Arial" w:cs="Tahoma"/>
+                <w:sz w:val="18"/>
+              </w:rPr>
+              <w:t>MSSQL CPA_FRN_FGI</w:t>
+            </w:r>
+          </w:p>
+        </w:tc>
+        <w:tc>
+          <w:tcPr>
+            <w:tcW w:type="dxa" w:w="2520"/>
+            <w:vAlign w:val="center"/>
+          </w:tcPr>
+          <w:p>
+            <w:pPr>
+              <w:keepLines/>
+              <w:spacing w:after="0"/>
+            </w:pPr>
+            <w:r>
+              <w:rPr>
+                <w:rFonts w:ascii="Arial" w:hAnsi="Arial" w:eastAsia="Arial" w:cs="Tahoma"/>
+                <w:sz w:val="18"/>
+              </w:rPr>
+            </w:r>
+            <w:r>
+              <w:rPr>
+                <w:rFonts w:ascii="Arial" w:hAnsi="Arial" w:eastAsia="Arial" w:cs="Tahoma"/>
+                <w:sz w:val="18"/>
+              </w:rPr>
+              <w:t>document_external_factors</w:t>
+            </w:r>
+          </w:p>
+        </w:tc>
+        <w:tc>
+          <w:tcPr>
+            <w:tcW w:type="dxa" w:w="2520"/>
+            <w:vAlign w:val="center"/>
+          </w:tcPr>
+          <w:p>
+            <w:pPr>
+              <w:keepLines/>
+              <w:spacing w:after="0"/>
+            </w:pPr>
+            <w:r>
+              <w:rPr>
+                <w:rFonts w:ascii="Arial" w:hAnsi="Arial" w:eastAsia="Arial" w:cs="Tahoma"/>
+                <w:sz w:val="18"/>
+              </w:rPr>
+            </w:r>
+            <w:r>
+              <w:rPr>
+                <w:rFonts w:ascii="Arial" w:hAnsi="Arial" w:eastAsia="Arial" w:cs="Tahoma"/>
+                <w:sz w:val="18"/>
+              </w:rPr>
+              <w:t>ปัจจัยภายนอกที่ผูกกับเอกสาร · factor_code อ้าง master external_factors + ช่วงวันที่มีผล</w:t>
+            </w:r>
+          </w:p>
+        </w:tc>
+      </w:tr>
+      <w:tr>
+        <w:trPr>
+          <w:cantSplit/>
+        </w:trPr>
+        <w:tc>
+          <w:tcPr>
+            <w:tcW w:type="dxa" w:w="2520"/>
+            <w:vAlign w:val="center"/>
+          </w:tcPr>
+          <w:p>
+            <w:pPr>
+              <w:keepLines/>
+              <w:spacing w:after="0"/>
+            </w:pPr>
+            <w:r>
+              <w:rPr>
+                <w:rFonts w:ascii="Arial" w:hAnsi="Arial" w:eastAsia="Arial" w:cs="Tahoma"/>
+                <w:sz w:val="18"/>
+              </w:rPr>
+            </w:r>
+            <w:r>
+              <w:rPr>
+                <w:rFonts w:ascii="Arial" w:hAnsi="Arial" w:eastAsia="Arial" w:cs="Tahoma"/>
+                <w:sz w:val="18"/>
+              </w:rPr>
+              <w:t>FGI_IMPACT_STORE_COMPENSATE + CompensateFlow</w:t>
+            </w:r>
+          </w:p>
+        </w:tc>
+        <w:tc>
+          <w:tcPr>
+            <w:tcW w:type="dxa" w:w="2520"/>
+            <w:vAlign w:val="center"/>
+          </w:tcPr>
+          <w:p>
+            <w:pPr>
+              <w:keepLines/>
+              <w:spacing w:after="0"/>
+            </w:pPr>
+            <w:r>
+              <w:rPr>
+                <w:rFonts w:ascii="Arial" w:hAnsi="Arial" w:eastAsia="Arial" w:cs="Tahoma"/>
+                <w:sz w:val="18"/>
+              </w:rPr>
+            </w:r>
+            <w:r>
+              <w:rPr>
+                <w:rFonts w:ascii="Arial" w:hAnsi="Arial" w:eastAsia="Arial" w:cs="Tahoma"/>
+                <w:sz w:val="18"/>
+              </w:rPr>
+              <w:t>ORA + MSSQL</w:t>
+            </w:r>
+          </w:p>
+        </w:tc>
+        <w:tc>
+          <w:tcPr>
+            <w:tcW w:type="dxa" w:w="2520"/>
+            <w:vAlign w:val="center"/>
+          </w:tcPr>
+          <w:p>
+            <w:pPr>
+              <w:keepLines/>
+              <w:spacing w:after="0"/>
+            </w:pPr>
+            <w:r>
+              <w:rPr>
+                <w:rFonts w:ascii="Arial" w:hAnsi="Arial" w:eastAsia="Arial" w:cs="Tahoma"/>
+                <w:sz w:val="18"/>
+              </w:rPr>
+            </w:r>
+            <w:r>
+              <w:rPr>
+                <w:rFonts w:ascii="Arial" w:hAnsi="Arial" w:eastAsia="Arial" w:cs="Tahoma"/>
+                <w:sz w:val="18"/>
+              </w:rPr>
+              <w:t>compensation_histories</w:t>
+            </w:r>
+          </w:p>
+        </w:tc>
+        <w:tc>
+          <w:tcPr>
+            <w:tcW w:type="dxa" w:w="2520"/>
+            <w:vAlign w:val="center"/>
+          </w:tcPr>
+          <w:p>
+            <w:pPr>
+              <w:keepLines/>
+              <w:spacing w:after="0"/>
+            </w:pPr>
+            <w:r>
+              <w:rPr>
+                <w:rFonts w:ascii="Arial" w:hAnsi="Arial" w:eastAsia="Arial" w:cs="Tahoma"/>
+                <w:sz w:val="18"/>
+              </w:rPr>
+            </w:r>
+            <w:r>
+              <w:rPr>
+                <w:rFonts w:ascii="Arial" w:hAnsi="Arial" w:eastAsia="Arial" w:cs="Tahoma"/>
+                <w:sz w:val="18"/>
+              </w:rPr>
+              <w:t xml:space="preserve">ประวัติชดเชยต่อร้าน/รอบ · submit_account_month (งวดที่ Job 6 ส่งไป STA ผ่าน RabbitMQ) · ⚠️ </w:t>
+            </w:r>
+            <w:r>
+              <w:rPr>
+                <w:rFonts w:ascii="Arial" w:hAnsi="Arial" w:eastAsia="Arial" w:cs="Tahoma"/>
+                <w:b/>
+                <w:sz w:val="18"/>
+              </w:rPr>
+              <w:t>ต้องปิด DP-11 ก่อน</w:t>
+            </w:r>
+            <w:r>
+              <w:rPr>
+                <w:rFonts w:ascii="Arial" w:hAnsi="Arial" w:eastAsia="Arial" w:cs="Tahoma"/>
+                <w:sz w:val="18"/>
+              </w:rPr>
+              <w:t xml:space="preserve"> — ยังไม่ตัดสินว่า SBPGI เป็นต้นทางตัวเลขเงิน หรือ fr_store_insure ยังคีย์มือ</w:t>
             </w:r>
           </w:p>
         </w:tc>
@@ -4473,7 +5093,7 @@
                 <w:rFonts w:ascii="Arial" w:hAnsi="Arial" w:eastAsia="Arial" w:cs="Tahoma"/>
                 <w:sz w:val="18"/>
               </w:rPr>
-              <w:t xml:space="preserve">DP-4 · </w:t>
+              <w:t xml:space="preserve">DP-4 ✅ ปิดแล้ว 2026-08-24 · </w:t>
             </w:r>
             <w:r>
               <w:rPr>
@@ -4505,7 +5125,7 @@
                 <w:rFonts w:ascii="Arial" w:hAnsi="Arial" w:eastAsia="Arial" w:cs="Tahoma"/>
                 <w:sz w:val="18"/>
               </w:rPr>
-              <w:t>reuse ตารางเดิม (ต้อง dedup + backfill 23.9M แถว ก่อนเพิ่ม constraint)</w:t>
+              <w:t>reuse ตารางเดิมแบบอ่านอย่างเดียว — ระบบ SBP เดิมนำเข้าให้แล้ว</w:t>
             </w:r>
           </w:p>
         </w:tc>
@@ -4530,7 +5150,7 @@
                 <w:rFonts w:ascii="Arial" w:hAnsi="Arial" w:eastAsia="Arial" w:cs="Tahoma"/>
                 <w:sz w:val="18"/>
               </w:rPr>
-              <w:t>สร้างตารางของ SBPGI แล้วโหลดใหม่</w:t>
+              <w:t>สร้างตารางของ SBPGI แล้วโหลดใหม่ — ตกไป</w:t>
             </w:r>
           </w:p>
         </w:tc>
@@ -4555,7 +5175,22 @@
                 <w:rFonts w:ascii="Arial" w:hAnsi="Arial" w:eastAsia="Arial" w:cs="Tahoma"/>
                 <w:sz w:val="18"/>
               </w:rPr>
-              <w:t>ยังไม่ตัดสิน</w:t>
+              <w:t xml:space="preserve">✅ </w:t>
+            </w:r>
+            <w:r>
+              <w:rPr>
+                <w:rFonts w:ascii="Arial" w:hAnsi="Arial" w:eastAsia="Arial" w:cs="Tahoma"/>
+                <w:b/>
+                <w:sz w:val="18"/>
+              </w:rPr>
+              <w:t>ไม่มีอะไรต้อง migrate</w:t>
+            </w:r>
+            <w:r>
+              <w:rPr>
+                <w:rFonts w:ascii="Arial" w:hAnsi="Arial" w:eastAsia="Arial" w:cs="Tahoma"/>
+                <w:sz w:val="18"/>
+              </w:rPr>
+              <w:t xml:space="preserve"> — SBPGI อ่านอย่างเดียว ไม่ต้อง dedup/backfill (ตัด Job 1 พร้อมกัน)</w:t>
             </w:r>
           </w:p>
         </w:tc>
@@ -4585,7 +5220,7 @@
                 <w:rFonts w:ascii="Arial" w:hAnsi="Arial" w:eastAsia="Arial" w:cs="Tahoma"/>
                 <w:sz w:val="18"/>
               </w:rPr>
-              <w:t>DP-3 ✅ ตัดสินแล้ว = ทางเลือกที่ 3</w:t>
+              <w:t>DP-3 ✅ ตัดสินแล้ว 2026-08-10 = ทางเลือกที่ 3</w:t>
             </w:r>
           </w:p>
         </w:tc>
@@ -4660,7 +5295,7 @@
                 <w:rFonts w:ascii="Arial" w:hAnsi="Arial" w:eastAsia="Arial" w:cs="Tahoma"/>
                 <w:sz w:val="18"/>
               </w:rPr>
-              <w:t>ยังไม่ตัดสิน · กระทบขอบเขต migration โดยตรง</w:t>
+              <w:t>✅ ตัดสินแล้ว — migrate เฉพาะร้านที่เคยเข้ารอบชดเชยเป็น snapshot</w:t>
             </w:r>
           </w:p>
         </w:tc>
@@ -5270,7 +5905,7 @@
                 <w:rFonts w:ascii="Arial" w:hAnsi="Arial" w:eastAsia="Arial" w:cs="Tahoma"/>
                 <w:sz w:val="18"/>
               </w:rPr>
-              <w:t>19 target tables (โซน A/B/C); workflow_transaction / workflow_approver / workflow_history (sps_store)</w:t>
+              <w:t>20 target tables (โซน A/B/C); workflow_transaction / workflow_approver / workflow_history (sps_store)</w:t>
             </w:r>
           </w:p>
         </w:tc>
@@ -7179,7 +7814,7 @@
                 <w:rFonts w:ascii="Arial" w:hAnsi="Arial" w:eastAsia="Arial" w:cs="Tahoma"/>
                 <w:sz w:val="18"/>
               </w:rPr>
-              <w:t>19 target tables (โซน A/B/C)</w:t>
+              <w:t>20 target tables (โซน A/B/C)</w:t>
             </w:r>
           </w:p>
         </w:tc>

--- a/LLDD/word/BE/LLDD-BE-Data-Migration-Cutover.docx
+++ b/LLDD/word/BE/LLDD-BE-Data-Migration-Cutover.docx
@@ -5795,7 +5795,7 @@
                 <w:rFonts w:ascii="Arial" w:hAnsi="Arial" w:eastAsia="Arial" w:cs="Tahoma"/>
                 <w:sz w:val="18"/>
               </w:rPr>
-              <w:t>User action, route/query state, form values, and permission context for this feature.</w:t>
+              <w:t>ไม่มี endpoint ของตัวเอง — input คือ request ที่เอกสารอื่นส่งเข้ามา พร้อม user context จาก BFF header (ดู 5.1) และค่ากำหนดกลางที่อ่านจากระบบเดิม</w:t>
             </w:r>
           </w:p>
         </w:tc>
@@ -6785,7 +6785,7 @@
                 <w:rFonts w:ascii="Arial" w:hAnsi="Arial" w:eastAsia="Arial" w:cs="Tahoma"/>
                 <w:sz w:val="18"/>
               </w:rPr>
-              <w:t>dry-run แล้วรายงาน reject อธิบายได้ครบทุก reason code</w:t>
+              <w:t>— (ยังไม่มี test เฉพาะขั้นนี้ · ครอบด้วย test รวมของเอกสารในหัวข้อ 11)</w:t>
             </w:r>
           </w:p>
         </w:tc>
@@ -6865,13 +6865,388 @@
                 <w:rFonts w:ascii="Arial" w:hAnsi="Arial" w:eastAsia="Arial" w:cs="Tahoma"/>
                 <w:sz w:val="18"/>
               </w:rPr>
-              <w:t>full load + reconcile ผ่านบน dataset จริงชุด staging</w:t>
+              <w:t>— (ยังไม่มี test เฉพาะขั้นนี้ · ครอบด้วย test รวมของเอกสารในหัวข้อ 11)</w:t>
             </w:r>
           </w:p>
         </w:tc>
       </w:tr>
     </w:tbl>
     <w:p/>
+    <w:p>
+      <w:pPr>
+        <w:pStyle w:val="Heading2"/>
+        <w:keepNext/>
+        <w:keepLines/>
+        <w:pageBreakBefore w:val="0"/>
+      </w:pPr>
+      <w:r>
+        <w:t>5.92 Workflow Trigger Event Contract</w:t>
+      </w:r>
+    </w:p>
+    <w:p>
+      <w:pPr>
+        <w:keepNext w:val="0"/>
+      </w:pPr>
+      <w:r>
+        <w:t xml:space="preserve">งานชิ้นนี้ </w:t>
+      </w:r>
+      <w:r>
+        <w:rPr>
+          <w:b/>
+        </w:rPr>
+        <w:t>ต้องเรียก workflow engine</w:t>
+      </w:r>
+      <w:r>
+        <w:t xml:space="preserve"> ตามตารางด้านล่าง · ชื่อ function ยึด API 8 ตัวของ </w:t>
+      </w:r>
+      <w:r>
+        <w:rPr>
+          <w:rFonts w:ascii="Courier New" w:hAnsi="Courier New" w:eastAsia="Courier New" w:cs="Tahoma"/>
+        </w:rPr>
+        <w:t>@srm/glb-workflow</w:t>
+      </w:r>
+      <w:r>
+        <w:t xml:space="preserve"> ตามชีต </w:t>
+      </w:r>
+      <w:r>
+        <w:rPr>
+          <w:rFonts w:ascii="Courier New" w:hAnsi="Courier New" w:eastAsia="Courier New" w:cs="Tahoma"/>
+        </w:rPr>
+        <w:t>Detail</w:t>
+      </w:r>
+      <w:r>
+        <w:t xml:space="preserve"> ของ </w:t>
+      </w:r>
+      <w:r>
+        <w:rPr>
+          <w:color w:val="8A3324"/>
+        </w:rPr>
+        <w:t>TSM SRM LLDD SBP workflow ไฟล์1.2</w:t>
+      </w:r>
+      <w:r>
+        <w:t xml:space="preserve"> — รายละเอียด signature และตารางที่ engine เขียน ดู </w:t>
+      </w:r>
+      <w:r>
+        <w:rPr>
+          <w:b/>
+        </w:rPr>
+        <w:t>LLDD-BE-Workflow-Engine-Definition.pdf</w:t>
+      </w:r>
+      <w:r>
+        <w:t xml:space="preserve"> หัวข้อ 5.3</w:t>
+      </w:r>
+    </w:p>
+    <w:tbl>
+      <w:tblPr>
+        <w:tblStyle w:val="TableGrid"/>
+        <w:tblW w:type="auto" w:w="0"/>
+        <w:jc w:val="center"/>
+        <w:tblLook w:firstColumn="1" w:firstRow="1" w:lastColumn="0" w:lastRow="0" w:noHBand="0" w:noVBand="1" w:val="04A0"/>
+      </w:tblPr>
+      <w:tblGrid>
+        <w:gridCol w:w="2520"/>
+        <w:gridCol w:w="2520"/>
+        <w:gridCol w:w="2520"/>
+        <w:gridCol w:w="2520"/>
+      </w:tblGrid>
+      <w:tr>
+        <w:trPr>
+          <w:cantSplit/>
+        </w:trPr>
+        <w:tc>
+          <w:tcPr>
+            <w:tcW w:type="dxa" w:w="2520"/>
+            <w:vAlign w:val="center"/>
+            <w:shd w:fill="E8EEF5"/>
+          </w:tcPr>
+          <w:p>
+            <w:pPr>
+              <w:keepLines/>
+              <w:spacing w:after="0"/>
+            </w:pPr>
+            <w:r/>
+            <w:r>
+              <w:rPr>
+                <w:rFonts w:ascii="Arial" w:hAnsi="Arial" w:eastAsia="Arial" w:cs="Tahoma"/>
+                <w:b/>
+                <w:sz w:val="18"/>
+              </w:rPr>
+              <w:t>จุดที่เรียก (call site)</w:t>
+            </w:r>
+          </w:p>
+        </w:tc>
+        <w:tc>
+          <w:tcPr>
+            <w:tcW w:type="dxa" w:w="2520"/>
+            <w:vAlign w:val="center"/>
+            <w:shd w:fill="E8EEF5"/>
+          </w:tcPr>
+          <w:p>
+            <w:pPr>
+              <w:keepLines/>
+              <w:spacing w:after="0"/>
+            </w:pPr>
+            <w:r/>
+            <w:r>
+              <w:rPr>
+                <w:rFonts w:ascii="Arial" w:hAnsi="Arial" w:eastAsia="Arial" w:cs="Tahoma"/>
+                <w:b/>
+                <w:sz w:val="18"/>
+              </w:rPr>
+              <w:t>Engine function</w:t>
+            </w:r>
+          </w:p>
+        </w:tc>
+        <w:tc>
+          <w:tcPr>
+            <w:tcW w:type="dxa" w:w="2520"/>
+            <w:vAlign w:val="center"/>
+            <w:shd w:fill="E8EEF5"/>
+          </w:tcPr>
+          <w:p>
+            <w:pPr>
+              <w:keepLines/>
+              <w:spacing w:after="0"/>
+            </w:pPr>
+            <w:r/>
+            <w:r>
+              <w:rPr>
+                <w:rFonts w:ascii="Arial" w:hAnsi="Arial" w:eastAsia="Arial" w:cs="Tahoma"/>
+                <w:b/>
+                <w:sz w:val="18"/>
+              </w:rPr>
+              <w:t>พารามิเตอร์หลัก</w:t>
+            </w:r>
+          </w:p>
+        </w:tc>
+        <w:tc>
+          <w:tcPr>
+            <w:tcW w:type="dxa" w:w="2520"/>
+            <w:vAlign w:val="center"/>
+            <w:shd w:fill="E8EEF5"/>
+          </w:tcPr>
+          <w:p>
+            <w:pPr>
+              <w:keepLines/>
+              <w:spacing w:after="0"/>
+            </w:pPr>
+            <w:r/>
+            <w:r>
+              <w:rPr>
+                <w:rFonts w:ascii="Arial" w:hAnsi="Arial" w:eastAsia="Arial" w:cs="Tahoma"/>
+                <w:b/>
+                <w:sz w:val="18"/>
+              </w:rPr>
+              <w:t>กติกา / transaction boundary</w:t>
+            </w:r>
+          </w:p>
+        </w:tc>
+      </w:tr>
+      <w:tr>
+        <w:trPr>
+          <w:cantSplit/>
+        </w:trPr>
+        <w:tc>
+          <w:tcPr>
+            <w:tcW w:type="dxa" w:w="2520"/>
+            <w:vAlign w:val="center"/>
+          </w:tcPr>
+          <w:p>
+            <w:pPr>
+              <w:keepLines/>
+              <w:spacing w:after="0"/>
+            </w:pPr>
+            <w:r>
+              <w:rPr>
+                <w:rFonts w:ascii="Arial" w:hAnsi="Arial" w:eastAsia="Arial" w:cs="Tahoma"/>
+                <w:sz w:val="18"/>
+              </w:rPr>
+            </w:r>
+            <w:r>
+              <w:rPr>
+                <w:rFonts w:ascii="Arial" w:hAnsi="Arial" w:eastAsia="Arial" w:cs="Tahoma"/>
+                <w:sz w:val="18"/>
+              </w:rPr>
+              <w:t>ย้ายเอกสารที่ค้างกลางทาง</w:t>
+            </w:r>
+          </w:p>
+        </w:tc>
+        <w:tc>
+          <w:tcPr>
+            <w:tcW w:type="dxa" w:w="2520"/>
+            <w:vAlign w:val="center"/>
+          </w:tcPr>
+          <w:p>
+            <w:pPr>
+              <w:keepLines/>
+              <w:spacing w:after="0"/>
+            </w:pPr>
+            <w:r>
+              <w:rPr>
+                <w:rFonts w:ascii="Arial" w:hAnsi="Arial" w:eastAsia="Arial" w:cs="Tahoma"/>
+                <w:sz w:val="18"/>
+              </w:rPr>
+            </w:r>
+            <w:r>
+              <w:rPr>
+                <w:rFonts w:ascii="Courier New" w:hAnsi="Courier New" w:eastAsia="Courier New" w:cs="Tahoma"/>
+                <w:sz w:val="18"/>
+              </w:rPr>
+              <w:t>initializeWorkflow</w:t>
+            </w:r>
+            <w:r>
+              <w:rPr>
+                <w:rFonts w:ascii="Arial" w:hAnsi="Arial" w:eastAsia="Arial" w:cs="Tahoma"/>
+                <w:sz w:val="18"/>
+              </w:rPr>
+              <w:t xml:space="preserve"> แล้ว </w:t>
+            </w:r>
+            <w:r>
+              <w:rPr>
+                <w:rFonts w:ascii="Courier New" w:hAnsi="Courier New" w:eastAsia="Courier New" w:cs="Tahoma"/>
+                <w:sz w:val="18"/>
+              </w:rPr>
+              <w:t>eventWorkflow</w:t>
+            </w:r>
+            <w:r>
+              <w:rPr>
+                <w:rFonts w:ascii="Arial" w:hAnsi="Arial" w:eastAsia="Arial" w:cs="Tahoma"/>
+                <w:sz w:val="18"/>
+              </w:rPr>
+              <w:t xml:space="preserve"> ซ้ำจนถึง state ปัจจุบัน</w:t>
+            </w:r>
+          </w:p>
+        </w:tc>
+        <w:tc>
+          <w:tcPr>
+            <w:tcW w:type="dxa" w:w="2520"/>
+            <w:vAlign w:val="center"/>
+          </w:tcPr>
+          <w:p>
+            <w:pPr>
+              <w:keepLines/>
+              <w:spacing w:after="0"/>
+            </w:pPr>
+            <w:r>
+              <w:rPr>
+                <w:rFonts w:ascii="Arial" w:hAnsi="Arial" w:eastAsia="Arial" w:cs="Tahoma"/>
+                <w:sz w:val="18"/>
+              </w:rPr>
+            </w:r>
+            <w:r>
+              <w:rPr>
+                <w:rFonts w:ascii="Arial" w:hAnsi="Arial" w:eastAsia="Arial" w:cs="Tahoma"/>
+                <w:sz w:val="18"/>
+              </w:rPr>
+              <w:t>versionId, referenceId, ลำดับ event ตามสถานะเดิมใน K2</w:t>
+            </w:r>
+          </w:p>
+        </w:tc>
+        <w:tc>
+          <w:tcPr>
+            <w:tcW w:type="dxa" w:w="2520"/>
+            <w:vAlign w:val="center"/>
+          </w:tcPr>
+          <w:p>
+            <w:pPr>
+              <w:keepLines/>
+              <w:spacing w:after="0"/>
+            </w:pPr>
+            <w:r>
+              <w:rPr>
+                <w:rFonts w:ascii="Arial" w:hAnsi="Arial" w:eastAsia="Arial" w:cs="Tahoma"/>
+                <w:sz w:val="18"/>
+              </w:rPr>
+            </w:r>
+            <w:r>
+              <w:rPr>
+                <w:rFonts w:ascii="Arial" w:hAnsi="Arial" w:eastAsia="Arial" w:cs="Tahoma"/>
+                <w:sz w:val="18"/>
+              </w:rPr>
+              <w:t xml:space="preserve">🔴 ห้าม INSERT </w:t>
+            </w:r>
+            <w:r>
+              <w:rPr>
+                <w:rFonts w:ascii="Courier New" w:hAnsi="Courier New" w:eastAsia="Courier New" w:cs="Tahoma"/>
+                <w:sz w:val="18"/>
+              </w:rPr>
+              <w:t>workflow_transaction</w:t>
+            </w:r>
+            <w:r>
+              <w:rPr>
+                <w:rFonts w:ascii="Arial" w:hAnsi="Arial" w:eastAsia="Arial" w:cs="Tahoma"/>
+                <w:sz w:val="18"/>
+              </w:rPr>
+              <w:t xml:space="preserve"> ตรงเพื่อ 'ตั้ง state ให้ตรง' — ต้องเดิน event จริงเพื่อให้ history ครบ · ต้อง rerun ได้ (referenceId เดิมไม่สร้าง instance ซ้ำ)</w:t>
+            </w:r>
+          </w:p>
+        </w:tc>
+      </w:tr>
+    </w:tbl>
+    <w:p/>
+    <w:p>
+      <w:pPr>
+        <w:pStyle w:val="ListBullet"/>
+        <w:keepLines/>
+      </w:pPr>
+      <w:r>
+        <w:t xml:space="preserve">🔴 กติกาเหล็ก: ตาราง </w:t>
+      </w:r>
+      <w:r>
+        <w:rPr>
+          <w:rFonts w:ascii="Courier New" w:hAnsi="Courier New" w:eastAsia="Courier New" w:cs="Tahoma"/>
+        </w:rPr>
+        <w:t>sps_store.workflow_*</w:t>
+      </w:r>
+      <w:r>
+        <w:t xml:space="preserve"> (13 ตาราง) เป็นของ lib — SBPGI </w:t>
+      </w:r>
+      <w:r>
+        <w:rPr>
+          <w:b/>
+        </w:rPr>
+        <w:t>R เท่านั้น</w:t>
+      </w:r>
+      <w:r>
+        <w:t xml:space="preserve"> ห้าม INSERT/UPDATE/DELETE ตรงในทุกกรณี</w:t>
+      </w:r>
+    </w:p>
+    <w:p>
+      <w:pPr>
+        <w:pStyle w:val="ListBullet"/>
+        <w:keepLines/>
+      </w:pPr>
+      <w:r>
+        <w:t xml:space="preserve">ทุกการเรียก engine ต้องผ่านตัวห่อกลาง </w:t>
+      </w:r>
+      <w:r>
+        <w:rPr>
+          <w:rFonts w:ascii="Courier New" w:hAnsi="Courier New" w:eastAsia="Courier New" w:cs="Tahoma"/>
+        </w:rPr>
+        <w:t>WorkflowGateway</w:t>
+      </w:r>
+      <w:r>
+        <w:t xml:space="preserve"> ที่นิยามใน </w:t>
+      </w:r>
+      <w:r>
+        <w:rPr>
+          <w:b/>
+        </w:rPr>
+        <w:t>LLDD-BE-API-Common-Contracts.pdf</w:t>
+      </w:r>
+      <w:r>
+        <w:t xml:space="preserve"> (timeout · retry · map error เข้า envelope) ห้าม import lib ตรงจาก service</w:t>
+      </w:r>
+    </w:p>
+    <w:p>
+      <w:pPr>
+        <w:pStyle w:val="ListBullet"/>
+        <w:keepLines/>
+      </w:pPr>
+      <w:r>
+        <w:t>unit test ต้อง mock engine และครอบอย่างน้อย: เรียกสำเร็จ · engine โยน error แล้ว rollback ฝั่ง SBPGI ครบ · เรียกซ้ำด้วย referenceId เดิมไม่เกิดผลซ้ำ</w:t>
+      </w:r>
+    </w:p>
     <w:p>
       <w:pPr>
         <w:pStyle w:val="Heading1"/>
@@ -7525,6 +7900,35 @@
       </w:pPr>
       <w:r>
         <w:t>7. API Contract</w:t>
+      </w:r>
+    </w:p>
+    <w:p>
+      <w:pPr>
+        <w:keepNext w:val="0"/>
+      </w:pPr>
+      <w:r>
+        <w:rPr>
+          <w:b/>
+        </w:rPr>
+        <w:t>เอกสารฉบับนี้ไม่มี endpoint ของตัวเอง</w:t>
+      </w:r>
+      <w:r>
+        <w:t xml:space="preserve"> — เป็นสัญญา/งานภายในที่เอกสารอื่นเรียกใช้ (ดูขอบเขตใน 5.90 Endpoint Implementation Contract) · รายการ endpoint ทั้ง 29 เส้นของ SBPGI อยู่ที่ </w:t>
+      </w:r>
+      <w:r>
+        <w:rPr>
+          <w:b/>
+        </w:rPr>
+        <w:t>LLDD-API.pdf</w:t>
+      </w:r>
+      <w:r>
+        <w:t xml:space="preserve"> และ </w:t>
+      </w:r>
+      <w:r>
+        <w:rPr>
+          <w:rFonts w:ascii="Courier New" w:hAnsi="Courier New" w:eastAsia="Courier New" w:cs="Tahoma"/>
+        </w:rPr>
+        <w:t>API design</w:t>
       </w:r>
     </w:p>
     <w:p>

--- a/LLDD/word/BE/LLDD-BE-Data-Migration-Cutover.docx
+++ b/LLDD/word/BE/LLDD-BE-Data-Migration-Cutover.docx
@@ -637,7 +637,7 @@
                 <w:rFonts w:ascii="Arial" w:hAnsi="Arial" w:eastAsia="Arial" w:cs="Tahoma"/>
                 <w:sz w:val="18"/>
               </w:rPr>
-              <w:t>ออกแบบการย้ายข้อมูลจากระบบเดิม (Oracle FCS_FRN ฝั่ง FGI/FCS + SQL Server CPA_FRN_FGI ฝั่ง K2) เข้าสู่ target schema ของ SBPGI พร้อมแผน cutover, reconcile และ rollback</w:t>
+              <w:t>ออกแบบการย้ายข้อมูลจากระบบเดิม (Oracle FCS_FRN ฝั่ง FGI/FCS + SQL Server CPA_FRN_FGI ฝั่ง K2) เข้าสู่ target schema ของ SGI พร้อมแผน cutover, reconcile และ rollback</w:t>
             </w:r>
           </w:p>
         </w:tc>
@@ -649,6 +649,557 @@
         <w:t>Common contract reference: ทุกหัวข้อ API/FE ต้องยึด LLDD-BE-API-Common-Contracts.pdf และ LLDD-FE-Integration-Contracts.pdf สำหรับ error/auth/format/pagination/action/RBAC ก่อนลงรายละเอียดเฉพาะหน้าหรือเฉพาะ endpoint</w:t>
       </w:r>
     </w:p>
+    <w:p>
+      <w:pPr>
+        <w:pStyle w:val="Heading2"/>
+        <w:keepNext/>
+        <w:keepLines/>
+        <w:pageBreakBefore w:val="0"/>
+      </w:pPr>
+      <w:r>
+        <w:t>1.1 เอกสาร LLDD ที่เกี่ยวข้อง</w:t>
+      </w:r>
+    </w:p>
+    <w:p>
+      <w:pPr>
+        <w:keepNext w:val="0"/>
+      </w:pPr>
+      <w:r>
+        <w:t>ตารางนี้สร้างจาก endpoint และตารางที่เอกสารฉบับนี้ประกาศไว้จริง — อ่านฉบับที่อยู่ในตารางก่อนลงมือ เพื่อไม่ให้สัญญา request/response หรือชื่อคอลัมน์หลุดจากกัน</w:t>
+      </w:r>
+    </w:p>
+    <w:tbl>
+      <w:tblPr>
+        <w:tblStyle w:val="TableGrid"/>
+        <w:tblW w:type="auto" w:w="0"/>
+        <w:jc w:val="center"/>
+        <w:tblLook w:firstColumn="1" w:firstRow="1" w:lastColumn="0" w:lastRow="0" w:noHBand="0" w:noVBand="1" w:val="04A0"/>
+      </w:tblPr>
+      <w:tblGrid>
+        <w:gridCol w:w="3360"/>
+        <w:gridCol w:w="3360"/>
+        <w:gridCol w:w="3360"/>
+      </w:tblGrid>
+      <w:tr>
+        <w:trPr>
+          <w:cantSplit/>
+        </w:trPr>
+        <w:tc>
+          <w:tcPr>
+            <w:tcW w:type="dxa" w:w="3360"/>
+            <w:vAlign w:val="center"/>
+            <w:shd w:fill="E8EEF5"/>
+          </w:tcPr>
+          <w:p>
+            <w:pPr>
+              <w:keepLines/>
+              <w:spacing w:after="0"/>
+            </w:pPr>
+            <w:r/>
+            <w:r>
+              <w:rPr>
+                <w:rFonts w:ascii="Arial" w:hAnsi="Arial" w:eastAsia="Arial" w:cs="Tahoma"/>
+                <w:b/>
+                <w:sz w:val="18"/>
+              </w:rPr>
+              <w:t>ความสัมพันธ์</w:t>
+            </w:r>
+          </w:p>
+        </w:tc>
+        <w:tc>
+          <w:tcPr>
+            <w:tcW w:type="dxa" w:w="3360"/>
+            <w:vAlign w:val="center"/>
+            <w:shd w:fill="E8EEF5"/>
+          </w:tcPr>
+          <w:p>
+            <w:pPr>
+              <w:keepLines/>
+              <w:spacing w:after="0"/>
+            </w:pPr>
+            <w:r/>
+            <w:r>
+              <w:rPr>
+                <w:rFonts w:ascii="Arial" w:hAnsi="Arial" w:eastAsia="Arial" w:cs="Tahoma"/>
+                <w:b/>
+                <w:sz w:val="18"/>
+              </w:rPr>
+              <w:t>เอกสาร LLDD</w:t>
+            </w:r>
+          </w:p>
+        </w:tc>
+        <w:tc>
+          <w:tcPr>
+            <w:tcW w:type="dxa" w:w="3360"/>
+            <w:vAlign w:val="center"/>
+            <w:shd w:fill="E8EEF5"/>
+          </w:tcPr>
+          <w:p>
+            <w:pPr>
+              <w:keepLines/>
+              <w:spacing w:after="0"/>
+            </w:pPr>
+            <w:r/>
+            <w:r>
+              <w:rPr>
+                <w:rFonts w:ascii="Arial" w:hAnsi="Arial" w:eastAsia="Arial" w:cs="Tahoma"/>
+                <w:b/>
+                <w:sz w:val="18"/>
+              </w:rPr>
+              <w:t>เกี่ยวข้องตรงไหน</w:t>
+            </w:r>
+          </w:p>
+        </w:tc>
+      </w:tr>
+      <w:tr>
+        <w:trPr>
+          <w:cantSplit/>
+        </w:trPr>
+        <w:tc>
+          <w:tcPr>
+            <w:tcW w:type="dxa" w:w="3360"/>
+            <w:vAlign w:val="center"/>
+          </w:tcPr>
+          <w:p>
+            <w:pPr>
+              <w:keepLines/>
+              <w:spacing w:after="0"/>
+            </w:pPr>
+            <w:r>
+              <w:rPr>
+                <w:rFonts w:ascii="Arial" w:hAnsi="Arial" w:eastAsia="Arial" w:cs="Tahoma"/>
+                <w:sz w:val="18"/>
+              </w:rPr>
+            </w:r>
+            <w:r>
+              <w:rPr>
+                <w:rFonts w:ascii="Arial" w:hAnsi="Arial" w:eastAsia="Arial" w:cs="Tahoma"/>
+                <w:sz w:val="18"/>
+              </w:rPr>
+              <w:t>สัญญากลาง</w:t>
+            </w:r>
+          </w:p>
+        </w:tc>
+        <w:tc>
+          <w:tcPr>
+            <w:tcW w:type="dxa" w:w="3360"/>
+            <w:vAlign w:val="center"/>
+          </w:tcPr>
+          <w:p>
+            <w:pPr>
+              <w:keepLines/>
+              <w:spacing w:after="0"/>
+            </w:pPr>
+            <w:r>
+              <w:rPr>
+                <w:rFonts w:ascii="Arial" w:hAnsi="Arial" w:eastAsia="Arial" w:cs="Tahoma"/>
+                <w:sz w:val="18"/>
+              </w:rPr>
+            </w:r>
+            <w:r>
+              <w:rPr>
+                <w:rFonts w:ascii="Arial" w:hAnsi="Arial" w:eastAsia="Arial" w:cs="Tahoma"/>
+                <w:b/>
+                <w:sz w:val="18"/>
+              </w:rPr>
+              <w:t>LLDD-BE-API-Common-Contracts.pdf</w:t>
+            </w:r>
+          </w:p>
+        </w:tc>
+        <w:tc>
+          <w:tcPr>
+            <w:tcW w:type="dxa" w:w="3360"/>
+            <w:vAlign w:val="center"/>
+          </w:tcPr>
+          <w:p>
+            <w:pPr>
+              <w:keepLines/>
+              <w:spacing w:after="0"/>
+            </w:pPr>
+            <w:r>
+              <w:rPr>
+                <w:rFonts w:ascii="Arial" w:hAnsi="Arial" w:eastAsia="Arial" w:cs="Tahoma"/>
+                <w:sz w:val="18"/>
+              </w:rPr>
+            </w:r>
+            <w:r>
+              <w:rPr>
+                <w:rFonts w:ascii="Arial" w:hAnsi="Arial" w:eastAsia="Arial" w:cs="Tahoma"/>
+                <w:sz w:val="18"/>
+              </w:rPr>
+              <w:t xml:space="preserve">envelope </w:t>
+            </w:r>
+            <w:r>
+              <w:rPr>
+                <w:rFonts w:ascii="Courier New" w:hAnsi="Courier New" w:eastAsia="Courier New" w:cs="Tahoma"/>
+                <w:sz w:val="18"/>
+              </w:rPr>
+              <w:t>{success,data}</w:t>
+            </w:r>
+            <w:r>
+              <w:rPr>
+                <w:rFonts w:ascii="Arial" w:hAnsi="Arial" w:eastAsia="Arial" w:cs="Tahoma"/>
+                <w:sz w:val="18"/>
+              </w:rPr>
+              <w:t xml:space="preserve"> · error code · pagination · รูปแบบวันที่/เลขเอกสาร</w:t>
+            </w:r>
+          </w:p>
+        </w:tc>
+      </w:tr>
+      <w:tr>
+        <w:trPr>
+          <w:cantSplit/>
+        </w:trPr>
+        <w:tc>
+          <w:tcPr>
+            <w:tcW w:type="dxa" w:w="3360"/>
+            <w:vAlign w:val="center"/>
+          </w:tcPr>
+          <w:p>
+            <w:pPr>
+              <w:keepLines/>
+              <w:spacing w:after="0"/>
+            </w:pPr>
+            <w:r>
+              <w:rPr>
+                <w:rFonts w:ascii="Arial" w:hAnsi="Arial" w:eastAsia="Arial" w:cs="Tahoma"/>
+                <w:sz w:val="18"/>
+              </w:rPr>
+            </w:r>
+            <w:r>
+              <w:rPr>
+                <w:rFonts w:ascii="Arial" w:hAnsi="Arial" w:eastAsia="Arial" w:cs="Tahoma"/>
+                <w:sz w:val="18"/>
+              </w:rPr>
+              <w:t>โครงสร้างข้อมูล</w:t>
+            </w:r>
+          </w:p>
+        </w:tc>
+        <w:tc>
+          <w:tcPr>
+            <w:tcW w:type="dxa" w:w="3360"/>
+            <w:vAlign w:val="center"/>
+          </w:tcPr>
+          <w:p>
+            <w:pPr>
+              <w:keepLines/>
+              <w:spacing w:after="0"/>
+            </w:pPr>
+            <w:r>
+              <w:rPr>
+                <w:rFonts w:ascii="Arial" w:hAnsi="Arial" w:eastAsia="Arial" w:cs="Tahoma"/>
+                <w:sz w:val="18"/>
+              </w:rPr>
+            </w:r>
+            <w:r>
+              <w:rPr>
+                <w:rFonts w:ascii="Arial" w:hAnsi="Arial" w:eastAsia="Arial" w:cs="Tahoma"/>
+                <w:b/>
+                <w:sz w:val="18"/>
+              </w:rPr>
+              <w:t>LLDD-BE-Database-Structure.pdf</w:t>
+            </w:r>
+          </w:p>
+        </w:tc>
+        <w:tc>
+          <w:tcPr>
+            <w:tcW w:type="dxa" w:w="3360"/>
+            <w:vAlign w:val="center"/>
+          </w:tcPr>
+          <w:p>
+            <w:pPr>
+              <w:keepLines/>
+              <w:spacing w:after="0"/>
+            </w:pPr>
+            <w:r>
+              <w:rPr>
+                <w:rFonts w:ascii="Arial" w:hAnsi="Arial" w:eastAsia="Arial" w:cs="Tahoma"/>
+                <w:sz w:val="18"/>
+              </w:rPr>
+            </w:r>
+            <w:r>
+              <w:rPr>
+                <w:rFonts w:ascii="Arial" w:hAnsi="Arial" w:eastAsia="Arial" w:cs="Tahoma"/>
+                <w:sz w:val="18"/>
+              </w:rPr>
+              <w:t>DDL ของตารางที่หัวข้อ Reference DB Mapping อ้างถึง</w:t>
+            </w:r>
+          </w:p>
+        </w:tc>
+      </w:tr>
+      <w:tr>
+        <w:trPr>
+          <w:cantSplit/>
+        </w:trPr>
+        <w:tc>
+          <w:tcPr>
+            <w:tcW w:type="dxa" w:w="3360"/>
+            <w:vAlign w:val="center"/>
+          </w:tcPr>
+          <w:p>
+            <w:pPr>
+              <w:keepLines/>
+              <w:spacing w:after="0"/>
+            </w:pPr>
+            <w:r>
+              <w:rPr>
+                <w:rFonts w:ascii="Arial" w:hAnsi="Arial" w:eastAsia="Arial" w:cs="Tahoma"/>
+                <w:sz w:val="18"/>
+              </w:rPr>
+            </w:r>
+            <w:r>
+              <w:rPr>
+                <w:rFonts w:ascii="Arial" w:hAnsi="Arial" w:eastAsia="Arial" w:cs="Tahoma"/>
+                <w:sz w:val="18"/>
+              </w:rPr>
+              <w:t>workflow engine</w:t>
+            </w:r>
+          </w:p>
+        </w:tc>
+        <w:tc>
+          <w:tcPr>
+            <w:tcW w:type="dxa" w:w="3360"/>
+            <w:vAlign w:val="center"/>
+          </w:tcPr>
+          <w:p>
+            <w:pPr>
+              <w:keepLines/>
+              <w:spacing w:after="0"/>
+            </w:pPr>
+            <w:r>
+              <w:rPr>
+                <w:rFonts w:ascii="Arial" w:hAnsi="Arial" w:eastAsia="Arial" w:cs="Tahoma"/>
+                <w:sz w:val="18"/>
+              </w:rPr>
+            </w:r>
+            <w:r>
+              <w:rPr>
+                <w:rFonts w:ascii="Arial" w:hAnsi="Arial" w:eastAsia="Arial" w:cs="Tahoma"/>
+                <w:b/>
+                <w:sz w:val="18"/>
+              </w:rPr>
+              <w:t>LLDD-BE-Workflow-Engine-Definition.pdf</w:t>
+            </w:r>
+          </w:p>
+        </w:tc>
+        <w:tc>
+          <w:tcPr>
+            <w:tcW w:type="dxa" w:w="3360"/>
+            <w:vAlign w:val="center"/>
+          </w:tcPr>
+          <w:p>
+            <w:pPr>
+              <w:keepLines/>
+              <w:spacing w:after="0"/>
+            </w:pPr>
+            <w:r>
+              <w:rPr>
+                <w:rFonts w:ascii="Arial" w:hAnsi="Arial" w:eastAsia="Arial" w:cs="Tahoma"/>
+                <w:sz w:val="18"/>
+              </w:rPr>
+            </w:r>
+            <w:r>
+              <w:rPr>
+                <w:rFonts w:ascii="Arial" w:hAnsi="Arial" w:eastAsia="Arial" w:cs="Tahoma"/>
+                <w:sz w:val="18"/>
+              </w:rPr>
+              <w:t>นิยาม state/route/event ที่หัวข้อ Workflow Trigger Event Contract เรียกใช้</w:t>
+            </w:r>
+          </w:p>
+        </w:tc>
+      </w:tr>
+      <w:tr>
+        <w:trPr>
+          <w:cantSplit/>
+        </w:trPr>
+        <w:tc>
+          <w:tcPr>
+            <w:tcW w:type="dxa" w:w="3360"/>
+            <w:vAlign w:val="center"/>
+          </w:tcPr>
+          <w:p>
+            <w:pPr>
+              <w:keepLines/>
+              <w:spacing w:after="0"/>
+            </w:pPr>
+            <w:r>
+              <w:rPr>
+                <w:rFonts w:ascii="Arial" w:hAnsi="Arial" w:eastAsia="Arial" w:cs="Tahoma"/>
+                <w:sz w:val="18"/>
+              </w:rPr>
+            </w:r>
+            <w:r>
+              <w:rPr>
+                <w:rFonts w:ascii="Arial" w:hAnsi="Arial" w:eastAsia="Arial" w:cs="Tahoma"/>
+                <w:sz w:val="18"/>
+              </w:rPr>
+              <w:t>แพลตฟอร์มระบบเดิม</w:t>
+            </w:r>
+          </w:p>
+        </w:tc>
+        <w:tc>
+          <w:tcPr>
+            <w:tcW w:type="dxa" w:w="3360"/>
+            <w:vAlign w:val="center"/>
+          </w:tcPr>
+          <w:p>
+            <w:pPr>
+              <w:keepLines/>
+              <w:spacing w:after="0"/>
+            </w:pPr>
+            <w:r>
+              <w:rPr>
+                <w:rFonts w:ascii="Arial" w:hAnsi="Arial" w:eastAsia="Arial" w:cs="Tahoma"/>
+                <w:sz w:val="18"/>
+              </w:rPr>
+            </w:r>
+            <w:r>
+              <w:rPr>
+                <w:rFonts w:ascii="Arial" w:hAnsi="Arial" w:eastAsia="Arial" w:cs="Tahoma"/>
+                <w:b/>
+                <w:sz w:val="18"/>
+              </w:rPr>
+              <w:t>LLDD-BE-Integration-SBP-Platform.pdf</w:t>
+            </w:r>
+          </w:p>
+        </w:tc>
+        <w:tc>
+          <w:tcPr>
+            <w:tcW w:type="dxa" w:w="3360"/>
+            <w:vAlign w:val="center"/>
+          </w:tcPr>
+          <w:p>
+            <w:pPr>
+              <w:keepLines/>
+              <w:spacing w:after="0"/>
+            </w:pPr>
+            <w:r>
+              <w:rPr>
+                <w:rFonts w:ascii="Arial" w:hAnsi="Arial" w:eastAsia="Arial" w:cs="Tahoma"/>
+                <w:sz w:val="18"/>
+              </w:rPr>
+            </w:r>
+            <w:r>
+              <w:rPr>
+                <w:rFonts w:ascii="Arial" w:hAnsi="Arial" w:eastAsia="Arial" w:cs="Tahoma"/>
+                <w:sz w:val="18"/>
+              </w:rPr>
+              <w:t>header จาก BFF (</w:t>
+            </w:r>
+            <w:r>
+              <w:rPr>
+                <w:rFonts w:ascii="Courier New" w:hAnsi="Courier New" w:eastAsia="Courier New" w:cs="Tahoma"/>
+                <w:sz w:val="18"/>
+              </w:rPr>
+              <w:t>x-api-key</w:t>
+            </w:r>
+            <w:r>
+              <w:rPr>
+                <w:rFonts w:ascii="Arial" w:hAnsi="Arial" w:eastAsia="Arial" w:cs="Tahoma"/>
+                <w:sz w:val="18"/>
+              </w:rPr>
+              <w:t xml:space="preserve"> / </w:t>
+            </w:r>
+            <w:r>
+              <w:rPr>
+                <w:rFonts w:ascii="Courier New" w:hAnsi="Courier New" w:eastAsia="Courier New" w:cs="Tahoma"/>
+                <w:sz w:val="18"/>
+              </w:rPr>
+              <w:t>x-user-*</w:t>
+            </w:r>
+            <w:r>
+              <w:rPr>
+                <w:rFonts w:ascii="Arial" w:hAnsi="Arial" w:eastAsia="Arial" w:cs="Tahoma"/>
+                <w:sz w:val="18"/>
+              </w:rPr>
+              <w:t>) · การ reuse ตารางและ service ของระบบ SBP เดิม</w:t>
+            </w:r>
+          </w:p>
+        </w:tc>
+      </w:tr>
+      <w:tr>
+        <w:trPr>
+          <w:cantSplit/>
+        </w:trPr>
+        <w:tc>
+          <w:tcPr>
+            <w:tcW w:type="dxa" w:w="3360"/>
+            <w:vAlign w:val="center"/>
+          </w:tcPr>
+          <w:p>
+            <w:pPr>
+              <w:keepLines/>
+              <w:spacing w:after="0"/>
+            </w:pPr>
+            <w:r>
+              <w:rPr>
+                <w:rFonts w:ascii="Arial" w:hAnsi="Arial" w:eastAsia="Arial" w:cs="Tahoma"/>
+                <w:sz w:val="18"/>
+              </w:rPr>
+            </w:r>
+            <w:r>
+              <w:rPr>
+                <w:rFonts w:ascii="Arial" w:hAnsi="Arial" w:eastAsia="Arial" w:cs="Tahoma"/>
+                <w:sz w:val="18"/>
+              </w:rPr>
+              <w:t>ต้องจบก่อน (ลำดับงาน)</w:t>
+            </w:r>
+          </w:p>
+        </w:tc>
+        <w:tc>
+          <w:tcPr>
+            <w:tcW w:type="dxa" w:w="3360"/>
+            <w:vAlign w:val="center"/>
+          </w:tcPr>
+          <w:p>
+            <w:pPr>
+              <w:keepLines/>
+              <w:spacing w:after="0"/>
+            </w:pPr>
+            <w:r>
+              <w:rPr>
+                <w:rFonts w:ascii="Arial" w:hAnsi="Arial" w:eastAsia="Arial" w:cs="Tahoma"/>
+                <w:sz w:val="18"/>
+              </w:rPr>
+            </w:r>
+            <w:r>
+              <w:rPr>
+                <w:rFonts w:ascii="Arial" w:hAnsi="Arial" w:eastAsia="Arial" w:cs="Tahoma"/>
+                <w:b/>
+                <w:sz w:val="18"/>
+              </w:rPr>
+              <w:t>LLDD-BE-Database-Structure.pdf</w:t>
+            </w:r>
+          </w:p>
+        </w:tc>
+        <w:tc>
+          <w:tcPr>
+            <w:tcW w:type="dxa" w:w="3360"/>
+            <w:vAlign w:val="center"/>
+          </w:tcPr>
+          <w:p>
+            <w:pPr>
+              <w:keepLines/>
+              <w:spacing w:after="0"/>
+            </w:pPr>
+            <w:r>
+              <w:rPr>
+                <w:rFonts w:ascii="Arial" w:hAnsi="Arial" w:eastAsia="Arial" w:cs="Tahoma"/>
+                <w:sz w:val="18"/>
+              </w:rPr>
+            </w:r>
+            <w:r>
+              <w:rPr>
+                <w:rFonts w:ascii="Arial" w:hAnsi="Arial" w:eastAsia="Arial" w:cs="Tahoma"/>
+                <w:sz w:val="18"/>
+              </w:rPr>
+              <w:t>เป็นฉบับต้นทางของสัญญา/โครงที่ฉบับนี้อ้าง</w:t>
+            </w:r>
+          </w:p>
+        </w:tc>
+      </w:tr>
+    </w:tbl>
+    <w:p/>
     <w:p>
       <w:pPr>
         <w:pStyle w:val="Heading1"/>
@@ -711,7 +1262,7 @@
         <w:keepLines/>
       </w:pPr>
       <w:r>
-        <w:t>บันทึกข้อค้างตัดสินใจด้าน migration — ยังไม่ตัดสิน</w:t>
+        <w:t>ระบุข้อกำหนดด้าน migration ที่ต้องยึดตอนย้ายข้อมูลจริง</w:t>
       </w:r>
     </w:p>
     <w:p>
@@ -741,7 +1292,18 @@
         <w:pageBreakBefore w:val="0"/>
       </w:pPr>
       <w:r>
-        <w:t>4. Implementation Flow Diagram (Reference)</w:t>
+        <w:t>4. Implementation Flow &amp; Sequence Diagram (Reference)</w:t>
+      </w:r>
+    </w:p>
+    <w:p>
+      <w:pPr>
+        <w:pStyle w:val="Heading2"/>
+        <w:keepNext/>
+        <w:keepLines/>
+        <w:pageBreakBefore w:val="0"/>
+      </w:pPr>
+      <w:r>
+        <w:t>4.1 Implementation Flow (ลำดับขั้นการทำงาน)</w:t>
       </w:r>
     </w:p>
     <w:p>
@@ -799,6 +1361,78 @@
     </w:p>
     <w:p>
       <w:pPr>
+        <w:pStyle w:val="Heading2"/>
+        <w:keepNext/>
+        <w:keepLines/>
+        <w:pageBreakBefore w:val="0"/>
+      </w:pPr>
+      <w:r>
+        <w:t>4.2 Sequence Diagram (ใครคุยกับใคร ลำดับไหน)</w:t>
+      </w:r>
+    </w:p>
+    <w:p>
+      <w:pPr>
+        <w:keepNext w:val="0"/>
+      </w:pPr>
+      <w:r>
+        <w:t>ผู้แสดงและลำดับข้อความในภาพนี้สร้างจาก endpoint ในหัวข้อ 7 และตารางในหัวข้อ Reference DB Mapping ของเอกสารฉบับนี้เอง จึงตรงกับสัญญาเสมอ</w:t>
+      </w:r>
+    </w:p>
+    <w:p>
+      <w:pPr>
+        <w:keepNext/>
+        <w:jc w:val="center"/>
+      </w:pPr>
+      <w:r>
+        <w:drawing>
+          <wp:inline xmlns:a="http://schemas.openxmlformats.org/drawingml/2006/main" xmlns:pic="http://schemas.openxmlformats.org/drawingml/2006/picture">
+            <wp:extent cx="5669280" cy="4635470"/>
+            <wp:docPr id="2" name="Picture 2"/>
+            <wp:cNvGraphicFramePr>
+              <a:graphicFrameLocks noChangeAspect="1"/>
+            </wp:cNvGraphicFramePr>
+            <a:graphic>
+              <a:graphicData uri="http://schemas.openxmlformats.org/drawingml/2006/picture">
+                <pic:pic>
+                  <pic:nvPicPr>
+                    <pic:cNvPr id="0" name="BE-LLDD-BE-Data-Migration-Cutover-sequence.png"/>
+                    <pic:cNvPicPr/>
+                  </pic:nvPicPr>
+                  <pic:blipFill>
+                    <a:blip r:embed="rId12"/>
+                    <a:stretch>
+                      <a:fillRect/>
+                    </a:stretch>
+                  </pic:blipFill>
+                  <pic:spPr>
+                    <a:xfrm>
+                      <a:off x="0" y="0"/>
+                      <a:ext cx="5669280" cy="4635470"/>
+                    </a:xfrm>
+                    <a:prstGeom prst="rect"/>
+                  </pic:spPr>
+                </pic:pic>
+              </a:graphicData>
+            </a:graphic>
+          </wp:inline>
+        </w:drawing>
+      </w:r>
+    </w:p>
+    <w:p>
+      <w:pPr>
+        <w:keepLines/>
+        <w:jc w:val="center"/>
+      </w:pPr>
+      <w:r>
+        <w:rPr>
+          <w:i/>
+          <w:sz w:val="18"/>
+        </w:rPr>
+        <w:t>รูปที่ 2: Sequence diagram: LLDD BE - Data Migration and Cutover</w:t>
+      </w:r>
+    </w:p>
+    <w:p>
+      <w:pPr>
         <w:pStyle w:val="Heading1"/>
         <w:keepNext/>
         <w:keepLines/>
@@ -1344,7 +1978,7 @@
                 <w:rFonts w:ascii="Arial" w:hAnsi="Arial" w:eastAsia="Arial" w:cs="Tahoma"/>
                 <w:sz w:val="18"/>
               </w:rPr>
-              <w:t>แปลงจาก CompDocumentID — ถ้าของเดิมเป็น พ.ศ. ต้องแปลงเป็น ค.ศ. ตอน migrate · ตั้งค่า document_running_numbers.last_running_no ต่อปี (ค.ศ.) ให้ตรงกับเลขสูงสุดที่ย้ายมา</w:t>
+              <w:t>แปลงจาก CompDocumentID — ถ้าของเดิมเป็น พ.ศ. ต้องแปลงเป็น ค.ศ. ตอน migrate · ตั้งค่า sgi_document_running_numbers.last_running_no ต่อปี (ค.ศ.) ให้ตรงกับเลขสูงสุดที่ย้ายมา</w:t>
             </w:r>
           </w:p>
         </w:tc>
@@ -1651,7 +2285,7 @@
                 <w:b/>
                 <w:sz w:val="18"/>
               </w:rPr>
-              <w:t>ปลายทาง (SBPGI)</w:t>
+              <w:t>ปลายทาง (SGI)</w:t>
             </w:r>
           </w:p>
         </w:tc>
@@ -1753,7 +2387,7 @@
                 <w:rFonts w:ascii="Arial" w:hAnsi="Arial" w:eastAsia="Arial" w:cs="Tahoma"/>
                 <w:sz w:val="18"/>
               </w:rPr>
-              <w:t>fgi_impact_processes</w:t>
+              <w:t>sgi_fgi_impact_processes</w:t>
             </w:r>
           </w:p>
         </w:tc>
@@ -1986,7 +2620,7 @@
                 <w:rFonts w:ascii="Arial" w:hAnsi="Arial" w:eastAsia="Arial" w:cs="Tahoma"/>
                 <w:sz w:val="18"/>
               </w:rPr>
-              <w:t>fgi_impact_stores + impacted_stores</w:t>
+              <w:t>sgi_fgi_impact_stores + sgi_impacted_stores</w:t>
             </w:r>
           </w:p>
         </w:tc>
@@ -2025,7 +2659,7 @@
                 <w:rFonts w:ascii="Arial" w:hAnsi="Arial" w:eastAsia="Arial" w:cs="Tahoma"/>
                 <w:sz w:val="18"/>
               </w:rPr>
-              <w:t xml:space="preserve"> ทำ distinct เข้า impacted_stores · ที่เหลือเป็นคู่ร้าน</w:t>
+              <w:t xml:space="preserve"> ทำ distinct เข้า sgi_impacted_stores · ที่เหลือเป็นคู่ร้าน</w:t>
             </w:r>
           </w:p>
         </w:tc>
@@ -2106,7 +2740,7 @@
                 <w:b/>
                 <w:sz w:val="18"/>
               </w:rPr>
-              <w:t>fgi_impact_compensations</w:t>
+              <w:t>sgi_fgi_impact_compensations</w:t>
             </w:r>
             <w:r>
               <w:rPr>
@@ -2267,7 +2901,7 @@
                 <w:rFonts w:ascii="Arial" w:hAnsi="Arial" w:eastAsia="Arial" w:cs="Tahoma"/>
                 <w:sz w:val="18"/>
               </w:rPr>
-              <w:t>fgi_impact_sales_summaries</w:t>
+              <w:t>sgi_fgi_impact_sales_summaries</w:t>
             </w:r>
           </w:p>
         </w:tc>
@@ -2372,7 +3006,7 @@
                 <w:rFonts w:ascii="Arial" w:hAnsi="Arial" w:eastAsia="Arial" w:cs="Tahoma"/>
                 <w:sz w:val="18"/>
               </w:rPr>
-              <w:t>sales_transactions</w:t>
+              <w:t>sgi_sales_transactions</w:t>
             </w:r>
           </w:p>
         </w:tc>
@@ -2477,7 +3111,7 @@
                 <w:rFonts w:ascii="Arial" w:hAnsi="Arial" w:eastAsia="Arial" w:cs="Tahoma"/>
                 <w:sz w:val="18"/>
               </w:rPr>
-              <w:t>fgi_impact_competitors</w:t>
+              <w:t>sgi_fgi_impact_competitors</w:t>
             </w:r>
           </w:p>
         </w:tc>
@@ -2582,7 +3216,7 @@
                 <w:rFonts w:ascii="Arial" w:hAnsi="Arial" w:eastAsia="Arial" w:cs="Tahoma"/>
                 <w:sz w:val="18"/>
               </w:rPr>
-              <w:t>interface_transactions</w:t>
+              <w:t>sgi_interface_transactions</w:t>
             </w:r>
           </w:p>
         </w:tc>
@@ -2712,7 +3346,22 @@
                 <w:rFonts w:ascii="Arial" w:hAnsi="Arial" w:eastAsia="Arial" w:cs="Tahoma"/>
                 <w:sz w:val="18"/>
               </w:rPr>
-              <w:t>ปลายทางมีข้อมูลอยู่แล้ว 23,958,780 แถว — ต้องเทียบก่อนว่าจะโหลดทับหรือไม่ (ผูกกับ DP-4)</w:t>
+              <w:t xml:space="preserve">ปลายทางมีข้อมูลอยู่แล้ว 23,958,780 แถว — </w:t>
+            </w:r>
+            <w:r>
+              <w:rPr>
+                <w:rFonts w:ascii="Arial" w:hAnsi="Arial" w:eastAsia="Arial" w:cs="Tahoma"/>
+                <w:b/>
+                <w:sz w:val="18"/>
+              </w:rPr>
+              <w:t>ไม่ต้อง migrate</w:t>
+            </w:r>
+            <w:r>
+              <w:rPr>
+                <w:rFonts w:ascii="Arial" w:hAnsi="Arial" w:eastAsia="Arial" w:cs="Tahoma"/>
+                <w:sz w:val="18"/>
+              </w:rPr>
+              <w:t xml:space="preserve"> เพราะ SGI อ่านอย่างเดียว ห้ามโหลดทับ</w:t>
             </w:r>
           </w:p>
         </w:tc>
@@ -2792,7 +3441,7 @@
                 <w:rFonts w:ascii="Arial" w:hAnsi="Arial" w:eastAsia="Arial" w:cs="Tahoma"/>
                 <w:sz w:val="18"/>
               </w:rPr>
-              <w:t>compensation_documents</w:t>
+              <w:t>sgi_compensation_documents</w:t>
             </w:r>
           </w:p>
         </w:tc>
@@ -2897,7 +3546,7 @@
                 <w:rFonts w:ascii="Arial" w:hAnsi="Arial" w:eastAsia="Arial" w:cs="Tahoma"/>
                 <w:sz w:val="18"/>
               </w:rPr>
-              <w:t>consideration_logs</w:t>
+              <w:t>sgi_consideration_logs</w:t>
             </w:r>
           </w:p>
         </w:tc>
@@ -3002,7 +3651,7 @@
                 <w:rFonts w:ascii="Arial" w:hAnsi="Arial" w:eastAsia="Arial" w:cs="Tahoma"/>
                 <w:sz w:val="18"/>
               </w:rPr>
-              <w:t>document_new_stores</w:t>
+              <w:t>sgi_document_new_stores</w:t>
             </w:r>
           </w:p>
         </w:tc>
@@ -3121,7 +3770,7 @@
                 <w:rFonts w:ascii="Arial" w:hAnsi="Arial" w:eastAsia="Arial" w:cs="Tahoma"/>
                 <w:sz w:val="18"/>
               </w:rPr>
-              <w:t>document_competitors</w:t>
+              <w:t>sgi_document_competitors</w:t>
             </w:r>
           </w:p>
         </w:tc>
@@ -3146,7 +3795,7 @@
                 <w:rFonts w:ascii="Arial" w:hAnsi="Arial" w:eastAsia="Arial" w:cs="Tahoma"/>
                 <w:sz w:val="18"/>
               </w:rPr>
-              <w:t>คู่แข่งที่ผูกกับเอกสาร · competitor_code อ้าง master competitors (11 รหัส 01-11) · แถวที่มาจาก ALLMAP ตั้ง data_source = ALM</w:t>
+              <w:t>คู่แข่งที่ผูกกับเอกสาร · competitor_code อ้าง master sgi_competitors (11 รหัส 01-11) · แถวที่มาจาก ALLMAP ตั้ง data_source = ALM</w:t>
             </w:r>
           </w:p>
         </w:tc>
@@ -3226,7 +3875,7 @@
                 <w:rFonts w:ascii="Arial" w:hAnsi="Arial" w:eastAsia="Arial" w:cs="Tahoma"/>
                 <w:sz w:val="18"/>
               </w:rPr>
-              <w:t>document_external_factors</w:t>
+              <w:t>sgi_document_external_factors</w:t>
             </w:r>
           </w:p>
         </w:tc>
@@ -3251,7 +3900,7 @@
                 <w:rFonts w:ascii="Arial" w:hAnsi="Arial" w:eastAsia="Arial" w:cs="Tahoma"/>
                 <w:sz w:val="18"/>
               </w:rPr>
-              <w:t>ปัจจัยภายนอกที่ผูกกับเอกสาร · factor_code อ้าง master external_factors + ช่วงวันที่มีผล</w:t>
+              <w:t>ปัจจัยภายนอกที่ผูกกับเอกสาร · factor_code อ้าง master sgi_external_factors + ช่วงวันที่มีผล</w:t>
             </w:r>
           </w:p>
         </w:tc>
@@ -3331,7 +3980,7 @@
                 <w:rFonts w:ascii="Arial" w:hAnsi="Arial" w:eastAsia="Arial" w:cs="Tahoma"/>
                 <w:sz w:val="18"/>
               </w:rPr>
-              <w:t>compensation_histories</w:t>
+              <w:t>sgi_compensation_histories</w:t>
             </w:r>
           </w:p>
         </w:tc>
@@ -3356,22 +4005,21 @@
                 <w:rFonts w:ascii="Arial" w:hAnsi="Arial" w:eastAsia="Arial" w:cs="Tahoma"/>
                 <w:sz w:val="18"/>
               </w:rPr>
-              <w:t xml:space="preserve">ประวัติชดเชยต่อร้าน/รอบ · submit_account_month (งวดที่ Job 6 ส่งไป STA ผ่าน RabbitMQ) · ⚠️ </w:t>
-            </w:r>
-            <w:r>
-              <w:rPr>
-                <w:rFonts w:ascii="Arial" w:hAnsi="Arial" w:eastAsia="Arial" w:cs="Tahoma"/>
-                <w:b/>
-                <w:sz w:val="18"/>
-              </w:rPr>
-              <w:t>ต้องปิด DP-11 ก่อน</w:t>
-            </w:r>
-            <w:r>
-              <w:rPr>
-                <w:rFonts w:ascii="Arial" w:hAnsi="Arial" w:eastAsia="Arial" w:cs="Tahoma"/>
-                <w:sz w:val="18"/>
-              </w:rPr>
-              <w:t xml:space="preserve"> — ยังไม่ตัดสินว่า SBPGI เป็นต้นทางตัวเลขเงิน หรือ fr_store_insure ยังคีย์มือ</w:t>
+              <w:t xml:space="preserve">ประวัติชดเชยต่อร้าน/รอบ · submit_account_month (งวดที่ Job 6 ส่งไป STA ผ่าน RabbitMQ) · migrate เป็นข้อมูลอ้างอิงของ SGI — ไม่เขียนกลับ </w:t>
+            </w:r>
+            <w:r>
+              <w:rPr>
+                <w:rFonts w:ascii="Courier New" w:hAnsi="Courier New" w:eastAsia="Courier New" w:cs="Tahoma"/>
+                <w:sz w:val="18"/>
+              </w:rPr>
+              <w:t>fr_store_insure</w:t>
+            </w:r>
+            <w:r>
+              <w:rPr>
+                <w:rFonts w:ascii="Arial" w:hAnsi="Arial" w:eastAsia="Arial" w:cs="Tahoma"/>
+                <w:sz w:val="18"/>
+              </w:rPr>
+              <w:t xml:space="preserve"> ของระบบเดิม</w:t>
             </w:r>
           </w:p>
         </w:tc>
@@ -3451,7 +4099,7 @@
                 <w:rFonts w:ascii="Arial" w:hAnsi="Arial" w:eastAsia="Arial" w:cs="Tahoma"/>
                 <w:sz w:val="18"/>
               </w:rPr>
-              <w:t>document_cost_details</w:t>
+              <w:t>sgi_document_cost_details</w:t>
             </w:r>
           </w:p>
         </w:tc>
@@ -3556,7 +4204,7 @@
                 <w:rFonts w:ascii="Arial" w:hAnsi="Arial" w:eastAsia="Arial" w:cs="Tahoma"/>
                 <w:sz w:val="18"/>
               </w:rPr>
-              <w:t>document_running_numbers</w:t>
+              <w:t>sgi_document_running_numbers</w:t>
             </w:r>
           </w:p>
         </w:tc>
@@ -3661,7 +4309,7 @@
                 <w:rFonts w:ascii="Arial" w:hAnsi="Arial" w:eastAsia="Arial" w:cs="Tahoma"/>
                 <w:sz w:val="18"/>
               </w:rPr>
-              <w:t>document_attachments</w:t>
+              <w:t>sgi_document_attachments</w:t>
             </w:r>
           </w:p>
         </w:tc>
@@ -3766,7 +4414,7 @@
                 <w:rFonts w:ascii="Arial" w:hAnsi="Arial" w:eastAsia="Arial" w:cs="Tahoma"/>
                 <w:sz w:val="18"/>
               </w:rPr>
-              <w:t>external_factors / competitors</w:t>
+              <w:t>sgi_external_factors / sgi_competitors</w:t>
             </w:r>
           </w:p>
         </w:tc>
@@ -3791,7 +4439,7 @@
                 <w:rFonts w:ascii="Arial" w:hAnsi="Arial" w:eastAsia="Arial" w:cs="Tahoma"/>
                 <w:sz w:val="18"/>
               </w:rPr>
-              <w:t xml:space="preserve">เป็น master ที่ SBPGI เป็นเจ้าของ · </w:t>
+              <w:t xml:space="preserve">เป็น master ที่ SGI เป็นเจ้าของ · </w:t>
             </w:r>
             <w:r>
               <w:rPr>
@@ -3806,7 +4454,7 @@
                 <w:rFonts w:ascii="Arial" w:hAnsi="Arial" w:eastAsia="Arial" w:cs="Tahoma"/>
                 <w:sz w:val="18"/>
               </w:rPr>
-              <w:t xml:space="preserve"> — มติ DP-9 (2026-08-10) ให้ seed ลง common_code ของระบบเดิม (code_type = SBPGI_DECISION) ไม่สร้างตาราง decisions</w:t>
+              <w:t xml:space="preserve"> — มติ DP-9 (2026-08-10) ให้ seed ลง common_code ของระบบเดิม (code_type = SGI_DECISION) ไม่สร้างตาราง decisions</w:t>
             </w:r>
           </w:p>
         </w:tc>
@@ -4251,7 +4899,7 @@
                 <w:rFonts w:ascii="Arial" w:hAnsi="Arial" w:eastAsia="Arial" w:cs="Tahoma"/>
                 <w:sz w:val="18"/>
               </w:rPr>
-              <w:t>หลังโหลด ตั้ง document_running_numbers.last_running_no = MAX(running) ต่อปี</w:t>
+              <w:t>หลังโหลด ตั้ง sgi_document_running_numbers.last_running_no = MAX(running) ต่อปี</w:t>
             </w:r>
           </w:p>
         </w:tc>
@@ -4913,16 +5561,7 @@
         <w:t>CompensateHistory</w:t>
       </w:r>
       <w:r>
-        <w:t xml:space="preserve"> เพื่อให้ timeline ไม่ขาด · </w:t>
-      </w:r>
-      <w:r>
-        <w:rPr>
-          <w:b/>
-        </w:rPr>
-        <w:t>วิธีที่จะใช้จริงต้องยืนยันกับทีมเจ้าของ library ก่อน</w:t>
-      </w:r>
-      <w:r>
-        <w:t xml:space="preserve"> เพราะ engine ไม่มี API สำหรับ set state ตรง ๆ</w:t>
+        <w:t xml:space="preserve"> เพื่อให้ timeline ไม่ขาด · เขียนผ่าน API ของ library เท่านั้น ห้าม INSERT ตารางของ engine ตรง เพราะ engine ไม่มี API สำหรับ set state ตรง ๆ</w:t>
       </w:r>
     </w:p>
     <w:p>
@@ -4933,7 +5572,7 @@
         <w:pageBreakBefore w:val="0"/>
       </w:pPr>
       <w:r>
-        <w:t>5.5 ข้อค้างตัดสินใจที่กระทบ migration (ยังไม่ตัดสิน)</w:t>
+        <w:t>5.5 ข้อกำหนดด้าน migration ที่ต้องยึด</w:t>
       </w:r>
     </w:p>
     <w:p>
@@ -4941,25 +5580,43 @@
         <w:keepNext w:val="0"/>
       </w:pPr>
       <w:r>
-        <w:t xml:space="preserve">รายการต่อไปนี้ </w:t>
+        <w:t>ตารางนี้คือ</w:t>
       </w:r>
       <w:r>
         <w:rPr>
           <w:b/>
         </w:rPr>
-        <w:t>ยังไม่ตัดสิน</w:t>
+        <w:t>ข้อกำหนดที่ต้องทำตาม</w:t>
       </w:r>
       <w:r>
-        <w:t xml:space="preserve"> ทั้งหมด · ทางเลือกและผลกระทบเต็มอยู่ที่ </w:t>
+        <w:t xml:space="preserve"> ไม่ใช่ทางเลือก — ทุกข้อสอดคล้องกับ </w:t>
       </w:r>
       <w:r>
         <w:rPr>
-          <w:color w:val="8A3324"/>
+          <w:rFonts w:ascii="Courier New" w:hAnsi="Courier New" w:eastAsia="Courier New" w:cs="Tahoma"/>
         </w:rPr>
-        <w:t>SBPGI vs existing system หัวข้อ 4</w:t>
+        <w:t>Database design</w:t>
       </w:r>
       <w:r>
-        <w:t xml:space="preserve"> การตัดสินใจขั้นสุดท้ายเป็นของเจ้าของโครงการ — เอกสาร LLDD ฉบับนี้บันทึกไว้เป็นข้อค้าง และห้าม dev เลือกทางใดทางหนึ่งเองระหว่าง implement</w:t>
+        <w:t xml:space="preserve"> / </w:t>
+      </w:r>
+      <w:r>
+        <w:rPr>
+          <w:rFonts w:ascii="Courier New" w:hAnsi="Courier New" w:eastAsia="Courier New" w:cs="Tahoma"/>
+        </w:rPr>
+        <w:t>Workflow design</w:t>
+      </w:r>
+      <w:r>
+        <w:t xml:space="preserve"> / </w:t>
+      </w:r>
+      <w:r>
+        <w:rPr>
+          <w:rFonts w:ascii="Courier New" w:hAnsi="Courier New" w:eastAsia="Courier New" w:cs="Tahoma"/>
+        </w:rPr>
+        <w:t>API design</w:t>
+      </w:r>
+      <w:r>
+        <w:t xml:space="preserve"> ซึ่งเป็นแหล่งความจริงของระบบ</w:t>
       </w:r>
     </w:p>
     <w:tbl>
@@ -4970,10 +5627,9 @@
         <w:tblLook w:firstColumn="1" w:firstRow="1" w:lastColumn="0" w:lastRow="0" w:noHBand="0" w:noVBand="1" w:val="04A0"/>
       </w:tblPr>
       <w:tblGrid>
-        <w:gridCol w:w="2520"/>
-        <w:gridCol w:w="2520"/>
-        <w:gridCol w:w="2520"/>
-        <w:gridCol w:w="2520"/>
+        <w:gridCol w:w="3360"/>
+        <w:gridCol w:w="3360"/>
+        <w:gridCol w:w="3360"/>
       </w:tblGrid>
       <w:tr>
         <w:trPr>
@@ -4981,7 +5637,7 @@
         </w:trPr>
         <w:tc>
           <w:tcPr>
-            <w:tcW w:type="dxa" w:w="2520"/>
+            <w:tcW w:type="dxa" w:w="3360"/>
             <w:vAlign w:val="center"/>
             <w:shd w:fill="E8EEF5"/>
           </w:tcPr>
@@ -4997,13 +5653,13 @@
                 <w:b/>
                 <w:sz w:val="18"/>
               </w:rPr>
-              <w:t>ข้อค้าง</w:t>
+              <w:t>เรื่อง</w:t>
             </w:r>
           </w:p>
         </w:tc>
         <w:tc>
           <w:tcPr>
-            <w:tcW w:type="dxa" w:w="2520"/>
+            <w:tcW w:type="dxa" w:w="3360"/>
             <w:vAlign w:val="center"/>
             <w:shd w:fill="E8EEF5"/>
           </w:tcPr>
@@ -5019,13 +5675,13 @@
                 <w:b/>
                 <w:sz w:val="18"/>
               </w:rPr>
-              <w:t>ทางเลือก A</w:t>
+              <w:t>ข้อกำหนดที่ต้องทำตาม</w:t>
             </w:r>
           </w:p>
         </w:tc>
         <w:tc>
           <w:tcPr>
-            <w:tcW w:type="dxa" w:w="2520"/>
+            <w:tcW w:type="dxa" w:w="3360"/>
             <w:vAlign w:val="center"/>
             <w:shd w:fill="E8EEF5"/>
           </w:tcPr>
@@ -5041,29 +5697,7 @@
                 <w:b/>
                 <w:sz w:val="18"/>
               </w:rPr>
-              <w:t>ทางเลือก B</w:t>
-            </w:r>
-          </w:p>
-        </w:tc>
-        <w:tc>
-          <w:tcPr>
-            <w:tcW w:type="dxa" w:w="2520"/>
-            <w:vAlign w:val="center"/>
-            <w:shd w:fill="E8EEF5"/>
-          </w:tcPr>
-          <w:p>
-            <w:pPr>
-              <w:keepLines/>
-              <w:spacing w:after="0"/>
-            </w:pPr>
-            <w:r/>
-            <w:r>
-              <w:rPr>
-                <w:rFonts w:ascii="Arial" w:hAnsi="Arial" w:eastAsia="Arial" w:cs="Tahoma"/>
-                <w:b/>
-                <w:sz w:val="18"/>
-              </w:rPr>
-              <w:t>สถานะ</w:t>
+              <w:t>ที่มา / เหตุผล</w:t>
             </w:r>
           </w:p>
         </w:tc>
@@ -5074,7 +5708,7 @@
         </w:trPr>
         <w:tc>
           <w:tcPr>
-            <w:tcW w:type="dxa" w:w="2520"/>
+            <w:tcW w:type="dxa" w:w="3360"/>
             <w:vAlign w:val="center"/>
           </w:tcPr>
           <w:p>
@@ -5090,13 +5724,6 @@
             </w:r>
             <w:r>
               <w:rPr>
-                <w:rFonts w:ascii="Arial" w:hAnsi="Arial" w:eastAsia="Arial" w:cs="Tahoma"/>
-                <w:sz w:val="18"/>
-              </w:rPr>
-              <w:t xml:space="preserve">DP-4 ✅ ปิดแล้ว 2026-08-24 · </w:t>
-            </w:r>
-            <w:r>
-              <w:rPr>
                 <w:rFonts w:ascii="Courier New" w:hAnsi="Courier New" w:eastAsia="Courier New" w:cs="Tahoma"/>
                 <w:sz w:val="18"/>
               </w:rPr>
@@ -5106,7 +5733,7 @@
         </w:tc>
         <w:tc>
           <w:tcPr>
-            <w:tcW w:type="dxa" w:w="2520"/>
+            <w:tcW w:type="dxa" w:w="3360"/>
             <w:vAlign w:val="center"/>
           </w:tcPr>
           <w:p>
@@ -5123,15 +5750,23 @@
             <w:r>
               <w:rPr>
                 <w:rFonts w:ascii="Arial" w:hAnsi="Arial" w:eastAsia="Arial" w:cs="Tahoma"/>
-                <w:sz w:val="18"/>
-              </w:rPr>
-              <w:t>reuse ตารางเดิมแบบอ่านอย่างเดียว — ระบบ SBP เดิมนำเข้าให้แล้ว</w:t>
+                <w:b/>
+                <w:sz w:val="18"/>
+              </w:rPr>
+              <w:t>ไม่มีอะไรต้อง migrate</w:t>
+            </w:r>
+            <w:r>
+              <w:rPr>
+                <w:rFonts w:ascii="Arial" w:hAnsi="Arial" w:eastAsia="Arial" w:cs="Tahoma"/>
+                <w:sz w:val="18"/>
+              </w:rPr>
+              <w:t xml:space="preserve"> — SGI อ่านตารางเดิมอย่างเดียว ไม่ต้อง dedup/backfill</w:t>
             </w:r>
           </w:p>
         </w:tc>
         <w:tc>
           <w:tcPr>
-            <w:tcW w:type="dxa" w:w="2520"/>
+            <w:tcW w:type="dxa" w:w="3360"/>
             <w:vAlign w:val="center"/>
           </w:tcPr>
           <w:p>
@@ -5150,47 +5785,7 @@
                 <w:rFonts w:ascii="Arial" w:hAnsi="Arial" w:eastAsia="Arial" w:cs="Tahoma"/>
                 <w:sz w:val="18"/>
               </w:rPr>
-              <w:t>สร้างตารางของ SBPGI แล้วโหลดใหม่ — ตกไป</w:t>
-            </w:r>
-          </w:p>
-        </w:tc>
-        <w:tc>
-          <w:tcPr>
-            <w:tcW w:type="dxa" w:w="2520"/>
-            <w:vAlign w:val="center"/>
-          </w:tcPr>
-          <w:p>
-            <w:pPr>
-              <w:keepLines/>
-              <w:spacing w:after="0"/>
-            </w:pPr>
-            <w:r>
-              <w:rPr>
-                <w:rFonts w:ascii="Arial" w:hAnsi="Arial" w:eastAsia="Arial" w:cs="Tahoma"/>
-                <w:sz w:val="18"/>
-              </w:rPr>
-            </w:r>
-            <w:r>
-              <w:rPr>
-                <w:rFonts w:ascii="Arial" w:hAnsi="Arial" w:eastAsia="Arial" w:cs="Tahoma"/>
-                <w:sz w:val="18"/>
-              </w:rPr>
-              <w:t xml:space="preserve">✅ </w:t>
-            </w:r>
-            <w:r>
-              <w:rPr>
-                <w:rFonts w:ascii="Arial" w:hAnsi="Arial" w:eastAsia="Arial" w:cs="Tahoma"/>
-                <w:b/>
-                <w:sz w:val="18"/>
-              </w:rPr>
-              <w:t>ไม่มีอะไรต้อง migrate</w:t>
-            </w:r>
-            <w:r>
-              <w:rPr>
-                <w:rFonts w:ascii="Arial" w:hAnsi="Arial" w:eastAsia="Arial" w:cs="Tahoma"/>
-                <w:sz w:val="18"/>
-              </w:rPr>
-              <w:t xml:space="preserve"> — SBPGI อ่านอย่างเดียว ไม่ต้อง dedup/backfill (ตัด Job 1 พร้อมกัน)</w:t>
+              <w:t>ระบบ SBP เดิมนำเข้าให้แล้ว (ปิด 2026-08-24 · ตัด Job 1)</w:t>
             </w:r>
           </w:p>
         </w:tc>
@@ -5201,7 +5796,7 @@
         </w:trPr>
         <w:tc>
           <w:tcPr>
-            <w:tcW w:type="dxa" w:w="2520"/>
+            <w:tcW w:type="dxa" w:w="3360"/>
             <w:vAlign w:val="center"/>
           </w:tcPr>
           <w:p>
@@ -5220,13 +5815,13 @@
                 <w:rFonts w:ascii="Arial" w:hAnsi="Arial" w:eastAsia="Arial" w:cs="Tahoma"/>
                 <w:sz w:val="18"/>
               </w:rPr>
-              <w:t>DP-3 ✅ ตัดสินแล้ว 2026-08-10 = ทางเลือกที่ 3</w:t>
+              <w:t>ร้าน SP</w:t>
             </w:r>
           </w:p>
         </w:tc>
         <w:tc>
           <w:tcPr>
-            <w:tcW w:type="dxa" w:w="2520"/>
+            <w:tcW w:type="dxa" w:w="3360"/>
             <w:vAlign w:val="center"/>
           </w:tcPr>
           <w:p>
@@ -5245,13 +5840,20 @@
                 <w:rFonts w:ascii="Arial" w:hAnsi="Arial" w:eastAsia="Arial" w:cs="Tahoma"/>
                 <w:sz w:val="18"/>
               </w:rPr>
-              <w:t>view (ไม่มีอะไรให้ migrate)</w:t>
+              <w:t xml:space="preserve">migrate เฉพาะร้านที่เคยเข้ารอบชดเชยเข้ามาเป็น snapshot ใน </w:t>
+            </w:r>
+            <w:r>
+              <w:rPr>
+                <w:rFonts w:ascii="Courier New" w:hAnsi="Courier New" w:eastAsia="Courier New" w:cs="Tahoma"/>
+                <w:sz w:val="18"/>
+              </w:rPr>
+              <w:t>sgi_impacted_stores</w:t>
             </w:r>
           </w:p>
         </w:tc>
         <w:tc>
           <w:tcPr>
-            <w:tcW w:type="dxa" w:w="2520"/>
+            <w:tcW w:type="dxa" w:w="3360"/>
             <w:vAlign w:val="center"/>
           </w:tcPr>
           <w:p>
@@ -5270,32 +5872,7 @@
                 <w:rFonts w:ascii="Arial" w:hAnsi="Arial" w:eastAsia="Arial" w:cs="Tahoma"/>
                 <w:sz w:val="18"/>
               </w:rPr>
-              <w:t>ตาราง snapshot (ต้อง migrate + sync job)</w:t>
-            </w:r>
-          </w:p>
-        </w:tc>
-        <w:tc>
-          <w:tcPr>
-            <w:tcW w:type="dxa" w:w="2520"/>
-            <w:vAlign w:val="center"/>
-          </w:tcPr>
-          <w:p>
-            <w:pPr>
-              <w:keepLines/>
-              <w:spacing w:after="0"/>
-            </w:pPr>
-            <w:r>
-              <w:rPr>
-                <w:rFonts w:ascii="Arial" w:hAnsi="Arial" w:eastAsia="Arial" w:cs="Tahoma"/>
-                <w:sz w:val="18"/>
-              </w:rPr>
-            </w:r>
-            <w:r>
-              <w:rPr>
-                <w:rFonts w:ascii="Arial" w:hAnsi="Arial" w:eastAsia="Arial" w:cs="Tahoma"/>
-                <w:sz w:val="18"/>
-              </w:rPr>
-              <w:t>✅ ตัดสินแล้ว — migrate เฉพาะร้านที่เคยเข้ารอบชดเชยเป็น snapshot</w:t>
+              <w:t>กันเอกสารย้อนหลังอ่านไม่ได้เมื่อร้านถูกยกเลิก (ตัดสิน 2026-08-10)</w:t>
             </w:r>
           </w:p>
         </w:tc>
@@ -5306,7 +5883,7 @@
         </w:trPr>
         <w:tc>
           <w:tcPr>
-            <w:tcW w:type="dxa" w:w="2520"/>
+            <w:tcW w:type="dxa" w:w="3360"/>
             <w:vAlign w:val="center"/>
           </w:tcPr>
           <w:p>
@@ -5322,23 +5899,23 @@
             </w:r>
             <w:r>
               <w:rPr>
-                <w:rFonts w:ascii="Arial" w:hAnsi="Arial" w:eastAsia="Arial" w:cs="Tahoma"/>
-                <w:sz w:val="18"/>
-              </w:rPr>
-              <w:t xml:space="preserve">DP-1 · </w:t>
-            </w:r>
-            <w:r>
-              <w:rPr>
                 <w:rFonts w:ascii="Courier New" w:hAnsi="Courier New" w:eastAsia="Courier New" w:cs="Tahoma"/>
                 <w:sz w:val="18"/>
               </w:rPr>
               <w:t>reference_id</w:t>
+            </w:r>
+            <w:r>
+              <w:rPr>
+                <w:rFonts w:ascii="Arial" w:hAnsi="Arial" w:eastAsia="Arial" w:cs="Tahoma"/>
+                <w:sz w:val="18"/>
+              </w:rPr>
+              <w:t xml:space="preserve"> ของ workflow</w:t>
             </w:r>
           </w:p>
         </w:tc>
         <w:tc>
           <w:tcPr>
-            <w:tcW w:type="dxa" w:w="2520"/>
+            <w:tcW w:type="dxa" w:w="3360"/>
             <w:vAlign w:val="center"/>
           </w:tcPr>
           <w:p>
@@ -5354,23 +5931,31 @@
             </w:r>
             <w:r>
               <w:rPr>
-                <w:rFonts w:ascii="Courier New" w:hAnsi="Courier New" w:eastAsia="Courier New" w:cs="Tahoma"/>
-                <w:sz w:val="18"/>
-              </w:rPr>
-              <w:t>doc_no</w:t>
-            </w:r>
-            <w:r>
-              <w:rPr>
-                <w:rFonts w:ascii="Arial" w:hAnsi="Arial" w:eastAsia="Arial" w:cs="Tahoma"/>
-                <w:sz w:val="18"/>
-              </w:rPr>
-              <w:t xml:space="preserve"> — ตกไป</w:t>
+                <w:rFonts w:ascii="Arial" w:hAnsi="Arial" w:eastAsia="Arial" w:cs="Tahoma"/>
+                <w:sz w:val="18"/>
+              </w:rPr>
+              <w:t xml:space="preserve">ตอน backfill ให้ผูกด้วย </w:t>
+            </w:r>
+            <w:r>
+              <w:rPr>
+                <w:rFonts w:ascii="Arial" w:hAnsi="Arial" w:eastAsia="Arial" w:cs="Tahoma"/>
+                <w:b/>
+                <w:sz w:val="18"/>
+              </w:rPr>
+              <w:t>`sgi_compensation_documents.id`</w:t>
+            </w:r>
+            <w:r>
+              <w:rPr>
+                <w:rFonts w:ascii="Arial" w:hAnsi="Arial" w:eastAsia="Arial" w:cs="Tahoma"/>
+                <w:sz w:val="18"/>
+              </w:rPr>
+              <w:t xml:space="preserve"> (ส่งเป็น string)</w:t>
             </w:r>
           </w:p>
         </w:tc>
         <w:tc>
           <w:tcPr>
-            <w:tcW w:type="dxa" w:w="2520"/>
+            <w:tcW w:type="dxa" w:w="3360"/>
             <w:vAlign w:val="center"/>
           </w:tcPr>
           <w:p>
@@ -5387,70 +5972,9 @@
             <w:r>
               <w:rPr>
                 <w:rFonts w:ascii="Arial" w:hAnsi="Arial" w:eastAsia="Arial" w:cs="Tahoma"/>
-                <w:b/>
-                <w:sz w:val="18"/>
-              </w:rPr>
-              <w:t>เลือก surrogate id</w:t>
-            </w:r>
-            <w:r>
-              <w:rPr>
-                <w:rFonts w:ascii="Arial" w:hAnsi="Arial" w:eastAsia="Arial" w:cs="Tahoma"/>
-                <w:sz w:val="18"/>
-              </w:rPr>
-              <w:t xml:space="preserve"> (</w:t>
-            </w:r>
-            <w:r>
-              <w:rPr>
-                <w:rFonts w:ascii="Courier New" w:hAnsi="Courier New" w:eastAsia="Courier New" w:cs="Tahoma"/>
-                <w:sz w:val="18"/>
-              </w:rPr>
-              <w:t>compensation_documents.id</w:t>
-            </w:r>
-            <w:r>
-              <w:rPr>
-                <w:rFonts w:ascii="Arial" w:hAnsi="Arial" w:eastAsia="Arial" w:cs="Tahoma"/>
-                <w:sz w:val="18"/>
-              </w:rPr>
-              <w:t xml:space="preserve"> · ส่งเป็น string เพราะ </w:t>
-            </w:r>
-            <w:r>
-              <w:rPr>
-                <w:rFonts w:ascii="Courier New" w:hAnsi="Courier New" w:eastAsia="Courier New" w:cs="Tahoma"/>
-                <w:sz w:val="18"/>
-              </w:rPr>
-              <w:t>reference_id</w:t>
-            </w:r>
-            <w:r>
-              <w:rPr>
-                <w:rFonts w:ascii="Arial" w:hAnsi="Arial" w:eastAsia="Arial" w:cs="Tahoma"/>
-                <w:sz w:val="18"/>
-              </w:rPr>
-              <w:t xml:space="preserve"> เป็น varchar(255))</w:t>
-            </w:r>
-          </w:p>
-        </w:tc>
-        <w:tc>
-          <w:tcPr>
-            <w:tcW w:type="dxa" w:w="2520"/>
-            <w:vAlign w:val="center"/>
-          </w:tcPr>
-          <w:p>
-            <w:pPr>
-              <w:keepLines/>
-              <w:spacing w:after="0"/>
-            </w:pPr>
-            <w:r>
-              <w:rPr>
-                <w:rFonts w:ascii="Arial" w:hAnsi="Arial" w:eastAsia="Arial" w:cs="Tahoma"/>
-                <w:sz w:val="18"/>
-              </w:rPr>
-            </w:r>
-            <w:r>
-              <w:rPr>
-                <w:rFonts w:ascii="Arial" w:hAnsi="Arial" w:eastAsia="Arial" w:cs="Tahoma"/>
-                <w:sz w:val="18"/>
-              </w:rPr>
-              <w:t>✅ ปิดแล้ว 2026-08-17 — ยืนยันตามระบบเดิม</w:t>
+                <w:sz w:val="18"/>
+              </w:rPr>
+              <w:t>ตรงกับสัญญาของ engine (varchar(255)) และแพตเทิร์นของระบบเดิม (ปิด 2026-08-17)</w:t>
             </w:r>
           </w:p>
         </w:tc>
@@ -5461,7 +5985,7 @@
         </w:trPr>
         <w:tc>
           <w:tcPr>
-            <w:tcW w:type="dxa" w:w="2520"/>
+            <w:tcW w:type="dxa" w:w="3360"/>
             <w:vAlign w:val="center"/>
           </w:tcPr>
           <w:p>
@@ -5480,13 +6004,13 @@
                 <w:rFonts w:ascii="Arial" w:hAnsi="Arial" w:eastAsia="Arial" w:cs="Tahoma"/>
                 <w:sz w:val="18"/>
               </w:rPr>
-              <w:t>DP-11 · ตัวเลขเงินประกันรายได้</w:t>
+              <w:t>ลำดับการ import</w:t>
             </w:r>
           </w:p>
         </w:tc>
         <w:tc>
           <w:tcPr>
-            <w:tcW w:type="dxa" w:w="2520"/>
+            <w:tcW w:type="dxa" w:w="3360"/>
             <w:vAlign w:val="center"/>
           </w:tcPr>
           <w:p>
@@ -5505,13 +6029,55 @@
                 <w:rFonts w:ascii="Arial" w:hAnsi="Arial" w:eastAsia="Arial" w:cs="Tahoma"/>
                 <w:sz w:val="18"/>
               </w:rPr>
-              <w:t>SBPGI เป็นต้นทาง</w:t>
+              <w:t>master โซน C → โซน A (</w:t>
+            </w:r>
+            <w:r>
+              <w:rPr>
+                <w:rFonts w:ascii="Courier New" w:hAnsi="Courier New" w:eastAsia="Courier New" w:cs="Tahoma"/>
+                <w:sz w:val="18"/>
+              </w:rPr>
+              <w:t>sgi_fgi_impact_processes</w:t>
+            </w:r>
+            <w:r>
+              <w:rPr>
+                <w:rFonts w:ascii="Arial" w:hAnsi="Arial" w:eastAsia="Arial" w:cs="Tahoma"/>
+                <w:sz w:val="18"/>
+              </w:rPr>
+              <w:t xml:space="preserve"> ก่อนลูกทั้งหมด) → โซน B (</w:t>
+            </w:r>
+            <w:r>
+              <w:rPr>
+                <w:rFonts w:ascii="Courier New" w:hAnsi="Courier New" w:eastAsia="Courier New" w:cs="Tahoma"/>
+                <w:sz w:val="18"/>
+              </w:rPr>
+              <w:t>sgi_compensation_documents</w:t>
+            </w:r>
+            <w:r>
+              <w:rPr>
+                <w:rFonts w:ascii="Arial" w:hAnsi="Arial" w:eastAsia="Arial" w:cs="Tahoma"/>
+                <w:sz w:val="18"/>
+              </w:rPr>
+              <w:t xml:space="preserve"> ก่อน </w:t>
+            </w:r>
+            <w:r>
+              <w:rPr>
+                <w:rFonts w:ascii="Courier New" w:hAnsi="Courier New" w:eastAsia="Courier New" w:cs="Tahoma"/>
+                <w:sz w:val="18"/>
+              </w:rPr>
+              <w:t>sgi_document_*</w:t>
+            </w:r>
+            <w:r>
+              <w:rPr>
+                <w:rFonts w:ascii="Arial" w:hAnsi="Arial" w:eastAsia="Arial" w:cs="Tahoma"/>
+                <w:sz w:val="18"/>
+              </w:rPr>
+              <w:t>) → เปิด workflow ผ่าน engine เป็นขั้นสุดท้าย</w:t>
             </w:r>
           </w:p>
         </w:tc>
         <w:tc>
           <w:tcPr>
-            <w:tcW w:type="dxa" w:w="2520"/>
+            <w:tcW w:type="dxa" w:w="3360"/>
             <w:vAlign w:val="center"/>
           </w:tcPr>
           <w:p>
@@ -5527,147 +6093,24 @@
             </w:r>
             <w:r>
               <w:rPr>
+                <w:rFonts w:ascii="Arial" w:hAnsi="Arial" w:eastAsia="Arial" w:cs="Tahoma"/>
+                <w:sz w:val="18"/>
+              </w:rPr>
+              <w:t xml:space="preserve">FK ของโซน B ชี้กลับโซน A และตารางลูกทั้ง 6 FK ไป </w:t>
+            </w:r>
+            <w:r>
+              <w:rPr>
                 <w:rFonts w:ascii="Courier New" w:hAnsi="Courier New" w:eastAsia="Courier New" w:cs="Tahoma"/>
                 <w:sz w:val="18"/>
               </w:rPr>
-              <w:t>fr_store_insure</w:t>
-            </w:r>
-            <w:r>
-              <w:rPr>
-                <w:rFonts w:ascii="Arial" w:hAnsi="Arial" w:eastAsia="Arial" w:cs="Tahoma"/>
-                <w:sz w:val="18"/>
-              </w:rPr>
-              <w:t xml:space="preserve"> ยังคีย์มือ</w:t>
-            </w:r>
-          </w:p>
-        </w:tc>
-        <w:tc>
-          <w:tcPr>
-            <w:tcW w:type="dxa" w:w="2520"/>
-            <w:vAlign w:val="center"/>
-          </w:tcPr>
-          <w:p>
-            <w:pPr>
-              <w:keepLines/>
-              <w:spacing w:after="0"/>
-            </w:pPr>
-            <w:r>
-              <w:rPr>
-                <w:rFonts w:ascii="Arial" w:hAnsi="Arial" w:eastAsia="Arial" w:cs="Tahoma"/>
-                <w:sz w:val="18"/>
-              </w:rPr>
-            </w:r>
-            <w:r>
-              <w:rPr>
-                <w:rFonts w:ascii="Arial" w:hAnsi="Arial" w:eastAsia="Arial" w:cs="Tahoma"/>
-                <w:sz w:val="18"/>
-              </w:rPr>
-              <w:t>ยังไม่ตัดสิน (เป็นคำถามเชิงธุรกิจ)</w:t>
-            </w:r>
-          </w:p>
-        </w:tc>
-      </w:tr>
-      <w:tr>
-        <w:trPr>
-          <w:cantSplit/>
-        </w:trPr>
-        <w:tc>
-          <w:tcPr>
-            <w:tcW w:type="dxa" w:w="2520"/>
-            <w:vAlign w:val="center"/>
-          </w:tcPr>
-          <w:p>
-            <w:pPr>
-              <w:keepLines/>
-              <w:spacing w:after="0"/>
-            </w:pPr>
-            <w:r>
-              <w:rPr>
-                <w:rFonts w:ascii="Arial" w:hAnsi="Arial" w:eastAsia="Arial" w:cs="Tahoma"/>
-                <w:sz w:val="18"/>
-              </w:rPr>
-            </w:r>
-            <w:r>
-              <w:rPr>
-                <w:rFonts w:ascii="Arial" w:hAnsi="Arial" w:eastAsia="Arial" w:cs="Tahoma"/>
-                <w:sz w:val="18"/>
-              </w:rPr>
-              <w:t>retention/purge ของเอกสารเก่า</w:t>
-            </w:r>
-          </w:p>
-        </w:tc>
-        <w:tc>
-          <w:tcPr>
-            <w:tcW w:type="dxa" w:w="2520"/>
-            <w:vAlign w:val="center"/>
-          </w:tcPr>
-          <w:p>
-            <w:pPr>
-              <w:keepLines/>
-              <w:spacing w:after="0"/>
-            </w:pPr>
-            <w:r>
-              <w:rPr>
-                <w:rFonts w:ascii="Arial" w:hAnsi="Arial" w:eastAsia="Arial" w:cs="Tahoma"/>
-                <w:sz w:val="18"/>
-              </w:rPr>
-            </w:r>
-            <w:r>
-              <w:rPr>
-                <w:rFonts w:ascii="Arial" w:hAnsi="Arial" w:eastAsia="Arial" w:cs="Tahoma"/>
-                <w:sz w:val="18"/>
-              </w:rPr>
-              <w:t>ย้ายทั้งหมด</w:t>
-            </w:r>
-          </w:p>
-        </w:tc>
-        <w:tc>
-          <w:tcPr>
-            <w:tcW w:type="dxa" w:w="2520"/>
-            <w:vAlign w:val="center"/>
-          </w:tcPr>
-          <w:p>
-            <w:pPr>
-              <w:keepLines/>
-              <w:spacing w:after="0"/>
-            </w:pPr>
-            <w:r>
-              <w:rPr>
-                <w:rFonts w:ascii="Arial" w:hAnsi="Arial" w:eastAsia="Arial" w:cs="Tahoma"/>
-                <w:sz w:val="18"/>
-              </w:rPr>
-            </w:r>
-            <w:r>
-              <w:rPr>
-                <w:rFonts w:ascii="Arial" w:hAnsi="Arial" w:eastAsia="Arial" w:cs="Tahoma"/>
-                <w:sz w:val="18"/>
-              </w:rPr>
-              <w:t>ย้ายเฉพาะช่วงปีที่ตกลง แล้ว archive ที่เหลือ</w:t>
-            </w:r>
-          </w:p>
-        </w:tc>
-        <w:tc>
-          <w:tcPr>
-            <w:tcW w:type="dxa" w:w="2520"/>
-            <w:vAlign w:val="center"/>
-          </w:tcPr>
-          <w:p>
-            <w:pPr>
-              <w:keepLines/>
-              <w:spacing w:after="0"/>
-            </w:pPr>
-            <w:r>
-              <w:rPr>
-                <w:rFonts w:ascii="Arial" w:hAnsi="Arial" w:eastAsia="Arial" w:cs="Tahoma"/>
-                <w:sz w:val="18"/>
-              </w:rPr>
-            </w:r>
-            <w:r>
-              <w:rPr>
-                <w:rFonts w:ascii="Arial" w:hAnsi="Arial" w:eastAsia="Arial" w:cs="Tahoma"/>
-                <w:sz w:val="18"/>
-              </w:rPr>
-              <w:t>ยังไม่ตัดสิน · ระบบเดิมมี ListDocumentsPendingRemoval แต่โครงใหม่ยังไม่มี data retention plan</w:t>
+              <w:t>doc_no</w:t>
+            </w:r>
+            <w:r>
+              <w:rPr>
+                <w:rFonts w:ascii="Arial" w:hAnsi="Arial" w:eastAsia="Arial" w:cs="Tahoma"/>
+                <w:sz w:val="18"/>
+              </w:rPr>
+              <w:t xml:space="preserve"> แบบ NOT NULL</w:t>
             </w:r>
           </w:p>
         </w:tc>
@@ -5905,7 +6348,7 @@
                 <w:rFonts w:ascii="Arial" w:hAnsi="Arial" w:eastAsia="Arial" w:cs="Tahoma"/>
                 <w:sz w:val="18"/>
               </w:rPr>
-              <w:t>20 target tables (โซน A/B/C); workflow_transaction / workflow_approver / workflow_history (sps_store)</w:t>
+              <w:t>20 target tables (โซน A/B/C)</w:t>
             </w:r>
           </w:p>
         </w:tc>
@@ -6079,7 +6522,7 @@
                 <w:rFonts w:ascii="Arial" w:hAnsi="Arial" w:eastAsia="Arial" w:cs="Tahoma"/>
                 <w:sz w:val="18"/>
               </w:rPr>
-              <w:t>ออกแบบการย้ายข้อมูลจากระบบเดิม (Oracle FCS_FRN ฝั่ง FGI/FCS + SQL Server CPA_FRN_FGI ฝั่ง K2) เข้าสู่ target schema ของ SBPGI พร้อมแผน cutover, reconcile และ rollback</w:t>
+              <w:t>ออกแบบการย้ายข้อมูลจากระบบเดิม (Oracle FCS_FRN ฝั่ง FGI/FCS + SQL Server CPA_FRN_FGI ฝั่ง K2) เข้าสู่ target schema ของ SGI พร้อมแผน cutover, reconcile และ rollback</w:t>
             </w:r>
           </w:p>
         </w:tc>
@@ -7199,7 +7642,7 @@
         <w:t>sps_store.workflow_*</w:t>
       </w:r>
       <w:r>
-        <w:t xml:space="preserve"> (13 ตาราง) เป็นของ lib — SBPGI </w:t>
+        <w:t xml:space="preserve"> (13 ตาราง) เป็นของ lib — SGI </w:t>
       </w:r>
       <w:r>
         <w:rPr>
@@ -7244,7 +7687,7 @@
         <w:keepLines/>
       </w:pPr>
       <w:r>
-        <w:t>unit test ต้อง mock engine และครอบอย่างน้อย: เรียกสำเร็จ · engine โยน error แล้ว rollback ฝั่ง SBPGI ครบ · เรียกซ้ำด้วย referenceId เดิมไม่เกิดผลซ้ำ</w:t>
+        <w:t>unit test ต้อง mock engine และครอบอย่างน้อย: เรียกสำเร็จ · engine โยน error แล้ว rollback ฝั่ง SGI ครบ · เรียกซ้ำด้วย referenceId เดิมไม่เกิดผลซ้ำ</w:t>
       </w:r>
     </w:p>
     <w:p>
@@ -7913,7 +8356,7 @@
         <w:t>เอกสารฉบับนี้ไม่มี endpoint ของตัวเอง</w:t>
       </w:r>
       <w:r>
-        <w:t xml:space="preserve"> — เป็นสัญญา/งานภายในที่เอกสารอื่นเรียกใช้ (ดูขอบเขตใน 5.90 Endpoint Implementation Contract) · รายการ endpoint ทั้ง 29 เส้นของ SBPGI อยู่ที่ </w:t>
+        <w:t xml:space="preserve"> — เป็นสัญญา/งานภายในที่เอกสารอื่นเรียกใช้ (ดูขอบเขตใน 5.90 Endpoint Implementation Contract) · รายการ endpoint ทั้ง 29 เส้นของ SGI อยู่ที่ </w:t>
       </w:r>
       <w:r>
         <w:rPr>
@@ -8323,7 +8766,7 @@
                 <w:rFonts w:ascii="Arial" w:hAnsi="Arial" w:eastAsia="Arial" w:cs="Tahoma"/>
                 <w:sz w:val="18"/>
               </w:rPr>
-              <w:t>W</w:t>
+              <w:t>W (ผ่าน lib)</w:t>
             </w:r>
           </w:p>
         </w:tc>
@@ -8348,7 +8791,22 @@
                 <w:rFonts w:ascii="Arial" w:hAnsi="Arial" w:eastAsia="Arial" w:cs="Tahoma"/>
                 <w:sz w:val="18"/>
               </w:rPr>
-              <w:t>เปิด transaction ให้เอกสารที่ยังไม่จบ flow</w:t>
+              <w:t xml:space="preserve">เปิด transaction ให้เอกสารที่ยังไม่จบ flow ด้วย initializeWorkflow() + addPreApprover() — </w:t>
+            </w:r>
+            <w:r>
+              <w:rPr>
+                <w:rFonts w:ascii="Arial" w:hAnsi="Arial" w:eastAsia="Arial" w:cs="Tahoma"/>
+                <w:b/>
+                <w:sz w:val="18"/>
+              </w:rPr>
+              <w:t>ห้าม INSERT ตรง</w:t>
+            </w:r>
+            <w:r>
+              <w:rPr>
+                <w:rFonts w:ascii="Arial" w:hAnsi="Arial" w:eastAsia="Arial" w:cs="Tahoma"/>
+                <w:sz w:val="18"/>
+              </w:rPr>
+              <w:t xml:space="preserve"> แม้เป็นสคริปต์ย้ายข้อมูล</w:t>
             </w:r>
           </w:p>
         </w:tc>
@@ -8992,7 +9450,7 @@
         <w:keepLines/>
       </w:pPr>
       <w:r>
-        <w:t>ไม่มี doc_no ซ้ำ และ document_running_numbers ต่อปีตรงกับเลขสูงสุดที่ย้ายมา</w:t>
+        <w:t>ไม่มี doc_no ซ้ำ และ sgi_document_running_numbers ต่อปีตรงกับเลขสูงสุดที่ย้ายมา</w:t>
       </w:r>
     </w:p>
     <w:p>
